--- a/Dokumentacija/EduShare-Dokumentacija.docx
+++ b/Dokumentacija/EduShare-Dokumentacija.docx
@@ -835,10 +835,10 @@
       <w:r>
         <w:lastRenderedPageBreak/>
         <w:drawing>
-          <wp:inline distT="0" distB="0" distL="0" distR="0" wp14:anchorId="3F2C3B27" wp14:editId="0E08EA81">
-            <wp:extent cx="5486400" cy="3040380"/>
-            <wp:effectExtent l="0" t="0" r="0" b="7620"/>
-            <wp:docPr id="1860889391" name="Picture 1"/>
+          <wp:inline distT="0" distB="0" distL="0" distR="0" wp14:anchorId="7B443789" wp14:editId="1059A815">
+            <wp:extent cx="5486400" cy="3189605"/>
+            <wp:effectExtent l="0" t="0" r="0" b="0"/>
+            <wp:docPr id="482398413" name="Picture 1"/>
             <wp:cNvGraphicFramePr>
               <a:graphicFrameLocks xmlns:a="http://schemas.openxmlformats.org/drawingml/2006/main" noChangeAspect="1"/>
             </wp:cNvGraphicFramePr>
@@ -846,7 +846,7 @@
               <a:graphicData uri="http://schemas.openxmlformats.org/drawingml/2006/picture">
                 <pic:pic xmlns:pic="http://schemas.openxmlformats.org/drawingml/2006/picture">
                   <pic:nvPicPr>
-                    <pic:cNvPr id="1860889391" name=""/>
+                    <pic:cNvPr id="482398413" name=""/>
                     <pic:cNvPicPr/>
                   </pic:nvPicPr>
                   <pic:blipFill>
@@ -858,7 +858,7 @@
                   <pic:spPr>
                     <a:xfrm>
                       <a:off x="0" y="0"/>
-                      <a:ext cx="5486400" cy="3040380"/>
+                      <a:ext cx="5486400" cy="3189605"/>
                     </a:xfrm>
                     <a:prstGeom prst="rect">
                       <a:avLst/>

--- a/Dokumentacija/EduShare-Dokumentacija.docx
+++ b/Dokumentacija/EduShare-Dokumentacija.docx
@@ -7,6 +7,8 @@
         <w:pStyle w:val="NormalWeb"/>
         <w:rPr>
           <w:rFonts w:eastAsia="Times New Roman"/>
+          <w:sz w:val="20"/>
+          <w:szCs w:val="20"/>
         </w:rPr>
       </w:pPr>
     </w:p>
@@ -15,15 +17,15 @@
         <w:spacing w:after="0" w:line="240" w:lineRule="auto"/>
         <w:rPr>
           <w:rFonts w:ascii="Times New Roman" w:eastAsia="Times New Roman" w:hAnsi="Times New Roman" w:cs="Times New Roman"/>
-          <w:sz w:val="24"/>
-          <w:szCs w:val="24"/>
+          <w:sz w:val="20"/>
+          <w:szCs w:val="20"/>
         </w:rPr>
       </w:pPr>
       <w:r>
         <w:rPr>
           <w:rFonts w:ascii="Times New Roman" w:eastAsia="Times New Roman" w:hAnsi="Times New Roman" w:cs="Times New Roman"/>
-          <w:sz w:val="24"/>
-          <w:szCs w:val="24"/>
+          <w:sz w:val="20"/>
+          <w:szCs w:val="20"/>
         </w:rPr>
         <w:pict w14:anchorId="6FFD5E0D">
           <v:rect id="_x0000_i1025" style="width:0;height:1.5pt" o:hralign="center" o:hrstd="t" o:hr="t" fillcolor="#a0a0a0" stroked="f"/>
@@ -35,95 +37,95 @@
         <w:spacing w:before="100" w:beforeAutospacing="1" w:after="100" w:afterAutospacing="1" w:line="240" w:lineRule="auto"/>
         <w:outlineLvl w:val="0"/>
         <w:rPr>
-          <w:rFonts w:ascii="Times New Roman" w:eastAsia="Times New Roman" w:hAnsi="Times New Roman" w:cs="Times New Roman"/>
+          <w:rFonts w:ascii="Arial" w:eastAsia="Times New Roman" w:hAnsi="Arial" w:cs="Arial"/>
           <w:b/>
           <w:bCs/>
           <w:kern w:val="36"/>
-          <w:sz w:val="48"/>
-          <w:szCs w:val="48"/>
-        </w:rPr>
-      </w:pPr>
-      <w:proofErr w:type="spellStart"/>
-      <w:r>
-        <w:rPr>
-          <w:rFonts w:ascii="Times New Roman" w:eastAsia="Times New Roman" w:hAnsi="Times New Roman" w:cs="Times New Roman"/>
+          <w:sz w:val="40"/>
+          <w:szCs w:val="40"/>
+        </w:rPr>
+      </w:pPr>
+      <w:proofErr w:type="spellStart"/>
+      <w:r>
+        <w:rPr>
+          <w:rFonts w:ascii="Arial" w:eastAsia="Times New Roman" w:hAnsi="Arial" w:cs="Arial"/>
           <w:b/>
           <w:bCs/>
           <w:kern w:val="36"/>
-          <w:sz w:val="48"/>
-          <w:szCs w:val="48"/>
+          <w:sz w:val="40"/>
+          <w:szCs w:val="40"/>
         </w:rPr>
         <w:t>Tehnička</w:t>
       </w:r>
       <w:proofErr w:type="spellEnd"/>
       <w:r>
         <w:rPr>
-          <w:rFonts w:ascii="Times New Roman" w:eastAsia="Times New Roman" w:hAnsi="Times New Roman" w:cs="Times New Roman"/>
+          <w:rFonts w:ascii="Arial" w:eastAsia="Times New Roman" w:hAnsi="Arial" w:cs="Arial"/>
           <w:b/>
           <w:bCs/>
           <w:kern w:val="36"/>
-          <w:sz w:val="48"/>
-          <w:szCs w:val="48"/>
+          <w:sz w:val="40"/>
+          <w:szCs w:val="40"/>
         </w:rPr>
         <w:t xml:space="preserve"> </w:t>
       </w:r>
       <w:proofErr w:type="spellStart"/>
       <w:r>
         <w:rPr>
-          <w:rFonts w:ascii="Times New Roman" w:eastAsia="Times New Roman" w:hAnsi="Times New Roman" w:cs="Times New Roman"/>
+          <w:rFonts w:ascii="Arial" w:eastAsia="Times New Roman" w:hAnsi="Arial" w:cs="Arial"/>
           <w:b/>
           <w:bCs/>
           <w:kern w:val="36"/>
-          <w:sz w:val="48"/>
-          <w:szCs w:val="48"/>
+          <w:sz w:val="40"/>
+          <w:szCs w:val="40"/>
         </w:rPr>
         <w:t>dokumentacija</w:t>
       </w:r>
       <w:proofErr w:type="spellEnd"/>
       <w:r>
         <w:rPr>
-          <w:rFonts w:ascii="Times New Roman" w:eastAsia="Times New Roman" w:hAnsi="Times New Roman" w:cs="Times New Roman"/>
+          <w:rFonts w:ascii="Arial" w:eastAsia="Times New Roman" w:hAnsi="Arial" w:cs="Arial"/>
           <w:b/>
           <w:bCs/>
           <w:kern w:val="36"/>
-          <w:sz w:val="48"/>
-          <w:szCs w:val="48"/>
+          <w:sz w:val="40"/>
+          <w:szCs w:val="40"/>
         </w:rPr>
         <w:t xml:space="preserve">: </w:t>
       </w:r>
       <w:proofErr w:type="spellStart"/>
       <w:r>
         <w:rPr>
-          <w:rFonts w:ascii="Times New Roman" w:eastAsia="Times New Roman" w:hAnsi="Times New Roman" w:cs="Times New Roman"/>
+          <w:rFonts w:ascii="Arial" w:eastAsia="Times New Roman" w:hAnsi="Arial" w:cs="Arial"/>
           <w:b/>
           <w:bCs/>
           <w:kern w:val="36"/>
-          <w:sz w:val="48"/>
-          <w:szCs w:val="48"/>
+          <w:sz w:val="40"/>
+          <w:szCs w:val="40"/>
         </w:rPr>
         <w:t>EduShare</w:t>
       </w:r>
       <w:proofErr w:type="spellEnd"/>
       <w:r>
         <w:rPr>
-          <w:rFonts w:ascii="Times New Roman" w:eastAsia="Times New Roman" w:hAnsi="Times New Roman" w:cs="Times New Roman"/>
+          <w:rFonts w:ascii="Arial" w:eastAsia="Times New Roman" w:hAnsi="Arial" w:cs="Arial"/>
           <w:b/>
           <w:bCs/>
           <w:kern w:val="36"/>
-          <w:sz w:val="48"/>
-          <w:szCs w:val="48"/>
+          <w:sz w:val="40"/>
+          <w:szCs w:val="40"/>
         </w:rPr>
         <w:t xml:space="preserve"> </w:t>
       </w:r>
       <w:proofErr w:type="spellStart"/>
       <w:r>
         <w:rPr>
-          <w:rFonts w:ascii="Times New Roman" w:eastAsia="Times New Roman" w:hAnsi="Times New Roman" w:cs="Times New Roman"/>
+          <w:rFonts w:ascii="Arial" w:eastAsia="Times New Roman" w:hAnsi="Arial" w:cs="Arial"/>
           <w:b/>
           <w:bCs/>
           <w:kern w:val="36"/>
-          <w:sz w:val="48"/>
-          <w:szCs w:val="48"/>
+          <w:sz w:val="40"/>
+          <w:szCs w:val="40"/>
         </w:rPr>
         <w:t>Platforma</w:t>
       </w:r>
@@ -134,53 +136,53 @@
         <w:spacing w:before="100" w:beforeAutospacing="1" w:after="100" w:afterAutospacing="1" w:line="240" w:lineRule="auto"/>
         <w:outlineLvl w:val="1"/>
         <w:rPr>
-          <w:rFonts w:ascii="Times New Roman" w:eastAsia="Times New Roman" w:hAnsi="Times New Roman" w:cs="Times New Roman"/>
+          <w:rFonts w:ascii="Arial" w:eastAsia="Times New Roman" w:hAnsi="Arial" w:cs="Arial"/>
           <w:b/>
           <w:bCs/>
-          <w:sz w:val="36"/>
-          <w:szCs w:val="36"/>
-        </w:rPr>
-      </w:pPr>
-      <w:r>
-        <w:rPr>
-          <w:rFonts w:ascii="Times New Roman" w:eastAsia="Times New Roman" w:hAnsi="Times New Roman" w:cs="Times New Roman"/>
+          <w:sz w:val="28"/>
+          <w:szCs w:val="28"/>
+        </w:rPr>
+      </w:pPr>
+      <w:r>
+        <w:rPr>
+          <w:rFonts w:ascii="Arial" w:eastAsia="Times New Roman" w:hAnsi="Arial" w:cs="Arial"/>
           <w:b/>
           <w:bCs/>
-          <w:sz w:val="36"/>
-          <w:szCs w:val="36"/>
+          <w:sz w:val="28"/>
+          <w:szCs w:val="28"/>
         </w:rPr>
         <w:t xml:space="preserve">1. </w:t>
       </w:r>
       <w:proofErr w:type="spellStart"/>
       <w:r>
         <w:rPr>
-          <w:rFonts w:ascii="Times New Roman" w:eastAsia="Times New Roman" w:hAnsi="Times New Roman" w:cs="Times New Roman"/>
+          <w:rFonts w:ascii="Arial" w:eastAsia="Times New Roman" w:hAnsi="Arial" w:cs="Arial"/>
           <w:b/>
           <w:bCs/>
-          <w:sz w:val="36"/>
-          <w:szCs w:val="36"/>
+          <w:sz w:val="28"/>
+          <w:szCs w:val="28"/>
         </w:rPr>
         <w:t>Pregled</w:t>
       </w:r>
       <w:proofErr w:type="spellEnd"/>
       <w:r>
         <w:rPr>
-          <w:rFonts w:ascii="Times New Roman" w:eastAsia="Times New Roman" w:hAnsi="Times New Roman" w:cs="Times New Roman"/>
+          <w:rFonts w:ascii="Arial" w:eastAsia="Times New Roman" w:hAnsi="Arial" w:cs="Arial"/>
           <w:b/>
           <w:bCs/>
-          <w:sz w:val="36"/>
-          <w:szCs w:val="36"/>
+          <w:sz w:val="28"/>
+          <w:szCs w:val="28"/>
         </w:rPr>
         <w:t xml:space="preserve"> </w:t>
       </w:r>
       <w:proofErr w:type="spellStart"/>
       <w:r>
         <w:rPr>
-          <w:rFonts w:ascii="Times New Roman" w:eastAsia="Times New Roman" w:hAnsi="Times New Roman" w:cs="Times New Roman"/>
+          <w:rFonts w:ascii="Arial" w:eastAsia="Times New Roman" w:hAnsi="Arial" w:cs="Arial"/>
           <w:b/>
           <w:bCs/>
-          <w:sz w:val="36"/>
-          <w:szCs w:val="36"/>
+          <w:sz w:val="28"/>
+          <w:szCs w:val="28"/>
         </w:rPr>
         <w:t>projekta</w:t>
       </w:r>
@@ -190,712 +192,712 @@
       <w:pPr>
         <w:spacing w:before="100" w:beforeAutospacing="1" w:after="100" w:afterAutospacing="1" w:line="240" w:lineRule="auto"/>
         <w:rPr>
-          <w:rFonts w:ascii="Times New Roman" w:eastAsia="Times New Roman" w:hAnsi="Times New Roman" w:cs="Times New Roman"/>
-          <w:sz w:val="24"/>
-          <w:szCs w:val="24"/>
-        </w:rPr>
-      </w:pPr>
-      <w:proofErr w:type="spellStart"/>
-      <w:r>
-        <w:rPr>
-          <w:rFonts w:ascii="Times New Roman" w:eastAsia="Times New Roman" w:hAnsi="Times New Roman" w:cs="Times New Roman"/>
+          <w:rFonts w:ascii="Arial" w:eastAsia="Times New Roman" w:hAnsi="Arial" w:cs="Arial"/>
+          <w:sz w:val="20"/>
+          <w:szCs w:val="20"/>
+        </w:rPr>
+      </w:pPr>
+      <w:proofErr w:type="spellStart"/>
+      <w:r>
+        <w:rPr>
+          <w:rFonts w:ascii="Arial" w:eastAsia="Times New Roman" w:hAnsi="Arial" w:cs="Arial"/>
           <w:b/>
           <w:bCs/>
-          <w:sz w:val="24"/>
-          <w:szCs w:val="24"/>
+          <w:sz w:val="20"/>
+          <w:szCs w:val="20"/>
         </w:rPr>
         <w:t>EduShare</w:t>
       </w:r>
       <w:proofErr w:type="spellEnd"/>
       <w:r>
         <w:rPr>
-          <w:rFonts w:ascii="Times New Roman" w:eastAsia="Times New Roman" w:hAnsi="Times New Roman" w:cs="Times New Roman"/>
-          <w:sz w:val="24"/>
-          <w:szCs w:val="24"/>
+          <w:rFonts w:ascii="Arial" w:eastAsia="Times New Roman" w:hAnsi="Arial" w:cs="Arial"/>
+          <w:sz w:val="20"/>
+          <w:szCs w:val="20"/>
         </w:rPr>
         <w:t xml:space="preserve"> je </w:t>
       </w:r>
       <w:proofErr w:type="spellStart"/>
       <w:r>
         <w:rPr>
-          <w:rFonts w:ascii="Times New Roman" w:eastAsia="Times New Roman" w:hAnsi="Times New Roman" w:cs="Times New Roman"/>
-          <w:sz w:val="24"/>
-          <w:szCs w:val="24"/>
+          <w:rFonts w:ascii="Arial" w:eastAsia="Times New Roman" w:hAnsi="Arial" w:cs="Arial"/>
+          <w:sz w:val="20"/>
+          <w:szCs w:val="20"/>
         </w:rPr>
         <w:t>napredna</w:t>
       </w:r>
       <w:proofErr w:type="spellEnd"/>
       <w:r>
         <w:rPr>
-          <w:rFonts w:ascii="Times New Roman" w:eastAsia="Times New Roman" w:hAnsi="Times New Roman" w:cs="Times New Roman"/>
-          <w:sz w:val="24"/>
-          <w:szCs w:val="24"/>
+          <w:rFonts w:ascii="Arial" w:eastAsia="Times New Roman" w:hAnsi="Arial" w:cs="Arial"/>
+          <w:sz w:val="20"/>
+          <w:szCs w:val="20"/>
         </w:rPr>
         <w:t xml:space="preserve"> web </w:t>
       </w:r>
       <w:proofErr w:type="spellStart"/>
       <w:r>
         <w:rPr>
-          <w:rFonts w:ascii="Times New Roman" w:eastAsia="Times New Roman" w:hAnsi="Times New Roman" w:cs="Times New Roman"/>
-          <w:sz w:val="24"/>
-          <w:szCs w:val="24"/>
+          <w:rFonts w:ascii="Arial" w:eastAsia="Times New Roman" w:hAnsi="Arial" w:cs="Arial"/>
+          <w:sz w:val="20"/>
+          <w:szCs w:val="20"/>
         </w:rPr>
         <w:t>platforma</w:t>
       </w:r>
       <w:proofErr w:type="spellEnd"/>
       <w:r>
         <w:rPr>
-          <w:rFonts w:ascii="Times New Roman" w:eastAsia="Times New Roman" w:hAnsi="Times New Roman" w:cs="Times New Roman"/>
-          <w:sz w:val="24"/>
-          <w:szCs w:val="24"/>
+          <w:rFonts w:ascii="Arial" w:eastAsia="Times New Roman" w:hAnsi="Arial" w:cs="Arial"/>
+          <w:sz w:val="20"/>
+          <w:szCs w:val="20"/>
         </w:rPr>
         <w:t xml:space="preserve"> </w:t>
       </w:r>
       <w:proofErr w:type="spellStart"/>
       <w:r>
         <w:rPr>
-          <w:rFonts w:ascii="Times New Roman" w:eastAsia="Times New Roman" w:hAnsi="Times New Roman" w:cs="Times New Roman"/>
-          <w:sz w:val="24"/>
-          <w:szCs w:val="24"/>
+          <w:rFonts w:ascii="Arial" w:eastAsia="Times New Roman" w:hAnsi="Arial" w:cs="Arial"/>
+          <w:sz w:val="20"/>
+          <w:szCs w:val="20"/>
         </w:rPr>
         <w:t>dizajnirana</w:t>
       </w:r>
       <w:proofErr w:type="spellEnd"/>
       <w:r>
         <w:rPr>
-          <w:rFonts w:ascii="Times New Roman" w:eastAsia="Times New Roman" w:hAnsi="Times New Roman" w:cs="Times New Roman"/>
-          <w:sz w:val="24"/>
-          <w:szCs w:val="24"/>
+          <w:rFonts w:ascii="Arial" w:eastAsia="Times New Roman" w:hAnsi="Arial" w:cs="Arial"/>
+          <w:sz w:val="20"/>
+          <w:szCs w:val="20"/>
         </w:rPr>
         <w:t xml:space="preserve"> za </w:t>
       </w:r>
       <w:proofErr w:type="spellStart"/>
       <w:r>
         <w:rPr>
-          <w:rFonts w:ascii="Times New Roman" w:eastAsia="Times New Roman" w:hAnsi="Times New Roman" w:cs="Times New Roman"/>
-          <w:sz w:val="24"/>
-          <w:szCs w:val="24"/>
+          <w:rFonts w:ascii="Arial" w:eastAsia="Times New Roman" w:hAnsi="Arial" w:cs="Arial"/>
+          <w:sz w:val="20"/>
+          <w:szCs w:val="20"/>
         </w:rPr>
         <w:t>akademsko</w:t>
       </w:r>
       <w:proofErr w:type="spellEnd"/>
       <w:r>
         <w:rPr>
-          <w:rFonts w:ascii="Times New Roman" w:eastAsia="Times New Roman" w:hAnsi="Times New Roman" w:cs="Times New Roman"/>
-          <w:sz w:val="24"/>
-          <w:szCs w:val="24"/>
+          <w:rFonts w:ascii="Arial" w:eastAsia="Times New Roman" w:hAnsi="Arial" w:cs="Arial"/>
+          <w:sz w:val="20"/>
+          <w:szCs w:val="20"/>
         </w:rPr>
         <w:t xml:space="preserve"> </w:t>
       </w:r>
       <w:proofErr w:type="spellStart"/>
       <w:r>
         <w:rPr>
-          <w:rFonts w:ascii="Times New Roman" w:eastAsia="Times New Roman" w:hAnsi="Times New Roman" w:cs="Times New Roman"/>
-          <w:sz w:val="24"/>
-          <w:szCs w:val="24"/>
+          <w:rFonts w:ascii="Arial" w:eastAsia="Times New Roman" w:hAnsi="Arial" w:cs="Arial"/>
+          <w:sz w:val="20"/>
+          <w:szCs w:val="20"/>
         </w:rPr>
         <w:t>okruženje</w:t>
       </w:r>
       <w:proofErr w:type="spellEnd"/>
       <w:r>
         <w:rPr>
-          <w:rFonts w:ascii="Times New Roman" w:eastAsia="Times New Roman" w:hAnsi="Times New Roman" w:cs="Times New Roman"/>
-          <w:sz w:val="24"/>
-          <w:szCs w:val="24"/>
+          <w:rFonts w:ascii="Arial" w:eastAsia="Times New Roman" w:hAnsi="Arial" w:cs="Arial"/>
+          <w:sz w:val="20"/>
+          <w:szCs w:val="20"/>
         </w:rPr>
         <w:t xml:space="preserve">, </w:t>
       </w:r>
       <w:proofErr w:type="spellStart"/>
       <w:r>
         <w:rPr>
-          <w:rFonts w:ascii="Times New Roman" w:eastAsia="Times New Roman" w:hAnsi="Times New Roman" w:cs="Times New Roman"/>
-          <w:sz w:val="24"/>
-          <w:szCs w:val="24"/>
+          <w:rFonts w:ascii="Arial" w:eastAsia="Times New Roman" w:hAnsi="Arial" w:cs="Arial"/>
+          <w:sz w:val="20"/>
+          <w:szCs w:val="20"/>
         </w:rPr>
         <w:t>koja</w:t>
       </w:r>
       <w:proofErr w:type="spellEnd"/>
       <w:r>
         <w:rPr>
-          <w:rFonts w:ascii="Times New Roman" w:eastAsia="Times New Roman" w:hAnsi="Times New Roman" w:cs="Times New Roman"/>
-          <w:sz w:val="24"/>
-          <w:szCs w:val="24"/>
+          <w:rFonts w:ascii="Arial" w:eastAsia="Times New Roman" w:hAnsi="Arial" w:cs="Arial"/>
+          <w:sz w:val="20"/>
+          <w:szCs w:val="20"/>
         </w:rPr>
         <w:t xml:space="preserve"> </w:t>
       </w:r>
       <w:proofErr w:type="spellStart"/>
       <w:r>
         <w:rPr>
-          <w:rFonts w:ascii="Times New Roman" w:eastAsia="Times New Roman" w:hAnsi="Times New Roman" w:cs="Times New Roman"/>
-          <w:sz w:val="24"/>
-          <w:szCs w:val="24"/>
+          <w:rFonts w:ascii="Arial" w:eastAsia="Times New Roman" w:hAnsi="Arial" w:cs="Arial"/>
+          <w:sz w:val="20"/>
+          <w:szCs w:val="20"/>
         </w:rPr>
         <w:t>omogućava</w:t>
       </w:r>
       <w:proofErr w:type="spellEnd"/>
       <w:r>
         <w:rPr>
-          <w:rFonts w:ascii="Times New Roman" w:eastAsia="Times New Roman" w:hAnsi="Times New Roman" w:cs="Times New Roman"/>
-          <w:sz w:val="24"/>
-          <w:szCs w:val="24"/>
+          <w:rFonts w:ascii="Arial" w:eastAsia="Times New Roman" w:hAnsi="Arial" w:cs="Arial"/>
+          <w:sz w:val="20"/>
+          <w:szCs w:val="20"/>
         </w:rPr>
         <w:t xml:space="preserve"> </w:t>
       </w:r>
       <w:proofErr w:type="spellStart"/>
       <w:r>
         <w:rPr>
-          <w:rFonts w:ascii="Times New Roman" w:eastAsia="Times New Roman" w:hAnsi="Times New Roman" w:cs="Times New Roman"/>
-          <w:sz w:val="24"/>
-          <w:szCs w:val="24"/>
+          <w:rFonts w:ascii="Arial" w:eastAsia="Times New Roman" w:hAnsi="Arial" w:cs="Arial"/>
+          <w:sz w:val="20"/>
+          <w:szCs w:val="20"/>
         </w:rPr>
         <w:t>studentima</w:t>
       </w:r>
       <w:proofErr w:type="spellEnd"/>
       <w:r>
         <w:rPr>
-          <w:rFonts w:ascii="Times New Roman" w:eastAsia="Times New Roman" w:hAnsi="Times New Roman" w:cs="Times New Roman"/>
-          <w:sz w:val="24"/>
-          <w:szCs w:val="24"/>
+          <w:rFonts w:ascii="Arial" w:eastAsia="Times New Roman" w:hAnsi="Arial" w:cs="Arial"/>
+          <w:sz w:val="20"/>
+          <w:szCs w:val="20"/>
         </w:rPr>
         <w:t xml:space="preserve"> </w:t>
       </w:r>
       <w:proofErr w:type="spellStart"/>
       <w:r>
         <w:rPr>
-          <w:rFonts w:ascii="Times New Roman" w:eastAsia="Times New Roman" w:hAnsi="Times New Roman" w:cs="Times New Roman"/>
-          <w:sz w:val="24"/>
-          <w:szCs w:val="24"/>
+          <w:rFonts w:ascii="Arial" w:eastAsia="Times New Roman" w:hAnsi="Arial" w:cs="Arial"/>
+          <w:sz w:val="20"/>
+          <w:szCs w:val="20"/>
         </w:rPr>
         <w:t>i</w:t>
       </w:r>
       <w:proofErr w:type="spellEnd"/>
       <w:r>
         <w:rPr>
-          <w:rFonts w:ascii="Times New Roman" w:eastAsia="Times New Roman" w:hAnsi="Times New Roman" w:cs="Times New Roman"/>
-          <w:sz w:val="24"/>
-          <w:szCs w:val="24"/>
+          <w:rFonts w:ascii="Arial" w:eastAsia="Times New Roman" w:hAnsi="Arial" w:cs="Arial"/>
+          <w:sz w:val="20"/>
+          <w:szCs w:val="20"/>
         </w:rPr>
         <w:t xml:space="preserve"> </w:t>
       </w:r>
       <w:proofErr w:type="spellStart"/>
       <w:r>
         <w:rPr>
-          <w:rFonts w:ascii="Times New Roman" w:eastAsia="Times New Roman" w:hAnsi="Times New Roman" w:cs="Times New Roman"/>
-          <w:sz w:val="24"/>
-          <w:szCs w:val="24"/>
+          <w:rFonts w:ascii="Arial" w:eastAsia="Times New Roman" w:hAnsi="Arial" w:cs="Arial"/>
+          <w:sz w:val="20"/>
+          <w:szCs w:val="20"/>
         </w:rPr>
         <w:t>profesorima</w:t>
       </w:r>
       <w:proofErr w:type="spellEnd"/>
       <w:r>
         <w:rPr>
-          <w:rFonts w:ascii="Times New Roman" w:eastAsia="Times New Roman" w:hAnsi="Times New Roman" w:cs="Times New Roman"/>
-          <w:sz w:val="24"/>
-          <w:szCs w:val="24"/>
+          <w:rFonts w:ascii="Arial" w:eastAsia="Times New Roman" w:hAnsi="Arial" w:cs="Arial"/>
+          <w:sz w:val="20"/>
+          <w:szCs w:val="20"/>
         </w:rPr>
         <w:t xml:space="preserve"> </w:t>
       </w:r>
       <w:proofErr w:type="spellStart"/>
       <w:r>
         <w:rPr>
-          <w:rFonts w:ascii="Times New Roman" w:eastAsia="Times New Roman" w:hAnsi="Times New Roman" w:cs="Times New Roman"/>
-          <w:sz w:val="24"/>
-          <w:szCs w:val="24"/>
+          <w:rFonts w:ascii="Arial" w:eastAsia="Times New Roman" w:hAnsi="Arial" w:cs="Arial"/>
+          <w:sz w:val="20"/>
+          <w:szCs w:val="20"/>
         </w:rPr>
         <w:t>efikasnu</w:t>
       </w:r>
       <w:proofErr w:type="spellEnd"/>
       <w:r>
         <w:rPr>
-          <w:rFonts w:ascii="Times New Roman" w:eastAsia="Times New Roman" w:hAnsi="Times New Roman" w:cs="Times New Roman"/>
-          <w:sz w:val="24"/>
-          <w:szCs w:val="24"/>
+          <w:rFonts w:ascii="Arial" w:eastAsia="Times New Roman" w:hAnsi="Arial" w:cs="Arial"/>
+          <w:sz w:val="20"/>
+          <w:szCs w:val="20"/>
         </w:rPr>
         <w:t xml:space="preserve"> </w:t>
       </w:r>
       <w:proofErr w:type="spellStart"/>
       <w:r>
         <w:rPr>
-          <w:rFonts w:ascii="Times New Roman" w:eastAsia="Times New Roman" w:hAnsi="Times New Roman" w:cs="Times New Roman"/>
-          <w:sz w:val="24"/>
-          <w:szCs w:val="24"/>
+          <w:rFonts w:ascii="Arial" w:eastAsia="Times New Roman" w:hAnsi="Arial" w:cs="Arial"/>
+          <w:sz w:val="20"/>
+          <w:szCs w:val="20"/>
         </w:rPr>
         <w:t>razmenu</w:t>
       </w:r>
       <w:proofErr w:type="spellEnd"/>
       <w:r>
         <w:rPr>
-          <w:rFonts w:ascii="Times New Roman" w:eastAsia="Times New Roman" w:hAnsi="Times New Roman" w:cs="Times New Roman"/>
-          <w:sz w:val="24"/>
-          <w:szCs w:val="24"/>
+          <w:rFonts w:ascii="Arial" w:eastAsia="Times New Roman" w:hAnsi="Arial" w:cs="Arial"/>
+          <w:sz w:val="20"/>
+          <w:szCs w:val="20"/>
         </w:rPr>
         <w:t xml:space="preserve">, </w:t>
       </w:r>
       <w:proofErr w:type="spellStart"/>
       <w:r>
         <w:rPr>
-          <w:rFonts w:ascii="Times New Roman" w:eastAsia="Times New Roman" w:hAnsi="Times New Roman" w:cs="Times New Roman"/>
-          <w:sz w:val="24"/>
-          <w:szCs w:val="24"/>
+          <w:rFonts w:ascii="Arial" w:eastAsia="Times New Roman" w:hAnsi="Arial" w:cs="Arial"/>
+          <w:sz w:val="20"/>
+          <w:szCs w:val="20"/>
         </w:rPr>
         <w:t>skladištenje</w:t>
       </w:r>
       <w:proofErr w:type="spellEnd"/>
       <w:r>
         <w:rPr>
-          <w:rFonts w:ascii="Times New Roman" w:eastAsia="Times New Roman" w:hAnsi="Times New Roman" w:cs="Times New Roman"/>
-          <w:sz w:val="24"/>
-          <w:szCs w:val="24"/>
+          <w:rFonts w:ascii="Arial" w:eastAsia="Times New Roman" w:hAnsi="Arial" w:cs="Arial"/>
+          <w:sz w:val="20"/>
+          <w:szCs w:val="20"/>
         </w:rPr>
         <w:t xml:space="preserve"> </w:t>
       </w:r>
       <w:proofErr w:type="spellStart"/>
       <w:r>
         <w:rPr>
-          <w:rFonts w:ascii="Times New Roman" w:eastAsia="Times New Roman" w:hAnsi="Times New Roman" w:cs="Times New Roman"/>
-          <w:sz w:val="24"/>
-          <w:szCs w:val="24"/>
+          <w:rFonts w:ascii="Arial" w:eastAsia="Times New Roman" w:hAnsi="Arial" w:cs="Arial"/>
+          <w:sz w:val="20"/>
+          <w:szCs w:val="20"/>
         </w:rPr>
         <w:t>i</w:t>
       </w:r>
       <w:proofErr w:type="spellEnd"/>
       <w:r>
         <w:rPr>
-          <w:rFonts w:ascii="Times New Roman" w:eastAsia="Times New Roman" w:hAnsi="Times New Roman" w:cs="Times New Roman"/>
-          <w:sz w:val="24"/>
-          <w:szCs w:val="24"/>
+          <w:rFonts w:ascii="Arial" w:eastAsia="Times New Roman" w:hAnsi="Arial" w:cs="Arial"/>
+          <w:sz w:val="20"/>
+          <w:szCs w:val="20"/>
         </w:rPr>
         <w:t xml:space="preserve"> </w:t>
       </w:r>
       <w:proofErr w:type="spellStart"/>
       <w:r>
         <w:rPr>
-          <w:rFonts w:ascii="Times New Roman" w:eastAsia="Times New Roman" w:hAnsi="Times New Roman" w:cs="Times New Roman"/>
-          <w:sz w:val="24"/>
-          <w:szCs w:val="24"/>
+          <w:rFonts w:ascii="Arial" w:eastAsia="Times New Roman" w:hAnsi="Arial" w:cs="Arial"/>
+          <w:sz w:val="20"/>
+          <w:szCs w:val="20"/>
         </w:rPr>
         <w:t>organizaciju</w:t>
       </w:r>
       <w:proofErr w:type="spellEnd"/>
       <w:r>
         <w:rPr>
-          <w:rFonts w:ascii="Times New Roman" w:eastAsia="Times New Roman" w:hAnsi="Times New Roman" w:cs="Times New Roman"/>
-          <w:sz w:val="24"/>
-          <w:szCs w:val="24"/>
+          <w:rFonts w:ascii="Arial" w:eastAsia="Times New Roman" w:hAnsi="Arial" w:cs="Arial"/>
+          <w:sz w:val="20"/>
+          <w:szCs w:val="20"/>
         </w:rPr>
         <w:t xml:space="preserve"> </w:t>
       </w:r>
       <w:proofErr w:type="spellStart"/>
       <w:r>
         <w:rPr>
-          <w:rFonts w:ascii="Times New Roman" w:eastAsia="Times New Roman" w:hAnsi="Times New Roman" w:cs="Times New Roman"/>
-          <w:sz w:val="24"/>
-          <w:szCs w:val="24"/>
+          <w:rFonts w:ascii="Arial" w:eastAsia="Times New Roman" w:hAnsi="Arial" w:cs="Arial"/>
+          <w:sz w:val="20"/>
+          <w:szCs w:val="20"/>
         </w:rPr>
         <w:t>edukativnih</w:t>
       </w:r>
       <w:proofErr w:type="spellEnd"/>
       <w:r>
         <w:rPr>
-          <w:rFonts w:ascii="Times New Roman" w:eastAsia="Times New Roman" w:hAnsi="Times New Roman" w:cs="Times New Roman"/>
-          <w:sz w:val="24"/>
-          <w:szCs w:val="24"/>
+          <w:rFonts w:ascii="Arial" w:eastAsia="Times New Roman" w:hAnsi="Arial" w:cs="Arial"/>
+          <w:sz w:val="20"/>
+          <w:szCs w:val="20"/>
         </w:rPr>
         <w:t xml:space="preserve"> </w:t>
       </w:r>
       <w:proofErr w:type="spellStart"/>
       <w:r>
         <w:rPr>
-          <w:rFonts w:ascii="Times New Roman" w:eastAsia="Times New Roman" w:hAnsi="Times New Roman" w:cs="Times New Roman"/>
-          <w:sz w:val="24"/>
-          <w:szCs w:val="24"/>
+          <w:rFonts w:ascii="Arial" w:eastAsia="Times New Roman" w:hAnsi="Arial" w:cs="Arial"/>
+          <w:sz w:val="20"/>
+          <w:szCs w:val="20"/>
         </w:rPr>
         <w:t>resursa</w:t>
       </w:r>
       <w:proofErr w:type="spellEnd"/>
       <w:r>
         <w:rPr>
-          <w:rFonts w:ascii="Times New Roman" w:eastAsia="Times New Roman" w:hAnsi="Times New Roman" w:cs="Times New Roman"/>
-          <w:sz w:val="24"/>
-          <w:szCs w:val="24"/>
+          <w:rFonts w:ascii="Arial" w:eastAsia="Times New Roman" w:hAnsi="Arial" w:cs="Arial"/>
+          <w:sz w:val="20"/>
+          <w:szCs w:val="20"/>
         </w:rPr>
         <w:t xml:space="preserve">. </w:t>
       </w:r>
       <w:proofErr w:type="spellStart"/>
       <w:r>
         <w:rPr>
-          <w:rFonts w:ascii="Times New Roman" w:eastAsia="Times New Roman" w:hAnsi="Times New Roman" w:cs="Times New Roman"/>
-          <w:sz w:val="24"/>
-          <w:szCs w:val="24"/>
+          <w:rFonts w:ascii="Arial" w:eastAsia="Times New Roman" w:hAnsi="Arial" w:cs="Arial"/>
+          <w:sz w:val="20"/>
+          <w:szCs w:val="20"/>
         </w:rPr>
         <w:t>Sistem</w:t>
       </w:r>
       <w:proofErr w:type="spellEnd"/>
       <w:r>
         <w:rPr>
-          <w:rFonts w:ascii="Times New Roman" w:eastAsia="Times New Roman" w:hAnsi="Times New Roman" w:cs="Times New Roman"/>
-          <w:sz w:val="24"/>
-          <w:szCs w:val="24"/>
+          <w:rFonts w:ascii="Arial" w:eastAsia="Times New Roman" w:hAnsi="Arial" w:cs="Arial"/>
+          <w:sz w:val="20"/>
+          <w:szCs w:val="20"/>
         </w:rPr>
         <w:t xml:space="preserve"> </w:t>
       </w:r>
       <w:proofErr w:type="spellStart"/>
       <w:r>
         <w:rPr>
-          <w:rFonts w:ascii="Times New Roman" w:eastAsia="Times New Roman" w:hAnsi="Times New Roman" w:cs="Times New Roman"/>
-          <w:sz w:val="24"/>
-          <w:szCs w:val="24"/>
+          <w:rFonts w:ascii="Arial" w:eastAsia="Times New Roman" w:hAnsi="Arial" w:cs="Arial"/>
+          <w:sz w:val="20"/>
+          <w:szCs w:val="20"/>
         </w:rPr>
         <w:t>nudi</w:t>
       </w:r>
       <w:proofErr w:type="spellEnd"/>
       <w:r>
         <w:rPr>
-          <w:rFonts w:ascii="Times New Roman" w:eastAsia="Times New Roman" w:hAnsi="Times New Roman" w:cs="Times New Roman"/>
-          <w:sz w:val="24"/>
-          <w:szCs w:val="24"/>
+          <w:rFonts w:ascii="Arial" w:eastAsia="Times New Roman" w:hAnsi="Arial" w:cs="Arial"/>
+          <w:sz w:val="20"/>
+          <w:szCs w:val="20"/>
         </w:rPr>
         <w:t xml:space="preserve"> </w:t>
       </w:r>
       <w:proofErr w:type="spellStart"/>
       <w:r>
         <w:rPr>
-          <w:rFonts w:ascii="Times New Roman" w:eastAsia="Times New Roman" w:hAnsi="Times New Roman" w:cs="Times New Roman"/>
-          <w:sz w:val="24"/>
-          <w:szCs w:val="24"/>
+          <w:rFonts w:ascii="Arial" w:eastAsia="Times New Roman" w:hAnsi="Arial" w:cs="Arial"/>
+          <w:sz w:val="20"/>
+          <w:szCs w:val="20"/>
         </w:rPr>
         <w:t>centralizovan</w:t>
       </w:r>
       <w:proofErr w:type="spellEnd"/>
       <w:r>
         <w:rPr>
-          <w:rFonts w:ascii="Times New Roman" w:eastAsia="Times New Roman" w:hAnsi="Times New Roman" w:cs="Times New Roman"/>
-          <w:sz w:val="24"/>
-          <w:szCs w:val="24"/>
+          <w:rFonts w:ascii="Arial" w:eastAsia="Times New Roman" w:hAnsi="Arial" w:cs="Arial"/>
+          <w:sz w:val="20"/>
+          <w:szCs w:val="20"/>
         </w:rPr>
         <w:t xml:space="preserve"> </w:t>
       </w:r>
       <w:proofErr w:type="spellStart"/>
       <w:r>
         <w:rPr>
-          <w:rFonts w:ascii="Times New Roman" w:eastAsia="Times New Roman" w:hAnsi="Times New Roman" w:cs="Times New Roman"/>
-          <w:sz w:val="24"/>
-          <w:szCs w:val="24"/>
+          <w:rFonts w:ascii="Arial" w:eastAsia="Times New Roman" w:hAnsi="Arial" w:cs="Arial"/>
+          <w:sz w:val="20"/>
+          <w:szCs w:val="20"/>
         </w:rPr>
         <w:t>pristup</w:t>
       </w:r>
       <w:proofErr w:type="spellEnd"/>
       <w:r>
         <w:rPr>
-          <w:rFonts w:ascii="Times New Roman" w:eastAsia="Times New Roman" w:hAnsi="Times New Roman" w:cs="Times New Roman"/>
-          <w:sz w:val="24"/>
-          <w:szCs w:val="24"/>
+          <w:rFonts w:ascii="Arial" w:eastAsia="Times New Roman" w:hAnsi="Arial" w:cs="Arial"/>
+          <w:sz w:val="20"/>
+          <w:szCs w:val="20"/>
         </w:rPr>
         <w:t xml:space="preserve"> </w:t>
       </w:r>
       <w:proofErr w:type="spellStart"/>
       <w:r>
         <w:rPr>
-          <w:rFonts w:ascii="Times New Roman" w:eastAsia="Times New Roman" w:hAnsi="Times New Roman" w:cs="Times New Roman"/>
-          <w:sz w:val="24"/>
-          <w:szCs w:val="24"/>
+          <w:rFonts w:ascii="Arial" w:eastAsia="Times New Roman" w:hAnsi="Arial" w:cs="Arial"/>
+          <w:sz w:val="20"/>
+          <w:szCs w:val="20"/>
         </w:rPr>
         <w:t>materijalima</w:t>
       </w:r>
       <w:proofErr w:type="spellEnd"/>
       <w:r>
         <w:rPr>
-          <w:rFonts w:ascii="Times New Roman" w:eastAsia="Times New Roman" w:hAnsi="Times New Roman" w:cs="Times New Roman"/>
-          <w:sz w:val="24"/>
-          <w:szCs w:val="24"/>
+          <w:rFonts w:ascii="Arial" w:eastAsia="Times New Roman" w:hAnsi="Arial" w:cs="Arial"/>
+          <w:sz w:val="20"/>
+          <w:szCs w:val="20"/>
         </w:rPr>
         <w:t xml:space="preserve">, </w:t>
       </w:r>
       <w:proofErr w:type="spellStart"/>
       <w:r>
         <w:rPr>
-          <w:rFonts w:ascii="Times New Roman" w:eastAsia="Times New Roman" w:hAnsi="Times New Roman" w:cs="Times New Roman"/>
-          <w:sz w:val="24"/>
-          <w:szCs w:val="24"/>
+          <w:rFonts w:ascii="Arial" w:eastAsia="Times New Roman" w:hAnsi="Arial" w:cs="Arial"/>
+          <w:sz w:val="20"/>
+          <w:szCs w:val="20"/>
         </w:rPr>
         <w:t>personalizovan</w:t>
       </w:r>
       <w:proofErr w:type="spellEnd"/>
       <w:r>
         <w:rPr>
-          <w:rFonts w:ascii="Times New Roman" w:eastAsia="Times New Roman" w:hAnsi="Times New Roman" w:cs="Times New Roman"/>
-          <w:sz w:val="24"/>
-          <w:szCs w:val="24"/>
+          <w:rFonts w:ascii="Arial" w:eastAsia="Times New Roman" w:hAnsi="Arial" w:cs="Arial"/>
+          <w:sz w:val="20"/>
+          <w:szCs w:val="20"/>
         </w:rPr>
         <w:t xml:space="preserve"> </w:t>
       </w:r>
       <w:proofErr w:type="spellStart"/>
       <w:r>
         <w:rPr>
-          <w:rFonts w:ascii="Times New Roman" w:eastAsia="Times New Roman" w:hAnsi="Times New Roman" w:cs="Times New Roman"/>
-          <w:sz w:val="24"/>
-          <w:szCs w:val="24"/>
+          <w:rFonts w:ascii="Arial" w:eastAsia="Times New Roman" w:hAnsi="Arial" w:cs="Arial"/>
+          <w:sz w:val="20"/>
+          <w:szCs w:val="20"/>
         </w:rPr>
         <w:t>uvid</w:t>
       </w:r>
       <w:proofErr w:type="spellEnd"/>
       <w:r>
         <w:rPr>
-          <w:rFonts w:ascii="Times New Roman" w:eastAsia="Times New Roman" w:hAnsi="Times New Roman" w:cs="Times New Roman"/>
-          <w:sz w:val="24"/>
-          <w:szCs w:val="24"/>
+          <w:rFonts w:ascii="Arial" w:eastAsia="Times New Roman" w:hAnsi="Arial" w:cs="Arial"/>
+          <w:sz w:val="20"/>
+          <w:szCs w:val="20"/>
         </w:rPr>
         <w:t xml:space="preserve"> u </w:t>
       </w:r>
       <w:proofErr w:type="spellStart"/>
       <w:r>
         <w:rPr>
-          <w:rFonts w:ascii="Times New Roman" w:eastAsia="Times New Roman" w:hAnsi="Times New Roman" w:cs="Times New Roman"/>
-          <w:sz w:val="24"/>
-          <w:szCs w:val="24"/>
+          <w:rFonts w:ascii="Arial" w:eastAsia="Times New Roman" w:hAnsi="Arial" w:cs="Arial"/>
+          <w:sz w:val="20"/>
+          <w:szCs w:val="20"/>
         </w:rPr>
         <w:t>sadržaje</w:t>
       </w:r>
       <w:proofErr w:type="spellEnd"/>
       <w:r>
         <w:rPr>
-          <w:rFonts w:ascii="Times New Roman" w:eastAsia="Times New Roman" w:hAnsi="Times New Roman" w:cs="Times New Roman"/>
-          <w:sz w:val="24"/>
-          <w:szCs w:val="24"/>
+          <w:rFonts w:ascii="Arial" w:eastAsia="Times New Roman" w:hAnsi="Arial" w:cs="Arial"/>
+          <w:sz w:val="20"/>
+          <w:szCs w:val="20"/>
         </w:rPr>
         <w:t xml:space="preserve"> </w:t>
       </w:r>
       <w:proofErr w:type="spellStart"/>
       <w:r>
         <w:rPr>
-          <w:rFonts w:ascii="Times New Roman" w:eastAsia="Times New Roman" w:hAnsi="Times New Roman" w:cs="Times New Roman"/>
-          <w:sz w:val="24"/>
-          <w:szCs w:val="24"/>
+          <w:rFonts w:ascii="Arial" w:eastAsia="Times New Roman" w:hAnsi="Arial" w:cs="Arial"/>
+          <w:sz w:val="20"/>
+          <w:szCs w:val="20"/>
         </w:rPr>
         <w:t>prema</w:t>
       </w:r>
       <w:proofErr w:type="spellEnd"/>
       <w:r>
         <w:rPr>
-          <w:rFonts w:ascii="Times New Roman" w:eastAsia="Times New Roman" w:hAnsi="Times New Roman" w:cs="Times New Roman"/>
-          <w:sz w:val="24"/>
-          <w:szCs w:val="24"/>
+          <w:rFonts w:ascii="Arial" w:eastAsia="Times New Roman" w:hAnsi="Arial" w:cs="Arial"/>
+          <w:sz w:val="20"/>
+          <w:szCs w:val="20"/>
         </w:rPr>
         <w:t xml:space="preserve"> </w:t>
       </w:r>
       <w:proofErr w:type="spellStart"/>
       <w:r>
         <w:rPr>
-          <w:rFonts w:ascii="Times New Roman" w:eastAsia="Times New Roman" w:hAnsi="Times New Roman" w:cs="Times New Roman"/>
-          <w:sz w:val="24"/>
-          <w:szCs w:val="24"/>
+          <w:rFonts w:ascii="Arial" w:eastAsia="Times New Roman" w:hAnsi="Arial" w:cs="Arial"/>
+          <w:sz w:val="20"/>
+          <w:szCs w:val="20"/>
         </w:rPr>
         <w:t>departmanima</w:t>
       </w:r>
       <w:proofErr w:type="spellEnd"/>
       <w:r>
         <w:rPr>
-          <w:rFonts w:ascii="Times New Roman" w:eastAsia="Times New Roman" w:hAnsi="Times New Roman" w:cs="Times New Roman"/>
-          <w:sz w:val="24"/>
-          <w:szCs w:val="24"/>
+          <w:rFonts w:ascii="Arial" w:eastAsia="Times New Roman" w:hAnsi="Arial" w:cs="Arial"/>
+          <w:sz w:val="20"/>
+          <w:szCs w:val="20"/>
         </w:rPr>
         <w:t xml:space="preserve"> </w:t>
       </w:r>
       <w:proofErr w:type="spellStart"/>
       <w:r>
         <w:rPr>
-          <w:rFonts w:ascii="Times New Roman" w:eastAsia="Times New Roman" w:hAnsi="Times New Roman" w:cs="Times New Roman"/>
-          <w:sz w:val="24"/>
-          <w:szCs w:val="24"/>
+          <w:rFonts w:ascii="Arial" w:eastAsia="Times New Roman" w:hAnsi="Arial" w:cs="Arial"/>
+          <w:sz w:val="20"/>
+          <w:szCs w:val="20"/>
         </w:rPr>
         <w:t>i</w:t>
       </w:r>
       <w:proofErr w:type="spellEnd"/>
       <w:r>
         <w:rPr>
-          <w:rFonts w:ascii="Times New Roman" w:eastAsia="Times New Roman" w:hAnsi="Times New Roman" w:cs="Times New Roman"/>
-          <w:sz w:val="24"/>
-          <w:szCs w:val="24"/>
+          <w:rFonts w:ascii="Arial" w:eastAsia="Times New Roman" w:hAnsi="Arial" w:cs="Arial"/>
+          <w:sz w:val="20"/>
+          <w:szCs w:val="20"/>
         </w:rPr>
         <w:t xml:space="preserve"> </w:t>
       </w:r>
       <w:proofErr w:type="spellStart"/>
       <w:r>
         <w:rPr>
-          <w:rFonts w:ascii="Times New Roman" w:eastAsia="Times New Roman" w:hAnsi="Times New Roman" w:cs="Times New Roman"/>
-          <w:sz w:val="24"/>
-          <w:szCs w:val="24"/>
+          <w:rFonts w:ascii="Arial" w:eastAsia="Times New Roman" w:hAnsi="Arial" w:cs="Arial"/>
+          <w:sz w:val="20"/>
+          <w:szCs w:val="20"/>
         </w:rPr>
         <w:t>predmetima</w:t>
       </w:r>
       <w:proofErr w:type="spellEnd"/>
       <w:r>
         <w:rPr>
-          <w:rFonts w:ascii="Times New Roman" w:eastAsia="Times New Roman" w:hAnsi="Times New Roman" w:cs="Times New Roman"/>
-          <w:sz w:val="24"/>
-          <w:szCs w:val="24"/>
+          <w:rFonts w:ascii="Arial" w:eastAsia="Times New Roman" w:hAnsi="Arial" w:cs="Arial"/>
+          <w:sz w:val="20"/>
+          <w:szCs w:val="20"/>
         </w:rPr>
         <w:t xml:space="preserve">, </w:t>
       </w:r>
       <w:proofErr w:type="spellStart"/>
       <w:r>
         <w:rPr>
-          <w:rFonts w:ascii="Times New Roman" w:eastAsia="Times New Roman" w:hAnsi="Times New Roman" w:cs="Times New Roman"/>
-          <w:sz w:val="24"/>
-          <w:szCs w:val="24"/>
+          <w:rFonts w:ascii="Arial" w:eastAsia="Times New Roman" w:hAnsi="Arial" w:cs="Arial"/>
+          <w:sz w:val="20"/>
+          <w:szCs w:val="20"/>
         </w:rPr>
         <w:t>kao</w:t>
       </w:r>
       <w:proofErr w:type="spellEnd"/>
       <w:r>
         <w:rPr>
-          <w:rFonts w:ascii="Times New Roman" w:eastAsia="Times New Roman" w:hAnsi="Times New Roman" w:cs="Times New Roman"/>
-          <w:sz w:val="24"/>
-          <w:szCs w:val="24"/>
+          <w:rFonts w:ascii="Arial" w:eastAsia="Times New Roman" w:hAnsi="Arial" w:cs="Arial"/>
+          <w:sz w:val="20"/>
+          <w:szCs w:val="20"/>
         </w:rPr>
         <w:t xml:space="preserve"> </w:t>
       </w:r>
       <w:proofErr w:type="spellStart"/>
       <w:r>
         <w:rPr>
-          <w:rFonts w:ascii="Times New Roman" w:eastAsia="Times New Roman" w:hAnsi="Times New Roman" w:cs="Times New Roman"/>
-          <w:sz w:val="24"/>
-          <w:szCs w:val="24"/>
+          <w:rFonts w:ascii="Arial" w:eastAsia="Times New Roman" w:hAnsi="Arial" w:cs="Arial"/>
+          <w:sz w:val="20"/>
+          <w:szCs w:val="20"/>
         </w:rPr>
         <w:t>i</w:t>
       </w:r>
       <w:proofErr w:type="spellEnd"/>
       <w:r>
         <w:rPr>
-          <w:rFonts w:ascii="Times New Roman" w:eastAsia="Times New Roman" w:hAnsi="Times New Roman" w:cs="Times New Roman"/>
-          <w:sz w:val="24"/>
-          <w:szCs w:val="24"/>
+          <w:rFonts w:ascii="Arial" w:eastAsia="Times New Roman" w:hAnsi="Arial" w:cs="Arial"/>
+          <w:sz w:val="20"/>
+          <w:szCs w:val="20"/>
         </w:rPr>
         <w:t xml:space="preserve"> </w:t>
       </w:r>
       <w:proofErr w:type="spellStart"/>
       <w:r>
         <w:rPr>
-          <w:rFonts w:ascii="Times New Roman" w:eastAsia="Times New Roman" w:hAnsi="Times New Roman" w:cs="Times New Roman"/>
-          <w:sz w:val="24"/>
-          <w:szCs w:val="24"/>
+          <w:rFonts w:ascii="Arial" w:eastAsia="Times New Roman" w:hAnsi="Arial" w:cs="Arial"/>
+          <w:sz w:val="20"/>
+          <w:szCs w:val="20"/>
         </w:rPr>
         <w:t>interaktivne</w:t>
       </w:r>
       <w:proofErr w:type="spellEnd"/>
       <w:r>
         <w:rPr>
-          <w:rFonts w:ascii="Times New Roman" w:eastAsia="Times New Roman" w:hAnsi="Times New Roman" w:cs="Times New Roman"/>
-          <w:sz w:val="24"/>
-          <w:szCs w:val="24"/>
+          <w:rFonts w:ascii="Arial" w:eastAsia="Times New Roman" w:hAnsi="Arial" w:cs="Arial"/>
+          <w:sz w:val="20"/>
+          <w:szCs w:val="20"/>
         </w:rPr>
         <w:t xml:space="preserve"> </w:t>
       </w:r>
       <w:proofErr w:type="spellStart"/>
       <w:r>
         <w:rPr>
-          <w:rFonts w:ascii="Times New Roman" w:eastAsia="Times New Roman" w:hAnsi="Times New Roman" w:cs="Times New Roman"/>
-          <w:sz w:val="24"/>
-          <w:szCs w:val="24"/>
+          <w:rFonts w:ascii="Arial" w:eastAsia="Times New Roman" w:hAnsi="Arial" w:cs="Arial"/>
+          <w:sz w:val="20"/>
+          <w:szCs w:val="20"/>
         </w:rPr>
         <w:t>funkcije</w:t>
       </w:r>
       <w:proofErr w:type="spellEnd"/>
       <w:r>
         <w:rPr>
-          <w:rFonts w:ascii="Times New Roman" w:eastAsia="Times New Roman" w:hAnsi="Times New Roman" w:cs="Times New Roman"/>
-          <w:sz w:val="24"/>
-          <w:szCs w:val="24"/>
+          <w:rFonts w:ascii="Arial" w:eastAsia="Times New Roman" w:hAnsi="Arial" w:cs="Arial"/>
+          <w:sz w:val="20"/>
+          <w:szCs w:val="20"/>
         </w:rPr>
         <w:t xml:space="preserve"> </w:t>
       </w:r>
       <w:proofErr w:type="spellStart"/>
       <w:r>
         <w:rPr>
-          <w:rFonts w:ascii="Times New Roman" w:eastAsia="Times New Roman" w:hAnsi="Times New Roman" w:cs="Times New Roman"/>
-          <w:sz w:val="24"/>
-          <w:szCs w:val="24"/>
+          <w:rFonts w:ascii="Arial" w:eastAsia="Times New Roman" w:hAnsi="Arial" w:cs="Arial"/>
+          <w:sz w:val="20"/>
+          <w:szCs w:val="20"/>
         </w:rPr>
         <w:t>kroz</w:t>
       </w:r>
       <w:proofErr w:type="spellEnd"/>
       <w:r>
         <w:rPr>
-          <w:rFonts w:ascii="Times New Roman" w:eastAsia="Times New Roman" w:hAnsi="Times New Roman" w:cs="Times New Roman"/>
-          <w:sz w:val="24"/>
-          <w:szCs w:val="24"/>
+          <w:rFonts w:ascii="Arial" w:eastAsia="Times New Roman" w:hAnsi="Arial" w:cs="Arial"/>
+          <w:sz w:val="20"/>
+          <w:szCs w:val="20"/>
         </w:rPr>
         <w:t xml:space="preserve"> </w:t>
       </w:r>
       <w:proofErr w:type="spellStart"/>
       <w:r>
         <w:rPr>
-          <w:rFonts w:ascii="Times New Roman" w:eastAsia="Times New Roman" w:hAnsi="Times New Roman" w:cs="Times New Roman"/>
-          <w:sz w:val="24"/>
-          <w:szCs w:val="24"/>
+          <w:rFonts w:ascii="Arial" w:eastAsia="Times New Roman" w:hAnsi="Arial" w:cs="Arial"/>
+          <w:sz w:val="20"/>
+          <w:szCs w:val="20"/>
         </w:rPr>
         <w:t>sistem</w:t>
       </w:r>
       <w:proofErr w:type="spellEnd"/>
       <w:r>
         <w:rPr>
-          <w:rFonts w:ascii="Times New Roman" w:eastAsia="Times New Roman" w:hAnsi="Times New Roman" w:cs="Times New Roman"/>
-          <w:sz w:val="24"/>
-          <w:szCs w:val="24"/>
+          <w:rFonts w:ascii="Arial" w:eastAsia="Times New Roman" w:hAnsi="Arial" w:cs="Arial"/>
+          <w:sz w:val="20"/>
+          <w:szCs w:val="20"/>
         </w:rPr>
         <w:t xml:space="preserve"> </w:t>
       </w:r>
       <w:proofErr w:type="spellStart"/>
       <w:r>
         <w:rPr>
-          <w:rFonts w:ascii="Times New Roman" w:eastAsia="Times New Roman" w:hAnsi="Times New Roman" w:cs="Times New Roman"/>
-          <w:sz w:val="24"/>
-          <w:szCs w:val="24"/>
+          <w:rFonts w:ascii="Arial" w:eastAsia="Times New Roman" w:hAnsi="Arial" w:cs="Arial"/>
+          <w:sz w:val="20"/>
+          <w:szCs w:val="20"/>
         </w:rPr>
         <w:t>ocenjivanja</w:t>
       </w:r>
       <w:proofErr w:type="spellEnd"/>
       <w:r>
         <w:rPr>
-          <w:rFonts w:ascii="Times New Roman" w:eastAsia="Times New Roman" w:hAnsi="Times New Roman" w:cs="Times New Roman"/>
-          <w:sz w:val="24"/>
-          <w:szCs w:val="24"/>
+          <w:rFonts w:ascii="Arial" w:eastAsia="Times New Roman" w:hAnsi="Arial" w:cs="Arial"/>
+          <w:sz w:val="20"/>
+          <w:szCs w:val="20"/>
         </w:rPr>
         <w:t xml:space="preserve"> </w:t>
       </w:r>
       <w:proofErr w:type="spellStart"/>
       <w:r>
         <w:rPr>
-          <w:rFonts w:ascii="Times New Roman" w:eastAsia="Times New Roman" w:hAnsi="Times New Roman" w:cs="Times New Roman"/>
-          <w:sz w:val="24"/>
-          <w:szCs w:val="24"/>
+          <w:rFonts w:ascii="Arial" w:eastAsia="Times New Roman" w:hAnsi="Arial" w:cs="Arial"/>
+          <w:sz w:val="20"/>
+          <w:szCs w:val="20"/>
         </w:rPr>
         <w:t>i</w:t>
       </w:r>
       <w:proofErr w:type="spellEnd"/>
       <w:r>
         <w:rPr>
-          <w:rFonts w:ascii="Times New Roman" w:eastAsia="Times New Roman" w:hAnsi="Times New Roman" w:cs="Times New Roman"/>
-          <w:sz w:val="24"/>
-          <w:szCs w:val="24"/>
+          <w:rFonts w:ascii="Arial" w:eastAsia="Times New Roman" w:hAnsi="Arial" w:cs="Arial"/>
+          <w:sz w:val="20"/>
+          <w:szCs w:val="20"/>
         </w:rPr>
         <w:t xml:space="preserve"> </w:t>
       </w:r>
       <w:proofErr w:type="spellStart"/>
       <w:r>
         <w:rPr>
-          <w:rFonts w:ascii="Times New Roman" w:eastAsia="Times New Roman" w:hAnsi="Times New Roman" w:cs="Times New Roman"/>
-          <w:sz w:val="24"/>
-          <w:szCs w:val="24"/>
+          <w:rFonts w:ascii="Arial" w:eastAsia="Times New Roman" w:hAnsi="Arial" w:cs="Arial"/>
+          <w:sz w:val="20"/>
+          <w:szCs w:val="20"/>
         </w:rPr>
         <w:t>notifikacija</w:t>
       </w:r>
       <w:proofErr w:type="spellEnd"/>
       <w:r>
         <w:rPr>
-          <w:rFonts w:ascii="Times New Roman" w:eastAsia="Times New Roman" w:hAnsi="Times New Roman" w:cs="Times New Roman"/>
-          <w:sz w:val="24"/>
-          <w:szCs w:val="24"/>
+          <w:rFonts w:ascii="Arial" w:eastAsia="Times New Roman" w:hAnsi="Arial" w:cs="Arial"/>
+          <w:sz w:val="20"/>
+          <w:szCs w:val="20"/>
         </w:rPr>
         <w:t>.</w:t>
       </w:r>
@@ -905,75 +907,75 @@
         <w:spacing w:before="100" w:beforeAutospacing="1" w:after="100" w:afterAutospacing="1" w:line="240" w:lineRule="auto"/>
         <w:outlineLvl w:val="1"/>
         <w:rPr>
-          <w:rFonts w:ascii="Times New Roman" w:eastAsia="Times New Roman" w:hAnsi="Times New Roman" w:cs="Times New Roman"/>
+          <w:rFonts w:ascii="Arial" w:eastAsia="Times New Roman" w:hAnsi="Arial" w:cs="Arial"/>
           <w:b/>
           <w:bCs/>
-          <w:sz w:val="36"/>
-          <w:szCs w:val="36"/>
-        </w:rPr>
-      </w:pPr>
-      <w:r>
-        <w:rPr>
-          <w:rFonts w:ascii="Times New Roman" w:eastAsia="Times New Roman" w:hAnsi="Times New Roman" w:cs="Times New Roman"/>
+          <w:sz w:val="28"/>
+          <w:szCs w:val="28"/>
+        </w:rPr>
+      </w:pPr>
+      <w:r>
+        <w:rPr>
+          <w:rFonts w:ascii="Arial" w:eastAsia="Times New Roman" w:hAnsi="Arial" w:cs="Arial"/>
           <w:b/>
           <w:bCs/>
-          <w:sz w:val="36"/>
-          <w:szCs w:val="36"/>
+          <w:sz w:val="28"/>
+          <w:szCs w:val="28"/>
         </w:rPr>
         <w:t xml:space="preserve">2. </w:t>
       </w:r>
       <w:proofErr w:type="spellStart"/>
       <w:r>
         <w:rPr>
-          <w:rFonts w:ascii="Times New Roman" w:eastAsia="Times New Roman" w:hAnsi="Times New Roman" w:cs="Times New Roman"/>
+          <w:rFonts w:ascii="Arial" w:eastAsia="Times New Roman" w:hAnsi="Arial" w:cs="Arial"/>
           <w:b/>
           <w:bCs/>
-          <w:sz w:val="36"/>
-          <w:szCs w:val="36"/>
+          <w:sz w:val="28"/>
+          <w:szCs w:val="28"/>
         </w:rPr>
         <w:t>Ciljna</w:t>
       </w:r>
       <w:proofErr w:type="spellEnd"/>
       <w:r>
         <w:rPr>
-          <w:rFonts w:ascii="Times New Roman" w:eastAsia="Times New Roman" w:hAnsi="Times New Roman" w:cs="Times New Roman"/>
+          <w:rFonts w:ascii="Arial" w:eastAsia="Times New Roman" w:hAnsi="Arial" w:cs="Arial"/>
           <w:b/>
           <w:bCs/>
-          <w:sz w:val="36"/>
-          <w:szCs w:val="36"/>
+          <w:sz w:val="28"/>
+          <w:szCs w:val="28"/>
         </w:rPr>
         <w:t xml:space="preserve"> </w:t>
       </w:r>
       <w:proofErr w:type="spellStart"/>
       <w:r>
         <w:rPr>
-          <w:rFonts w:ascii="Times New Roman" w:eastAsia="Times New Roman" w:hAnsi="Times New Roman" w:cs="Times New Roman"/>
+          <w:rFonts w:ascii="Arial" w:eastAsia="Times New Roman" w:hAnsi="Arial" w:cs="Arial"/>
           <w:b/>
           <w:bCs/>
-          <w:sz w:val="36"/>
-          <w:szCs w:val="36"/>
+          <w:sz w:val="28"/>
+          <w:szCs w:val="28"/>
         </w:rPr>
         <w:t>grupa</w:t>
       </w:r>
       <w:proofErr w:type="spellEnd"/>
       <w:r>
         <w:rPr>
-          <w:rFonts w:ascii="Times New Roman" w:eastAsia="Times New Roman" w:hAnsi="Times New Roman" w:cs="Times New Roman"/>
+          <w:rFonts w:ascii="Arial" w:eastAsia="Times New Roman" w:hAnsi="Arial" w:cs="Arial"/>
           <w:b/>
           <w:bCs/>
-          <w:sz w:val="36"/>
-          <w:szCs w:val="36"/>
+          <w:sz w:val="28"/>
+          <w:szCs w:val="28"/>
         </w:rPr>
         <w:t xml:space="preserve"> </w:t>
       </w:r>
       <w:proofErr w:type="spellStart"/>
       <w:r>
         <w:rPr>
-          <w:rFonts w:ascii="Times New Roman" w:eastAsia="Times New Roman" w:hAnsi="Times New Roman" w:cs="Times New Roman"/>
+          <w:rFonts w:ascii="Arial" w:eastAsia="Times New Roman" w:hAnsi="Arial" w:cs="Arial"/>
           <w:b/>
           <w:bCs/>
-          <w:sz w:val="36"/>
-          <w:szCs w:val="36"/>
+          <w:sz w:val="28"/>
+          <w:szCs w:val="28"/>
         </w:rPr>
         <w:t>korisnika</w:t>
       </w:r>
@@ -987,164 +989,164 @@
         </w:numPr>
         <w:spacing w:before="100" w:beforeAutospacing="1" w:after="100" w:afterAutospacing="1" w:line="240" w:lineRule="auto"/>
         <w:rPr>
-          <w:rFonts w:ascii="Times New Roman" w:eastAsia="Times New Roman" w:hAnsi="Times New Roman" w:cs="Times New Roman"/>
-          <w:sz w:val="24"/>
-          <w:szCs w:val="24"/>
-        </w:rPr>
-      </w:pPr>
-      <w:proofErr w:type="spellStart"/>
-      <w:r>
-        <w:rPr>
-          <w:rFonts w:ascii="Times New Roman" w:eastAsia="Times New Roman" w:hAnsi="Times New Roman" w:cs="Times New Roman"/>
+          <w:rFonts w:ascii="Arial" w:eastAsia="Times New Roman" w:hAnsi="Arial" w:cs="Arial"/>
+          <w:sz w:val="20"/>
+          <w:szCs w:val="20"/>
+        </w:rPr>
+      </w:pPr>
+      <w:proofErr w:type="spellStart"/>
+      <w:r>
+        <w:rPr>
+          <w:rFonts w:ascii="Arial" w:eastAsia="Times New Roman" w:hAnsi="Arial" w:cs="Arial"/>
           <w:b/>
           <w:bCs/>
-          <w:sz w:val="24"/>
-          <w:szCs w:val="24"/>
+          <w:sz w:val="20"/>
+          <w:szCs w:val="20"/>
         </w:rPr>
         <w:t>Studenti</w:t>
       </w:r>
       <w:proofErr w:type="spellEnd"/>
       <w:r>
         <w:rPr>
-          <w:rFonts w:ascii="Times New Roman" w:eastAsia="Times New Roman" w:hAnsi="Times New Roman" w:cs="Times New Roman"/>
+          <w:rFonts w:ascii="Arial" w:eastAsia="Times New Roman" w:hAnsi="Arial" w:cs="Arial"/>
           <w:b/>
           <w:bCs/>
-          <w:sz w:val="24"/>
-          <w:szCs w:val="24"/>
+          <w:sz w:val="20"/>
+          <w:szCs w:val="20"/>
         </w:rPr>
         <w:t>:</w:t>
       </w:r>
       <w:r>
         <w:rPr>
-          <w:rFonts w:ascii="Times New Roman" w:eastAsia="Times New Roman" w:hAnsi="Times New Roman" w:cs="Times New Roman"/>
-          <w:sz w:val="24"/>
-          <w:szCs w:val="24"/>
+          <w:rFonts w:ascii="Arial" w:eastAsia="Times New Roman" w:hAnsi="Arial" w:cs="Arial"/>
+          <w:sz w:val="20"/>
+          <w:szCs w:val="20"/>
         </w:rPr>
         <w:t xml:space="preserve"> </w:t>
       </w:r>
       <w:proofErr w:type="spellStart"/>
       <w:r>
         <w:rPr>
-          <w:rFonts w:ascii="Times New Roman" w:eastAsia="Times New Roman" w:hAnsi="Times New Roman" w:cs="Times New Roman"/>
-          <w:sz w:val="24"/>
-          <w:szCs w:val="24"/>
+          <w:rFonts w:ascii="Arial" w:eastAsia="Times New Roman" w:hAnsi="Arial" w:cs="Arial"/>
+          <w:sz w:val="20"/>
+          <w:szCs w:val="20"/>
         </w:rPr>
         <w:t>Korisnici</w:t>
       </w:r>
       <w:proofErr w:type="spellEnd"/>
       <w:r>
         <w:rPr>
-          <w:rFonts w:ascii="Times New Roman" w:eastAsia="Times New Roman" w:hAnsi="Times New Roman" w:cs="Times New Roman"/>
-          <w:sz w:val="24"/>
-          <w:szCs w:val="24"/>
+          <w:rFonts w:ascii="Arial" w:eastAsia="Times New Roman" w:hAnsi="Arial" w:cs="Arial"/>
+          <w:sz w:val="20"/>
+          <w:szCs w:val="20"/>
         </w:rPr>
         <w:t xml:space="preserve"> koji </w:t>
       </w:r>
       <w:proofErr w:type="spellStart"/>
       <w:r>
         <w:rPr>
-          <w:rFonts w:ascii="Times New Roman" w:eastAsia="Times New Roman" w:hAnsi="Times New Roman" w:cs="Times New Roman"/>
-          <w:sz w:val="24"/>
-          <w:szCs w:val="24"/>
+          <w:rFonts w:ascii="Arial" w:eastAsia="Times New Roman" w:hAnsi="Arial" w:cs="Arial"/>
+          <w:sz w:val="20"/>
+          <w:szCs w:val="20"/>
         </w:rPr>
         <w:t>pristupaju</w:t>
       </w:r>
       <w:proofErr w:type="spellEnd"/>
       <w:r>
         <w:rPr>
-          <w:rFonts w:ascii="Times New Roman" w:eastAsia="Times New Roman" w:hAnsi="Times New Roman" w:cs="Times New Roman"/>
-          <w:sz w:val="24"/>
-          <w:szCs w:val="24"/>
+          <w:rFonts w:ascii="Arial" w:eastAsia="Times New Roman" w:hAnsi="Arial" w:cs="Arial"/>
+          <w:sz w:val="20"/>
+          <w:szCs w:val="20"/>
         </w:rPr>
         <w:t xml:space="preserve"> </w:t>
       </w:r>
       <w:proofErr w:type="spellStart"/>
       <w:r>
         <w:rPr>
-          <w:rFonts w:ascii="Times New Roman" w:eastAsia="Times New Roman" w:hAnsi="Times New Roman" w:cs="Times New Roman"/>
-          <w:sz w:val="24"/>
-          <w:szCs w:val="24"/>
+          <w:rFonts w:ascii="Arial" w:eastAsia="Times New Roman" w:hAnsi="Arial" w:cs="Arial"/>
+          <w:sz w:val="20"/>
+          <w:szCs w:val="20"/>
         </w:rPr>
         <w:t>materijalima</w:t>
       </w:r>
       <w:proofErr w:type="spellEnd"/>
       <w:r>
         <w:rPr>
-          <w:rFonts w:ascii="Times New Roman" w:eastAsia="Times New Roman" w:hAnsi="Times New Roman" w:cs="Times New Roman"/>
-          <w:sz w:val="24"/>
-          <w:szCs w:val="24"/>
+          <w:rFonts w:ascii="Arial" w:eastAsia="Times New Roman" w:hAnsi="Arial" w:cs="Arial"/>
+          <w:sz w:val="20"/>
+          <w:szCs w:val="20"/>
         </w:rPr>
         <w:t xml:space="preserve">, prate </w:t>
       </w:r>
       <w:proofErr w:type="spellStart"/>
       <w:r>
         <w:rPr>
-          <w:rFonts w:ascii="Times New Roman" w:eastAsia="Times New Roman" w:hAnsi="Times New Roman" w:cs="Times New Roman"/>
-          <w:sz w:val="24"/>
-          <w:szCs w:val="24"/>
+          <w:rFonts w:ascii="Arial" w:eastAsia="Times New Roman" w:hAnsi="Arial" w:cs="Arial"/>
+          <w:sz w:val="20"/>
+          <w:szCs w:val="20"/>
         </w:rPr>
         <w:t>predmete</w:t>
       </w:r>
       <w:proofErr w:type="spellEnd"/>
       <w:r>
         <w:rPr>
-          <w:rFonts w:ascii="Times New Roman" w:eastAsia="Times New Roman" w:hAnsi="Times New Roman" w:cs="Times New Roman"/>
-          <w:sz w:val="24"/>
-          <w:szCs w:val="24"/>
+          <w:rFonts w:ascii="Arial" w:eastAsia="Times New Roman" w:hAnsi="Arial" w:cs="Arial"/>
+          <w:sz w:val="20"/>
+          <w:szCs w:val="20"/>
         </w:rPr>
         <w:t xml:space="preserve"> </w:t>
       </w:r>
       <w:proofErr w:type="spellStart"/>
       <w:r>
         <w:rPr>
-          <w:rFonts w:ascii="Times New Roman" w:eastAsia="Times New Roman" w:hAnsi="Times New Roman" w:cs="Times New Roman"/>
-          <w:sz w:val="24"/>
-          <w:szCs w:val="24"/>
+          <w:rFonts w:ascii="Arial" w:eastAsia="Times New Roman" w:hAnsi="Arial" w:cs="Arial"/>
+          <w:sz w:val="20"/>
+          <w:szCs w:val="20"/>
         </w:rPr>
         <w:t>i</w:t>
       </w:r>
       <w:proofErr w:type="spellEnd"/>
       <w:r>
         <w:rPr>
-          <w:rFonts w:ascii="Times New Roman" w:eastAsia="Times New Roman" w:hAnsi="Times New Roman" w:cs="Times New Roman"/>
-          <w:sz w:val="24"/>
-          <w:szCs w:val="24"/>
+          <w:rFonts w:ascii="Arial" w:eastAsia="Times New Roman" w:hAnsi="Arial" w:cs="Arial"/>
+          <w:sz w:val="20"/>
+          <w:szCs w:val="20"/>
         </w:rPr>
         <w:t xml:space="preserve"> </w:t>
       </w:r>
       <w:proofErr w:type="spellStart"/>
       <w:r>
         <w:rPr>
-          <w:rFonts w:ascii="Times New Roman" w:eastAsia="Times New Roman" w:hAnsi="Times New Roman" w:cs="Times New Roman"/>
-          <w:sz w:val="24"/>
-          <w:szCs w:val="24"/>
+          <w:rFonts w:ascii="Arial" w:eastAsia="Times New Roman" w:hAnsi="Arial" w:cs="Arial"/>
+          <w:sz w:val="20"/>
+          <w:szCs w:val="20"/>
         </w:rPr>
         <w:t>dobijaju</w:t>
       </w:r>
       <w:proofErr w:type="spellEnd"/>
       <w:r>
         <w:rPr>
-          <w:rFonts w:ascii="Times New Roman" w:eastAsia="Times New Roman" w:hAnsi="Times New Roman" w:cs="Times New Roman"/>
-          <w:sz w:val="24"/>
-          <w:szCs w:val="24"/>
+          <w:rFonts w:ascii="Arial" w:eastAsia="Times New Roman" w:hAnsi="Arial" w:cs="Arial"/>
+          <w:sz w:val="20"/>
+          <w:szCs w:val="20"/>
         </w:rPr>
         <w:t xml:space="preserve"> </w:t>
       </w:r>
       <w:proofErr w:type="spellStart"/>
       <w:r>
         <w:rPr>
-          <w:rFonts w:ascii="Times New Roman" w:eastAsia="Times New Roman" w:hAnsi="Times New Roman" w:cs="Times New Roman"/>
-          <w:sz w:val="24"/>
-          <w:szCs w:val="24"/>
+          <w:rFonts w:ascii="Arial" w:eastAsia="Times New Roman" w:hAnsi="Arial" w:cs="Arial"/>
+          <w:sz w:val="20"/>
+          <w:szCs w:val="20"/>
         </w:rPr>
         <w:t>obaveštenja</w:t>
       </w:r>
       <w:proofErr w:type="spellEnd"/>
       <w:r>
         <w:rPr>
-          <w:rFonts w:ascii="Times New Roman" w:eastAsia="Times New Roman" w:hAnsi="Times New Roman" w:cs="Times New Roman"/>
-          <w:sz w:val="24"/>
-          <w:szCs w:val="24"/>
+          <w:rFonts w:ascii="Arial" w:eastAsia="Times New Roman" w:hAnsi="Arial" w:cs="Arial"/>
+          <w:sz w:val="20"/>
+          <w:szCs w:val="20"/>
         </w:rPr>
         <w:t>.</w:t>
       </w:r>
@@ -1157,146 +1159,168 @@
         </w:numPr>
         <w:spacing w:before="100" w:beforeAutospacing="1" w:after="100" w:afterAutospacing="1" w:line="240" w:lineRule="auto"/>
         <w:rPr>
-          <w:rFonts w:ascii="Times New Roman" w:eastAsia="Times New Roman" w:hAnsi="Times New Roman" w:cs="Times New Roman"/>
-          <w:sz w:val="24"/>
-          <w:szCs w:val="24"/>
-        </w:rPr>
-      </w:pPr>
-      <w:proofErr w:type="spellStart"/>
-      <w:r>
-        <w:rPr>
-          <w:rFonts w:ascii="Times New Roman" w:eastAsia="Times New Roman" w:hAnsi="Times New Roman" w:cs="Times New Roman"/>
+          <w:rFonts w:ascii="Arial" w:eastAsia="Times New Roman" w:hAnsi="Arial" w:cs="Arial"/>
+          <w:sz w:val="20"/>
+          <w:szCs w:val="20"/>
+        </w:rPr>
+      </w:pPr>
+      <w:proofErr w:type="spellStart"/>
+      <w:r>
+        <w:rPr>
+          <w:rFonts w:ascii="Arial" w:eastAsia="Times New Roman" w:hAnsi="Arial" w:cs="Arial"/>
           <w:b/>
           <w:bCs/>
-          <w:sz w:val="24"/>
-          <w:szCs w:val="24"/>
+          <w:sz w:val="20"/>
+          <w:szCs w:val="20"/>
         </w:rPr>
         <w:t>Profesori</w:t>
       </w:r>
       <w:proofErr w:type="spellEnd"/>
       <w:r>
         <w:rPr>
-          <w:rFonts w:ascii="Times New Roman" w:eastAsia="Times New Roman" w:hAnsi="Times New Roman" w:cs="Times New Roman"/>
+          <w:rFonts w:ascii="Arial" w:eastAsia="Times New Roman" w:hAnsi="Arial" w:cs="Arial"/>
           <w:b/>
           <w:bCs/>
-          <w:sz w:val="24"/>
-          <w:szCs w:val="24"/>
-        </w:rPr>
-        <w:t xml:space="preserve"> / Mentori:</w:t>
-      </w:r>
-      <w:r>
-        <w:rPr>
-          <w:rFonts w:ascii="Times New Roman" w:eastAsia="Times New Roman" w:hAnsi="Times New Roman" w:cs="Times New Roman"/>
-          <w:sz w:val="24"/>
-          <w:szCs w:val="24"/>
+          <w:sz w:val="20"/>
+          <w:szCs w:val="20"/>
+        </w:rPr>
+        <w:t xml:space="preserve"> / </w:t>
+      </w:r>
+      <w:proofErr w:type="spellStart"/>
+      <w:r>
+        <w:rPr>
+          <w:rFonts w:ascii="Arial" w:eastAsia="Times New Roman" w:hAnsi="Arial" w:cs="Arial"/>
+          <w:b/>
+          <w:bCs/>
+          <w:sz w:val="20"/>
+          <w:szCs w:val="20"/>
+        </w:rPr>
+        <w:t>Mentori</w:t>
+      </w:r>
+      <w:proofErr w:type="spellEnd"/>
+      <w:r>
+        <w:rPr>
+          <w:rFonts w:ascii="Arial" w:eastAsia="Times New Roman" w:hAnsi="Arial" w:cs="Arial"/>
+          <w:b/>
+          <w:bCs/>
+          <w:sz w:val="20"/>
+          <w:szCs w:val="20"/>
+        </w:rPr>
+        <w:t>:</w:t>
+      </w:r>
+      <w:r>
+        <w:rPr>
+          <w:rFonts w:ascii="Arial" w:eastAsia="Times New Roman" w:hAnsi="Arial" w:cs="Arial"/>
+          <w:sz w:val="20"/>
+          <w:szCs w:val="20"/>
         </w:rPr>
         <w:t xml:space="preserve"> Autori </w:t>
       </w:r>
       <w:proofErr w:type="spellStart"/>
       <w:r>
         <w:rPr>
-          <w:rFonts w:ascii="Times New Roman" w:eastAsia="Times New Roman" w:hAnsi="Times New Roman" w:cs="Times New Roman"/>
-          <w:sz w:val="24"/>
-          <w:szCs w:val="24"/>
+          <w:rFonts w:ascii="Arial" w:eastAsia="Times New Roman" w:hAnsi="Arial" w:cs="Arial"/>
+          <w:sz w:val="20"/>
+          <w:szCs w:val="20"/>
         </w:rPr>
         <w:t>sadržaja</w:t>
       </w:r>
       <w:proofErr w:type="spellEnd"/>
       <w:r>
         <w:rPr>
-          <w:rFonts w:ascii="Times New Roman" w:eastAsia="Times New Roman" w:hAnsi="Times New Roman" w:cs="Times New Roman"/>
-          <w:sz w:val="24"/>
-          <w:szCs w:val="24"/>
+          <w:rFonts w:ascii="Arial" w:eastAsia="Times New Roman" w:hAnsi="Arial" w:cs="Arial"/>
+          <w:sz w:val="20"/>
+          <w:szCs w:val="20"/>
         </w:rPr>
         <w:t xml:space="preserve"> koji </w:t>
       </w:r>
       <w:proofErr w:type="spellStart"/>
       <w:r>
         <w:rPr>
-          <w:rFonts w:ascii="Times New Roman" w:eastAsia="Times New Roman" w:hAnsi="Times New Roman" w:cs="Times New Roman"/>
-          <w:sz w:val="24"/>
-          <w:szCs w:val="24"/>
+          <w:rFonts w:ascii="Arial" w:eastAsia="Times New Roman" w:hAnsi="Arial" w:cs="Arial"/>
+          <w:sz w:val="20"/>
+          <w:szCs w:val="20"/>
         </w:rPr>
         <w:t>upravljaju</w:t>
       </w:r>
       <w:proofErr w:type="spellEnd"/>
       <w:r>
         <w:rPr>
-          <w:rFonts w:ascii="Times New Roman" w:eastAsia="Times New Roman" w:hAnsi="Times New Roman" w:cs="Times New Roman"/>
-          <w:sz w:val="24"/>
-          <w:szCs w:val="24"/>
+          <w:rFonts w:ascii="Arial" w:eastAsia="Times New Roman" w:hAnsi="Arial" w:cs="Arial"/>
+          <w:sz w:val="20"/>
+          <w:szCs w:val="20"/>
         </w:rPr>
         <w:t xml:space="preserve"> </w:t>
       </w:r>
       <w:proofErr w:type="spellStart"/>
       <w:r>
         <w:rPr>
-          <w:rFonts w:ascii="Times New Roman" w:eastAsia="Times New Roman" w:hAnsi="Times New Roman" w:cs="Times New Roman"/>
-          <w:sz w:val="24"/>
-          <w:szCs w:val="24"/>
+          <w:rFonts w:ascii="Arial" w:eastAsia="Times New Roman" w:hAnsi="Arial" w:cs="Arial"/>
+          <w:sz w:val="20"/>
+          <w:szCs w:val="20"/>
         </w:rPr>
         <w:t>materijalima</w:t>
       </w:r>
       <w:proofErr w:type="spellEnd"/>
       <w:r>
         <w:rPr>
-          <w:rFonts w:ascii="Times New Roman" w:eastAsia="Times New Roman" w:hAnsi="Times New Roman" w:cs="Times New Roman"/>
-          <w:sz w:val="24"/>
-          <w:szCs w:val="24"/>
+          <w:rFonts w:ascii="Arial" w:eastAsia="Times New Roman" w:hAnsi="Arial" w:cs="Arial"/>
+          <w:sz w:val="20"/>
+          <w:szCs w:val="20"/>
         </w:rPr>
         <w:t xml:space="preserve"> </w:t>
       </w:r>
       <w:proofErr w:type="spellStart"/>
       <w:r>
         <w:rPr>
-          <w:rFonts w:ascii="Times New Roman" w:eastAsia="Times New Roman" w:hAnsi="Times New Roman" w:cs="Times New Roman"/>
-          <w:sz w:val="24"/>
-          <w:szCs w:val="24"/>
+          <w:rFonts w:ascii="Arial" w:eastAsia="Times New Roman" w:hAnsi="Arial" w:cs="Arial"/>
+          <w:sz w:val="20"/>
+          <w:szCs w:val="20"/>
         </w:rPr>
         <w:t>i</w:t>
       </w:r>
       <w:proofErr w:type="spellEnd"/>
       <w:r>
         <w:rPr>
-          <w:rFonts w:ascii="Times New Roman" w:eastAsia="Times New Roman" w:hAnsi="Times New Roman" w:cs="Times New Roman"/>
-          <w:sz w:val="24"/>
-          <w:szCs w:val="24"/>
+          <w:rFonts w:ascii="Arial" w:eastAsia="Times New Roman" w:hAnsi="Arial" w:cs="Arial"/>
+          <w:sz w:val="20"/>
+          <w:szCs w:val="20"/>
         </w:rPr>
         <w:t xml:space="preserve"> prate </w:t>
       </w:r>
       <w:proofErr w:type="spellStart"/>
       <w:r>
         <w:rPr>
-          <w:rFonts w:ascii="Times New Roman" w:eastAsia="Times New Roman" w:hAnsi="Times New Roman" w:cs="Times New Roman"/>
-          <w:sz w:val="24"/>
-          <w:szCs w:val="24"/>
+          <w:rFonts w:ascii="Arial" w:eastAsia="Times New Roman" w:hAnsi="Arial" w:cs="Arial"/>
+          <w:sz w:val="20"/>
+          <w:szCs w:val="20"/>
         </w:rPr>
         <w:t>angažovanje</w:t>
       </w:r>
       <w:proofErr w:type="spellEnd"/>
       <w:r>
         <w:rPr>
-          <w:rFonts w:ascii="Times New Roman" w:eastAsia="Times New Roman" w:hAnsi="Times New Roman" w:cs="Times New Roman"/>
-          <w:sz w:val="24"/>
-          <w:szCs w:val="24"/>
+          <w:rFonts w:ascii="Arial" w:eastAsia="Times New Roman" w:hAnsi="Arial" w:cs="Arial"/>
+          <w:sz w:val="20"/>
+          <w:szCs w:val="20"/>
         </w:rPr>
         <w:t xml:space="preserve"> </w:t>
       </w:r>
       <w:proofErr w:type="spellStart"/>
       <w:r>
         <w:rPr>
-          <w:rFonts w:ascii="Times New Roman" w:eastAsia="Times New Roman" w:hAnsi="Times New Roman" w:cs="Times New Roman"/>
-          <w:sz w:val="24"/>
-          <w:szCs w:val="24"/>
+          <w:rFonts w:ascii="Arial" w:eastAsia="Times New Roman" w:hAnsi="Arial" w:cs="Arial"/>
+          <w:sz w:val="20"/>
+          <w:szCs w:val="20"/>
         </w:rPr>
         <w:t>studenata</w:t>
       </w:r>
       <w:proofErr w:type="spellEnd"/>
       <w:r>
         <w:rPr>
-          <w:rFonts w:ascii="Times New Roman" w:eastAsia="Times New Roman" w:hAnsi="Times New Roman" w:cs="Times New Roman"/>
-          <w:sz w:val="24"/>
-          <w:szCs w:val="24"/>
+          <w:rFonts w:ascii="Arial" w:eastAsia="Times New Roman" w:hAnsi="Arial" w:cs="Arial"/>
+          <w:sz w:val="20"/>
+          <w:szCs w:val="20"/>
         </w:rPr>
         <w:t>.</w:t>
       </w:r>
@@ -1309,182 +1333,182 @@
         </w:numPr>
         <w:spacing w:before="100" w:beforeAutospacing="1" w:after="100" w:afterAutospacing="1" w:line="240" w:lineRule="auto"/>
         <w:rPr>
-          <w:rFonts w:ascii="Times New Roman" w:eastAsia="Times New Roman" w:hAnsi="Times New Roman" w:cs="Times New Roman"/>
-          <w:sz w:val="24"/>
-          <w:szCs w:val="24"/>
-        </w:rPr>
-      </w:pPr>
-      <w:proofErr w:type="spellStart"/>
-      <w:r>
-        <w:rPr>
-          <w:rFonts w:ascii="Times New Roman" w:eastAsia="Times New Roman" w:hAnsi="Times New Roman" w:cs="Times New Roman"/>
+          <w:rFonts w:ascii="Arial" w:eastAsia="Times New Roman" w:hAnsi="Arial" w:cs="Arial"/>
+          <w:sz w:val="20"/>
+          <w:szCs w:val="20"/>
+        </w:rPr>
+      </w:pPr>
+      <w:proofErr w:type="spellStart"/>
+      <w:r>
+        <w:rPr>
+          <w:rFonts w:ascii="Arial" w:eastAsia="Times New Roman" w:hAnsi="Arial" w:cs="Arial"/>
           <w:b/>
           <w:bCs/>
-          <w:sz w:val="24"/>
-          <w:szCs w:val="24"/>
+          <w:sz w:val="20"/>
+          <w:szCs w:val="20"/>
         </w:rPr>
         <w:t>Administratori</w:t>
       </w:r>
       <w:proofErr w:type="spellEnd"/>
       <w:r>
         <w:rPr>
-          <w:rFonts w:ascii="Times New Roman" w:eastAsia="Times New Roman" w:hAnsi="Times New Roman" w:cs="Times New Roman"/>
+          <w:rFonts w:ascii="Arial" w:eastAsia="Times New Roman" w:hAnsi="Arial" w:cs="Arial"/>
           <w:b/>
           <w:bCs/>
-          <w:sz w:val="24"/>
-          <w:szCs w:val="24"/>
+          <w:sz w:val="20"/>
+          <w:szCs w:val="20"/>
         </w:rPr>
         <w:t>:</w:t>
       </w:r>
       <w:r>
         <w:rPr>
-          <w:rFonts w:ascii="Times New Roman" w:eastAsia="Times New Roman" w:hAnsi="Times New Roman" w:cs="Times New Roman"/>
-          <w:sz w:val="24"/>
-          <w:szCs w:val="24"/>
+          <w:rFonts w:ascii="Arial" w:eastAsia="Times New Roman" w:hAnsi="Arial" w:cs="Arial"/>
+          <w:sz w:val="20"/>
+          <w:szCs w:val="20"/>
         </w:rPr>
         <w:t xml:space="preserve"> </w:t>
       </w:r>
       <w:proofErr w:type="spellStart"/>
       <w:r>
         <w:rPr>
-          <w:rFonts w:ascii="Times New Roman" w:eastAsia="Times New Roman" w:hAnsi="Times New Roman" w:cs="Times New Roman"/>
-          <w:sz w:val="24"/>
-          <w:szCs w:val="24"/>
+          <w:rFonts w:ascii="Arial" w:eastAsia="Times New Roman" w:hAnsi="Arial" w:cs="Arial"/>
+          <w:sz w:val="20"/>
+          <w:szCs w:val="20"/>
         </w:rPr>
         <w:t>Upravljaju</w:t>
       </w:r>
       <w:proofErr w:type="spellEnd"/>
       <w:r>
         <w:rPr>
-          <w:rFonts w:ascii="Times New Roman" w:eastAsia="Times New Roman" w:hAnsi="Times New Roman" w:cs="Times New Roman"/>
-          <w:sz w:val="24"/>
-          <w:szCs w:val="24"/>
+          <w:rFonts w:ascii="Arial" w:eastAsia="Times New Roman" w:hAnsi="Arial" w:cs="Arial"/>
+          <w:sz w:val="20"/>
+          <w:szCs w:val="20"/>
         </w:rPr>
         <w:t xml:space="preserve"> </w:t>
       </w:r>
       <w:proofErr w:type="spellStart"/>
       <w:r>
         <w:rPr>
-          <w:rFonts w:ascii="Times New Roman" w:eastAsia="Times New Roman" w:hAnsi="Times New Roman" w:cs="Times New Roman"/>
-          <w:sz w:val="24"/>
-          <w:szCs w:val="24"/>
+          <w:rFonts w:ascii="Arial" w:eastAsia="Times New Roman" w:hAnsi="Arial" w:cs="Arial"/>
+          <w:sz w:val="20"/>
+          <w:szCs w:val="20"/>
         </w:rPr>
         <w:t>korisničkim</w:t>
       </w:r>
       <w:proofErr w:type="spellEnd"/>
       <w:r>
         <w:rPr>
-          <w:rFonts w:ascii="Times New Roman" w:eastAsia="Times New Roman" w:hAnsi="Times New Roman" w:cs="Times New Roman"/>
-          <w:sz w:val="24"/>
-          <w:szCs w:val="24"/>
+          <w:rFonts w:ascii="Arial" w:eastAsia="Times New Roman" w:hAnsi="Arial" w:cs="Arial"/>
+          <w:sz w:val="20"/>
+          <w:szCs w:val="20"/>
         </w:rPr>
         <w:t xml:space="preserve"> </w:t>
       </w:r>
       <w:proofErr w:type="spellStart"/>
       <w:r>
         <w:rPr>
-          <w:rFonts w:ascii="Times New Roman" w:eastAsia="Times New Roman" w:hAnsi="Times New Roman" w:cs="Times New Roman"/>
-          <w:sz w:val="24"/>
-          <w:szCs w:val="24"/>
+          <w:rFonts w:ascii="Arial" w:eastAsia="Times New Roman" w:hAnsi="Arial" w:cs="Arial"/>
+          <w:sz w:val="20"/>
+          <w:szCs w:val="20"/>
         </w:rPr>
         <w:t>nalozima</w:t>
       </w:r>
       <w:proofErr w:type="spellEnd"/>
       <w:r>
         <w:rPr>
-          <w:rFonts w:ascii="Times New Roman" w:eastAsia="Times New Roman" w:hAnsi="Times New Roman" w:cs="Times New Roman"/>
-          <w:sz w:val="24"/>
-          <w:szCs w:val="24"/>
+          <w:rFonts w:ascii="Arial" w:eastAsia="Times New Roman" w:hAnsi="Arial" w:cs="Arial"/>
+          <w:sz w:val="20"/>
+          <w:szCs w:val="20"/>
         </w:rPr>
         <w:t xml:space="preserve">, </w:t>
       </w:r>
       <w:proofErr w:type="spellStart"/>
       <w:r>
         <w:rPr>
-          <w:rFonts w:ascii="Times New Roman" w:eastAsia="Times New Roman" w:hAnsi="Times New Roman" w:cs="Times New Roman"/>
-          <w:sz w:val="24"/>
-          <w:szCs w:val="24"/>
+          <w:rFonts w:ascii="Arial" w:eastAsia="Times New Roman" w:hAnsi="Arial" w:cs="Arial"/>
+          <w:sz w:val="20"/>
+          <w:szCs w:val="20"/>
         </w:rPr>
         <w:t>ulogama</w:t>
       </w:r>
       <w:proofErr w:type="spellEnd"/>
       <w:r>
         <w:rPr>
-          <w:rFonts w:ascii="Times New Roman" w:eastAsia="Times New Roman" w:hAnsi="Times New Roman" w:cs="Times New Roman"/>
-          <w:sz w:val="24"/>
-          <w:szCs w:val="24"/>
+          <w:rFonts w:ascii="Arial" w:eastAsia="Times New Roman" w:hAnsi="Arial" w:cs="Arial"/>
+          <w:sz w:val="20"/>
+          <w:szCs w:val="20"/>
         </w:rPr>
         <w:t xml:space="preserve"> </w:t>
       </w:r>
       <w:proofErr w:type="spellStart"/>
       <w:r>
         <w:rPr>
-          <w:rFonts w:ascii="Times New Roman" w:eastAsia="Times New Roman" w:hAnsi="Times New Roman" w:cs="Times New Roman"/>
-          <w:sz w:val="24"/>
-          <w:szCs w:val="24"/>
+          <w:rFonts w:ascii="Arial" w:eastAsia="Times New Roman" w:hAnsi="Arial" w:cs="Arial"/>
+          <w:sz w:val="20"/>
+          <w:szCs w:val="20"/>
         </w:rPr>
         <w:t>i</w:t>
       </w:r>
       <w:proofErr w:type="spellEnd"/>
       <w:r>
         <w:rPr>
-          <w:rFonts w:ascii="Times New Roman" w:eastAsia="Times New Roman" w:hAnsi="Times New Roman" w:cs="Times New Roman"/>
-          <w:sz w:val="24"/>
-          <w:szCs w:val="24"/>
+          <w:rFonts w:ascii="Arial" w:eastAsia="Times New Roman" w:hAnsi="Arial" w:cs="Arial"/>
+          <w:sz w:val="20"/>
+          <w:szCs w:val="20"/>
         </w:rPr>
         <w:t xml:space="preserve"> </w:t>
       </w:r>
       <w:proofErr w:type="spellStart"/>
       <w:r>
         <w:rPr>
-          <w:rFonts w:ascii="Times New Roman" w:eastAsia="Times New Roman" w:hAnsi="Times New Roman" w:cs="Times New Roman"/>
-          <w:sz w:val="24"/>
-          <w:szCs w:val="24"/>
+          <w:rFonts w:ascii="Arial" w:eastAsia="Times New Roman" w:hAnsi="Arial" w:cs="Arial"/>
+          <w:sz w:val="20"/>
+          <w:szCs w:val="20"/>
         </w:rPr>
         <w:t>organizacionom</w:t>
       </w:r>
       <w:proofErr w:type="spellEnd"/>
       <w:r>
         <w:rPr>
-          <w:rFonts w:ascii="Times New Roman" w:eastAsia="Times New Roman" w:hAnsi="Times New Roman" w:cs="Times New Roman"/>
-          <w:sz w:val="24"/>
-          <w:szCs w:val="24"/>
+          <w:rFonts w:ascii="Arial" w:eastAsia="Times New Roman" w:hAnsi="Arial" w:cs="Arial"/>
+          <w:sz w:val="20"/>
+          <w:szCs w:val="20"/>
         </w:rPr>
         <w:t xml:space="preserve"> </w:t>
       </w:r>
       <w:proofErr w:type="spellStart"/>
       <w:r>
         <w:rPr>
-          <w:rFonts w:ascii="Times New Roman" w:eastAsia="Times New Roman" w:hAnsi="Times New Roman" w:cs="Times New Roman"/>
-          <w:sz w:val="24"/>
-          <w:szCs w:val="24"/>
+          <w:rFonts w:ascii="Arial" w:eastAsia="Times New Roman" w:hAnsi="Arial" w:cs="Arial"/>
+          <w:sz w:val="20"/>
+          <w:szCs w:val="20"/>
         </w:rPr>
         <w:t>strukturom</w:t>
       </w:r>
       <w:proofErr w:type="spellEnd"/>
       <w:r>
         <w:rPr>
-          <w:rFonts w:ascii="Times New Roman" w:eastAsia="Times New Roman" w:hAnsi="Times New Roman" w:cs="Times New Roman"/>
-          <w:sz w:val="24"/>
-          <w:szCs w:val="24"/>
+          <w:rFonts w:ascii="Arial" w:eastAsia="Times New Roman" w:hAnsi="Arial" w:cs="Arial"/>
+          <w:sz w:val="20"/>
+          <w:szCs w:val="20"/>
         </w:rPr>
         <w:t xml:space="preserve"> (</w:t>
       </w:r>
       <w:proofErr w:type="spellStart"/>
       <w:r>
         <w:rPr>
-          <w:rFonts w:ascii="Times New Roman" w:eastAsia="Times New Roman" w:hAnsi="Times New Roman" w:cs="Times New Roman"/>
-          <w:sz w:val="24"/>
-          <w:szCs w:val="24"/>
+          <w:rFonts w:ascii="Arial" w:eastAsia="Times New Roman" w:hAnsi="Arial" w:cs="Arial"/>
+          <w:sz w:val="20"/>
+          <w:szCs w:val="20"/>
         </w:rPr>
         <w:t>departmanima</w:t>
       </w:r>
       <w:proofErr w:type="spellEnd"/>
       <w:r>
         <w:rPr>
-          <w:rFonts w:ascii="Times New Roman" w:eastAsia="Times New Roman" w:hAnsi="Times New Roman" w:cs="Times New Roman"/>
-          <w:sz w:val="24"/>
-          <w:szCs w:val="24"/>
+          <w:rFonts w:ascii="Arial" w:eastAsia="Times New Roman" w:hAnsi="Arial" w:cs="Arial"/>
+          <w:sz w:val="20"/>
+          <w:szCs w:val="20"/>
         </w:rPr>
         <w:t>).</w:t>
       </w:r>
@@ -1494,53 +1518,53 @@
         <w:spacing w:before="100" w:beforeAutospacing="1" w:after="100" w:afterAutospacing="1" w:line="240" w:lineRule="auto"/>
         <w:outlineLvl w:val="1"/>
         <w:rPr>
-          <w:rFonts w:ascii="Times New Roman" w:eastAsia="Times New Roman" w:hAnsi="Times New Roman" w:cs="Times New Roman"/>
+          <w:rFonts w:ascii="Arial" w:eastAsia="Times New Roman" w:hAnsi="Arial" w:cs="Arial"/>
           <w:b/>
           <w:bCs/>
-          <w:sz w:val="36"/>
-          <w:szCs w:val="36"/>
-        </w:rPr>
-      </w:pPr>
-      <w:r>
-        <w:rPr>
-          <w:rFonts w:ascii="Times New Roman" w:eastAsia="Times New Roman" w:hAnsi="Times New Roman" w:cs="Times New Roman"/>
+          <w:sz w:val="28"/>
+          <w:szCs w:val="28"/>
+        </w:rPr>
+      </w:pPr>
+      <w:r>
+        <w:rPr>
+          <w:rFonts w:ascii="Arial" w:eastAsia="Times New Roman" w:hAnsi="Arial" w:cs="Arial"/>
           <w:b/>
           <w:bCs/>
-          <w:sz w:val="36"/>
-          <w:szCs w:val="36"/>
+          <w:sz w:val="28"/>
+          <w:szCs w:val="28"/>
         </w:rPr>
         <w:t xml:space="preserve">3. </w:t>
       </w:r>
       <w:proofErr w:type="spellStart"/>
       <w:r>
         <w:rPr>
-          <w:rFonts w:ascii="Times New Roman" w:eastAsia="Times New Roman" w:hAnsi="Times New Roman" w:cs="Times New Roman"/>
+          <w:rFonts w:ascii="Arial" w:eastAsia="Times New Roman" w:hAnsi="Arial" w:cs="Arial"/>
           <w:b/>
           <w:bCs/>
-          <w:sz w:val="36"/>
-          <w:szCs w:val="36"/>
+          <w:sz w:val="28"/>
+          <w:szCs w:val="28"/>
         </w:rPr>
         <w:t>Funkcionalna</w:t>
       </w:r>
       <w:proofErr w:type="spellEnd"/>
       <w:r>
         <w:rPr>
-          <w:rFonts w:ascii="Times New Roman" w:eastAsia="Times New Roman" w:hAnsi="Times New Roman" w:cs="Times New Roman"/>
+          <w:rFonts w:ascii="Arial" w:eastAsia="Times New Roman" w:hAnsi="Arial" w:cs="Arial"/>
           <w:b/>
           <w:bCs/>
-          <w:sz w:val="36"/>
-          <w:szCs w:val="36"/>
+          <w:sz w:val="28"/>
+          <w:szCs w:val="28"/>
         </w:rPr>
         <w:t xml:space="preserve"> </w:t>
       </w:r>
       <w:proofErr w:type="spellStart"/>
       <w:r>
         <w:rPr>
-          <w:rFonts w:ascii="Times New Roman" w:eastAsia="Times New Roman" w:hAnsi="Times New Roman" w:cs="Times New Roman"/>
+          <w:rFonts w:ascii="Arial" w:eastAsia="Times New Roman" w:hAnsi="Arial" w:cs="Arial"/>
           <w:b/>
           <w:bCs/>
-          <w:sz w:val="36"/>
-          <w:szCs w:val="36"/>
+          <w:sz w:val="28"/>
+          <w:szCs w:val="28"/>
         </w:rPr>
         <w:t>specifikacija</w:t>
       </w:r>
@@ -1551,97 +1575,79 @@
         <w:spacing w:before="100" w:beforeAutospacing="1" w:after="100" w:afterAutospacing="1" w:line="240" w:lineRule="auto"/>
         <w:outlineLvl w:val="2"/>
         <w:rPr>
-          <w:rFonts w:ascii="Times New Roman" w:eastAsia="Times New Roman" w:hAnsi="Times New Roman" w:cs="Times New Roman"/>
+          <w:rFonts w:ascii="Arial" w:eastAsia="Times New Roman" w:hAnsi="Arial" w:cs="Arial"/>
           <w:b/>
           <w:bCs/>
-          <w:sz w:val="27"/>
-          <w:szCs w:val="27"/>
-        </w:rPr>
-      </w:pPr>
-      <w:r>
-        <w:rPr>
-          <w:rFonts w:ascii="Times New Roman" w:eastAsia="Times New Roman" w:hAnsi="Times New Roman" w:cs="Times New Roman"/>
+        </w:rPr>
+      </w:pPr>
+      <w:r>
+        <w:rPr>
+          <w:rFonts w:ascii="Arial" w:eastAsia="Times New Roman" w:hAnsi="Arial" w:cs="Arial"/>
           <w:b/>
           <w:bCs/>
-          <w:sz w:val="27"/>
-          <w:szCs w:val="27"/>
         </w:rPr>
         <w:t xml:space="preserve">3.1 </w:t>
       </w:r>
       <w:proofErr w:type="spellStart"/>
       <w:r>
         <w:rPr>
-          <w:rFonts w:ascii="Times New Roman" w:eastAsia="Times New Roman" w:hAnsi="Times New Roman" w:cs="Times New Roman"/>
+          <w:rFonts w:ascii="Arial" w:eastAsia="Times New Roman" w:hAnsi="Arial" w:cs="Arial"/>
           <w:b/>
           <w:bCs/>
-          <w:sz w:val="27"/>
-          <w:szCs w:val="27"/>
         </w:rPr>
         <w:t>Upravljanje</w:t>
       </w:r>
       <w:proofErr w:type="spellEnd"/>
       <w:r>
         <w:rPr>
-          <w:rFonts w:ascii="Times New Roman" w:eastAsia="Times New Roman" w:hAnsi="Times New Roman" w:cs="Times New Roman"/>
+          <w:rFonts w:ascii="Arial" w:eastAsia="Times New Roman" w:hAnsi="Arial" w:cs="Arial"/>
           <w:b/>
           <w:bCs/>
-          <w:sz w:val="27"/>
-          <w:szCs w:val="27"/>
         </w:rPr>
         <w:t xml:space="preserve"> </w:t>
       </w:r>
       <w:proofErr w:type="spellStart"/>
       <w:r>
         <w:rPr>
-          <w:rFonts w:ascii="Times New Roman" w:eastAsia="Times New Roman" w:hAnsi="Times New Roman" w:cs="Times New Roman"/>
+          <w:rFonts w:ascii="Arial" w:eastAsia="Times New Roman" w:hAnsi="Arial" w:cs="Arial"/>
           <w:b/>
           <w:bCs/>
-          <w:sz w:val="27"/>
-          <w:szCs w:val="27"/>
         </w:rPr>
         <w:t>korisnicima</w:t>
       </w:r>
       <w:proofErr w:type="spellEnd"/>
       <w:r>
         <w:rPr>
-          <w:rFonts w:ascii="Times New Roman" w:eastAsia="Times New Roman" w:hAnsi="Times New Roman" w:cs="Times New Roman"/>
+          <w:rFonts w:ascii="Arial" w:eastAsia="Times New Roman" w:hAnsi="Arial" w:cs="Arial"/>
           <w:b/>
           <w:bCs/>
-          <w:sz w:val="27"/>
-          <w:szCs w:val="27"/>
         </w:rPr>
         <w:t xml:space="preserve"> </w:t>
       </w:r>
       <w:proofErr w:type="spellStart"/>
       <w:r>
         <w:rPr>
-          <w:rFonts w:ascii="Times New Roman" w:eastAsia="Times New Roman" w:hAnsi="Times New Roman" w:cs="Times New Roman"/>
+          <w:rFonts w:ascii="Arial" w:eastAsia="Times New Roman" w:hAnsi="Arial" w:cs="Arial"/>
           <w:b/>
           <w:bCs/>
-          <w:sz w:val="27"/>
-          <w:szCs w:val="27"/>
         </w:rPr>
         <w:t>i</w:t>
       </w:r>
       <w:proofErr w:type="spellEnd"/>
       <w:r>
         <w:rPr>
-          <w:rFonts w:ascii="Times New Roman" w:eastAsia="Times New Roman" w:hAnsi="Times New Roman" w:cs="Times New Roman"/>
+          <w:rFonts w:ascii="Arial" w:eastAsia="Times New Roman" w:hAnsi="Arial" w:cs="Arial"/>
           <w:b/>
           <w:bCs/>
-          <w:sz w:val="27"/>
-          <w:szCs w:val="27"/>
         </w:rPr>
         <w:t xml:space="preserve"> </w:t>
       </w:r>
       <w:proofErr w:type="spellStart"/>
       <w:r>
         <w:rPr>
-          <w:rFonts w:ascii="Times New Roman" w:eastAsia="Times New Roman" w:hAnsi="Times New Roman" w:cs="Times New Roman"/>
+          <w:rFonts w:ascii="Arial" w:eastAsia="Times New Roman" w:hAnsi="Arial" w:cs="Arial"/>
           <w:b/>
           <w:bCs/>
-          <w:sz w:val="27"/>
-          <w:szCs w:val="27"/>
         </w:rPr>
         <w:t>pristupom</w:t>
       </w:r>
@@ -1655,132 +1661,132 @@
         </w:numPr>
         <w:spacing w:before="100" w:beforeAutospacing="1" w:after="100" w:afterAutospacing="1" w:line="240" w:lineRule="auto"/>
         <w:rPr>
-          <w:rFonts w:ascii="Times New Roman" w:eastAsia="Times New Roman" w:hAnsi="Times New Roman" w:cs="Times New Roman"/>
-          <w:sz w:val="24"/>
-          <w:szCs w:val="24"/>
-        </w:rPr>
-      </w:pPr>
-      <w:proofErr w:type="spellStart"/>
-      <w:r>
-        <w:rPr>
-          <w:rFonts w:ascii="Times New Roman" w:eastAsia="Times New Roman" w:hAnsi="Times New Roman" w:cs="Times New Roman"/>
+          <w:rFonts w:ascii="Arial" w:eastAsia="Times New Roman" w:hAnsi="Arial" w:cs="Arial"/>
+          <w:sz w:val="20"/>
+          <w:szCs w:val="20"/>
+        </w:rPr>
+      </w:pPr>
+      <w:proofErr w:type="spellStart"/>
+      <w:r>
+        <w:rPr>
+          <w:rFonts w:ascii="Arial" w:eastAsia="Times New Roman" w:hAnsi="Arial" w:cs="Arial"/>
           <w:b/>
           <w:bCs/>
-          <w:sz w:val="24"/>
-          <w:szCs w:val="24"/>
+          <w:sz w:val="20"/>
+          <w:szCs w:val="20"/>
         </w:rPr>
         <w:t>Sistem</w:t>
       </w:r>
       <w:proofErr w:type="spellEnd"/>
       <w:r>
         <w:rPr>
-          <w:rFonts w:ascii="Times New Roman" w:eastAsia="Times New Roman" w:hAnsi="Times New Roman" w:cs="Times New Roman"/>
+          <w:rFonts w:ascii="Arial" w:eastAsia="Times New Roman" w:hAnsi="Arial" w:cs="Arial"/>
           <w:b/>
           <w:bCs/>
-          <w:sz w:val="24"/>
-          <w:szCs w:val="24"/>
+          <w:sz w:val="20"/>
+          <w:szCs w:val="20"/>
         </w:rPr>
         <w:t xml:space="preserve"> </w:t>
       </w:r>
       <w:proofErr w:type="spellStart"/>
       <w:r>
         <w:rPr>
-          <w:rFonts w:ascii="Times New Roman" w:eastAsia="Times New Roman" w:hAnsi="Times New Roman" w:cs="Times New Roman"/>
+          <w:rFonts w:ascii="Arial" w:eastAsia="Times New Roman" w:hAnsi="Arial" w:cs="Arial"/>
           <w:b/>
           <w:bCs/>
-          <w:sz w:val="24"/>
-          <w:szCs w:val="24"/>
+          <w:sz w:val="20"/>
+          <w:szCs w:val="20"/>
         </w:rPr>
         <w:t>autentifikacije</w:t>
       </w:r>
       <w:proofErr w:type="spellEnd"/>
       <w:r>
         <w:rPr>
-          <w:rFonts w:ascii="Times New Roman" w:eastAsia="Times New Roman" w:hAnsi="Times New Roman" w:cs="Times New Roman"/>
+          <w:rFonts w:ascii="Arial" w:eastAsia="Times New Roman" w:hAnsi="Arial" w:cs="Arial"/>
           <w:b/>
           <w:bCs/>
-          <w:sz w:val="24"/>
-          <w:szCs w:val="24"/>
+          <w:sz w:val="20"/>
+          <w:szCs w:val="20"/>
         </w:rPr>
         <w:t>:</w:t>
       </w:r>
       <w:r>
         <w:rPr>
-          <w:rFonts w:ascii="Times New Roman" w:eastAsia="Times New Roman" w:hAnsi="Times New Roman" w:cs="Times New Roman"/>
-          <w:sz w:val="24"/>
-          <w:szCs w:val="24"/>
+          <w:rFonts w:ascii="Arial" w:eastAsia="Times New Roman" w:hAnsi="Arial" w:cs="Arial"/>
+          <w:sz w:val="20"/>
+          <w:szCs w:val="20"/>
         </w:rPr>
         <w:t xml:space="preserve"> </w:t>
       </w:r>
       <w:proofErr w:type="spellStart"/>
       <w:r>
         <w:rPr>
-          <w:rFonts w:ascii="Times New Roman" w:eastAsia="Times New Roman" w:hAnsi="Times New Roman" w:cs="Times New Roman"/>
-          <w:sz w:val="24"/>
-          <w:szCs w:val="24"/>
+          <w:rFonts w:ascii="Arial" w:eastAsia="Times New Roman" w:hAnsi="Arial" w:cs="Arial"/>
+          <w:sz w:val="20"/>
+          <w:szCs w:val="20"/>
         </w:rPr>
         <w:t>Sigurna</w:t>
       </w:r>
       <w:proofErr w:type="spellEnd"/>
       <w:r>
         <w:rPr>
-          <w:rFonts w:ascii="Times New Roman" w:eastAsia="Times New Roman" w:hAnsi="Times New Roman" w:cs="Times New Roman"/>
-          <w:sz w:val="24"/>
-          <w:szCs w:val="24"/>
+          <w:rFonts w:ascii="Arial" w:eastAsia="Times New Roman" w:hAnsi="Arial" w:cs="Arial"/>
+          <w:sz w:val="20"/>
+          <w:szCs w:val="20"/>
         </w:rPr>
         <w:t xml:space="preserve"> </w:t>
       </w:r>
       <w:proofErr w:type="spellStart"/>
       <w:r>
         <w:rPr>
-          <w:rFonts w:ascii="Times New Roman" w:eastAsia="Times New Roman" w:hAnsi="Times New Roman" w:cs="Times New Roman"/>
-          <w:sz w:val="24"/>
-          <w:szCs w:val="24"/>
+          <w:rFonts w:ascii="Arial" w:eastAsia="Times New Roman" w:hAnsi="Arial" w:cs="Arial"/>
+          <w:sz w:val="20"/>
+          <w:szCs w:val="20"/>
         </w:rPr>
         <w:t>prijava</w:t>
       </w:r>
       <w:proofErr w:type="spellEnd"/>
       <w:r>
         <w:rPr>
-          <w:rFonts w:ascii="Times New Roman" w:eastAsia="Times New Roman" w:hAnsi="Times New Roman" w:cs="Times New Roman"/>
-          <w:sz w:val="24"/>
-          <w:szCs w:val="24"/>
+          <w:rFonts w:ascii="Arial" w:eastAsia="Times New Roman" w:hAnsi="Arial" w:cs="Arial"/>
+          <w:sz w:val="20"/>
+          <w:szCs w:val="20"/>
         </w:rPr>
         <w:t xml:space="preserve"> </w:t>
       </w:r>
       <w:proofErr w:type="spellStart"/>
       <w:r>
         <w:rPr>
-          <w:rFonts w:ascii="Times New Roman" w:eastAsia="Times New Roman" w:hAnsi="Times New Roman" w:cs="Times New Roman"/>
-          <w:sz w:val="24"/>
-          <w:szCs w:val="24"/>
+          <w:rFonts w:ascii="Arial" w:eastAsia="Times New Roman" w:hAnsi="Arial" w:cs="Arial"/>
+          <w:sz w:val="20"/>
+          <w:szCs w:val="20"/>
         </w:rPr>
         <w:t>putem</w:t>
       </w:r>
       <w:proofErr w:type="spellEnd"/>
       <w:r>
         <w:rPr>
-          <w:rFonts w:ascii="Times New Roman" w:eastAsia="Times New Roman" w:hAnsi="Times New Roman" w:cs="Times New Roman"/>
-          <w:sz w:val="24"/>
-          <w:szCs w:val="24"/>
+          <w:rFonts w:ascii="Arial" w:eastAsia="Times New Roman" w:hAnsi="Arial" w:cs="Arial"/>
+          <w:sz w:val="20"/>
+          <w:szCs w:val="20"/>
         </w:rPr>
         <w:t xml:space="preserve"> JWT (JSON Web Token) </w:t>
       </w:r>
       <w:proofErr w:type="spellStart"/>
       <w:r>
         <w:rPr>
-          <w:rFonts w:ascii="Times New Roman" w:eastAsia="Times New Roman" w:hAnsi="Times New Roman" w:cs="Times New Roman"/>
-          <w:sz w:val="24"/>
-          <w:szCs w:val="24"/>
+          <w:rFonts w:ascii="Arial" w:eastAsia="Times New Roman" w:hAnsi="Arial" w:cs="Arial"/>
+          <w:sz w:val="20"/>
+          <w:szCs w:val="20"/>
         </w:rPr>
         <w:t>mehanizma</w:t>
       </w:r>
       <w:proofErr w:type="spellEnd"/>
       <w:r>
         <w:rPr>
-          <w:rFonts w:ascii="Times New Roman" w:eastAsia="Times New Roman" w:hAnsi="Times New Roman" w:cs="Times New Roman"/>
-          <w:sz w:val="24"/>
-          <w:szCs w:val="24"/>
+          <w:rFonts w:ascii="Arial" w:eastAsia="Times New Roman" w:hAnsi="Arial" w:cs="Arial"/>
+          <w:sz w:val="20"/>
+          <w:szCs w:val="20"/>
         </w:rPr>
         <w:t>.</w:t>
       </w:r>
@@ -1793,218 +1799,230 @@
         </w:numPr>
         <w:spacing w:before="100" w:beforeAutospacing="1" w:after="100" w:afterAutospacing="1" w:line="240" w:lineRule="auto"/>
         <w:rPr>
-          <w:rFonts w:ascii="Times New Roman" w:eastAsia="Times New Roman" w:hAnsi="Times New Roman" w:cs="Times New Roman"/>
-          <w:sz w:val="24"/>
-          <w:szCs w:val="24"/>
-        </w:rPr>
-      </w:pPr>
-      <w:r>
-        <w:rPr>
-          <w:rFonts w:ascii="Times New Roman" w:eastAsia="Times New Roman" w:hAnsi="Times New Roman" w:cs="Times New Roman"/>
+          <w:rFonts w:ascii="Arial" w:eastAsia="Times New Roman" w:hAnsi="Arial" w:cs="Arial"/>
+          <w:sz w:val="20"/>
+          <w:szCs w:val="20"/>
+        </w:rPr>
+      </w:pPr>
+      <w:proofErr w:type="spellStart"/>
+      <w:r>
+        <w:rPr>
+          <w:rFonts w:ascii="Arial" w:eastAsia="Times New Roman" w:hAnsi="Arial" w:cs="Arial"/>
           <w:b/>
           <w:bCs/>
-          <w:sz w:val="24"/>
-          <w:szCs w:val="24"/>
-        </w:rPr>
-        <w:t xml:space="preserve">Autorizacija </w:t>
-      </w:r>
-      <w:proofErr w:type="spellStart"/>
-      <w:r>
-        <w:rPr>
-          <w:rFonts w:ascii="Times New Roman" w:eastAsia="Times New Roman" w:hAnsi="Times New Roman" w:cs="Times New Roman"/>
+          <w:sz w:val="20"/>
+          <w:szCs w:val="20"/>
+        </w:rPr>
+        <w:t>Autorizacija</w:t>
+      </w:r>
+      <w:proofErr w:type="spellEnd"/>
+      <w:r>
+        <w:rPr>
+          <w:rFonts w:ascii="Arial" w:eastAsia="Times New Roman" w:hAnsi="Arial" w:cs="Arial"/>
           <w:b/>
           <w:bCs/>
-          <w:sz w:val="24"/>
-          <w:szCs w:val="24"/>
-        </w:rPr>
-        <w:t>zasnovana</w:t>
-      </w:r>
-      <w:proofErr w:type="spellEnd"/>
-      <w:r>
-        <w:rPr>
-          <w:rFonts w:ascii="Times New Roman" w:eastAsia="Times New Roman" w:hAnsi="Times New Roman" w:cs="Times New Roman"/>
+          <w:sz w:val="20"/>
+          <w:szCs w:val="20"/>
+        </w:rPr>
+        <w:t xml:space="preserve"> </w:t>
+      </w:r>
+      <w:proofErr w:type="spellStart"/>
+      <w:r>
+        <w:rPr>
+          <w:rFonts w:ascii="Arial" w:eastAsia="Times New Roman" w:hAnsi="Arial" w:cs="Arial"/>
           <w:b/>
           <w:bCs/>
-          <w:sz w:val="24"/>
-          <w:szCs w:val="24"/>
-        </w:rPr>
-        <w:t xml:space="preserve"> </w:t>
-      </w:r>
-      <w:proofErr w:type="spellStart"/>
-      <w:r>
-        <w:rPr>
-          <w:rFonts w:ascii="Times New Roman" w:eastAsia="Times New Roman" w:hAnsi="Times New Roman" w:cs="Times New Roman"/>
+          <w:sz w:val="20"/>
+          <w:szCs w:val="20"/>
+        </w:rPr>
+        <w:t>zasnovana</w:t>
+      </w:r>
+      <w:proofErr w:type="spellEnd"/>
+      <w:r>
+        <w:rPr>
+          <w:rFonts w:ascii="Arial" w:eastAsia="Times New Roman" w:hAnsi="Arial" w:cs="Arial"/>
           <w:b/>
           <w:bCs/>
-          <w:sz w:val="24"/>
-          <w:szCs w:val="24"/>
-        </w:rPr>
-        <w:t>na</w:t>
-      </w:r>
-      <w:proofErr w:type="spellEnd"/>
-      <w:r>
-        <w:rPr>
-          <w:rFonts w:ascii="Times New Roman" w:eastAsia="Times New Roman" w:hAnsi="Times New Roman" w:cs="Times New Roman"/>
+          <w:sz w:val="20"/>
+          <w:szCs w:val="20"/>
+        </w:rPr>
+        <w:t xml:space="preserve"> </w:t>
+      </w:r>
+      <w:proofErr w:type="spellStart"/>
+      <w:r>
+        <w:rPr>
+          <w:rFonts w:ascii="Arial" w:eastAsia="Times New Roman" w:hAnsi="Arial" w:cs="Arial"/>
           <w:b/>
           <w:bCs/>
-          <w:sz w:val="24"/>
-          <w:szCs w:val="24"/>
-        </w:rPr>
-        <w:t xml:space="preserve"> </w:t>
-      </w:r>
-      <w:proofErr w:type="spellStart"/>
-      <w:r>
-        <w:rPr>
-          <w:rFonts w:ascii="Times New Roman" w:eastAsia="Times New Roman" w:hAnsi="Times New Roman" w:cs="Times New Roman"/>
+          <w:sz w:val="20"/>
+          <w:szCs w:val="20"/>
+        </w:rPr>
+        <w:t>na</w:t>
+      </w:r>
+      <w:proofErr w:type="spellEnd"/>
+      <w:r>
+        <w:rPr>
+          <w:rFonts w:ascii="Arial" w:eastAsia="Times New Roman" w:hAnsi="Arial" w:cs="Arial"/>
           <w:b/>
           <w:bCs/>
-          <w:sz w:val="24"/>
-          <w:szCs w:val="24"/>
-        </w:rPr>
-        <w:t>ulogama</w:t>
-      </w:r>
-      <w:proofErr w:type="spellEnd"/>
-      <w:r>
-        <w:rPr>
-          <w:rFonts w:ascii="Times New Roman" w:eastAsia="Times New Roman" w:hAnsi="Times New Roman" w:cs="Times New Roman"/>
+          <w:sz w:val="20"/>
+          <w:szCs w:val="20"/>
+        </w:rPr>
+        <w:t xml:space="preserve"> </w:t>
+      </w:r>
+      <w:proofErr w:type="spellStart"/>
+      <w:r>
+        <w:rPr>
+          <w:rFonts w:ascii="Arial" w:eastAsia="Times New Roman" w:hAnsi="Arial" w:cs="Arial"/>
           <w:b/>
           <w:bCs/>
-          <w:sz w:val="24"/>
-          <w:szCs w:val="24"/>
+          <w:sz w:val="20"/>
+          <w:szCs w:val="20"/>
+        </w:rPr>
+        <w:t>ulogama</w:t>
+      </w:r>
+      <w:proofErr w:type="spellEnd"/>
+      <w:r>
+        <w:rPr>
+          <w:rFonts w:ascii="Arial" w:eastAsia="Times New Roman" w:hAnsi="Arial" w:cs="Arial"/>
+          <w:b/>
+          <w:bCs/>
+          <w:sz w:val="20"/>
+          <w:szCs w:val="20"/>
         </w:rPr>
         <w:t xml:space="preserve"> (RBAC):</w:t>
       </w:r>
       <w:r>
         <w:rPr>
-          <w:rFonts w:ascii="Times New Roman" w:eastAsia="Times New Roman" w:hAnsi="Times New Roman" w:cs="Times New Roman"/>
-          <w:sz w:val="24"/>
-          <w:szCs w:val="24"/>
+          <w:rFonts w:ascii="Arial" w:eastAsia="Times New Roman" w:hAnsi="Arial" w:cs="Arial"/>
+          <w:sz w:val="20"/>
+          <w:szCs w:val="20"/>
         </w:rPr>
         <w:t xml:space="preserve"> </w:t>
       </w:r>
       <w:proofErr w:type="spellStart"/>
       <w:r>
         <w:rPr>
-          <w:rFonts w:ascii="Times New Roman" w:eastAsia="Times New Roman" w:hAnsi="Times New Roman" w:cs="Times New Roman"/>
-          <w:sz w:val="24"/>
-          <w:szCs w:val="24"/>
+          <w:rFonts w:ascii="Arial" w:eastAsia="Times New Roman" w:hAnsi="Arial" w:cs="Arial"/>
+          <w:sz w:val="20"/>
+          <w:szCs w:val="20"/>
         </w:rPr>
         <w:t>Različiti</w:t>
       </w:r>
       <w:proofErr w:type="spellEnd"/>
       <w:r>
         <w:rPr>
-          <w:rFonts w:ascii="Times New Roman" w:eastAsia="Times New Roman" w:hAnsi="Times New Roman" w:cs="Times New Roman"/>
-          <w:sz w:val="24"/>
-          <w:szCs w:val="24"/>
+          <w:rFonts w:ascii="Arial" w:eastAsia="Times New Roman" w:hAnsi="Arial" w:cs="Arial"/>
+          <w:sz w:val="20"/>
+          <w:szCs w:val="20"/>
         </w:rPr>
         <w:t xml:space="preserve"> </w:t>
       </w:r>
       <w:proofErr w:type="spellStart"/>
       <w:r>
         <w:rPr>
-          <w:rFonts w:ascii="Times New Roman" w:eastAsia="Times New Roman" w:hAnsi="Times New Roman" w:cs="Times New Roman"/>
-          <w:sz w:val="24"/>
-          <w:szCs w:val="24"/>
+          <w:rFonts w:ascii="Arial" w:eastAsia="Times New Roman" w:hAnsi="Arial" w:cs="Arial"/>
+          <w:sz w:val="20"/>
+          <w:szCs w:val="20"/>
         </w:rPr>
         <w:t>nivoi</w:t>
       </w:r>
       <w:proofErr w:type="spellEnd"/>
       <w:r>
         <w:rPr>
-          <w:rFonts w:ascii="Times New Roman" w:eastAsia="Times New Roman" w:hAnsi="Times New Roman" w:cs="Times New Roman"/>
-          <w:sz w:val="24"/>
-          <w:szCs w:val="24"/>
+          <w:rFonts w:ascii="Arial" w:eastAsia="Times New Roman" w:hAnsi="Arial" w:cs="Arial"/>
+          <w:sz w:val="20"/>
+          <w:szCs w:val="20"/>
         </w:rPr>
         <w:t xml:space="preserve"> </w:t>
       </w:r>
       <w:proofErr w:type="spellStart"/>
       <w:r>
         <w:rPr>
-          <w:rFonts w:ascii="Times New Roman" w:eastAsia="Times New Roman" w:hAnsi="Times New Roman" w:cs="Times New Roman"/>
-          <w:sz w:val="24"/>
-          <w:szCs w:val="24"/>
+          <w:rFonts w:ascii="Arial" w:eastAsia="Times New Roman" w:hAnsi="Arial" w:cs="Arial"/>
+          <w:sz w:val="20"/>
+          <w:szCs w:val="20"/>
         </w:rPr>
         <w:t>pristupa</w:t>
       </w:r>
       <w:proofErr w:type="spellEnd"/>
       <w:r>
         <w:rPr>
-          <w:rFonts w:ascii="Times New Roman" w:eastAsia="Times New Roman" w:hAnsi="Times New Roman" w:cs="Times New Roman"/>
-          <w:sz w:val="24"/>
-          <w:szCs w:val="24"/>
+          <w:rFonts w:ascii="Arial" w:eastAsia="Times New Roman" w:hAnsi="Arial" w:cs="Arial"/>
+          <w:sz w:val="20"/>
+          <w:szCs w:val="20"/>
         </w:rPr>
         <w:t xml:space="preserve"> za </w:t>
       </w:r>
       <w:proofErr w:type="spellStart"/>
       <w:r>
         <w:rPr>
-          <w:rFonts w:ascii="Times New Roman" w:eastAsia="Times New Roman" w:hAnsi="Times New Roman" w:cs="Times New Roman"/>
-          <w:sz w:val="24"/>
-          <w:szCs w:val="24"/>
+          <w:rFonts w:ascii="Arial" w:eastAsia="Times New Roman" w:hAnsi="Arial" w:cs="Arial"/>
+          <w:sz w:val="20"/>
+          <w:szCs w:val="20"/>
         </w:rPr>
         <w:t>studente</w:t>
       </w:r>
       <w:proofErr w:type="spellEnd"/>
       <w:r>
         <w:rPr>
-          <w:rFonts w:ascii="Times New Roman" w:eastAsia="Times New Roman" w:hAnsi="Times New Roman" w:cs="Times New Roman"/>
-          <w:sz w:val="24"/>
-          <w:szCs w:val="24"/>
+          <w:rFonts w:ascii="Arial" w:eastAsia="Times New Roman" w:hAnsi="Arial" w:cs="Arial"/>
+          <w:sz w:val="20"/>
+          <w:szCs w:val="20"/>
         </w:rPr>
         <w:t xml:space="preserve">, </w:t>
       </w:r>
       <w:proofErr w:type="spellStart"/>
       <w:r>
         <w:rPr>
-          <w:rFonts w:ascii="Times New Roman" w:eastAsia="Times New Roman" w:hAnsi="Times New Roman" w:cs="Times New Roman"/>
-          <w:sz w:val="24"/>
-          <w:szCs w:val="24"/>
+          <w:rFonts w:ascii="Arial" w:eastAsia="Times New Roman" w:hAnsi="Arial" w:cs="Arial"/>
+          <w:sz w:val="20"/>
+          <w:szCs w:val="20"/>
         </w:rPr>
         <w:t>profesore</w:t>
       </w:r>
       <w:proofErr w:type="spellEnd"/>
       <w:r>
         <w:rPr>
-          <w:rFonts w:ascii="Times New Roman" w:eastAsia="Times New Roman" w:hAnsi="Times New Roman" w:cs="Times New Roman"/>
-          <w:sz w:val="24"/>
-          <w:szCs w:val="24"/>
+          <w:rFonts w:ascii="Arial" w:eastAsia="Times New Roman" w:hAnsi="Arial" w:cs="Arial"/>
+          <w:sz w:val="20"/>
+          <w:szCs w:val="20"/>
         </w:rPr>
         <w:t xml:space="preserve"> </w:t>
       </w:r>
       <w:proofErr w:type="spellStart"/>
       <w:r>
         <w:rPr>
-          <w:rFonts w:ascii="Times New Roman" w:eastAsia="Times New Roman" w:hAnsi="Times New Roman" w:cs="Times New Roman"/>
-          <w:sz w:val="24"/>
-          <w:szCs w:val="24"/>
+          <w:rFonts w:ascii="Arial" w:eastAsia="Times New Roman" w:hAnsi="Arial" w:cs="Arial"/>
+          <w:sz w:val="20"/>
+          <w:szCs w:val="20"/>
         </w:rPr>
         <w:t>i</w:t>
       </w:r>
       <w:proofErr w:type="spellEnd"/>
       <w:r>
         <w:rPr>
-          <w:rFonts w:ascii="Times New Roman" w:eastAsia="Times New Roman" w:hAnsi="Times New Roman" w:cs="Times New Roman"/>
-          <w:sz w:val="24"/>
-          <w:szCs w:val="24"/>
+          <w:rFonts w:ascii="Arial" w:eastAsia="Times New Roman" w:hAnsi="Arial" w:cs="Arial"/>
+          <w:sz w:val="20"/>
+          <w:szCs w:val="20"/>
         </w:rPr>
         <w:t xml:space="preserve"> </w:t>
       </w:r>
       <w:proofErr w:type="spellStart"/>
       <w:r>
         <w:rPr>
-          <w:rFonts w:ascii="Times New Roman" w:eastAsia="Times New Roman" w:hAnsi="Times New Roman" w:cs="Times New Roman"/>
-          <w:sz w:val="24"/>
-          <w:szCs w:val="24"/>
+          <w:rFonts w:ascii="Arial" w:eastAsia="Times New Roman" w:hAnsi="Arial" w:cs="Arial"/>
+          <w:sz w:val="20"/>
+          <w:szCs w:val="20"/>
         </w:rPr>
         <w:t>administratore</w:t>
       </w:r>
       <w:proofErr w:type="spellEnd"/>
       <w:r>
         <w:rPr>
-          <w:rFonts w:ascii="Times New Roman" w:eastAsia="Times New Roman" w:hAnsi="Times New Roman" w:cs="Times New Roman"/>
-          <w:sz w:val="24"/>
-          <w:szCs w:val="24"/>
+          <w:rFonts w:ascii="Arial" w:eastAsia="Times New Roman" w:hAnsi="Arial" w:cs="Arial"/>
+          <w:sz w:val="20"/>
+          <w:szCs w:val="20"/>
         </w:rPr>
         <w:t>.</w:t>
       </w:r>
@@ -2017,186 +2035,186 @@
         </w:numPr>
         <w:spacing w:before="100" w:beforeAutospacing="1" w:after="100" w:afterAutospacing="1" w:line="240" w:lineRule="auto"/>
         <w:rPr>
-          <w:rFonts w:ascii="Times New Roman" w:eastAsia="Times New Roman" w:hAnsi="Times New Roman" w:cs="Times New Roman"/>
-          <w:sz w:val="24"/>
-          <w:szCs w:val="24"/>
-        </w:rPr>
-      </w:pPr>
-      <w:proofErr w:type="spellStart"/>
-      <w:r>
-        <w:rPr>
-          <w:rFonts w:ascii="Times New Roman" w:eastAsia="Times New Roman" w:hAnsi="Times New Roman" w:cs="Times New Roman"/>
+          <w:rFonts w:ascii="Arial" w:eastAsia="Times New Roman" w:hAnsi="Arial" w:cs="Arial"/>
+          <w:sz w:val="20"/>
+          <w:szCs w:val="20"/>
+        </w:rPr>
+      </w:pPr>
+      <w:proofErr w:type="spellStart"/>
+      <w:r>
+        <w:rPr>
+          <w:rFonts w:ascii="Arial" w:eastAsia="Times New Roman" w:hAnsi="Arial" w:cs="Arial"/>
           <w:b/>
           <w:bCs/>
-          <w:sz w:val="24"/>
-          <w:szCs w:val="24"/>
+          <w:sz w:val="20"/>
+          <w:szCs w:val="20"/>
         </w:rPr>
         <w:t>Pripadnost</w:t>
       </w:r>
       <w:proofErr w:type="spellEnd"/>
       <w:r>
         <w:rPr>
-          <w:rFonts w:ascii="Times New Roman" w:eastAsia="Times New Roman" w:hAnsi="Times New Roman" w:cs="Times New Roman"/>
+          <w:rFonts w:ascii="Arial" w:eastAsia="Times New Roman" w:hAnsi="Arial" w:cs="Arial"/>
           <w:b/>
           <w:bCs/>
-          <w:sz w:val="24"/>
-          <w:szCs w:val="24"/>
+          <w:sz w:val="20"/>
+          <w:szCs w:val="20"/>
         </w:rPr>
         <w:t xml:space="preserve"> </w:t>
       </w:r>
       <w:proofErr w:type="spellStart"/>
       <w:r>
         <w:rPr>
-          <w:rFonts w:ascii="Times New Roman" w:eastAsia="Times New Roman" w:hAnsi="Times New Roman" w:cs="Times New Roman"/>
+          <w:rFonts w:ascii="Arial" w:eastAsia="Times New Roman" w:hAnsi="Arial" w:cs="Arial"/>
           <w:b/>
           <w:bCs/>
-          <w:sz w:val="24"/>
-          <w:szCs w:val="24"/>
+          <w:sz w:val="20"/>
+          <w:szCs w:val="20"/>
         </w:rPr>
         <w:t>instituciji</w:t>
       </w:r>
       <w:proofErr w:type="spellEnd"/>
       <w:r>
         <w:rPr>
-          <w:rFonts w:ascii="Times New Roman" w:eastAsia="Times New Roman" w:hAnsi="Times New Roman" w:cs="Times New Roman"/>
+          <w:rFonts w:ascii="Arial" w:eastAsia="Times New Roman" w:hAnsi="Arial" w:cs="Arial"/>
           <w:b/>
           <w:bCs/>
-          <w:sz w:val="24"/>
-          <w:szCs w:val="24"/>
+          <w:sz w:val="20"/>
+          <w:szCs w:val="20"/>
         </w:rPr>
         <w:t>:</w:t>
       </w:r>
       <w:r>
         <w:rPr>
-          <w:rFonts w:ascii="Times New Roman" w:eastAsia="Times New Roman" w:hAnsi="Times New Roman" w:cs="Times New Roman"/>
-          <w:sz w:val="24"/>
-          <w:szCs w:val="24"/>
+          <w:rFonts w:ascii="Arial" w:eastAsia="Times New Roman" w:hAnsi="Arial" w:cs="Arial"/>
+          <w:sz w:val="20"/>
+          <w:szCs w:val="20"/>
         </w:rPr>
         <w:t xml:space="preserve"> </w:t>
       </w:r>
       <w:proofErr w:type="spellStart"/>
       <w:r>
         <w:rPr>
-          <w:rFonts w:ascii="Times New Roman" w:eastAsia="Times New Roman" w:hAnsi="Times New Roman" w:cs="Times New Roman"/>
-          <w:sz w:val="24"/>
-          <w:szCs w:val="24"/>
+          <w:rFonts w:ascii="Arial" w:eastAsia="Times New Roman" w:hAnsi="Arial" w:cs="Arial"/>
+          <w:sz w:val="20"/>
+          <w:szCs w:val="20"/>
         </w:rPr>
         <w:t>Svaki</w:t>
       </w:r>
       <w:proofErr w:type="spellEnd"/>
       <w:r>
         <w:rPr>
-          <w:rFonts w:ascii="Times New Roman" w:eastAsia="Times New Roman" w:hAnsi="Times New Roman" w:cs="Times New Roman"/>
-          <w:sz w:val="24"/>
-          <w:szCs w:val="24"/>
+          <w:rFonts w:ascii="Arial" w:eastAsia="Times New Roman" w:hAnsi="Arial" w:cs="Arial"/>
+          <w:sz w:val="20"/>
+          <w:szCs w:val="20"/>
         </w:rPr>
         <w:t xml:space="preserve"> </w:t>
       </w:r>
       <w:proofErr w:type="spellStart"/>
       <w:r>
         <w:rPr>
-          <w:rFonts w:ascii="Times New Roman" w:eastAsia="Times New Roman" w:hAnsi="Times New Roman" w:cs="Times New Roman"/>
-          <w:sz w:val="24"/>
-          <w:szCs w:val="24"/>
+          <w:rFonts w:ascii="Arial" w:eastAsia="Times New Roman" w:hAnsi="Arial" w:cs="Arial"/>
+          <w:sz w:val="20"/>
+          <w:szCs w:val="20"/>
         </w:rPr>
         <w:t>korisnik</w:t>
       </w:r>
       <w:proofErr w:type="spellEnd"/>
       <w:r>
         <w:rPr>
-          <w:rFonts w:ascii="Times New Roman" w:eastAsia="Times New Roman" w:hAnsi="Times New Roman" w:cs="Times New Roman"/>
-          <w:sz w:val="24"/>
-          <w:szCs w:val="24"/>
+          <w:rFonts w:ascii="Arial" w:eastAsia="Times New Roman" w:hAnsi="Arial" w:cs="Arial"/>
+          <w:sz w:val="20"/>
+          <w:szCs w:val="20"/>
         </w:rPr>
         <w:t xml:space="preserve"> je </w:t>
       </w:r>
       <w:proofErr w:type="spellStart"/>
       <w:r>
         <w:rPr>
-          <w:rFonts w:ascii="Times New Roman" w:eastAsia="Times New Roman" w:hAnsi="Times New Roman" w:cs="Times New Roman"/>
-          <w:sz w:val="24"/>
-          <w:szCs w:val="24"/>
+          <w:rFonts w:ascii="Arial" w:eastAsia="Times New Roman" w:hAnsi="Arial" w:cs="Arial"/>
+          <w:sz w:val="20"/>
+          <w:szCs w:val="20"/>
         </w:rPr>
         <w:t>primarno</w:t>
       </w:r>
       <w:proofErr w:type="spellEnd"/>
       <w:r>
         <w:rPr>
-          <w:rFonts w:ascii="Times New Roman" w:eastAsia="Times New Roman" w:hAnsi="Times New Roman" w:cs="Times New Roman"/>
-          <w:sz w:val="24"/>
-          <w:szCs w:val="24"/>
+          <w:rFonts w:ascii="Arial" w:eastAsia="Times New Roman" w:hAnsi="Arial" w:cs="Arial"/>
+          <w:sz w:val="20"/>
+          <w:szCs w:val="20"/>
         </w:rPr>
         <w:t xml:space="preserve"> </w:t>
       </w:r>
       <w:proofErr w:type="spellStart"/>
       <w:r>
         <w:rPr>
-          <w:rFonts w:ascii="Times New Roman" w:eastAsia="Times New Roman" w:hAnsi="Times New Roman" w:cs="Times New Roman"/>
-          <w:sz w:val="24"/>
-          <w:szCs w:val="24"/>
+          <w:rFonts w:ascii="Arial" w:eastAsia="Times New Roman" w:hAnsi="Arial" w:cs="Arial"/>
+          <w:sz w:val="20"/>
+          <w:szCs w:val="20"/>
         </w:rPr>
         <w:t>vezan</w:t>
       </w:r>
       <w:proofErr w:type="spellEnd"/>
       <w:r>
         <w:rPr>
-          <w:rFonts w:ascii="Times New Roman" w:eastAsia="Times New Roman" w:hAnsi="Times New Roman" w:cs="Times New Roman"/>
-          <w:sz w:val="24"/>
-          <w:szCs w:val="24"/>
+          <w:rFonts w:ascii="Arial" w:eastAsia="Times New Roman" w:hAnsi="Arial" w:cs="Arial"/>
+          <w:sz w:val="20"/>
+          <w:szCs w:val="20"/>
         </w:rPr>
         <w:t xml:space="preserve"> za </w:t>
       </w:r>
       <w:proofErr w:type="spellStart"/>
       <w:r>
         <w:rPr>
-          <w:rFonts w:ascii="Times New Roman" w:eastAsia="Times New Roman" w:hAnsi="Times New Roman" w:cs="Times New Roman"/>
-          <w:sz w:val="24"/>
-          <w:szCs w:val="24"/>
+          <w:rFonts w:ascii="Arial" w:eastAsia="Times New Roman" w:hAnsi="Arial" w:cs="Arial"/>
+          <w:sz w:val="20"/>
+          <w:szCs w:val="20"/>
         </w:rPr>
         <w:t>određeni</w:t>
       </w:r>
       <w:proofErr w:type="spellEnd"/>
       <w:r>
         <w:rPr>
-          <w:rFonts w:ascii="Times New Roman" w:eastAsia="Times New Roman" w:hAnsi="Times New Roman" w:cs="Times New Roman"/>
-          <w:sz w:val="24"/>
-          <w:szCs w:val="24"/>
+          <w:rFonts w:ascii="Arial" w:eastAsia="Times New Roman" w:hAnsi="Arial" w:cs="Arial"/>
+          <w:sz w:val="20"/>
+          <w:szCs w:val="20"/>
         </w:rPr>
         <w:t xml:space="preserve"> </w:t>
       </w:r>
       <w:proofErr w:type="spellStart"/>
       <w:r>
         <w:rPr>
-          <w:rFonts w:ascii="Times New Roman" w:eastAsia="Times New Roman" w:hAnsi="Times New Roman" w:cs="Times New Roman"/>
-          <w:sz w:val="24"/>
-          <w:szCs w:val="24"/>
+          <w:rFonts w:ascii="Arial" w:eastAsia="Times New Roman" w:hAnsi="Arial" w:cs="Arial"/>
+          <w:sz w:val="20"/>
+          <w:szCs w:val="20"/>
         </w:rPr>
         <w:t>akademski</w:t>
       </w:r>
       <w:proofErr w:type="spellEnd"/>
       <w:r>
         <w:rPr>
-          <w:rFonts w:ascii="Times New Roman" w:eastAsia="Times New Roman" w:hAnsi="Times New Roman" w:cs="Times New Roman"/>
-          <w:sz w:val="24"/>
-          <w:szCs w:val="24"/>
+          <w:rFonts w:ascii="Arial" w:eastAsia="Times New Roman" w:hAnsi="Arial" w:cs="Arial"/>
+          <w:sz w:val="20"/>
+          <w:szCs w:val="20"/>
         </w:rPr>
         <w:t xml:space="preserve"> </w:t>
       </w:r>
       <w:proofErr w:type="spellStart"/>
       <w:r>
         <w:rPr>
-          <w:rFonts w:ascii="Times New Roman" w:eastAsia="Times New Roman" w:hAnsi="Times New Roman" w:cs="Times New Roman"/>
-          <w:sz w:val="24"/>
-          <w:szCs w:val="24"/>
+          <w:rFonts w:ascii="Arial" w:eastAsia="Times New Roman" w:hAnsi="Arial" w:cs="Arial"/>
+          <w:sz w:val="20"/>
+          <w:szCs w:val="20"/>
         </w:rPr>
         <w:t>departman</w:t>
       </w:r>
       <w:proofErr w:type="spellEnd"/>
       <w:r>
         <w:rPr>
-          <w:rFonts w:ascii="Times New Roman" w:eastAsia="Times New Roman" w:hAnsi="Times New Roman" w:cs="Times New Roman"/>
-          <w:sz w:val="24"/>
-          <w:szCs w:val="24"/>
+          <w:rFonts w:ascii="Arial" w:eastAsia="Times New Roman" w:hAnsi="Arial" w:cs="Arial"/>
+          <w:sz w:val="20"/>
+          <w:szCs w:val="20"/>
         </w:rPr>
         <w:t>.</w:t>
       </w:r>
@@ -2206,75 +2224,61 @@
         <w:spacing w:before="100" w:beforeAutospacing="1" w:after="100" w:afterAutospacing="1" w:line="240" w:lineRule="auto"/>
         <w:outlineLvl w:val="2"/>
         <w:rPr>
-          <w:rFonts w:ascii="Times New Roman" w:eastAsia="Times New Roman" w:hAnsi="Times New Roman" w:cs="Times New Roman"/>
+          <w:rFonts w:ascii="Arial" w:eastAsia="Times New Roman" w:hAnsi="Arial" w:cs="Arial"/>
           <w:b/>
           <w:bCs/>
-          <w:sz w:val="27"/>
-          <w:szCs w:val="27"/>
-        </w:rPr>
-      </w:pPr>
-      <w:r>
-        <w:rPr>
-          <w:rFonts w:ascii="Times New Roman" w:eastAsia="Times New Roman" w:hAnsi="Times New Roman" w:cs="Times New Roman"/>
+        </w:rPr>
+      </w:pPr>
+      <w:r>
+        <w:rPr>
+          <w:rFonts w:ascii="Arial" w:eastAsia="Times New Roman" w:hAnsi="Arial" w:cs="Arial"/>
           <w:b/>
           <w:bCs/>
-          <w:sz w:val="27"/>
-          <w:szCs w:val="27"/>
         </w:rPr>
         <w:t xml:space="preserve">3.2 </w:t>
       </w:r>
       <w:proofErr w:type="spellStart"/>
       <w:r>
         <w:rPr>
-          <w:rFonts w:ascii="Times New Roman" w:eastAsia="Times New Roman" w:hAnsi="Times New Roman" w:cs="Times New Roman"/>
+          <w:rFonts w:ascii="Arial" w:eastAsia="Times New Roman" w:hAnsi="Arial" w:cs="Arial"/>
           <w:b/>
           <w:bCs/>
-          <w:sz w:val="27"/>
-          <w:szCs w:val="27"/>
         </w:rPr>
         <w:t>Upravljanje</w:t>
       </w:r>
       <w:proofErr w:type="spellEnd"/>
       <w:r>
         <w:rPr>
-          <w:rFonts w:ascii="Times New Roman" w:eastAsia="Times New Roman" w:hAnsi="Times New Roman" w:cs="Times New Roman"/>
+          <w:rFonts w:ascii="Arial" w:eastAsia="Times New Roman" w:hAnsi="Arial" w:cs="Arial"/>
           <w:b/>
           <w:bCs/>
-          <w:sz w:val="27"/>
-          <w:szCs w:val="27"/>
         </w:rPr>
         <w:t xml:space="preserve"> </w:t>
       </w:r>
       <w:proofErr w:type="spellStart"/>
       <w:r>
         <w:rPr>
-          <w:rFonts w:ascii="Times New Roman" w:eastAsia="Times New Roman" w:hAnsi="Times New Roman" w:cs="Times New Roman"/>
+          <w:rFonts w:ascii="Arial" w:eastAsia="Times New Roman" w:hAnsi="Arial" w:cs="Arial"/>
           <w:b/>
           <w:bCs/>
-          <w:sz w:val="27"/>
-          <w:szCs w:val="27"/>
         </w:rPr>
         <w:t>edukativnim</w:t>
       </w:r>
       <w:proofErr w:type="spellEnd"/>
       <w:r>
         <w:rPr>
-          <w:rFonts w:ascii="Times New Roman" w:eastAsia="Times New Roman" w:hAnsi="Times New Roman" w:cs="Times New Roman"/>
+          <w:rFonts w:ascii="Arial" w:eastAsia="Times New Roman" w:hAnsi="Arial" w:cs="Arial"/>
           <w:b/>
           <w:bCs/>
-          <w:sz w:val="27"/>
-          <w:szCs w:val="27"/>
         </w:rPr>
         <w:t xml:space="preserve"> </w:t>
       </w:r>
       <w:proofErr w:type="spellStart"/>
       <w:r>
         <w:rPr>
-          <w:rFonts w:ascii="Times New Roman" w:eastAsia="Times New Roman" w:hAnsi="Times New Roman" w:cs="Times New Roman"/>
+          <w:rFonts w:ascii="Arial" w:eastAsia="Times New Roman" w:hAnsi="Arial" w:cs="Arial"/>
           <w:b/>
           <w:bCs/>
-          <w:sz w:val="27"/>
-          <w:szCs w:val="27"/>
         </w:rPr>
         <w:t>sadržajem</w:t>
       </w:r>
@@ -2288,186 +2292,186 @@
         </w:numPr>
         <w:spacing w:before="100" w:beforeAutospacing="1" w:after="100" w:afterAutospacing="1" w:line="240" w:lineRule="auto"/>
         <w:rPr>
-          <w:rFonts w:ascii="Times New Roman" w:eastAsia="Times New Roman" w:hAnsi="Times New Roman" w:cs="Times New Roman"/>
-          <w:sz w:val="24"/>
-          <w:szCs w:val="24"/>
-        </w:rPr>
-      </w:pPr>
-      <w:proofErr w:type="spellStart"/>
-      <w:r>
-        <w:rPr>
-          <w:rFonts w:ascii="Times New Roman" w:eastAsia="Times New Roman" w:hAnsi="Times New Roman" w:cs="Times New Roman"/>
+          <w:rFonts w:ascii="Arial" w:eastAsia="Times New Roman" w:hAnsi="Arial" w:cs="Arial"/>
+          <w:sz w:val="20"/>
+          <w:szCs w:val="20"/>
+        </w:rPr>
+      </w:pPr>
+      <w:proofErr w:type="spellStart"/>
+      <w:r>
+        <w:rPr>
+          <w:rFonts w:ascii="Arial" w:eastAsia="Times New Roman" w:hAnsi="Arial" w:cs="Arial"/>
           <w:b/>
           <w:bCs/>
-          <w:sz w:val="24"/>
-          <w:szCs w:val="24"/>
+          <w:sz w:val="20"/>
+          <w:szCs w:val="20"/>
         </w:rPr>
         <w:t>Multimedijalna</w:t>
       </w:r>
       <w:proofErr w:type="spellEnd"/>
       <w:r>
         <w:rPr>
-          <w:rFonts w:ascii="Times New Roman" w:eastAsia="Times New Roman" w:hAnsi="Times New Roman" w:cs="Times New Roman"/>
+          <w:rFonts w:ascii="Arial" w:eastAsia="Times New Roman" w:hAnsi="Arial" w:cs="Arial"/>
           <w:b/>
           <w:bCs/>
-          <w:sz w:val="24"/>
-          <w:szCs w:val="24"/>
+          <w:sz w:val="20"/>
+          <w:szCs w:val="20"/>
         </w:rPr>
         <w:t xml:space="preserve"> </w:t>
       </w:r>
       <w:proofErr w:type="spellStart"/>
       <w:r>
         <w:rPr>
-          <w:rFonts w:ascii="Times New Roman" w:eastAsia="Times New Roman" w:hAnsi="Times New Roman" w:cs="Times New Roman"/>
+          <w:rFonts w:ascii="Arial" w:eastAsia="Times New Roman" w:hAnsi="Arial" w:cs="Arial"/>
           <w:b/>
           <w:bCs/>
-          <w:sz w:val="24"/>
-          <w:szCs w:val="24"/>
+          <w:sz w:val="20"/>
+          <w:szCs w:val="20"/>
         </w:rPr>
         <w:t>podrška</w:t>
       </w:r>
       <w:proofErr w:type="spellEnd"/>
       <w:r>
         <w:rPr>
-          <w:rFonts w:ascii="Times New Roman" w:eastAsia="Times New Roman" w:hAnsi="Times New Roman" w:cs="Times New Roman"/>
+          <w:rFonts w:ascii="Arial" w:eastAsia="Times New Roman" w:hAnsi="Arial" w:cs="Arial"/>
           <w:b/>
           <w:bCs/>
-          <w:sz w:val="24"/>
-          <w:szCs w:val="24"/>
+          <w:sz w:val="20"/>
+          <w:szCs w:val="20"/>
         </w:rPr>
         <w:t>:</w:t>
       </w:r>
       <w:r>
         <w:rPr>
-          <w:rFonts w:ascii="Times New Roman" w:eastAsia="Times New Roman" w:hAnsi="Times New Roman" w:cs="Times New Roman"/>
-          <w:sz w:val="24"/>
-          <w:szCs w:val="24"/>
+          <w:rFonts w:ascii="Arial" w:eastAsia="Times New Roman" w:hAnsi="Arial" w:cs="Arial"/>
+          <w:sz w:val="20"/>
+          <w:szCs w:val="20"/>
         </w:rPr>
         <w:t xml:space="preserve"> </w:t>
       </w:r>
       <w:proofErr w:type="spellStart"/>
       <w:r>
         <w:rPr>
-          <w:rFonts w:ascii="Times New Roman" w:eastAsia="Times New Roman" w:hAnsi="Times New Roman" w:cs="Times New Roman"/>
-          <w:sz w:val="24"/>
-          <w:szCs w:val="24"/>
+          <w:rFonts w:ascii="Arial" w:eastAsia="Times New Roman" w:hAnsi="Arial" w:cs="Arial"/>
+          <w:sz w:val="20"/>
+          <w:szCs w:val="20"/>
         </w:rPr>
         <w:t>Skladištenje</w:t>
       </w:r>
       <w:proofErr w:type="spellEnd"/>
       <w:r>
         <w:rPr>
-          <w:rFonts w:ascii="Times New Roman" w:eastAsia="Times New Roman" w:hAnsi="Times New Roman" w:cs="Times New Roman"/>
-          <w:sz w:val="24"/>
-          <w:szCs w:val="24"/>
+          <w:rFonts w:ascii="Arial" w:eastAsia="Times New Roman" w:hAnsi="Arial" w:cs="Arial"/>
+          <w:sz w:val="20"/>
+          <w:szCs w:val="20"/>
         </w:rPr>
         <w:t xml:space="preserve"> </w:t>
       </w:r>
       <w:proofErr w:type="spellStart"/>
       <w:r>
         <w:rPr>
-          <w:rFonts w:ascii="Times New Roman" w:eastAsia="Times New Roman" w:hAnsi="Times New Roman" w:cs="Times New Roman"/>
-          <w:sz w:val="24"/>
-          <w:szCs w:val="24"/>
+          <w:rFonts w:ascii="Arial" w:eastAsia="Times New Roman" w:hAnsi="Arial" w:cs="Arial"/>
+          <w:sz w:val="20"/>
+          <w:szCs w:val="20"/>
         </w:rPr>
         <w:t>i</w:t>
       </w:r>
       <w:proofErr w:type="spellEnd"/>
       <w:r>
         <w:rPr>
-          <w:rFonts w:ascii="Times New Roman" w:eastAsia="Times New Roman" w:hAnsi="Times New Roman" w:cs="Times New Roman"/>
-          <w:sz w:val="24"/>
-          <w:szCs w:val="24"/>
+          <w:rFonts w:ascii="Arial" w:eastAsia="Times New Roman" w:hAnsi="Arial" w:cs="Arial"/>
+          <w:sz w:val="20"/>
+          <w:szCs w:val="20"/>
         </w:rPr>
         <w:t xml:space="preserve"> </w:t>
       </w:r>
       <w:proofErr w:type="spellStart"/>
       <w:r>
         <w:rPr>
-          <w:rFonts w:ascii="Times New Roman" w:eastAsia="Times New Roman" w:hAnsi="Times New Roman" w:cs="Times New Roman"/>
-          <w:sz w:val="24"/>
-          <w:szCs w:val="24"/>
+          <w:rFonts w:ascii="Arial" w:eastAsia="Times New Roman" w:hAnsi="Arial" w:cs="Arial"/>
+          <w:sz w:val="20"/>
+          <w:szCs w:val="20"/>
         </w:rPr>
         <w:t>kategorizacija</w:t>
       </w:r>
       <w:proofErr w:type="spellEnd"/>
       <w:r>
         <w:rPr>
-          <w:rFonts w:ascii="Times New Roman" w:eastAsia="Times New Roman" w:hAnsi="Times New Roman" w:cs="Times New Roman"/>
-          <w:sz w:val="24"/>
-          <w:szCs w:val="24"/>
+          <w:rFonts w:ascii="Arial" w:eastAsia="Times New Roman" w:hAnsi="Arial" w:cs="Arial"/>
+          <w:sz w:val="20"/>
+          <w:szCs w:val="20"/>
         </w:rPr>
         <w:t xml:space="preserve"> </w:t>
       </w:r>
       <w:proofErr w:type="spellStart"/>
       <w:r>
         <w:rPr>
-          <w:rFonts w:ascii="Times New Roman" w:eastAsia="Times New Roman" w:hAnsi="Times New Roman" w:cs="Times New Roman"/>
-          <w:sz w:val="24"/>
-          <w:szCs w:val="24"/>
+          <w:rFonts w:ascii="Arial" w:eastAsia="Times New Roman" w:hAnsi="Arial" w:cs="Arial"/>
+          <w:sz w:val="20"/>
+          <w:szCs w:val="20"/>
         </w:rPr>
         <w:t>koda</w:t>
       </w:r>
       <w:proofErr w:type="spellEnd"/>
       <w:r>
         <w:rPr>
-          <w:rFonts w:ascii="Times New Roman" w:eastAsia="Times New Roman" w:hAnsi="Times New Roman" w:cs="Times New Roman"/>
-          <w:sz w:val="24"/>
-          <w:szCs w:val="24"/>
+          <w:rFonts w:ascii="Arial" w:eastAsia="Times New Roman" w:hAnsi="Arial" w:cs="Arial"/>
+          <w:sz w:val="20"/>
+          <w:szCs w:val="20"/>
         </w:rPr>
         <w:t xml:space="preserve">, PDF </w:t>
       </w:r>
       <w:proofErr w:type="spellStart"/>
       <w:r>
         <w:rPr>
-          <w:rFonts w:ascii="Times New Roman" w:eastAsia="Times New Roman" w:hAnsi="Times New Roman" w:cs="Times New Roman"/>
-          <w:sz w:val="24"/>
-          <w:szCs w:val="24"/>
+          <w:rFonts w:ascii="Arial" w:eastAsia="Times New Roman" w:hAnsi="Arial" w:cs="Arial"/>
+          <w:sz w:val="20"/>
+          <w:szCs w:val="20"/>
         </w:rPr>
         <w:t>dokumenata</w:t>
       </w:r>
       <w:proofErr w:type="spellEnd"/>
       <w:r>
         <w:rPr>
-          <w:rFonts w:ascii="Times New Roman" w:eastAsia="Times New Roman" w:hAnsi="Times New Roman" w:cs="Times New Roman"/>
-          <w:sz w:val="24"/>
-          <w:szCs w:val="24"/>
+          <w:rFonts w:ascii="Arial" w:eastAsia="Times New Roman" w:hAnsi="Arial" w:cs="Arial"/>
+          <w:sz w:val="20"/>
+          <w:szCs w:val="20"/>
         </w:rPr>
         <w:t xml:space="preserve"> </w:t>
       </w:r>
       <w:proofErr w:type="spellStart"/>
       <w:r>
         <w:rPr>
-          <w:rFonts w:ascii="Times New Roman" w:eastAsia="Times New Roman" w:hAnsi="Times New Roman" w:cs="Times New Roman"/>
-          <w:sz w:val="24"/>
-          <w:szCs w:val="24"/>
+          <w:rFonts w:ascii="Arial" w:eastAsia="Times New Roman" w:hAnsi="Arial" w:cs="Arial"/>
+          <w:sz w:val="20"/>
+          <w:szCs w:val="20"/>
         </w:rPr>
         <w:t>i</w:t>
       </w:r>
       <w:proofErr w:type="spellEnd"/>
       <w:r>
         <w:rPr>
-          <w:rFonts w:ascii="Times New Roman" w:eastAsia="Times New Roman" w:hAnsi="Times New Roman" w:cs="Times New Roman"/>
-          <w:sz w:val="24"/>
-          <w:szCs w:val="24"/>
+          <w:rFonts w:ascii="Arial" w:eastAsia="Times New Roman" w:hAnsi="Arial" w:cs="Arial"/>
+          <w:sz w:val="20"/>
+          <w:szCs w:val="20"/>
         </w:rPr>
         <w:t xml:space="preserve"> video </w:t>
       </w:r>
       <w:proofErr w:type="spellStart"/>
       <w:r>
         <w:rPr>
-          <w:rFonts w:ascii="Times New Roman" w:eastAsia="Times New Roman" w:hAnsi="Times New Roman" w:cs="Times New Roman"/>
-          <w:sz w:val="24"/>
-          <w:szCs w:val="24"/>
+          <w:rFonts w:ascii="Arial" w:eastAsia="Times New Roman" w:hAnsi="Arial" w:cs="Arial"/>
+          <w:sz w:val="20"/>
+          <w:szCs w:val="20"/>
         </w:rPr>
         <w:t>tutorijala</w:t>
       </w:r>
       <w:proofErr w:type="spellEnd"/>
       <w:r>
         <w:rPr>
-          <w:rFonts w:ascii="Times New Roman" w:eastAsia="Times New Roman" w:hAnsi="Times New Roman" w:cs="Times New Roman"/>
-          <w:sz w:val="24"/>
-          <w:szCs w:val="24"/>
+          <w:rFonts w:ascii="Arial" w:eastAsia="Times New Roman" w:hAnsi="Arial" w:cs="Arial"/>
+          <w:sz w:val="20"/>
+          <w:szCs w:val="20"/>
         </w:rPr>
         <w:t>.</w:t>
       </w:r>
@@ -2480,186 +2484,186 @@
         </w:numPr>
         <w:spacing w:before="100" w:beforeAutospacing="1" w:after="100" w:afterAutospacing="1" w:line="240" w:lineRule="auto"/>
         <w:rPr>
-          <w:rFonts w:ascii="Times New Roman" w:eastAsia="Times New Roman" w:hAnsi="Times New Roman" w:cs="Times New Roman"/>
-          <w:sz w:val="24"/>
-          <w:szCs w:val="24"/>
-        </w:rPr>
-      </w:pPr>
-      <w:proofErr w:type="spellStart"/>
-      <w:r>
-        <w:rPr>
-          <w:rFonts w:ascii="Times New Roman" w:eastAsia="Times New Roman" w:hAnsi="Times New Roman" w:cs="Times New Roman"/>
+          <w:rFonts w:ascii="Arial" w:eastAsia="Times New Roman" w:hAnsi="Arial" w:cs="Arial"/>
+          <w:sz w:val="20"/>
+          <w:szCs w:val="20"/>
+        </w:rPr>
+      </w:pPr>
+      <w:proofErr w:type="spellStart"/>
+      <w:r>
+        <w:rPr>
+          <w:rFonts w:ascii="Arial" w:eastAsia="Times New Roman" w:hAnsi="Arial" w:cs="Arial"/>
           <w:b/>
           <w:bCs/>
-          <w:sz w:val="24"/>
-          <w:szCs w:val="24"/>
+          <w:sz w:val="20"/>
+          <w:szCs w:val="20"/>
         </w:rPr>
         <w:t>Hijerarhijska</w:t>
       </w:r>
       <w:proofErr w:type="spellEnd"/>
       <w:r>
         <w:rPr>
-          <w:rFonts w:ascii="Times New Roman" w:eastAsia="Times New Roman" w:hAnsi="Times New Roman" w:cs="Times New Roman"/>
+          <w:rFonts w:ascii="Arial" w:eastAsia="Times New Roman" w:hAnsi="Arial" w:cs="Arial"/>
           <w:b/>
           <w:bCs/>
-          <w:sz w:val="24"/>
-          <w:szCs w:val="24"/>
+          <w:sz w:val="20"/>
+          <w:szCs w:val="20"/>
         </w:rPr>
         <w:t xml:space="preserve"> </w:t>
       </w:r>
       <w:proofErr w:type="spellStart"/>
       <w:r>
         <w:rPr>
-          <w:rFonts w:ascii="Times New Roman" w:eastAsia="Times New Roman" w:hAnsi="Times New Roman" w:cs="Times New Roman"/>
+          <w:rFonts w:ascii="Arial" w:eastAsia="Times New Roman" w:hAnsi="Arial" w:cs="Arial"/>
           <w:b/>
           <w:bCs/>
-          <w:sz w:val="24"/>
-          <w:szCs w:val="24"/>
+          <w:sz w:val="20"/>
+          <w:szCs w:val="20"/>
         </w:rPr>
         <w:t>organizacija</w:t>
       </w:r>
       <w:proofErr w:type="spellEnd"/>
       <w:r>
         <w:rPr>
-          <w:rFonts w:ascii="Times New Roman" w:eastAsia="Times New Roman" w:hAnsi="Times New Roman" w:cs="Times New Roman"/>
+          <w:rFonts w:ascii="Arial" w:eastAsia="Times New Roman" w:hAnsi="Arial" w:cs="Arial"/>
           <w:b/>
           <w:bCs/>
-          <w:sz w:val="24"/>
-          <w:szCs w:val="24"/>
+          <w:sz w:val="20"/>
+          <w:szCs w:val="20"/>
         </w:rPr>
         <w:t>:</w:t>
       </w:r>
       <w:r>
         <w:rPr>
-          <w:rFonts w:ascii="Times New Roman" w:eastAsia="Times New Roman" w:hAnsi="Times New Roman" w:cs="Times New Roman"/>
-          <w:sz w:val="24"/>
-          <w:szCs w:val="24"/>
+          <w:rFonts w:ascii="Arial" w:eastAsia="Times New Roman" w:hAnsi="Arial" w:cs="Arial"/>
+          <w:sz w:val="20"/>
+          <w:szCs w:val="20"/>
         </w:rPr>
         <w:t xml:space="preserve"> </w:t>
       </w:r>
       <w:proofErr w:type="spellStart"/>
       <w:r>
         <w:rPr>
-          <w:rFonts w:ascii="Times New Roman" w:eastAsia="Times New Roman" w:hAnsi="Times New Roman" w:cs="Times New Roman"/>
-          <w:sz w:val="24"/>
-          <w:szCs w:val="24"/>
+          <w:rFonts w:ascii="Arial" w:eastAsia="Times New Roman" w:hAnsi="Arial" w:cs="Arial"/>
+          <w:sz w:val="20"/>
+          <w:szCs w:val="20"/>
         </w:rPr>
         <w:t>Materijali</w:t>
       </w:r>
       <w:proofErr w:type="spellEnd"/>
       <w:r>
         <w:rPr>
-          <w:rFonts w:ascii="Times New Roman" w:eastAsia="Times New Roman" w:hAnsi="Times New Roman" w:cs="Times New Roman"/>
-          <w:sz w:val="24"/>
-          <w:szCs w:val="24"/>
+          <w:rFonts w:ascii="Arial" w:eastAsia="Times New Roman" w:hAnsi="Arial" w:cs="Arial"/>
+          <w:sz w:val="20"/>
+          <w:szCs w:val="20"/>
         </w:rPr>
         <w:t xml:space="preserve"> </w:t>
       </w:r>
       <w:proofErr w:type="spellStart"/>
       <w:r>
         <w:rPr>
-          <w:rFonts w:ascii="Times New Roman" w:eastAsia="Times New Roman" w:hAnsi="Times New Roman" w:cs="Times New Roman"/>
-          <w:sz w:val="24"/>
-          <w:szCs w:val="24"/>
+          <w:rFonts w:ascii="Arial" w:eastAsia="Times New Roman" w:hAnsi="Arial" w:cs="Arial"/>
+          <w:sz w:val="20"/>
+          <w:szCs w:val="20"/>
         </w:rPr>
         <w:t>su</w:t>
       </w:r>
       <w:proofErr w:type="spellEnd"/>
       <w:r>
         <w:rPr>
-          <w:rFonts w:ascii="Times New Roman" w:eastAsia="Times New Roman" w:hAnsi="Times New Roman" w:cs="Times New Roman"/>
-          <w:sz w:val="24"/>
-          <w:szCs w:val="24"/>
+          <w:rFonts w:ascii="Arial" w:eastAsia="Times New Roman" w:hAnsi="Arial" w:cs="Arial"/>
+          <w:sz w:val="20"/>
+          <w:szCs w:val="20"/>
         </w:rPr>
         <w:t xml:space="preserve"> </w:t>
       </w:r>
       <w:proofErr w:type="spellStart"/>
       <w:r>
         <w:rPr>
-          <w:rFonts w:ascii="Times New Roman" w:eastAsia="Times New Roman" w:hAnsi="Times New Roman" w:cs="Times New Roman"/>
-          <w:sz w:val="24"/>
-          <w:szCs w:val="24"/>
+          <w:rFonts w:ascii="Arial" w:eastAsia="Times New Roman" w:hAnsi="Arial" w:cs="Arial"/>
+          <w:sz w:val="20"/>
+          <w:szCs w:val="20"/>
         </w:rPr>
         <w:t>logički</w:t>
       </w:r>
       <w:proofErr w:type="spellEnd"/>
       <w:r>
         <w:rPr>
-          <w:rFonts w:ascii="Times New Roman" w:eastAsia="Times New Roman" w:hAnsi="Times New Roman" w:cs="Times New Roman"/>
-          <w:sz w:val="24"/>
-          <w:szCs w:val="24"/>
+          <w:rFonts w:ascii="Arial" w:eastAsia="Times New Roman" w:hAnsi="Arial" w:cs="Arial"/>
+          <w:sz w:val="20"/>
+          <w:szCs w:val="20"/>
         </w:rPr>
         <w:t xml:space="preserve"> </w:t>
       </w:r>
       <w:proofErr w:type="spellStart"/>
       <w:r>
         <w:rPr>
-          <w:rFonts w:ascii="Times New Roman" w:eastAsia="Times New Roman" w:hAnsi="Times New Roman" w:cs="Times New Roman"/>
-          <w:sz w:val="24"/>
-          <w:szCs w:val="24"/>
+          <w:rFonts w:ascii="Arial" w:eastAsia="Times New Roman" w:hAnsi="Arial" w:cs="Arial"/>
+          <w:sz w:val="20"/>
+          <w:szCs w:val="20"/>
         </w:rPr>
         <w:t>grupisani</w:t>
       </w:r>
       <w:proofErr w:type="spellEnd"/>
       <w:r>
         <w:rPr>
-          <w:rFonts w:ascii="Times New Roman" w:eastAsia="Times New Roman" w:hAnsi="Times New Roman" w:cs="Times New Roman"/>
-          <w:sz w:val="24"/>
-          <w:szCs w:val="24"/>
+          <w:rFonts w:ascii="Arial" w:eastAsia="Times New Roman" w:hAnsi="Arial" w:cs="Arial"/>
+          <w:sz w:val="20"/>
+          <w:szCs w:val="20"/>
         </w:rPr>
         <w:t xml:space="preserve"> po </w:t>
       </w:r>
       <w:proofErr w:type="spellStart"/>
       <w:r>
         <w:rPr>
-          <w:rFonts w:ascii="Times New Roman" w:eastAsia="Times New Roman" w:hAnsi="Times New Roman" w:cs="Times New Roman"/>
-          <w:sz w:val="24"/>
-          <w:szCs w:val="24"/>
+          <w:rFonts w:ascii="Arial" w:eastAsia="Times New Roman" w:hAnsi="Arial" w:cs="Arial"/>
+          <w:sz w:val="20"/>
+          <w:szCs w:val="20"/>
         </w:rPr>
         <w:t>predmetima</w:t>
       </w:r>
       <w:proofErr w:type="spellEnd"/>
       <w:r>
         <w:rPr>
-          <w:rFonts w:ascii="Times New Roman" w:eastAsia="Times New Roman" w:hAnsi="Times New Roman" w:cs="Times New Roman"/>
-          <w:sz w:val="24"/>
-          <w:szCs w:val="24"/>
+          <w:rFonts w:ascii="Arial" w:eastAsia="Times New Roman" w:hAnsi="Arial" w:cs="Arial"/>
+          <w:sz w:val="20"/>
+          <w:szCs w:val="20"/>
         </w:rPr>
         <w:t xml:space="preserve">, a </w:t>
       </w:r>
       <w:proofErr w:type="spellStart"/>
       <w:r>
         <w:rPr>
-          <w:rFonts w:ascii="Times New Roman" w:eastAsia="Times New Roman" w:hAnsi="Times New Roman" w:cs="Times New Roman"/>
-          <w:sz w:val="24"/>
-          <w:szCs w:val="24"/>
+          <w:rFonts w:ascii="Arial" w:eastAsia="Times New Roman" w:hAnsi="Arial" w:cs="Arial"/>
+          <w:sz w:val="20"/>
+          <w:szCs w:val="20"/>
         </w:rPr>
         <w:t>predmeti</w:t>
       </w:r>
       <w:proofErr w:type="spellEnd"/>
       <w:r>
         <w:rPr>
-          <w:rFonts w:ascii="Times New Roman" w:eastAsia="Times New Roman" w:hAnsi="Times New Roman" w:cs="Times New Roman"/>
-          <w:sz w:val="24"/>
-          <w:szCs w:val="24"/>
+          <w:rFonts w:ascii="Arial" w:eastAsia="Times New Roman" w:hAnsi="Arial" w:cs="Arial"/>
+          <w:sz w:val="20"/>
+          <w:szCs w:val="20"/>
         </w:rPr>
         <w:t xml:space="preserve"> po </w:t>
       </w:r>
       <w:proofErr w:type="spellStart"/>
       <w:r>
         <w:rPr>
-          <w:rFonts w:ascii="Times New Roman" w:eastAsia="Times New Roman" w:hAnsi="Times New Roman" w:cs="Times New Roman"/>
-          <w:sz w:val="24"/>
-          <w:szCs w:val="24"/>
+          <w:rFonts w:ascii="Arial" w:eastAsia="Times New Roman" w:hAnsi="Arial" w:cs="Arial"/>
+          <w:sz w:val="20"/>
+          <w:szCs w:val="20"/>
         </w:rPr>
         <w:t>departmanima</w:t>
       </w:r>
       <w:proofErr w:type="spellEnd"/>
       <w:r>
         <w:rPr>
-          <w:rFonts w:ascii="Times New Roman" w:eastAsia="Times New Roman" w:hAnsi="Times New Roman" w:cs="Times New Roman"/>
-          <w:sz w:val="24"/>
-          <w:szCs w:val="24"/>
+          <w:rFonts w:ascii="Arial" w:eastAsia="Times New Roman" w:hAnsi="Arial" w:cs="Arial"/>
+          <w:sz w:val="20"/>
+          <w:szCs w:val="20"/>
         </w:rPr>
         <w:t>.</w:t>
       </w:r>
@@ -2672,236 +2676,236 @@
         </w:numPr>
         <w:spacing w:before="100" w:beforeAutospacing="1" w:after="100" w:afterAutospacing="1" w:line="240" w:lineRule="auto"/>
         <w:rPr>
-          <w:rFonts w:ascii="Times New Roman" w:eastAsia="Times New Roman" w:hAnsi="Times New Roman" w:cs="Times New Roman"/>
-          <w:sz w:val="24"/>
-          <w:szCs w:val="24"/>
-        </w:rPr>
-      </w:pPr>
-      <w:proofErr w:type="spellStart"/>
-      <w:r>
-        <w:rPr>
-          <w:rFonts w:ascii="Times New Roman" w:eastAsia="Times New Roman" w:hAnsi="Times New Roman" w:cs="Times New Roman"/>
+          <w:rFonts w:ascii="Arial" w:eastAsia="Times New Roman" w:hAnsi="Arial" w:cs="Arial"/>
+          <w:sz w:val="20"/>
+          <w:szCs w:val="20"/>
+        </w:rPr>
+      </w:pPr>
+      <w:proofErr w:type="spellStart"/>
+      <w:r>
+        <w:rPr>
+          <w:rFonts w:ascii="Arial" w:eastAsia="Times New Roman" w:hAnsi="Arial" w:cs="Arial"/>
           <w:b/>
           <w:bCs/>
-          <w:sz w:val="24"/>
-          <w:szCs w:val="24"/>
+          <w:sz w:val="20"/>
+          <w:szCs w:val="20"/>
         </w:rPr>
         <w:t>Interakcija</w:t>
       </w:r>
       <w:proofErr w:type="spellEnd"/>
       <w:r>
         <w:rPr>
-          <w:rFonts w:ascii="Times New Roman" w:eastAsia="Times New Roman" w:hAnsi="Times New Roman" w:cs="Times New Roman"/>
+          <w:rFonts w:ascii="Arial" w:eastAsia="Times New Roman" w:hAnsi="Arial" w:cs="Arial"/>
           <w:b/>
           <w:bCs/>
-          <w:sz w:val="24"/>
-          <w:szCs w:val="24"/>
+          <w:sz w:val="20"/>
+          <w:szCs w:val="20"/>
         </w:rPr>
         <w:t>:</w:t>
       </w:r>
       <w:r>
         <w:rPr>
-          <w:rFonts w:ascii="Times New Roman" w:eastAsia="Times New Roman" w:hAnsi="Times New Roman" w:cs="Times New Roman"/>
-          <w:sz w:val="24"/>
-          <w:szCs w:val="24"/>
+          <w:rFonts w:ascii="Arial" w:eastAsia="Times New Roman" w:hAnsi="Arial" w:cs="Arial"/>
+          <w:sz w:val="20"/>
+          <w:szCs w:val="20"/>
         </w:rPr>
         <w:t xml:space="preserve"> </w:t>
       </w:r>
       <w:proofErr w:type="spellStart"/>
       <w:r>
         <w:rPr>
-          <w:rFonts w:ascii="Times New Roman" w:eastAsia="Times New Roman" w:hAnsi="Times New Roman" w:cs="Times New Roman"/>
-          <w:sz w:val="24"/>
-          <w:szCs w:val="24"/>
+          <w:rFonts w:ascii="Arial" w:eastAsia="Times New Roman" w:hAnsi="Arial" w:cs="Arial"/>
+          <w:sz w:val="20"/>
+          <w:szCs w:val="20"/>
         </w:rPr>
         <w:t>Korisnici</w:t>
       </w:r>
       <w:proofErr w:type="spellEnd"/>
       <w:r>
         <w:rPr>
-          <w:rFonts w:ascii="Times New Roman" w:eastAsia="Times New Roman" w:hAnsi="Times New Roman" w:cs="Times New Roman"/>
-          <w:sz w:val="24"/>
-          <w:szCs w:val="24"/>
+          <w:rFonts w:ascii="Arial" w:eastAsia="Times New Roman" w:hAnsi="Arial" w:cs="Arial"/>
+          <w:sz w:val="20"/>
+          <w:szCs w:val="20"/>
         </w:rPr>
         <w:t xml:space="preserve"> </w:t>
       </w:r>
       <w:proofErr w:type="spellStart"/>
       <w:r>
         <w:rPr>
-          <w:rFonts w:ascii="Times New Roman" w:eastAsia="Times New Roman" w:hAnsi="Times New Roman" w:cs="Times New Roman"/>
-          <w:sz w:val="24"/>
-          <w:szCs w:val="24"/>
+          <w:rFonts w:ascii="Arial" w:eastAsia="Times New Roman" w:hAnsi="Arial" w:cs="Arial"/>
+          <w:sz w:val="20"/>
+          <w:szCs w:val="20"/>
         </w:rPr>
         <w:t>mogu</w:t>
       </w:r>
       <w:proofErr w:type="spellEnd"/>
       <w:r>
         <w:rPr>
-          <w:rFonts w:ascii="Times New Roman" w:eastAsia="Times New Roman" w:hAnsi="Times New Roman" w:cs="Times New Roman"/>
-          <w:sz w:val="24"/>
-          <w:szCs w:val="24"/>
+          <w:rFonts w:ascii="Arial" w:eastAsia="Times New Roman" w:hAnsi="Arial" w:cs="Arial"/>
+          <w:sz w:val="20"/>
+          <w:szCs w:val="20"/>
         </w:rPr>
         <w:t xml:space="preserve"> </w:t>
       </w:r>
       <w:proofErr w:type="spellStart"/>
       <w:r>
         <w:rPr>
-          <w:rFonts w:ascii="Times New Roman" w:eastAsia="Times New Roman" w:hAnsi="Times New Roman" w:cs="Times New Roman"/>
-          <w:sz w:val="24"/>
-          <w:szCs w:val="24"/>
+          <w:rFonts w:ascii="Arial" w:eastAsia="Times New Roman" w:hAnsi="Arial" w:cs="Arial"/>
+          <w:sz w:val="20"/>
+          <w:szCs w:val="20"/>
         </w:rPr>
         <w:t>ostavljati</w:t>
       </w:r>
       <w:proofErr w:type="spellEnd"/>
       <w:r>
         <w:rPr>
-          <w:rFonts w:ascii="Times New Roman" w:eastAsia="Times New Roman" w:hAnsi="Times New Roman" w:cs="Times New Roman"/>
-          <w:sz w:val="24"/>
-          <w:szCs w:val="24"/>
+          <w:rFonts w:ascii="Arial" w:eastAsia="Times New Roman" w:hAnsi="Arial" w:cs="Arial"/>
+          <w:sz w:val="20"/>
+          <w:szCs w:val="20"/>
         </w:rPr>
         <w:t xml:space="preserve"> </w:t>
       </w:r>
       <w:proofErr w:type="spellStart"/>
       <w:r>
         <w:rPr>
-          <w:rFonts w:ascii="Times New Roman" w:eastAsia="Times New Roman" w:hAnsi="Times New Roman" w:cs="Times New Roman"/>
-          <w:sz w:val="24"/>
-          <w:szCs w:val="24"/>
+          <w:rFonts w:ascii="Arial" w:eastAsia="Times New Roman" w:hAnsi="Arial" w:cs="Arial"/>
+          <w:sz w:val="20"/>
+          <w:szCs w:val="20"/>
         </w:rPr>
         <w:t>komentare</w:t>
       </w:r>
       <w:proofErr w:type="spellEnd"/>
       <w:r>
         <w:rPr>
-          <w:rFonts w:ascii="Times New Roman" w:eastAsia="Times New Roman" w:hAnsi="Times New Roman" w:cs="Times New Roman"/>
-          <w:sz w:val="24"/>
-          <w:szCs w:val="24"/>
+          <w:rFonts w:ascii="Arial" w:eastAsia="Times New Roman" w:hAnsi="Arial" w:cs="Arial"/>
+          <w:sz w:val="20"/>
+          <w:szCs w:val="20"/>
         </w:rPr>
         <w:t xml:space="preserve"> </w:t>
       </w:r>
       <w:proofErr w:type="spellStart"/>
       <w:r>
         <w:rPr>
-          <w:rFonts w:ascii="Times New Roman" w:eastAsia="Times New Roman" w:hAnsi="Times New Roman" w:cs="Times New Roman"/>
-          <w:sz w:val="24"/>
-          <w:szCs w:val="24"/>
+          <w:rFonts w:ascii="Arial" w:eastAsia="Times New Roman" w:hAnsi="Arial" w:cs="Arial"/>
+          <w:sz w:val="20"/>
+          <w:szCs w:val="20"/>
         </w:rPr>
         <w:t>i</w:t>
       </w:r>
       <w:proofErr w:type="spellEnd"/>
       <w:r>
         <w:rPr>
-          <w:rFonts w:ascii="Times New Roman" w:eastAsia="Times New Roman" w:hAnsi="Times New Roman" w:cs="Times New Roman"/>
-          <w:sz w:val="24"/>
-          <w:szCs w:val="24"/>
+          <w:rFonts w:ascii="Arial" w:eastAsia="Times New Roman" w:hAnsi="Arial" w:cs="Arial"/>
+          <w:sz w:val="20"/>
+          <w:szCs w:val="20"/>
         </w:rPr>
         <w:t xml:space="preserve"> </w:t>
       </w:r>
       <w:proofErr w:type="spellStart"/>
       <w:r>
         <w:rPr>
-          <w:rFonts w:ascii="Times New Roman" w:eastAsia="Times New Roman" w:hAnsi="Times New Roman" w:cs="Times New Roman"/>
-          <w:sz w:val="24"/>
-          <w:szCs w:val="24"/>
+          <w:rFonts w:ascii="Arial" w:eastAsia="Times New Roman" w:hAnsi="Arial" w:cs="Arial"/>
+          <w:sz w:val="20"/>
+          <w:szCs w:val="20"/>
         </w:rPr>
         <w:t>ocene</w:t>
       </w:r>
       <w:proofErr w:type="spellEnd"/>
       <w:r>
         <w:rPr>
-          <w:rFonts w:ascii="Times New Roman" w:eastAsia="Times New Roman" w:hAnsi="Times New Roman" w:cs="Times New Roman"/>
-          <w:sz w:val="24"/>
-          <w:szCs w:val="24"/>
+          <w:rFonts w:ascii="Arial" w:eastAsia="Times New Roman" w:hAnsi="Arial" w:cs="Arial"/>
+          <w:sz w:val="20"/>
+          <w:szCs w:val="20"/>
         </w:rPr>
         <w:t xml:space="preserve">, </w:t>
       </w:r>
       <w:proofErr w:type="spellStart"/>
       <w:r>
         <w:rPr>
-          <w:rFonts w:ascii="Times New Roman" w:eastAsia="Times New Roman" w:hAnsi="Times New Roman" w:cs="Times New Roman"/>
-          <w:sz w:val="24"/>
-          <w:szCs w:val="24"/>
+          <w:rFonts w:ascii="Arial" w:eastAsia="Times New Roman" w:hAnsi="Arial" w:cs="Arial"/>
+          <w:sz w:val="20"/>
+          <w:szCs w:val="20"/>
         </w:rPr>
         <w:t>čime</w:t>
       </w:r>
       <w:proofErr w:type="spellEnd"/>
       <w:r>
         <w:rPr>
-          <w:rFonts w:ascii="Times New Roman" w:eastAsia="Times New Roman" w:hAnsi="Times New Roman" w:cs="Times New Roman"/>
-          <w:sz w:val="24"/>
-          <w:szCs w:val="24"/>
+          <w:rFonts w:ascii="Arial" w:eastAsia="Times New Roman" w:hAnsi="Arial" w:cs="Arial"/>
+          <w:sz w:val="20"/>
+          <w:szCs w:val="20"/>
         </w:rPr>
         <w:t xml:space="preserve"> se </w:t>
       </w:r>
       <w:proofErr w:type="spellStart"/>
       <w:r>
         <w:rPr>
-          <w:rFonts w:ascii="Times New Roman" w:eastAsia="Times New Roman" w:hAnsi="Times New Roman" w:cs="Times New Roman"/>
-          <w:sz w:val="24"/>
-          <w:szCs w:val="24"/>
+          <w:rFonts w:ascii="Arial" w:eastAsia="Times New Roman" w:hAnsi="Arial" w:cs="Arial"/>
+          <w:sz w:val="20"/>
+          <w:szCs w:val="20"/>
         </w:rPr>
         <w:t>vrši</w:t>
       </w:r>
       <w:proofErr w:type="spellEnd"/>
       <w:r>
         <w:rPr>
-          <w:rFonts w:ascii="Times New Roman" w:eastAsia="Times New Roman" w:hAnsi="Times New Roman" w:cs="Times New Roman"/>
-          <w:sz w:val="24"/>
-          <w:szCs w:val="24"/>
+          <w:rFonts w:ascii="Arial" w:eastAsia="Times New Roman" w:hAnsi="Arial" w:cs="Arial"/>
+          <w:sz w:val="20"/>
+          <w:szCs w:val="20"/>
         </w:rPr>
         <w:t xml:space="preserve"> </w:t>
       </w:r>
       <w:proofErr w:type="spellStart"/>
       <w:r>
         <w:rPr>
-          <w:rFonts w:ascii="Times New Roman" w:eastAsia="Times New Roman" w:hAnsi="Times New Roman" w:cs="Times New Roman"/>
-          <w:sz w:val="24"/>
-          <w:szCs w:val="24"/>
+          <w:rFonts w:ascii="Arial" w:eastAsia="Times New Roman" w:hAnsi="Arial" w:cs="Arial"/>
+          <w:sz w:val="20"/>
+          <w:szCs w:val="20"/>
         </w:rPr>
         <w:t>rangiranje</w:t>
       </w:r>
       <w:proofErr w:type="spellEnd"/>
       <w:r>
         <w:rPr>
-          <w:rFonts w:ascii="Times New Roman" w:eastAsia="Times New Roman" w:hAnsi="Times New Roman" w:cs="Times New Roman"/>
-          <w:sz w:val="24"/>
-          <w:szCs w:val="24"/>
+          <w:rFonts w:ascii="Arial" w:eastAsia="Times New Roman" w:hAnsi="Arial" w:cs="Arial"/>
+          <w:sz w:val="20"/>
+          <w:szCs w:val="20"/>
         </w:rPr>
         <w:t xml:space="preserve"> </w:t>
       </w:r>
       <w:proofErr w:type="spellStart"/>
       <w:r>
         <w:rPr>
-          <w:rFonts w:ascii="Times New Roman" w:eastAsia="Times New Roman" w:hAnsi="Times New Roman" w:cs="Times New Roman"/>
-          <w:sz w:val="24"/>
-          <w:szCs w:val="24"/>
+          <w:rFonts w:ascii="Arial" w:eastAsia="Times New Roman" w:hAnsi="Arial" w:cs="Arial"/>
+          <w:sz w:val="20"/>
+          <w:szCs w:val="20"/>
         </w:rPr>
         <w:t>kvaliteta</w:t>
       </w:r>
       <w:proofErr w:type="spellEnd"/>
       <w:r>
         <w:rPr>
-          <w:rFonts w:ascii="Times New Roman" w:eastAsia="Times New Roman" w:hAnsi="Times New Roman" w:cs="Times New Roman"/>
-          <w:sz w:val="24"/>
-          <w:szCs w:val="24"/>
+          <w:rFonts w:ascii="Arial" w:eastAsia="Times New Roman" w:hAnsi="Arial" w:cs="Arial"/>
+          <w:sz w:val="20"/>
+          <w:szCs w:val="20"/>
         </w:rPr>
         <w:t xml:space="preserve"> </w:t>
       </w:r>
       <w:proofErr w:type="spellStart"/>
       <w:r>
         <w:rPr>
-          <w:rFonts w:ascii="Times New Roman" w:eastAsia="Times New Roman" w:hAnsi="Times New Roman" w:cs="Times New Roman"/>
-          <w:sz w:val="24"/>
-          <w:szCs w:val="24"/>
+          <w:rFonts w:ascii="Arial" w:eastAsia="Times New Roman" w:hAnsi="Arial" w:cs="Arial"/>
+          <w:sz w:val="20"/>
+          <w:szCs w:val="20"/>
         </w:rPr>
         <w:t>sadržaja</w:t>
       </w:r>
       <w:proofErr w:type="spellEnd"/>
       <w:r>
         <w:rPr>
-          <w:rFonts w:ascii="Times New Roman" w:eastAsia="Times New Roman" w:hAnsi="Times New Roman" w:cs="Times New Roman"/>
-          <w:sz w:val="24"/>
-          <w:szCs w:val="24"/>
+          <w:rFonts w:ascii="Arial" w:eastAsia="Times New Roman" w:hAnsi="Arial" w:cs="Arial"/>
+          <w:sz w:val="20"/>
+          <w:szCs w:val="20"/>
         </w:rPr>
         <w:t>.</w:t>
       </w:r>
@@ -2911,65 +2915,52 @@
         <w:spacing w:before="100" w:beforeAutospacing="1" w:after="100" w:afterAutospacing="1" w:line="240" w:lineRule="auto"/>
         <w:outlineLvl w:val="2"/>
         <w:rPr>
-          <w:rFonts w:ascii="Times New Roman" w:eastAsia="Times New Roman" w:hAnsi="Times New Roman" w:cs="Times New Roman"/>
+          <w:rFonts w:ascii="Arial" w:eastAsia="Times New Roman" w:hAnsi="Arial" w:cs="Arial"/>
           <w:b/>
           <w:bCs/>
-          <w:sz w:val="27"/>
-          <w:szCs w:val="27"/>
-        </w:rPr>
-      </w:pPr>
-      <w:r>
-        <w:rPr>
-          <w:rFonts w:ascii="Times New Roman" w:eastAsia="Times New Roman" w:hAnsi="Times New Roman" w:cs="Times New Roman"/>
+        </w:rPr>
+      </w:pPr>
+      <w:r>
+        <w:rPr>
+          <w:rFonts w:ascii="Arial" w:eastAsia="Times New Roman" w:hAnsi="Arial" w:cs="Arial"/>
           <w:b/>
           <w:bCs/>
-          <w:sz w:val="27"/>
-          <w:szCs w:val="27"/>
-        </w:rPr>
-        <w:lastRenderedPageBreak/>
+        </w:rPr>
         <w:t xml:space="preserve">3.3 </w:t>
       </w:r>
       <w:proofErr w:type="spellStart"/>
       <w:r>
         <w:rPr>
-          <w:rFonts w:ascii="Times New Roman" w:eastAsia="Times New Roman" w:hAnsi="Times New Roman" w:cs="Times New Roman"/>
+          <w:rFonts w:ascii="Arial" w:eastAsia="Times New Roman" w:hAnsi="Arial" w:cs="Arial"/>
           <w:b/>
           <w:bCs/>
-          <w:sz w:val="27"/>
-          <w:szCs w:val="27"/>
         </w:rPr>
         <w:t>Sistem</w:t>
       </w:r>
       <w:proofErr w:type="spellEnd"/>
       <w:r>
         <w:rPr>
-          <w:rFonts w:ascii="Times New Roman" w:eastAsia="Times New Roman" w:hAnsi="Times New Roman" w:cs="Times New Roman"/>
+          <w:rFonts w:ascii="Arial" w:eastAsia="Times New Roman" w:hAnsi="Arial" w:cs="Arial"/>
           <w:b/>
           <w:bCs/>
-          <w:sz w:val="27"/>
-          <w:szCs w:val="27"/>
         </w:rPr>
         <w:t xml:space="preserve"> </w:t>
       </w:r>
       <w:proofErr w:type="spellStart"/>
       <w:r>
         <w:rPr>
-          <w:rFonts w:ascii="Times New Roman" w:eastAsia="Times New Roman" w:hAnsi="Times New Roman" w:cs="Times New Roman"/>
+          <w:rFonts w:ascii="Arial" w:eastAsia="Times New Roman" w:hAnsi="Arial" w:cs="Arial"/>
           <w:b/>
           <w:bCs/>
-          <w:sz w:val="27"/>
-          <w:szCs w:val="27"/>
         </w:rPr>
         <w:t>obaveštenja</w:t>
       </w:r>
       <w:proofErr w:type="spellEnd"/>
       <w:r>
         <w:rPr>
-          <w:rFonts w:ascii="Times New Roman" w:eastAsia="Times New Roman" w:hAnsi="Times New Roman" w:cs="Times New Roman"/>
+          <w:rFonts w:ascii="Arial" w:eastAsia="Times New Roman" w:hAnsi="Arial" w:cs="Arial"/>
           <w:b/>
           <w:bCs/>
-          <w:sz w:val="27"/>
-          <w:szCs w:val="27"/>
         </w:rPr>
         <w:t xml:space="preserve"> (Notifications)</w:t>
       </w:r>
@@ -2982,210 +2973,210 @@
         </w:numPr>
         <w:spacing w:before="100" w:beforeAutospacing="1" w:after="100" w:afterAutospacing="1" w:line="240" w:lineRule="auto"/>
         <w:rPr>
-          <w:rFonts w:ascii="Times New Roman" w:eastAsia="Times New Roman" w:hAnsi="Times New Roman" w:cs="Times New Roman"/>
-          <w:sz w:val="24"/>
-          <w:szCs w:val="24"/>
-        </w:rPr>
-      </w:pPr>
-      <w:r>
-        <w:rPr>
-          <w:rFonts w:ascii="Times New Roman" w:eastAsia="Times New Roman" w:hAnsi="Times New Roman" w:cs="Times New Roman"/>
+          <w:rFonts w:ascii="Arial" w:eastAsia="Times New Roman" w:hAnsi="Arial" w:cs="Arial"/>
+          <w:sz w:val="20"/>
+          <w:szCs w:val="20"/>
+        </w:rPr>
+      </w:pPr>
+      <w:r>
+        <w:rPr>
+          <w:rFonts w:ascii="Arial" w:eastAsia="Times New Roman" w:hAnsi="Arial" w:cs="Arial"/>
           <w:b/>
           <w:bCs/>
-          <w:sz w:val="24"/>
-          <w:szCs w:val="24"/>
+          <w:sz w:val="20"/>
+          <w:szCs w:val="20"/>
         </w:rPr>
         <w:t xml:space="preserve">Real-time </w:t>
       </w:r>
       <w:proofErr w:type="spellStart"/>
       <w:r>
         <w:rPr>
-          <w:rFonts w:ascii="Times New Roman" w:eastAsia="Times New Roman" w:hAnsi="Times New Roman" w:cs="Times New Roman"/>
+          <w:rFonts w:ascii="Arial" w:eastAsia="Times New Roman" w:hAnsi="Arial" w:cs="Arial"/>
           <w:b/>
           <w:bCs/>
-          <w:sz w:val="24"/>
-          <w:szCs w:val="24"/>
+          <w:sz w:val="20"/>
+          <w:szCs w:val="20"/>
         </w:rPr>
         <w:t>informisanje</w:t>
       </w:r>
       <w:proofErr w:type="spellEnd"/>
       <w:r>
         <w:rPr>
-          <w:rFonts w:ascii="Times New Roman" w:eastAsia="Times New Roman" w:hAnsi="Times New Roman" w:cs="Times New Roman"/>
+          <w:rFonts w:ascii="Arial" w:eastAsia="Times New Roman" w:hAnsi="Arial" w:cs="Arial"/>
           <w:b/>
           <w:bCs/>
-          <w:sz w:val="24"/>
-          <w:szCs w:val="24"/>
+          <w:sz w:val="20"/>
+          <w:szCs w:val="20"/>
         </w:rPr>
         <w:t>:</w:t>
       </w:r>
       <w:r>
         <w:rPr>
-          <w:rFonts w:ascii="Times New Roman" w:eastAsia="Times New Roman" w:hAnsi="Times New Roman" w:cs="Times New Roman"/>
-          <w:sz w:val="24"/>
-          <w:szCs w:val="24"/>
+          <w:rFonts w:ascii="Arial" w:eastAsia="Times New Roman" w:hAnsi="Arial" w:cs="Arial"/>
+          <w:sz w:val="20"/>
+          <w:szCs w:val="20"/>
         </w:rPr>
         <w:t xml:space="preserve"> </w:t>
       </w:r>
       <w:proofErr w:type="spellStart"/>
       <w:r>
         <w:rPr>
-          <w:rFonts w:ascii="Times New Roman" w:eastAsia="Times New Roman" w:hAnsi="Times New Roman" w:cs="Times New Roman"/>
-          <w:sz w:val="24"/>
-          <w:szCs w:val="24"/>
+          <w:rFonts w:ascii="Arial" w:eastAsia="Times New Roman" w:hAnsi="Arial" w:cs="Arial"/>
+          <w:sz w:val="20"/>
+          <w:szCs w:val="20"/>
         </w:rPr>
         <w:t>Automatsko</w:t>
       </w:r>
       <w:proofErr w:type="spellEnd"/>
       <w:r>
         <w:rPr>
-          <w:rFonts w:ascii="Times New Roman" w:eastAsia="Times New Roman" w:hAnsi="Times New Roman" w:cs="Times New Roman"/>
-          <w:sz w:val="24"/>
-          <w:szCs w:val="24"/>
+          <w:rFonts w:ascii="Arial" w:eastAsia="Times New Roman" w:hAnsi="Arial" w:cs="Arial"/>
+          <w:sz w:val="20"/>
+          <w:szCs w:val="20"/>
         </w:rPr>
         <w:t xml:space="preserve"> </w:t>
       </w:r>
       <w:proofErr w:type="spellStart"/>
       <w:r>
         <w:rPr>
-          <w:rFonts w:ascii="Times New Roman" w:eastAsia="Times New Roman" w:hAnsi="Times New Roman" w:cs="Times New Roman"/>
-          <w:sz w:val="24"/>
-          <w:szCs w:val="24"/>
+          <w:rFonts w:ascii="Arial" w:eastAsia="Times New Roman" w:hAnsi="Arial" w:cs="Arial"/>
+          <w:sz w:val="20"/>
+          <w:szCs w:val="20"/>
         </w:rPr>
         <w:t>generisanje</w:t>
       </w:r>
       <w:proofErr w:type="spellEnd"/>
       <w:r>
         <w:rPr>
-          <w:rFonts w:ascii="Times New Roman" w:eastAsia="Times New Roman" w:hAnsi="Times New Roman" w:cs="Times New Roman"/>
-          <w:sz w:val="24"/>
-          <w:szCs w:val="24"/>
+          <w:rFonts w:ascii="Arial" w:eastAsia="Times New Roman" w:hAnsi="Arial" w:cs="Arial"/>
+          <w:sz w:val="20"/>
+          <w:szCs w:val="20"/>
         </w:rPr>
         <w:t xml:space="preserve"> </w:t>
       </w:r>
       <w:proofErr w:type="spellStart"/>
       <w:r>
         <w:rPr>
-          <w:rFonts w:ascii="Times New Roman" w:eastAsia="Times New Roman" w:hAnsi="Times New Roman" w:cs="Times New Roman"/>
-          <w:sz w:val="24"/>
-          <w:szCs w:val="24"/>
+          <w:rFonts w:ascii="Arial" w:eastAsia="Times New Roman" w:hAnsi="Arial" w:cs="Arial"/>
+          <w:sz w:val="20"/>
+          <w:szCs w:val="20"/>
         </w:rPr>
         <w:t>notifikacija</w:t>
       </w:r>
       <w:proofErr w:type="spellEnd"/>
       <w:r>
         <w:rPr>
-          <w:rFonts w:ascii="Times New Roman" w:eastAsia="Times New Roman" w:hAnsi="Times New Roman" w:cs="Times New Roman"/>
-          <w:sz w:val="24"/>
-          <w:szCs w:val="24"/>
+          <w:rFonts w:ascii="Arial" w:eastAsia="Times New Roman" w:hAnsi="Arial" w:cs="Arial"/>
+          <w:sz w:val="20"/>
+          <w:szCs w:val="20"/>
         </w:rPr>
         <w:t xml:space="preserve"> </w:t>
       </w:r>
       <w:proofErr w:type="spellStart"/>
       <w:r>
         <w:rPr>
-          <w:rFonts w:ascii="Times New Roman" w:eastAsia="Times New Roman" w:hAnsi="Times New Roman" w:cs="Times New Roman"/>
-          <w:sz w:val="24"/>
-          <w:szCs w:val="24"/>
+          <w:rFonts w:ascii="Arial" w:eastAsia="Times New Roman" w:hAnsi="Arial" w:cs="Arial"/>
+          <w:sz w:val="20"/>
+          <w:szCs w:val="20"/>
         </w:rPr>
         <w:t>prilikom</w:t>
       </w:r>
       <w:proofErr w:type="spellEnd"/>
       <w:r>
         <w:rPr>
-          <w:rFonts w:ascii="Times New Roman" w:eastAsia="Times New Roman" w:hAnsi="Times New Roman" w:cs="Times New Roman"/>
-          <w:sz w:val="24"/>
-          <w:szCs w:val="24"/>
+          <w:rFonts w:ascii="Arial" w:eastAsia="Times New Roman" w:hAnsi="Arial" w:cs="Arial"/>
+          <w:sz w:val="20"/>
+          <w:szCs w:val="20"/>
         </w:rPr>
         <w:t xml:space="preserve"> </w:t>
       </w:r>
       <w:proofErr w:type="spellStart"/>
       <w:r>
         <w:rPr>
-          <w:rFonts w:ascii="Times New Roman" w:eastAsia="Times New Roman" w:hAnsi="Times New Roman" w:cs="Times New Roman"/>
-          <w:sz w:val="24"/>
-          <w:szCs w:val="24"/>
+          <w:rFonts w:ascii="Arial" w:eastAsia="Times New Roman" w:hAnsi="Arial" w:cs="Arial"/>
+          <w:sz w:val="20"/>
+          <w:szCs w:val="20"/>
         </w:rPr>
         <w:t>objave</w:t>
       </w:r>
       <w:proofErr w:type="spellEnd"/>
       <w:r>
         <w:rPr>
-          <w:rFonts w:ascii="Times New Roman" w:eastAsia="Times New Roman" w:hAnsi="Times New Roman" w:cs="Times New Roman"/>
-          <w:sz w:val="24"/>
-          <w:szCs w:val="24"/>
+          <w:rFonts w:ascii="Arial" w:eastAsia="Times New Roman" w:hAnsi="Arial" w:cs="Arial"/>
+          <w:sz w:val="20"/>
+          <w:szCs w:val="20"/>
         </w:rPr>
         <w:t xml:space="preserve"> </w:t>
       </w:r>
       <w:proofErr w:type="spellStart"/>
       <w:r>
         <w:rPr>
-          <w:rFonts w:ascii="Times New Roman" w:eastAsia="Times New Roman" w:hAnsi="Times New Roman" w:cs="Times New Roman"/>
-          <w:sz w:val="24"/>
-          <w:szCs w:val="24"/>
+          <w:rFonts w:ascii="Arial" w:eastAsia="Times New Roman" w:hAnsi="Arial" w:cs="Arial"/>
+          <w:sz w:val="20"/>
+          <w:szCs w:val="20"/>
         </w:rPr>
         <w:t>novog</w:t>
       </w:r>
       <w:proofErr w:type="spellEnd"/>
       <w:r>
         <w:rPr>
-          <w:rFonts w:ascii="Times New Roman" w:eastAsia="Times New Roman" w:hAnsi="Times New Roman" w:cs="Times New Roman"/>
-          <w:sz w:val="24"/>
-          <w:szCs w:val="24"/>
+          <w:rFonts w:ascii="Arial" w:eastAsia="Times New Roman" w:hAnsi="Arial" w:cs="Arial"/>
+          <w:sz w:val="20"/>
+          <w:szCs w:val="20"/>
         </w:rPr>
         <w:t xml:space="preserve"> </w:t>
       </w:r>
       <w:proofErr w:type="spellStart"/>
       <w:r>
         <w:rPr>
-          <w:rFonts w:ascii="Times New Roman" w:eastAsia="Times New Roman" w:hAnsi="Times New Roman" w:cs="Times New Roman"/>
-          <w:sz w:val="24"/>
-          <w:szCs w:val="24"/>
+          <w:rFonts w:ascii="Arial" w:eastAsia="Times New Roman" w:hAnsi="Arial" w:cs="Arial"/>
+          <w:sz w:val="20"/>
+          <w:szCs w:val="20"/>
         </w:rPr>
         <w:t>sadržaja</w:t>
       </w:r>
       <w:proofErr w:type="spellEnd"/>
       <w:r>
         <w:rPr>
-          <w:rFonts w:ascii="Times New Roman" w:eastAsia="Times New Roman" w:hAnsi="Times New Roman" w:cs="Times New Roman"/>
-          <w:sz w:val="24"/>
-          <w:szCs w:val="24"/>
+          <w:rFonts w:ascii="Arial" w:eastAsia="Times New Roman" w:hAnsi="Arial" w:cs="Arial"/>
+          <w:sz w:val="20"/>
+          <w:szCs w:val="20"/>
         </w:rPr>
         <w:t xml:space="preserve"> </w:t>
       </w:r>
       <w:proofErr w:type="spellStart"/>
       <w:r>
         <w:rPr>
-          <w:rFonts w:ascii="Times New Roman" w:eastAsia="Times New Roman" w:hAnsi="Times New Roman" w:cs="Times New Roman"/>
-          <w:sz w:val="24"/>
-          <w:szCs w:val="24"/>
+          <w:rFonts w:ascii="Arial" w:eastAsia="Times New Roman" w:hAnsi="Arial" w:cs="Arial"/>
+          <w:sz w:val="20"/>
+          <w:szCs w:val="20"/>
         </w:rPr>
         <w:t>na</w:t>
       </w:r>
       <w:proofErr w:type="spellEnd"/>
       <w:r>
         <w:rPr>
-          <w:rFonts w:ascii="Times New Roman" w:eastAsia="Times New Roman" w:hAnsi="Times New Roman" w:cs="Times New Roman"/>
-          <w:sz w:val="24"/>
-          <w:szCs w:val="24"/>
+          <w:rFonts w:ascii="Arial" w:eastAsia="Times New Roman" w:hAnsi="Arial" w:cs="Arial"/>
+          <w:sz w:val="20"/>
+          <w:szCs w:val="20"/>
         </w:rPr>
         <w:t xml:space="preserve"> </w:t>
       </w:r>
       <w:proofErr w:type="spellStart"/>
       <w:r>
         <w:rPr>
-          <w:rFonts w:ascii="Times New Roman" w:eastAsia="Times New Roman" w:hAnsi="Times New Roman" w:cs="Times New Roman"/>
-          <w:sz w:val="24"/>
-          <w:szCs w:val="24"/>
+          <w:rFonts w:ascii="Arial" w:eastAsia="Times New Roman" w:hAnsi="Arial" w:cs="Arial"/>
+          <w:sz w:val="20"/>
+          <w:szCs w:val="20"/>
         </w:rPr>
         <w:t>predmetu</w:t>
       </w:r>
       <w:proofErr w:type="spellEnd"/>
       <w:r>
         <w:rPr>
-          <w:rFonts w:ascii="Times New Roman" w:eastAsia="Times New Roman" w:hAnsi="Times New Roman" w:cs="Times New Roman"/>
-          <w:sz w:val="24"/>
-          <w:szCs w:val="24"/>
+          <w:rFonts w:ascii="Arial" w:eastAsia="Times New Roman" w:hAnsi="Arial" w:cs="Arial"/>
+          <w:sz w:val="20"/>
+          <w:szCs w:val="20"/>
         </w:rPr>
         <w:t>.</w:t>
       </w:r>
@@ -3198,240 +3189,240 @@
         </w:numPr>
         <w:spacing w:before="100" w:beforeAutospacing="1" w:after="100" w:afterAutospacing="1" w:line="240" w:lineRule="auto"/>
         <w:rPr>
-          <w:rFonts w:ascii="Times New Roman" w:eastAsia="Times New Roman" w:hAnsi="Times New Roman" w:cs="Times New Roman"/>
-          <w:sz w:val="24"/>
-          <w:szCs w:val="24"/>
-        </w:rPr>
-      </w:pPr>
-      <w:proofErr w:type="spellStart"/>
-      <w:r>
-        <w:rPr>
-          <w:rFonts w:ascii="Times New Roman" w:eastAsia="Times New Roman" w:hAnsi="Times New Roman" w:cs="Times New Roman"/>
+          <w:rFonts w:ascii="Arial" w:eastAsia="Times New Roman" w:hAnsi="Arial" w:cs="Arial"/>
+          <w:sz w:val="20"/>
+          <w:szCs w:val="20"/>
+        </w:rPr>
+      </w:pPr>
+      <w:proofErr w:type="spellStart"/>
+      <w:r>
+        <w:rPr>
+          <w:rFonts w:ascii="Arial" w:eastAsia="Times New Roman" w:hAnsi="Arial" w:cs="Arial"/>
           <w:b/>
           <w:bCs/>
-          <w:sz w:val="24"/>
-          <w:szCs w:val="24"/>
+          <w:sz w:val="20"/>
+          <w:szCs w:val="20"/>
         </w:rPr>
         <w:t>Tipologija</w:t>
       </w:r>
       <w:proofErr w:type="spellEnd"/>
       <w:r>
         <w:rPr>
-          <w:rFonts w:ascii="Times New Roman" w:eastAsia="Times New Roman" w:hAnsi="Times New Roman" w:cs="Times New Roman"/>
+          <w:rFonts w:ascii="Arial" w:eastAsia="Times New Roman" w:hAnsi="Arial" w:cs="Arial"/>
           <w:b/>
           <w:bCs/>
-          <w:sz w:val="24"/>
-          <w:szCs w:val="24"/>
+          <w:sz w:val="20"/>
+          <w:szCs w:val="20"/>
         </w:rPr>
         <w:t xml:space="preserve"> </w:t>
       </w:r>
       <w:proofErr w:type="spellStart"/>
       <w:r>
         <w:rPr>
-          <w:rFonts w:ascii="Times New Roman" w:eastAsia="Times New Roman" w:hAnsi="Times New Roman" w:cs="Times New Roman"/>
+          <w:rFonts w:ascii="Arial" w:eastAsia="Times New Roman" w:hAnsi="Arial" w:cs="Arial"/>
           <w:b/>
           <w:bCs/>
-          <w:sz w:val="24"/>
-          <w:szCs w:val="24"/>
+          <w:sz w:val="20"/>
+          <w:szCs w:val="20"/>
         </w:rPr>
         <w:t>promena</w:t>
       </w:r>
       <w:proofErr w:type="spellEnd"/>
       <w:r>
         <w:rPr>
-          <w:rFonts w:ascii="Times New Roman" w:eastAsia="Times New Roman" w:hAnsi="Times New Roman" w:cs="Times New Roman"/>
+          <w:rFonts w:ascii="Arial" w:eastAsia="Times New Roman" w:hAnsi="Arial" w:cs="Arial"/>
           <w:b/>
           <w:bCs/>
-          <w:sz w:val="24"/>
-          <w:szCs w:val="24"/>
+          <w:sz w:val="20"/>
+          <w:szCs w:val="20"/>
         </w:rPr>
         <w:t>:</w:t>
       </w:r>
       <w:r>
         <w:rPr>
-          <w:rFonts w:ascii="Times New Roman" w:eastAsia="Times New Roman" w:hAnsi="Times New Roman" w:cs="Times New Roman"/>
-          <w:sz w:val="24"/>
-          <w:szCs w:val="24"/>
+          <w:rFonts w:ascii="Arial" w:eastAsia="Times New Roman" w:hAnsi="Arial" w:cs="Arial"/>
+          <w:sz w:val="20"/>
+          <w:szCs w:val="20"/>
         </w:rPr>
         <w:t xml:space="preserve"> </w:t>
       </w:r>
       <w:proofErr w:type="spellStart"/>
       <w:r>
         <w:rPr>
-          <w:rFonts w:ascii="Times New Roman" w:eastAsia="Times New Roman" w:hAnsi="Times New Roman" w:cs="Times New Roman"/>
-          <w:sz w:val="24"/>
-          <w:szCs w:val="24"/>
+          <w:rFonts w:ascii="Arial" w:eastAsia="Times New Roman" w:hAnsi="Arial" w:cs="Arial"/>
+          <w:sz w:val="20"/>
+          <w:szCs w:val="20"/>
         </w:rPr>
         <w:t>Razvrstavanje</w:t>
       </w:r>
       <w:proofErr w:type="spellEnd"/>
       <w:r>
         <w:rPr>
-          <w:rFonts w:ascii="Times New Roman" w:eastAsia="Times New Roman" w:hAnsi="Times New Roman" w:cs="Times New Roman"/>
-          <w:sz w:val="24"/>
-          <w:szCs w:val="24"/>
+          <w:rFonts w:ascii="Arial" w:eastAsia="Times New Roman" w:hAnsi="Arial" w:cs="Arial"/>
+          <w:sz w:val="20"/>
+          <w:szCs w:val="20"/>
         </w:rPr>
         <w:t xml:space="preserve"> </w:t>
       </w:r>
       <w:proofErr w:type="spellStart"/>
       <w:r>
         <w:rPr>
-          <w:rFonts w:ascii="Times New Roman" w:eastAsia="Times New Roman" w:hAnsi="Times New Roman" w:cs="Times New Roman"/>
-          <w:sz w:val="24"/>
-          <w:szCs w:val="24"/>
+          <w:rFonts w:ascii="Arial" w:eastAsia="Times New Roman" w:hAnsi="Arial" w:cs="Arial"/>
+          <w:sz w:val="20"/>
+          <w:szCs w:val="20"/>
         </w:rPr>
         <w:t>obaveštenja</w:t>
       </w:r>
       <w:proofErr w:type="spellEnd"/>
       <w:r>
         <w:rPr>
-          <w:rFonts w:ascii="Times New Roman" w:eastAsia="Times New Roman" w:hAnsi="Times New Roman" w:cs="Times New Roman"/>
-          <w:sz w:val="24"/>
-          <w:szCs w:val="24"/>
+          <w:rFonts w:ascii="Arial" w:eastAsia="Times New Roman" w:hAnsi="Arial" w:cs="Arial"/>
+          <w:sz w:val="20"/>
+          <w:szCs w:val="20"/>
         </w:rPr>
         <w:t xml:space="preserve"> po </w:t>
       </w:r>
       <w:proofErr w:type="spellStart"/>
       <w:r>
         <w:rPr>
-          <w:rFonts w:ascii="Times New Roman" w:eastAsia="Times New Roman" w:hAnsi="Times New Roman" w:cs="Times New Roman"/>
-          <w:sz w:val="24"/>
-          <w:szCs w:val="24"/>
+          <w:rFonts w:ascii="Arial" w:eastAsia="Times New Roman" w:hAnsi="Arial" w:cs="Arial"/>
+          <w:sz w:val="20"/>
+          <w:szCs w:val="20"/>
         </w:rPr>
         <w:t>hitnosti</w:t>
       </w:r>
       <w:proofErr w:type="spellEnd"/>
       <w:r>
         <w:rPr>
-          <w:rFonts w:ascii="Times New Roman" w:eastAsia="Times New Roman" w:hAnsi="Times New Roman" w:cs="Times New Roman"/>
-          <w:sz w:val="24"/>
-          <w:szCs w:val="24"/>
+          <w:rFonts w:ascii="Arial" w:eastAsia="Times New Roman" w:hAnsi="Arial" w:cs="Arial"/>
+          <w:sz w:val="20"/>
+          <w:szCs w:val="20"/>
         </w:rPr>
         <w:t xml:space="preserve"> </w:t>
       </w:r>
       <w:proofErr w:type="spellStart"/>
       <w:r>
         <w:rPr>
-          <w:rFonts w:ascii="Times New Roman" w:eastAsia="Times New Roman" w:hAnsi="Times New Roman" w:cs="Times New Roman"/>
-          <w:sz w:val="24"/>
-          <w:szCs w:val="24"/>
+          <w:rFonts w:ascii="Arial" w:eastAsia="Times New Roman" w:hAnsi="Arial" w:cs="Arial"/>
+          <w:sz w:val="20"/>
+          <w:szCs w:val="20"/>
         </w:rPr>
         <w:t>i</w:t>
       </w:r>
       <w:proofErr w:type="spellEnd"/>
       <w:r>
         <w:rPr>
-          <w:rFonts w:ascii="Times New Roman" w:eastAsia="Times New Roman" w:hAnsi="Times New Roman" w:cs="Times New Roman"/>
-          <w:sz w:val="24"/>
-          <w:szCs w:val="24"/>
+          <w:rFonts w:ascii="Arial" w:eastAsia="Times New Roman" w:hAnsi="Arial" w:cs="Arial"/>
+          <w:sz w:val="20"/>
+          <w:szCs w:val="20"/>
         </w:rPr>
         <w:t xml:space="preserve"> </w:t>
       </w:r>
       <w:proofErr w:type="spellStart"/>
       <w:r>
         <w:rPr>
-          <w:rFonts w:ascii="Times New Roman" w:eastAsia="Times New Roman" w:hAnsi="Times New Roman" w:cs="Times New Roman"/>
-          <w:sz w:val="24"/>
-          <w:szCs w:val="24"/>
+          <w:rFonts w:ascii="Arial" w:eastAsia="Times New Roman" w:hAnsi="Arial" w:cs="Arial"/>
+          <w:sz w:val="20"/>
+          <w:szCs w:val="20"/>
         </w:rPr>
         <w:t>tipu</w:t>
       </w:r>
       <w:proofErr w:type="spellEnd"/>
       <w:r>
         <w:rPr>
-          <w:rFonts w:ascii="Times New Roman" w:eastAsia="Times New Roman" w:hAnsi="Times New Roman" w:cs="Times New Roman"/>
-          <w:sz w:val="24"/>
-          <w:szCs w:val="24"/>
+          <w:rFonts w:ascii="Arial" w:eastAsia="Times New Roman" w:hAnsi="Arial" w:cs="Arial"/>
+          <w:sz w:val="20"/>
+          <w:szCs w:val="20"/>
         </w:rPr>
         <w:t xml:space="preserve"> (</w:t>
       </w:r>
       <w:proofErr w:type="spellStart"/>
       <w:r>
         <w:rPr>
-          <w:rFonts w:ascii="Times New Roman" w:eastAsia="Times New Roman" w:hAnsi="Times New Roman" w:cs="Times New Roman"/>
-          <w:sz w:val="24"/>
-          <w:szCs w:val="24"/>
+          <w:rFonts w:ascii="Arial" w:eastAsia="Times New Roman" w:hAnsi="Arial" w:cs="Arial"/>
+          <w:sz w:val="20"/>
+          <w:szCs w:val="20"/>
         </w:rPr>
         <w:t>izmena</w:t>
       </w:r>
       <w:proofErr w:type="spellEnd"/>
       <w:r>
         <w:rPr>
-          <w:rFonts w:ascii="Times New Roman" w:eastAsia="Times New Roman" w:hAnsi="Times New Roman" w:cs="Times New Roman"/>
-          <w:sz w:val="24"/>
-          <w:szCs w:val="24"/>
+          <w:rFonts w:ascii="Arial" w:eastAsia="Times New Roman" w:hAnsi="Arial" w:cs="Arial"/>
+          <w:sz w:val="20"/>
+          <w:szCs w:val="20"/>
         </w:rPr>
         <w:t xml:space="preserve"> </w:t>
       </w:r>
       <w:proofErr w:type="spellStart"/>
       <w:r>
         <w:rPr>
-          <w:rFonts w:ascii="Times New Roman" w:eastAsia="Times New Roman" w:hAnsi="Times New Roman" w:cs="Times New Roman"/>
-          <w:sz w:val="24"/>
-          <w:szCs w:val="24"/>
+          <w:rFonts w:ascii="Arial" w:eastAsia="Times New Roman" w:hAnsi="Arial" w:cs="Arial"/>
+          <w:sz w:val="20"/>
+          <w:szCs w:val="20"/>
         </w:rPr>
         <w:t>materijala</w:t>
       </w:r>
       <w:proofErr w:type="spellEnd"/>
       <w:r>
         <w:rPr>
-          <w:rFonts w:ascii="Times New Roman" w:eastAsia="Times New Roman" w:hAnsi="Times New Roman" w:cs="Times New Roman"/>
-          <w:sz w:val="24"/>
-          <w:szCs w:val="24"/>
+          <w:rFonts w:ascii="Arial" w:eastAsia="Times New Roman" w:hAnsi="Arial" w:cs="Arial"/>
+          <w:sz w:val="20"/>
+          <w:szCs w:val="20"/>
         </w:rPr>
         <w:t xml:space="preserve">, novi </w:t>
       </w:r>
       <w:proofErr w:type="spellStart"/>
       <w:r>
         <w:rPr>
-          <w:rFonts w:ascii="Times New Roman" w:eastAsia="Times New Roman" w:hAnsi="Times New Roman" w:cs="Times New Roman"/>
-          <w:sz w:val="24"/>
-          <w:szCs w:val="24"/>
+          <w:rFonts w:ascii="Arial" w:eastAsia="Times New Roman" w:hAnsi="Arial" w:cs="Arial"/>
+          <w:sz w:val="20"/>
+          <w:szCs w:val="20"/>
         </w:rPr>
         <w:t>komentar</w:t>
       </w:r>
       <w:proofErr w:type="spellEnd"/>
       <w:r>
         <w:rPr>
-          <w:rFonts w:ascii="Times New Roman" w:eastAsia="Times New Roman" w:hAnsi="Times New Roman" w:cs="Times New Roman"/>
-          <w:sz w:val="24"/>
-          <w:szCs w:val="24"/>
+          <w:rFonts w:ascii="Arial" w:eastAsia="Times New Roman" w:hAnsi="Arial" w:cs="Arial"/>
+          <w:sz w:val="20"/>
+          <w:szCs w:val="20"/>
         </w:rPr>
         <w:t xml:space="preserve">, </w:t>
       </w:r>
       <w:proofErr w:type="spellStart"/>
       <w:r>
         <w:rPr>
-          <w:rFonts w:ascii="Times New Roman" w:eastAsia="Times New Roman" w:hAnsi="Times New Roman" w:cs="Times New Roman"/>
-          <w:sz w:val="24"/>
-          <w:szCs w:val="24"/>
+          <w:rFonts w:ascii="Arial" w:eastAsia="Times New Roman" w:hAnsi="Arial" w:cs="Arial"/>
+          <w:sz w:val="20"/>
+          <w:szCs w:val="20"/>
         </w:rPr>
         <w:t>sistemska</w:t>
       </w:r>
       <w:proofErr w:type="spellEnd"/>
       <w:r>
         <w:rPr>
-          <w:rFonts w:ascii="Times New Roman" w:eastAsia="Times New Roman" w:hAnsi="Times New Roman" w:cs="Times New Roman"/>
-          <w:sz w:val="24"/>
-          <w:szCs w:val="24"/>
+          <w:rFonts w:ascii="Arial" w:eastAsia="Times New Roman" w:hAnsi="Arial" w:cs="Arial"/>
+          <w:sz w:val="20"/>
+          <w:szCs w:val="20"/>
         </w:rPr>
         <w:t xml:space="preserve"> </w:t>
       </w:r>
       <w:proofErr w:type="spellStart"/>
       <w:r>
         <w:rPr>
-          <w:rFonts w:ascii="Times New Roman" w:eastAsia="Times New Roman" w:hAnsi="Times New Roman" w:cs="Times New Roman"/>
-          <w:sz w:val="24"/>
-          <w:szCs w:val="24"/>
+          <w:rFonts w:ascii="Arial" w:eastAsia="Times New Roman" w:hAnsi="Arial" w:cs="Arial"/>
+          <w:sz w:val="20"/>
+          <w:szCs w:val="20"/>
         </w:rPr>
         <w:t>poruka</w:t>
       </w:r>
       <w:proofErr w:type="spellEnd"/>
       <w:r>
         <w:rPr>
-          <w:rFonts w:ascii="Times New Roman" w:eastAsia="Times New Roman" w:hAnsi="Times New Roman" w:cs="Times New Roman"/>
-          <w:sz w:val="24"/>
-          <w:szCs w:val="24"/>
+          <w:rFonts w:ascii="Arial" w:eastAsia="Times New Roman" w:hAnsi="Arial" w:cs="Arial"/>
+          <w:sz w:val="20"/>
+          <w:szCs w:val="20"/>
         </w:rPr>
         <w:t>).</w:t>
       </w:r>
@@ -3441,64 +3432,65 @@
         <w:spacing w:before="100" w:beforeAutospacing="1" w:after="100" w:afterAutospacing="1" w:line="240" w:lineRule="auto"/>
         <w:outlineLvl w:val="1"/>
         <w:rPr>
-          <w:rFonts w:ascii="Times New Roman" w:eastAsia="Times New Roman" w:hAnsi="Times New Roman" w:cs="Times New Roman"/>
+          <w:rFonts w:ascii="Arial" w:eastAsia="Times New Roman" w:hAnsi="Arial" w:cs="Arial"/>
           <w:b/>
           <w:bCs/>
-          <w:sz w:val="36"/>
-          <w:szCs w:val="36"/>
-        </w:rPr>
-      </w:pPr>
-      <w:r>
-        <w:rPr>
-          <w:rFonts w:ascii="Times New Roman" w:eastAsia="Times New Roman" w:hAnsi="Times New Roman" w:cs="Times New Roman"/>
+          <w:sz w:val="28"/>
+          <w:szCs w:val="28"/>
+        </w:rPr>
+      </w:pPr>
+      <w:r>
+        <w:rPr>
+          <w:rFonts w:ascii="Arial" w:eastAsia="Times New Roman" w:hAnsi="Arial" w:cs="Arial"/>
           <w:b/>
           <w:bCs/>
-          <w:sz w:val="36"/>
-          <w:szCs w:val="36"/>
-        </w:rPr>
+          <w:sz w:val="28"/>
+          <w:szCs w:val="28"/>
+        </w:rPr>
+        <w:lastRenderedPageBreak/>
         <w:t xml:space="preserve">4. </w:t>
       </w:r>
       <w:proofErr w:type="spellStart"/>
       <w:r>
         <w:rPr>
-          <w:rFonts w:ascii="Times New Roman" w:eastAsia="Times New Roman" w:hAnsi="Times New Roman" w:cs="Times New Roman"/>
+          <w:rFonts w:ascii="Arial" w:eastAsia="Times New Roman" w:hAnsi="Arial" w:cs="Arial"/>
           <w:b/>
           <w:bCs/>
-          <w:sz w:val="36"/>
-          <w:szCs w:val="36"/>
+          <w:sz w:val="28"/>
+          <w:szCs w:val="28"/>
         </w:rPr>
         <w:t>Tehnološki</w:t>
       </w:r>
       <w:proofErr w:type="spellEnd"/>
       <w:r>
         <w:rPr>
-          <w:rFonts w:ascii="Times New Roman" w:eastAsia="Times New Roman" w:hAnsi="Times New Roman" w:cs="Times New Roman"/>
+          <w:rFonts w:ascii="Arial" w:eastAsia="Times New Roman" w:hAnsi="Arial" w:cs="Arial"/>
           <w:b/>
           <w:bCs/>
-          <w:sz w:val="36"/>
-          <w:szCs w:val="36"/>
+          <w:sz w:val="28"/>
+          <w:szCs w:val="28"/>
         </w:rPr>
         <w:t xml:space="preserve"> </w:t>
       </w:r>
       <w:proofErr w:type="spellStart"/>
       <w:r>
         <w:rPr>
-          <w:rFonts w:ascii="Times New Roman" w:eastAsia="Times New Roman" w:hAnsi="Times New Roman" w:cs="Times New Roman"/>
+          <w:rFonts w:ascii="Arial" w:eastAsia="Times New Roman" w:hAnsi="Arial" w:cs="Arial"/>
           <w:b/>
           <w:bCs/>
-          <w:sz w:val="36"/>
-          <w:szCs w:val="36"/>
+          <w:sz w:val="28"/>
+          <w:szCs w:val="28"/>
         </w:rPr>
         <w:t>stek</w:t>
       </w:r>
       <w:proofErr w:type="spellEnd"/>
       <w:r>
         <w:rPr>
-          <w:rFonts w:ascii="Times New Roman" w:eastAsia="Times New Roman" w:hAnsi="Times New Roman" w:cs="Times New Roman"/>
+          <w:rFonts w:ascii="Arial" w:eastAsia="Times New Roman" w:hAnsi="Arial" w:cs="Arial"/>
           <w:b/>
           <w:bCs/>
-          <w:sz w:val="36"/>
-          <w:szCs w:val="36"/>
+          <w:sz w:val="28"/>
+          <w:szCs w:val="28"/>
         </w:rPr>
         <w:t xml:space="preserve"> (Tech Stack)</w:t>
       </w:r>
@@ -3511,98 +3503,98 @@
         </w:numPr>
         <w:spacing w:before="100" w:beforeAutospacing="1" w:after="100" w:afterAutospacing="1" w:line="240" w:lineRule="auto"/>
         <w:rPr>
-          <w:rFonts w:ascii="Times New Roman" w:eastAsia="Times New Roman" w:hAnsi="Times New Roman" w:cs="Times New Roman"/>
-          <w:sz w:val="24"/>
-          <w:szCs w:val="24"/>
-        </w:rPr>
-      </w:pPr>
-      <w:r>
-        <w:rPr>
-          <w:rFonts w:ascii="Times New Roman" w:eastAsia="Times New Roman" w:hAnsi="Times New Roman" w:cs="Times New Roman"/>
+          <w:rFonts w:ascii="Arial" w:eastAsia="Times New Roman" w:hAnsi="Arial" w:cs="Arial"/>
+          <w:sz w:val="20"/>
+          <w:szCs w:val="20"/>
+        </w:rPr>
+      </w:pPr>
+      <w:r>
+        <w:rPr>
+          <w:rFonts w:ascii="Arial" w:eastAsia="Times New Roman" w:hAnsi="Arial" w:cs="Arial"/>
           <w:b/>
           <w:bCs/>
-          <w:sz w:val="24"/>
-          <w:szCs w:val="24"/>
+          <w:sz w:val="20"/>
+          <w:szCs w:val="20"/>
         </w:rPr>
         <w:t>Frontend:</w:t>
       </w:r>
       <w:r>
         <w:rPr>
-          <w:rFonts w:ascii="Times New Roman" w:eastAsia="Times New Roman" w:hAnsi="Times New Roman" w:cs="Times New Roman"/>
-          <w:sz w:val="24"/>
-          <w:szCs w:val="24"/>
+          <w:rFonts w:ascii="Arial" w:eastAsia="Times New Roman" w:hAnsi="Arial" w:cs="Arial"/>
+          <w:sz w:val="20"/>
+          <w:szCs w:val="20"/>
         </w:rPr>
         <w:t xml:space="preserve"> Vue.js (Progressive JavaScript Framework) </w:t>
       </w:r>
       <w:proofErr w:type="spellStart"/>
       <w:r>
         <w:rPr>
-          <w:rFonts w:ascii="Times New Roman" w:eastAsia="Times New Roman" w:hAnsi="Times New Roman" w:cs="Times New Roman"/>
-          <w:sz w:val="24"/>
-          <w:szCs w:val="24"/>
+          <w:rFonts w:ascii="Arial" w:eastAsia="Times New Roman" w:hAnsi="Arial" w:cs="Arial"/>
+          <w:sz w:val="20"/>
+          <w:szCs w:val="20"/>
         </w:rPr>
         <w:t>sa</w:t>
       </w:r>
       <w:proofErr w:type="spellEnd"/>
       <w:r>
         <w:rPr>
-          <w:rFonts w:ascii="Times New Roman" w:eastAsia="Times New Roman" w:hAnsi="Times New Roman" w:cs="Times New Roman"/>
-          <w:sz w:val="24"/>
-          <w:szCs w:val="24"/>
+          <w:rFonts w:ascii="Arial" w:eastAsia="Times New Roman" w:hAnsi="Arial" w:cs="Arial"/>
+          <w:sz w:val="20"/>
+          <w:szCs w:val="20"/>
         </w:rPr>
         <w:t xml:space="preserve"> Bootstrap </w:t>
       </w:r>
       <w:proofErr w:type="spellStart"/>
       <w:r>
         <w:rPr>
-          <w:rFonts w:ascii="Times New Roman" w:eastAsia="Times New Roman" w:hAnsi="Times New Roman" w:cs="Times New Roman"/>
-          <w:sz w:val="24"/>
-          <w:szCs w:val="24"/>
+          <w:rFonts w:ascii="Arial" w:eastAsia="Times New Roman" w:hAnsi="Arial" w:cs="Arial"/>
+          <w:sz w:val="20"/>
+          <w:szCs w:val="20"/>
         </w:rPr>
         <w:t>bibliotekom</w:t>
       </w:r>
       <w:proofErr w:type="spellEnd"/>
       <w:r>
         <w:rPr>
-          <w:rFonts w:ascii="Times New Roman" w:eastAsia="Times New Roman" w:hAnsi="Times New Roman" w:cs="Times New Roman"/>
-          <w:sz w:val="24"/>
-          <w:szCs w:val="24"/>
+          <w:rFonts w:ascii="Arial" w:eastAsia="Times New Roman" w:hAnsi="Arial" w:cs="Arial"/>
+          <w:sz w:val="20"/>
+          <w:szCs w:val="20"/>
         </w:rPr>
         <w:t xml:space="preserve"> za </w:t>
       </w:r>
       <w:proofErr w:type="spellStart"/>
       <w:r>
         <w:rPr>
-          <w:rFonts w:ascii="Times New Roman" w:eastAsia="Times New Roman" w:hAnsi="Times New Roman" w:cs="Times New Roman"/>
-          <w:sz w:val="24"/>
-          <w:szCs w:val="24"/>
+          <w:rFonts w:ascii="Arial" w:eastAsia="Times New Roman" w:hAnsi="Arial" w:cs="Arial"/>
+          <w:sz w:val="20"/>
+          <w:szCs w:val="20"/>
         </w:rPr>
         <w:t>responsivan</w:t>
       </w:r>
       <w:proofErr w:type="spellEnd"/>
       <w:r>
         <w:rPr>
-          <w:rFonts w:ascii="Times New Roman" w:eastAsia="Times New Roman" w:hAnsi="Times New Roman" w:cs="Times New Roman"/>
-          <w:sz w:val="24"/>
-          <w:szCs w:val="24"/>
+          <w:rFonts w:ascii="Arial" w:eastAsia="Times New Roman" w:hAnsi="Arial" w:cs="Arial"/>
+          <w:sz w:val="20"/>
+          <w:szCs w:val="20"/>
         </w:rPr>
         <w:t xml:space="preserve"> </w:t>
       </w:r>
       <w:proofErr w:type="spellStart"/>
       <w:r>
         <w:rPr>
-          <w:rFonts w:ascii="Times New Roman" w:eastAsia="Times New Roman" w:hAnsi="Times New Roman" w:cs="Times New Roman"/>
-          <w:sz w:val="24"/>
-          <w:szCs w:val="24"/>
+          <w:rFonts w:ascii="Arial" w:eastAsia="Times New Roman" w:hAnsi="Arial" w:cs="Arial"/>
+          <w:sz w:val="20"/>
+          <w:szCs w:val="20"/>
         </w:rPr>
         <w:t>dizajn</w:t>
       </w:r>
       <w:proofErr w:type="spellEnd"/>
       <w:r>
         <w:rPr>
-          <w:rFonts w:ascii="Times New Roman" w:eastAsia="Times New Roman" w:hAnsi="Times New Roman" w:cs="Times New Roman"/>
-          <w:sz w:val="24"/>
-          <w:szCs w:val="24"/>
+          <w:rFonts w:ascii="Arial" w:eastAsia="Times New Roman" w:hAnsi="Arial" w:cs="Arial"/>
+          <w:sz w:val="20"/>
+          <w:szCs w:val="20"/>
         </w:rPr>
         <w:t>.</w:t>
       </w:r>
@@ -3615,116 +3607,116 @@
         </w:numPr>
         <w:spacing w:before="100" w:beforeAutospacing="1" w:after="100" w:afterAutospacing="1" w:line="240" w:lineRule="auto"/>
         <w:rPr>
-          <w:rFonts w:ascii="Times New Roman" w:eastAsia="Times New Roman" w:hAnsi="Times New Roman" w:cs="Times New Roman"/>
-          <w:sz w:val="24"/>
-          <w:szCs w:val="24"/>
-        </w:rPr>
-      </w:pPr>
-      <w:r>
-        <w:rPr>
-          <w:rFonts w:ascii="Times New Roman" w:eastAsia="Times New Roman" w:hAnsi="Times New Roman" w:cs="Times New Roman"/>
+          <w:rFonts w:ascii="Arial" w:eastAsia="Times New Roman" w:hAnsi="Arial" w:cs="Arial"/>
+          <w:sz w:val="20"/>
+          <w:szCs w:val="20"/>
+        </w:rPr>
+      </w:pPr>
+      <w:r>
+        <w:rPr>
+          <w:rFonts w:ascii="Arial" w:eastAsia="Times New Roman" w:hAnsi="Arial" w:cs="Arial"/>
           <w:b/>
           <w:bCs/>
-          <w:sz w:val="24"/>
-          <w:szCs w:val="24"/>
+          <w:sz w:val="20"/>
+          <w:szCs w:val="20"/>
         </w:rPr>
         <w:t>Backend:</w:t>
       </w:r>
       <w:r>
         <w:rPr>
-          <w:rFonts w:ascii="Times New Roman" w:eastAsia="Times New Roman" w:hAnsi="Times New Roman" w:cs="Times New Roman"/>
-          <w:sz w:val="24"/>
-          <w:szCs w:val="24"/>
+          <w:rFonts w:ascii="Arial" w:eastAsia="Times New Roman" w:hAnsi="Arial" w:cs="Arial"/>
+          <w:sz w:val="20"/>
+          <w:szCs w:val="20"/>
         </w:rPr>
         <w:t xml:space="preserve"> .NET Core Web API (C#) – </w:t>
       </w:r>
       <w:proofErr w:type="spellStart"/>
       <w:r>
         <w:rPr>
-          <w:rFonts w:ascii="Times New Roman" w:eastAsia="Times New Roman" w:hAnsi="Times New Roman" w:cs="Times New Roman"/>
-          <w:sz w:val="24"/>
-          <w:szCs w:val="24"/>
+          <w:rFonts w:ascii="Arial" w:eastAsia="Times New Roman" w:hAnsi="Arial" w:cs="Arial"/>
+          <w:sz w:val="20"/>
+          <w:szCs w:val="20"/>
         </w:rPr>
         <w:t>robustna</w:t>
       </w:r>
       <w:proofErr w:type="spellEnd"/>
       <w:r>
         <w:rPr>
-          <w:rFonts w:ascii="Times New Roman" w:eastAsia="Times New Roman" w:hAnsi="Times New Roman" w:cs="Times New Roman"/>
-          <w:sz w:val="24"/>
-          <w:szCs w:val="24"/>
+          <w:rFonts w:ascii="Arial" w:eastAsia="Times New Roman" w:hAnsi="Arial" w:cs="Arial"/>
+          <w:sz w:val="20"/>
+          <w:szCs w:val="20"/>
         </w:rPr>
         <w:t xml:space="preserve"> </w:t>
       </w:r>
       <w:proofErr w:type="spellStart"/>
       <w:r>
         <w:rPr>
-          <w:rFonts w:ascii="Times New Roman" w:eastAsia="Times New Roman" w:hAnsi="Times New Roman" w:cs="Times New Roman"/>
-          <w:sz w:val="24"/>
-          <w:szCs w:val="24"/>
+          <w:rFonts w:ascii="Arial" w:eastAsia="Times New Roman" w:hAnsi="Arial" w:cs="Arial"/>
+          <w:sz w:val="20"/>
+          <w:szCs w:val="20"/>
         </w:rPr>
         <w:t>i</w:t>
       </w:r>
       <w:proofErr w:type="spellEnd"/>
       <w:r>
         <w:rPr>
-          <w:rFonts w:ascii="Times New Roman" w:eastAsia="Times New Roman" w:hAnsi="Times New Roman" w:cs="Times New Roman"/>
-          <w:sz w:val="24"/>
-          <w:szCs w:val="24"/>
+          <w:rFonts w:ascii="Arial" w:eastAsia="Times New Roman" w:hAnsi="Arial" w:cs="Arial"/>
+          <w:sz w:val="20"/>
+          <w:szCs w:val="20"/>
         </w:rPr>
         <w:t xml:space="preserve"> </w:t>
       </w:r>
       <w:proofErr w:type="spellStart"/>
       <w:r>
         <w:rPr>
-          <w:rFonts w:ascii="Times New Roman" w:eastAsia="Times New Roman" w:hAnsi="Times New Roman" w:cs="Times New Roman"/>
-          <w:sz w:val="24"/>
-          <w:szCs w:val="24"/>
+          <w:rFonts w:ascii="Arial" w:eastAsia="Times New Roman" w:hAnsi="Arial" w:cs="Arial"/>
+          <w:sz w:val="20"/>
+          <w:szCs w:val="20"/>
         </w:rPr>
         <w:t>skalabilna</w:t>
       </w:r>
       <w:proofErr w:type="spellEnd"/>
       <w:r>
         <w:rPr>
-          <w:rFonts w:ascii="Times New Roman" w:eastAsia="Times New Roman" w:hAnsi="Times New Roman" w:cs="Times New Roman"/>
-          <w:sz w:val="24"/>
-          <w:szCs w:val="24"/>
+          <w:rFonts w:ascii="Arial" w:eastAsia="Times New Roman" w:hAnsi="Arial" w:cs="Arial"/>
+          <w:sz w:val="20"/>
+          <w:szCs w:val="20"/>
         </w:rPr>
         <w:t xml:space="preserve"> </w:t>
       </w:r>
       <w:proofErr w:type="spellStart"/>
       <w:r>
         <w:rPr>
-          <w:rFonts w:ascii="Times New Roman" w:eastAsia="Times New Roman" w:hAnsi="Times New Roman" w:cs="Times New Roman"/>
-          <w:sz w:val="24"/>
-          <w:szCs w:val="24"/>
+          <w:rFonts w:ascii="Arial" w:eastAsia="Times New Roman" w:hAnsi="Arial" w:cs="Arial"/>
+          <w:sz w:val="20"/>
+          <w:szCs w:val="20"/>
         </w:rPr>
         <w:t>serverska</w:t>
       </w:r>
       <w:proofErr w:type="spellEnd"/>
       <w:r>
         <w:rPr>
-          <w:rFonts w:ascii="Times New Roman" w:eastAsia="Times New Roman" w:hAnsi="Times New Roman" w:cs="Times New Roman"/>
-          <w:sz w:val="24"/>
-          <w:szCs w:val="24"/>
+          <w:rFonts w:ascii="Arial" w:eastAsia="Times New Roman" w:hAnsi="Arial" w:cs="Arial"/>
+          <w:sz w:val="20"/>
+          <w:szCs w:val="20"/>
         </w:rPr>
         <w:t xml:space="preserve"> </w:t>
       </w:r>
       <w:proofErr w:type="spellStart"/>
       <w:r>
         <w:rPr>
-          <w:rFonts w:ascii="Times New Roman" w:eastAsia="Times New Roman" w:hAnsi="Times New Roman" w:cs="Times New Roman"/>
-          <w:sz w:val="24"/>
-          <w:szCs w:val="24"/>
+          <w:rFonts w:ascii="Arial" w:eastAsia="Times New Roman" w:hAnsi="Arial" w:cs="Arial"/>
+          <w:sz w:val="20"/>
+          <w:szCs w:val="20"/>
         </w:rPr>
         <w:t>logika</w:t>
       </w:r>
       <w:proofErr w:type="spellEnd"/>
       <w:r>
         <w:rPr>
-          <w:rFonts w:ascii="Times New Roman" w:eastAsia="Times New Roman" w:hAnsi="Times New Roman" w:cs="Times New Roman"/>
-          <w:sz w:val="24"/>
-          <w:szCs w:val="24"/>
+          <w:rFonts w:ascii="Arial" w:eastAsia="Times New Roman" w:hAnsi="Arial" w:cs="Arial"/>
+          <w:sz w:val="20"/>
+          <w:szCs w:val="20"/>
         </w:rPr>
         <w:t>.</w:t>
       </w:r>
@@ -3737,120 +3729,120 @@
         </w:numPr>
         <w:spacing w:before="100" w:beforeAutospacing="1" w:after="100" w:afterAutospacing="1" w:line="240" w:lineRule="auto"/>
         <w:rPr>
-          <w:rFonts w:ascii="Times New Roman" w:eastAsia="Times New Roman" w:hAnsi="Times New Roman" w:cs="Times New Roman"/>
-          <w:sz w:val="24"/>
-          <w:szCs w:val="24"/>
-        </w:rPr>
-      </w:pPr>
-      <w:r>
-        <w:rPr>
-          <w:rFonts w:ascii="Times New Roman" w:eastAsia="Times New Roman" w:hAnsi="Times New Roman" w:cs="Times New Roman"/>
+          <w:rFonts w:ascii="Arial" w:eastAsia="Times New Roman" w:hAnsi="Arial" w:cs="Arial"/>
+          <w:sz w:val="20"/>
+          <w:szCs w:val="20"/>
+        </w:rPr>
+      </w:pPr>
+      <w:r>
+        <w:rPr>
+          <w:rFonts w:ascii="Arial" w:eastAsia="Times New Roman" w:hAnsi="Arial" w:cs="Arial"/>
           <w:b/>
           <w:bCs/>
-          <w:sz w:val="24"/>
-          <w:szCs w:val="24"/>
+          <w:sz w:val="20"/>
+          <w:szCs w:val="20"/>
         </w:rPr>
         <w:t xml:space="preserve">Baza </w:t>
       </w:r>
       <w:proofErr w:type="spellStart"/>
       <w:r>
         <w:rPr>
-          <w:rFonts w:ascii="Times New Roman" w:eastAsia="Times New Roman" w:hAnsi="Times New Roman" w:cs="Times New Roman"/>
+          <w:rFonts w:ascii="Arial" w:eastAsia="Times New Roman" w:hAnsi="Arial" w:cs="Arial"/>
           <w:b/>
           <w:bCs/>
-          <w:sz w:val="24"/>
-          <w:szCs w:val="24"/>
+          <w:sz w:val="20"/>
+          <w:szCs w:val="20"/>
         </w:rPr>
         <w:t>podataka</w:t>
       </w:r>
       <w:proofErr w:type="spellEnd"/>
       <w:r>
         <w:rPr>
-          <w:rFonts w:ascii="Times New Roman" w:eastAsia="Times New Roman" w:hAnsi="Times New Roman" w:cs="Times New Roman"/>
+          <w:rFonts w:ascii="Arial" w:eastAsia="Times New Roman" w:hAnsi="Arial" w:cs="Arial"/>
           <w:b/>
           <w:bCs/>
-          <w:sz w:val="24"/>
-          <w:szCs w:val="24"/>
+          <w:sz w:val="20"/>
+          <w:szCs w:val="20"/>
         </w:rPr>
         <w:t>:</w:t>
       </w:r>
       <w:r>
         <w:rPr>
-          <w:rFonts w:ascii="Times New Roman" w:eastAsia="Times New Roman" w:hAnsi="Times New Roman" w:cs="Times New Roman"/>
-          <w:sz w:val="24"/>
-          <w:szCs w:val="24"/>
+          <w:rFonts w:ascii="Arial" w:eastAsia="Times New Roman" w:hAnsi="Arial" w:cs="Arial"/>
+          <w:sz w:val="20"/>
+          <w:szCs w:val="20"/>
         </w:rPr>
         <w:t xml:space="preserve"> MySQL – </w:t>
       </w:r>
       <w:proofErr w:type="spellStart"/>
       <w:r>
         <w:rPr>
-          <w:rFonts w:ascii="Times New Roman" w:eastAsia="Times New Roman" w:hAnsi="Times New Roman" w:cs="Times New Roman"/>
-          <w:sz w:val="24"/>
-          <w:szCs w:val="24"/>
+          <w:rFonts w:ascii="Arial" w:eastAsia="Times New Roman" w:hAnsi="Arial" w:cs="Arial"/>
+          <w:sz w:val="20"/>
+          <w:szCs w:val="20"/>
         </w:rPr>
         <w:t>pouzdano</w:t>
       </w:r>
       <w:proofErr w:type="spellEnd"/>
       <w:r>
         <w:rPr>
-          <w:rFonts w:ascii="Times New Roman" w:eastAsia="Times New Roman" w:hAnsi="Times New Roman" w:cs="Times New Roman"/>
-          <w:sz w:val="24"/>
-          <w:szCs w:val="24"/>
+          <w:rFonts w:ascii="Arial" w:eastAsia="Times New Roman" w:hAnsi="Arial" w:cs="Arial"/>
+          <w:sz w:val="20"/>
+          <w:szCs w:val="20"/>
         </w:rPr>
         <w:t xml:space="preserve"> </w:t>
       </w:r>
       <w:proofErr w:type="spellStart"/>
       <w:r>
         <w:rPr>
-          <w:rFonts w:ascii="Times New Roman" w:eastAsia="Times New Roman" w:hAnsi="Times New Roman" w:cs="Times New Roman"/>
-          <w:sz w:val="24"/>
-          <w:szCs w:val="24"/>
+          <w:rFonts w:ascii="Arial" w:eastAsia="Times New Roman" w:hAnsi="Arial" w:cs="Arial"/>
+          <w:sz w:val="20"/>
+          <w:szCs w:val="20"/>
         </w:rPr>
         <w:t>relaciono</w:t>
       </w:r>
       <w:proofErr w:type="spellEnd"/>
       <w:r>
         <w:rPr>
-          <w:rFonts w:ascii="Times New Roman" w:eastAsia="Times New Roman" w:hAnsi="Times New Roman" w:cs="Times New Roman"/>
-          <w:sz w:val="24"/>
-          <w:szCs w:val="24"/>
+          <w:rFonts w:ascii="Arial" w:eastAsia="Times New Roman" w:hAnsi="Arial" w:cs="Arial"/>
+          <w:sz w:val="20"/>
+          <w:szCs w:val="20"/>
         </w:rPr>
         <w:t xml:space="preserve"> </w:t>
       </w:r>
       <w:proofErr w:type="spellStart"/>
       <w:r>
         <w:rPr>
-          <w:rFonts w:ascii="Times New Roman" w:eastAsia="Times New Roman" w:hAnsi="Times New Roman" w:cs="Times New Roman"/>
-          <w:sz w:val="24"/>
-          <w:szCs w:val="24"/>
+          <w:rFonts w:ascii="Arial" w:eastAsia="Times New Roman" w:hAnsi="Arial" w:cs="Arial"/>
+          <w:sz w:val="20"/>
+          <w:szCs w:val="20"/>
         </w:rPr>
         <w:t>skladište</w:t>
       </w:r>
       <w:proofErr w:type="spellEnd"/>
       <w:r>
         <w:rPr>
-          <w:rFonts w:ascii="Times New Roman" w:eastAsia="Times New Roman" w:hAnsi="Times New Roman" w:cs="Times New Roman"/>
-          <w:sz w:val="24"/>
-          <w:szCs w:val="24"/>
+          <w:rFonts w:ascii="Arial" w:eastAsia="Times New Roman" w:hAnsi="Arial" w:cs="Arial"/>
+          <w:sz w:val="20"/>
+          <w:szCs w:val="20"/>
         </w:rPr>
         <w:t xml:space="preserve"> </w:t>
       </w:r>
       <w:proofErr w:type="spellStart"/>
       <w:r>
         <w:rPr>
-          <w:rFonts w:ascii="Times New Roman" w:eastAsia="Times New Roman" w:hAnsi="Times New Roman" w:cs="Times New Roman"/>
-          <w:sz w:val="24"/>
-          <w:szCs w:val="24"/>
+          <w:rFonts w:ascii="Arial" w:eastAsia="Times New Roman" w:hAnsi="Arial" w:cs="Arial"/>
+          <w:sz w:val="20"/>
+          <w:szCs w:val="20"/>
         </w:rPr>
         <w:t>podataka</w:t>
       </w:r>
       <w:proofErr w:type="spellEnd"/>
       <w:r>
         <w:rPr>
-          <w:rFonts w:ascii="Times New Roman" w:eastAsia="Times New Roman" w:hAnsi="Times New Roman" w:cs="Times New Roman"/>
-          <w:sz w:val="24"/>
-          <w:szCs w:val="24"/>
+          <w:rFonts w:ascii="Arial" w:eastAsia="Times New Roman" w:hAnsi="Arial" w:cs="Arial"/>
+          <w:sz w:val="20"/>
+          <w:szCs w:val="20"/>
         </w:rPr>
         <w:t>.</w:t>
       </w:r>
@@ -3863,116 +3855,116 @@
         </w:numPr>
         <w:spacing w:before="100" w:beforeAutospacing="1" w:after="100" w:afterAutospacing="1" w:line="240" w:lineRule="auto"/>
         <w:rPr>
-          <w:rFonts w:ascii="Times New Roman" w:eastAsia="Times New Roman" w:hAnsi="Times New Roman" w:cs="Times New Roman"/>
-          <w:sz w:val="24"/>
-          <w:szCs w:val="24"/>
-        </w:rPr>
-      </w:pPr>
-      <w:r>
-        <w:rPr>
-          <w:rFonts w:ascii="Times New Roman" w:eastAsia="Times New Roman" w:hAnsi="Times New Roman" w:cs="Times New Roman"/>
+          <w:rFonts w:ascii="Arial" w:eastAsia="Times New Roman" w:hAnsi="Arial" w:cs="Arial"/>
+          <w:sz w:val="20"/>
+          <w:szCs w:val="20"/>
+        </w:rPr>
+      </w:pPr>
+      <w:r>
+        <w:rPr>
+          <w:rFonts w:ascii="Arial" w:eastAsia="Times New Roman" w:hAnsi="Arial" w:cs="Arial"/>
           <w:b/>
           <w:bCs/>
-          <w:sz w:val="24"/>
-          <w:szCs w:val="24"/>
+          <w:sz w:val="20"/>
+          <w:szCs w:val="20"/>
         </w:rPr>
         <w:t>ORM:</w:t>
       </w:r>
       <w:r>
         <w:rPr>
-          <w:rFonts w:ascii="Times New Roman" w:eastAsia="Times New Roman" w:hAnsi="Times New Roman" w:cs="Times New Roman"/>
-          <w:sz w:val="24"/>
-          <w:szCs w:val="24"/>
+          <w:rFonts w:ascii="Arial" w:eastAsia="Times New Roman" w:hAnsi="Arial" w:cs="Arial"/>
+          <w:sz w:val="20"/>
+          <w:szCs w:val="20"/>
         </w:rPr>
         <w:t xml:space="preserve"> Entity Framework Core za </w:t>
       </w:r>
       <w:proofErr w:type="spellStart"/>
       <w:r>
         <w:rPr>
-          <w:rFonts w:ascii="Times New Roman" w:eastAsia="Times New Roman" w:hAnsi="Times New Roman" w:cs="Times New Roman"/>
-          <w:sz w:val="24"/>
-          <w:szCs w:val="24"/>
+          <w:rFonts w:ascii="Arial" w:eastAsia="Times New Roman" w:hAnsi="Arial" w:cs="Arial"/>
+          <w:sz w:val="20"/>
+          <w:szCs w:val="20"/>
         </w:rPr>
         <w:t>efikasno</w:t>
       </w:r>
       <w:proofErr w:type="spellEnd"/>
       <w:r>
         <w:rPr>
-          <w:rFonts w:ascii="Times New Roman" w:eastAsia="Times New Roman" w:hAnsi="Times New Roman" w:cs="Times New Roman"/>
-          <w:sz w:val="24"/>
-          <w:szCs w:val="24"/>
+          <w:rFonts w:ascii="Arial" w:eastAsia="Times New Roman" w:hAnsi="Arial" w:cs="Arial"/>
+          <w:sz w:val="20"/>
+          <w:szCs w:val="20"/>
         </w:rPr>
         <w:t xml:space="preserve"> </w:t>
       </w:r>
       <w:proofErr w:type="spellStart"/>
       <w:r>
         <w:rPr>
-          <w:rFonts w:ascii="Times New Roman" w:eastAsia="Times New Roman" w:hAnsi="Times New Roman" w:cs="Times New Roman"/>
-          <w:sz w:val="24"/>
-          <w:szCs w:val="24"/>
+          <w:rFonts w:ascii="Arial" w:eastAsia="Times New Roman" w:hAnsi="Arial" w:cs="Arial"/>
+          <w:sz w:val="20"/>
+          <w:szCs w:val="20"/>
         </w:rPr>
         <w:t>upravljanje</w:t>
       </w:r>
       <w:proofErr w:type="spellEnd"/>
       <w:r>
         <w:rPr>
-          <w:rFonts w:ascii="Times New Roman" w:eastAsia="Times New Roman" w:hAnsi="Times New Roman" w:cs="Times New Roman"/>
-          <w:sz w:val="24"/>
-          <w:szCs w:val="24"/>
+          <w:rFonts w:ascii="Arial" w:eastAsia="Times New Roman" w:hAnsi="Arial" w:cs="Arial"/>
+          <w:sz w:val="20"/>
+          <w:szCs w:val="20"/>
         </w:rPr>
         <w:t xml:space="preserve"> </w:t>
       </w:r>
       <w:proofErr w:type="spellStart"/>
       <w:r>
         <w:rPr>
-          <w:rFonts w:ascii="Times New Roman" w:eastAsia="Times New Roman" w:hAnsi="Times New Roman" w:cs="Times New Roman"/>
-          <w:sz w:val="24"/>
-          <w:szCs w:val="24"/>
+          <w:rFonts w:ascii="Arial" w:eastAsia="Times New Roman" w:hAnsi="Arial" w:cs="Arial"/>
+          <w:sz w:val="20"/>
+          <w:szCs w:val="20"/>
         </w:rPr>
         <w:t>podacima</w:t>
       </w:r>
       <w:proofErr w:type="spellEnd"/>
       <w:r>
         <w:rPr>
-          <w:rFonts w:ascii="Times New Roman" w:eastAsia="Times New Roman" w:hAnsi="Times New Roman" w:cs="Times New Roman"/>
-          <w:sz w:val="24"/>
-          <w:szCs w:val="24"/>
+          <w:rFonts w:ascii="Arial" w:eastAsia="Times New Roman" w:hAnsi="Arial" w:cs="Arial"/>
+          <w:sz w:val="20"/>
+          <w:szCs w:val="20"/>
         </w:rPr>
         <w:t xml:space="preserve"> </w:t>
       </w:r>
       <w:proofErr w:type="spellStart"/>
       <w:r>
         <w:rPr>
-          <w:rFonts w:ascii="Times New Roman" w:eastAsia="Times New Roman" w:hAnsi="Times New Roman" w:cs="Times New Roman"/>
-          <w:sz w:val="24"/>
-          <w:szCs w:val="24"/>
+          <w:rFonts w:ascii="Arial" w:eastAsia="Times New Roman" w:hAnsi="Arial" w:cs="Arial"/>
+          <w:sz w:val="20"/>
+          <w:szCs w:val="20"/>
         </w:rPr>
         <w:t>kroz</w:t>
       </w:r>
       <w:proofErr w:type="spellEnd"/>
       <w:r>
         <w:rPr>
-          <w:rFonts w:ascii="Times New Roman" w:eastAsia="Times New Roman" w:hAnsi="Times New Roman" w:cs="Times New Roman"/>
-          <w:sz w:val="24"/>
-          <w:szCs w:val="24"/>
+          <w:rFonts w:ascii="Arial" w:eastAsia="Times New Roman" w:hAnsi="Arial" w:cs="Arial"/>
+          <w:sz w:val="20"/>
+          <w:szCs w:val="20"/>
         </w:rPr>
         <w:t xml:space="preserve"> </w:t>
       </w:r>
       <w:proofErr w:type="spellStart"/>
       <w:r>
         <w:rPr>
-          <w:rFonts w:ascii="Times New Roman" w:eastAsia="Times New Roman" w:hAnsi="Times New Roman" w:cs="Times New Roman"/>
-          <w:sz w:val="24"/>
-          <w:szCs w:val="24"/>
+          <w:rFonts w:ascii="Arial" w:eastAsia="Times New Roman" w:hAnsi="Arial" w:cs="Arial"/>
+          <w:sz w:val="20"/>
+          <w:szCs w:val="20"/>
         </w:rPr>
         <w:t>objekte</w:t>
       </w:r>
       <w:proofErr w:type="spellEnd"/>
       <w:r>
         <w:rPr>
-          <w:rFonts w:ascii="Times New Roman" w:eastAsia="Times New Roman" w:hAnsi="Times New Roman" w:cs="Times New Roman"/>
-          <w:sz w:val="24"/>
-          <w:szCs w:val="24"/>
+          <w:rFonts w:ascii="Arial" w:eastAsia="Times New Roman" w:hAnsi="Arial" w:cs="Arial"/>
+          <w:sz w:val="20"/>
+          <w:szCs w:val="20"/>
         </w:rPr>
         <w:t>.</w:t>
       </w:r>
@@ -3982,75 +3974,75 @@
         <w:spacing w:before="100" w:beforeAutospacing="1" w:after="100" w:afterAutospacing="1" w:line="240" w:lineRule="auto"/>
         <w:outlineLvl w:val="1"/>
         <w:rPr>
-          <w:rFonts w:ascii="Times New Roman" w:eastAsia="Times New Roman" w:hAnsi="Times New Roman" w:cs="Times New Roman"/>
+          <w:rFonts w:ascii="Arial" w:eastAsia="Times New Roman" w:hAnsi="Arial" w:cs="Arial"/>
           <w:b/>
           <w:bCs/>
-          <w:sz w:val="36"/>
-          <w:szCs w:val="36"/>
-        </w:rPr>
-      </w:pPr>
-      <w:r>
-        <w:rPr>
-          <w:rFonts w:ascii="Times New Roman" w:eastAsia="Times New Roman" w:hAnsi="Times New Roman" w:cs="Times New Roman"/>
+          <w:sz w:val="28"/>
+          <w:szCs w:val="28"/>
+        </w:rPr>
+      </w:pPr>
+      <w:r>
+        <w:rPr>
+          <w:rFonts w:ascii="Arial" w:eastAsia="Times New Roman" w:hAnsi="Arial" w:cs="Arial"/>
           <w:b/>
           <w:bCs/>
-          <w:sz w:val="36"/>
-          <w:szCs w:val="36"/>
+          <w:sz w:val="28"/>
+          <w:szCs w:val="28"/>
         </w:rPr>
         <w:t xml:space="preserve">5. </w:t>
       </w:r>
       <w:proofErr w:type="spellStart"/>
       <w:r>
         <w:rPr>
-          <w:rFonts w:ascii="Times New Roman" w:eastAsia="Times New Roman" w:hAnsi="Times New Roman" w:cs="Times New Roman"/>
+          <w:rFonts w:ascii="Arial" w:eastAsia="Times New Roman" w:hAnsi="Arial" w:cs="Arial"/>
           <w:b/>
           <w:bCs/>
-          <w:sz w:val="36"/>
-          <w:szCs w:val="36"/>
+          <w:sz w:val="28"/>
+          <w:szCs w:val="28"/>
         </w:rPr>
         <w:t>Arhitektura</w:t>
       </w:r>
       <w:proofErr w:type="spellEnd"/>
       <w:r>
         <w:rPr>
-          <w:rFonts w:ascii="Times New Roman" w:eastAsia="Times New Roman" w:hAnsi="Times New Roman" w:cs="Times New Roman"/>
+          <w:rFonts w:ascii="Arial" w:eastAsia="Times New Roman" w:hAnsi="Arial" w:cs="Arial"/>
           <w:b/>
           <w:bCs/>
-          <w:sz w:val="36"/>
-          <w:szCs w:val="36"/>
+          <w:sz w:val="28"/>
+          <w:szCs w:val="28"/>
         </w:rPr>
         <w:t xml:space="preserve"> </w:t>
       </w:r>
       <w:proofErr w:type="spellStart"/>
       <w:r>
         <w:rPr>
-          <w:rFonts w:ascii="Times New Roman" w:eastAsia="Times New Roman" w:hAnsi="Times New Roman" w:cs="Times New Roman"/>
+          <w:rFonts w:ascii="Arial" w:eastAsia="Times New Roman" w:hAnsi="Arial" w:cs="Arial"/>
           <w:b/>
           <w:bCs/>
-          <w:sz w:val="36"/>
-          <w:szCs w:val="36"/>
+          <w:sz w:val="28"/>
+          <w:szCs w:val="28"/>
         </w:rPr>
         <w:t>baze</w:t>
       </w:r>
       <w:proofErr w:type="spellEnd"/>
       <w:r>
         <w:rPr>
-          <w:rFonts w:ascii="Times New Roman" w:eastAsia="Times New Roman" w:hAnsi="Times New Roman" w:cs="Times New Roman"/>
+          <w:rFonts w:ascii="Arial" w:eastAsia="Times New Roman" w:hAnsi="Arial" w:cs="Arial"/>
           <w:b/>
           <w:bCs/>
-          <w:sz w:val="36"/>
-          <w:szCs w:val="36"/>
+          <w:sz w:val="28"/>
+          <w:szCs w:val="28"/>
         </w:rPr>
         <w:t xml:space="preserve"> </w:t>
       </w:r>
       <w:proofErr w:type="spellStart"/>
       <w:r>
         <w:rPr>
-          <w:rFonts w:ascii="Times New Roman" w:eastAsia="Times New Roman" w:hAnsi="Times New Roman" w:cs="Times New Roman"/>
+          <w:rFonts w:ascii="Arial" w:eastAsia="Times New Roman" w:hAnsi="Arial" w:cs="Arial"/>
           <w:b/>
           <w:bCs/>
-          <w:sz w:val="36"/>
-          <w:szCs w:val="36"/>
+          <w:sz w:val="28"/>
+          <w:szCs w:val="28"/>
         </w:rPr>
         <w:t>podataka</w:t>
       </w:r>
@@ -4060,152 +4052,152 @@
       <w:pPr>
         <w:spacing w:before="100" w:beforeAutospacing="1" w:after="100" w:afterAutospacing="1" w:line="240" w:lineRule="auto"/>
         <w:rPr>
-          <w:rFonts w:ascii="Times New Roman" w:eastAsia="Times New Roman" w:hAnsi="Times New Roman" w:cs="Times New Roman"/>
-          <w:sz w:val="24"/>
-          <w:szCs w:val="24"/>
-        </w:rPr>
-      </w:pPr>
-      <w:proofErr w:type="spellStart"/>
-      <w:r>
-        <w:rPr>
-          <w:rFonts w:ascii="Times New Roman" w:eastAsia="Times New Roman" w:hAnsi="Times New Roman" w:cs="Times New Roman"/>
-          <w:sz w:val="24"/>
-          <w:szCs w:val="24"/>
+          <w:rFonts w:ascii="Arial" w:eastAsia="Times New Roman" w:hAnsi="Arial" w:cs="Arial"/>
+          <w:sz w:val="20"/>
+          <w:szCs w:val="20"/>
+        </w:rPr>
+      </w:pPr>
+      <w:proofErr w:type="spellStart"/>
+      <w:r>
+        <w:rPr>
+          <w:rFonts w:ascii="Arial" w:eastAsia="Times New Roman" w:hAnsi="Arial" w:cs="Arial"/>
+          <w:sz w:val="20"/>
+          <w:szCs w:val="20"/>
         </w:rPr>
         <w:t>Sistem</w:t>
       </w:r>
       <w:proofErr w:type="spellEnd"/>
       <w:r>
         <w:rPr>
-          <w:rFonts w:ascii="Times New Roman" w:eastAsia="Times New Roman" w:hAnsi="Times New Roman" w:cs="Times New Roman"/>
-          <w:sz w:val="24"/>
-          <w:szCs w:val="24"/>
+          <w:rFonts w:ascii="Arial" w:eastAsia="Times New Roman" w:hAnsi="Arial" w:cs="Arial"/>
+          <w:sz w:val="20"/>
+          <w:szCs w:val="20"/>
         </w:rPr>
         <w:t xml:space="preserve"> se </w:t>
       </w:r>
       <w:proofErr w:type="spellStart"/>
       <w:r>
         <w:rPr>
-          <w:rFonts w:ascii="Times New Roman" w:eastAsia="Times New Roman" w:hAnsi="Times New Roman" w:cs="Times New Roman"/>
-          <w:sz w:val="24"/>
-          <w:szCs w:val="24"/>
+          <w:rFonts w:ascii="Arial" w:eastAsia="Times New Roman" w:hAnsi="Arial" w:cs="Arial"/>
+          <w:sz w:val="20"/>
+          <w:szCs w:val="20"/>
         </w:rPr>
         <w:t>oslanja</w:t>
       </w:r>
       <w:proofErr w:type="spellEnd"/>
       <w:r>
         <w:rPr>
-          <w:rFonts w:ascii="Times New Roman" w:eastAsia="Times New Roman" w:hAnsi="Times New Roman" w:cs="Times New Roman"/>
-          <w:sz w:val="24"/>
-          <w:szCs w:val="24"/>
+          <w:rFonts w:ascii="Arial" w:eastAsia="Times New Roman" w:hAnsi="Arial" w:cs="Arial"/>
+          <w:sz w:val="20"/>
+          <w:szCs w:val="20"/>
         </w:rPr>
         <w:t xml:space="preserve"> </w:t>
       </w:r>
       <w:proofErr w:type="spellStart"/>
       <w:r>
         <w:rPr>
-          <w:rFonts w:ascii="Times New Roman" w:eastAsia="Times New Roman" w:hAnsi="Times New Roman" w:cs="Times New Roman"/>
-          <w:sz w:val="24"/>
-          <w:szCs w:val="24"/>
+          <w:rFonts w:ascii="Arial" w:eastAsia="Times New Roman" w:hAnsi="Arial" w:cs="Arial"/>
+          <w:sz w:val="20"/>
+          <w:szCs w:val="20"/>
         </w:rPr>
         <w:t>na</w:t>
       </w:r>
       <w:proofErr w:type="spellEnd"/>
       <w:r>
         <w:rPr>
-          <w:rFonts w:ascii="Times New Roman" w:eastAsia="Times New Roman" w:hAnsi="Times New Roman" w:cs="Times New Roman"/>
-          <w:sz w:val="24"/>
-          <w:szCs w:val="24"/>
+          <w:rFonts w:ascii="Arial" w:eastAsia="Times New Roman" w:hAnsi="Arial" w:cs="Arial"/>
+          <w:sz w:val="20"/>
+          <w:szCs w:val="20"/>
         </w:rPr>
         <w:t xml:space="preserve"> </w:t>
       </w:r>
       <w:proofErr w:type="spellStart"/>
       <w:r>
         <w:rPr>
-          <w:rFonts w:ascii="Times New Roman" w:eastAsia="Times New Roman" w:hAnsi="Times New Roman" w:cs="Times New Roman"/>
-          <w:sz w:val="24"/>
-          <w:szCs w:val="24"/>
+          <w:rFonts w:ascii="Arial" w:eastAsia="Times New Roman" w:hAnsi="Arial" w:cs="Arial"/>
+          <w:sz w:val="20"/>
+          <w:szCs w:val="20"/>
         </w:rPr>
         <w:t>normalizovan</w:t>
       </w:r>
       <w:proofErr w:type="spellEnd"/>
       <w:r>
         <w:rPr>
-          <w:rFonts w:ascii="Times New Roman" w:eastAsia="Times New Roman" w:hAnsi="Times New Roman" w:cs="Times New Roman"/>
-          <w:sz w:val="24"/>
-          <w:szCs w:val="24"/>
+          <w:rFonts w:ascii="Arial" w:eastAsia="Times New Roman" w:hAnsi="Arial" w:cs="Arial"/>
+          <w:sz w:val="20"/>
+          <w:szCs w:val="20"/>
         </w:rPr>
         <w:t xml:space="preserve"> </w:t>
       </w:r>
       <w:proofErr w:type="spellStart"/>
       <w:r>
         <w:rPr>
-          <w:rFonts w:ascii="Times New Roman" w:eastAsia="Times New Roman" w:hAnsi="Times New Roman" w:cs="Times New Roman"/>
-          <w:sz w:val="24"/>
-          <w:szCs w:val="24"/>
+          <w:rFonts w:ascii="Arial" w:eastAsia="Times New Roman" w:hAnsi="Arial" w:cs="Arial"/>
+          <w:sz w:val="20"/>
+          <w:szCs w:val="20"/>
         </w:rPr>
         <w:t>relacioni</w:t>
       </w:r>
       <w:proofErr w:type="spellEnd"/>
       <w:r>
         <w:rPr>
-          <w:rFonts w:ascii="Times New Roman" w:eastAsia="Times New Roman" w:hAnsi="Times New Roman" w:cs="Times New Roman"/>
-          <w:sz w:val="24"/>
-          <w:szCs w:val="24"/>
+          <w:rFonts w:ascii="Arial" w:eastAsia="Times New Roman" w:hAnsi="Arial" w:cs="Arial"/>
+          <w:sz w:val="20"/>
+          <w:szCs w:val="20"/>
         </w:rPr>
         <w:t xml:space="preserve"> model koji </w:t>
       </w:r>
       <w:proofErr w:type="spellStart"/>
       <w:r>
         <w:rPr>
-          <w:rFonts w:ascii="Times New Roman" w:eastAsia="Times New Roman" w:hAnsi="Times New Roman" w:cs="Times New Roman"/>
-          <w:sz w:val="24"/>
-          <w:szCs w:val="24"/>
+          <w:rFonts w:ascii="Arial" w:eastAsia="Times New Roman" w:hAnsi="Arial" w:cs="Arial"/>
+          <w:sz w:val="20"/>
+          <w:szCs w:val="20"/>
         </w:rPr>
         <w:t>osigurava</w:t>
       </w:r>
       <w:proofErr w:type="spellEnd"/>
       <w:r>
         <w:rPr>
-          <w:rFonts w:ascii="Times New Roman" w:eastAsia="Times New Roman" w:hAnsi="Times New Roman" w:cs="Times New Roman"/>
-          <w:sz w:val="24"/>
-          <w:szCs w:val="24"/>
+          <w:rFonts w:ascii="Arial" w:eastAsia="Times New Roman" w:hAnsi="Arial" w:cs="Arial"/>
+          <w:sz w:val="20"/>
+          <w:szCs w:val="20"/>
         </w:rPr>
         <w:t xml:space="preserve"> </w:t>
       </w:r>
       <w:proofErr w:type="spellStart"/>
       <w:r>
         <w:rPr>
-          <w:rFonts w:ascii="Times New Roman" w:eastAsia="Times New Roman" w:hAnsi="Times New Roman" w:cs="Times New Roman"/>
-          <w:sz w:val="24"/>
-          <w:szCs w:val="24"/>
+          <w:rFonts w:ascii="Arial" w:eastAsia="Times New Roman" w:hAnsi="Arial" w:cs="Arial"/>
+          <w:sz w:val="20"/>
+          <w:szCs w:val="20"/>
         </w:rPr>
         <w:t>integritet</w:t>
       </w:r>
       <w:proofErr w:type="spellEnd"/>
       <w:r>
         <w:rPr>
-          <w:rFonts w:ascii="Times New Roman" w:eastAsia="Times New Roman" w:hAnsi="Times New Roman" w:cs="Times New Roman"/>
-          <w:sz w:val="24"/>
-          <w:szCs w:val="24"/>
+          <w:rFonts w:ascii="Arial" w:eastAsia="Times New Roman" w:hAnsi="Arial" w:cs="Arial"/>
+          <w:sz w:val="20"/>
+          <w:szCs w:val="20"/>
         </w:rPr>
         <w:t xml:space="preserve"> </w:t>
       </w:r>
       <w:proofErr w:type="spellStart"/>
       <w:r>
         <w:rPr>
-          <w:rFonts w:ascii="Times New Roman" w:eastAsia="Times New Roman" w:hAnsi="Times New Roman" w:cs="Times New Roman"/>
-          <w:sz w:val="24"/>
-          <w:szCs w:val="24"/>
+          <w:rFonts w:ascii="Arial" w:eastAsia="Times New Roman" w:hAnsi="Arial" w:cs="Arial"/>
+          <w:sz w:val="20"/>
+          <w:szCs w:val="20"/>
         </w:rPr>
         <w:t>podataka</w:t>
       </w:r>
       <w:proofErr w:type="spellEnd"/>
       <w:r>
         <w:rPr>
-          <w:rFonts w:ascii="Times New Roman" w:eastAsia="Times New Roman" w:hAnsi="Times New Roman" w:cs="Times New Roman"/>
-          <w:sz w:val="24"/>
-          <w:szCs w:val="24"/>
+          <w:rFonts w:ascii="Arial" w:eastAsia="Times New Roman" w:hAnsi="Arial" w:cs="Arial"/>
+          <w:sz w:val="20"/>
+          <w:szCs w:val="20"/>
         </w:rPr>
         <w:t>.</w:t>
       </w:r>
@@ -4215,54 +4207,44 @@
         <w:spacing w:before="100" w:beforeAutospacing="1" w:after="100" w:afterAutospacing="1" w:line="240" w:lineRule="auto"/>
         <w:outlineLvl w:val="2"/>
         <w:rPr>
-          <w:rFonts w:ascii="Times New Roman" w:eastAsia="Times New Roman" w:hAnsi="Times New Roman" w:cs="Times New Roman"/>
+          <w:rFonts w:ascii="Arial" w:eastAsia="Times New Roman" w:hAnsi="Arial" w:cs="Arial"/>
           <w:b/>
           <w:bCs/>
-          <w:sz w:val="27"/>
-          <w:szCs w:val="27"/>
-        </w:rPr>
-      </w:pPr>
-      <w:proofErr w:type="spellStart"/>
-      <w:r>
-        <w:rPr>
-          <w:rFonts w:ascii="Times New Roman" w:eastAsia="Times New Roman" w:hAnsi="Times New Roman" w:cs="Times New Roman"/>
+        </w:rPr>
+      </w:pPr>
+      <w:proofErr w:type="spellStart"/>
+      <w:r>
+        <w:rPr>
+          <w:rFonts w:ascii="Arial" w:eastAsia="Times New Roman" w:hAnsi="Arial" w:cs="Arial"/>
           <w:b/>
           <w:bCs/>
-          <w:sz w:val="27"/>
-          <w:szCs w:val="27"/>
         </w:rPr>
         <w:t>Ključni</w:t>
       </w:r>
       <w:proofErr w:type="spellEnd"/>
       <w:r>
         <w:rPr>
-          <w:rFonts w:ascii="Times New Roman" w:eastAsia="Times New Roman" w:hAnsi="Times New Roman" w:cs="Times New Roman"/>
+          <w:rFonts w:ascii="Arial" w:eastAsia="Times New Roman" w:hAnsi="Arial" w:cs="Arial"/>
           <w:b/>
           <w:bCs/>
-          <w:sz w:val="27"/>
-          <w:szCs w:val="27"/>
         </w:rPr>
         <w:t xml:space="preserve"> </w:t>
       </w:r>
       <w:proofErr w:type="spellStart"/>
       <w:r>
         <w:rPr>
-          <w:rFonts w:ascii="Times New Roman" w:eastAsia="Times New Roman" w:hAnsi="Times New Roman" w:cs="Times New Roman"/>
+          <w:rFonts w:ascii="Arial" w:eastAsia="Times New Roman" w:hAnsi="Arial" w:cs="Arial"/>
           <w:b/>
           <w:bCs/>
-          <w:sz w:val="27"/>
-          <w:szCs w:val="27"/>
         </w:rPr>
         <w:t>entiteti</w:t>
       </w:r>
       <w:proofErr w:type="spellEnd"/>
       <w:r>
         <w:rPr>
-          <w:rFonts w:ascii="Times New Roman" w:eastAsia="Times New Roman" w:hAnsi="Times New Roman" w:cs="Times New Roman"/>
+          <w:rFonts w:ascii="Arial" w:eastAsia="Times New Roman" w:hAnsi="Arial" w:cs="Arial"/>
           <w:b/>
           <w:bCs/>
-          <w:sz w:val="27"/>
-          <w:szCs w:val="27"/>
         </w:rPr>
         <w:t>:</w:t>
       </w:r>
@@ -4275,206 +4257,206 @@
         </w:numPr>
         <w:spacing w:before="100" w:beforeAutospacing="1" w:after="100" w:afterAutospacing="1" w:line="240" w:lineRule="auto"/>
         <w:rPr>
-          <w:rFonts w:ascii="Times New Roman" w:eastAsia="Times New Roman" w:hAnsi="Times New Roman" w:cs="Times New Roman"/>
-          <w:sz w:val="24"/>
-          <w:szCs w:val="24"/>
-        </w:rPr>
-      </w:pPr>
-      <w:r>
-        <w:rPr>
-          <w:rFonts w:ascii="Times New Roman" w:eastAsia="Times New Roman" w:hAnsi="Times New Roman" w:cs="Times New Roman"/>
+          <w:rFonts w:ascii="Arial" w:eastAsia="Times New Roman" w:hAnsi="Arial" w:cs="Arial"/>
+          <w:sz w:val="20"/>
+          <w:szCs w:val="20"/>
+        </w:rPr>
+      </w:pPr>
+      <w:r>
+        <w:rPr>
+          <w:rFonts w:ascii="Arial" w:eastAsia="Times New Roman" w:hAnsi="Arial" w:cs="Arial"/>
           <w:b/>
           <w:bCs/>
-          <w:sz w:val="24"/>
-          <w:szCs w:val="24"/>
+          <w:sz w:val="20"/>
+          <w:szCs w:val="20"/>
         </w:rPr>
         <w:t>Users:</w:t>
       </w:r>
       <w:r>
         <w:rPr>
-          <w:rFonts w:ascii="Times New Roman" w:eastAsia="Times New Roman" w:hAnsi="Times New Roman" w:cs="Times New Roman"/>
-          <w:sz w:val="24"/>
-          <w:szCs w:val="24"/>
+          <w:rFonts w:ascii="Arial" w:eastAsia="Times New Roman" w:hAnsi="Arial" w:cs="Arial"/>
+          <w:sz w:val="20"/>
+          <w:szCs w:val="20"/>
         </w:rPr>
         <w:t xml:space="preserve"> </w:t>
       </w:r>
       <w:proofErr w:type="spellStart"/>
       <w:r>
         <w:rPr>
-          <w:rFonts w:ascii="Times New Roman" w:eastAsia="Times New Roman" w:hAnsi="Times New Roman" w:cs="Times New Roman"/>
-          <w:sz w:val="24"/>
-          <w:szCs w:val="24"/>
+          <w:rFonts w:ascii="Arial" w:eastAsia="Times New Roman" w:hAnsi="Arial" w:cs="Arial"/>
+          <w:sz w:val="20"/>
+          <w:szCs w:val="20"/>
         </w:rPr>
         <w:t>Sadrži</w:t>
       </w:r>
       <w:proofErr w:type="spellEnd"/>
       <w:r>
         <w:rPr>
-          <w:rFonts w:ascii="Times New Roman" w:eastAsia="Times New Roman" w:hAnsi="Times New Roman" w:cs="Times New Roman"/>
-          <w:sz w:val="24"/>
-          <w:szCs w:val="24"/>
+          <w:rFonts w:ascii="Arial" w:eastAsia="Times New Roman" w:hAnsi="Arial" w:cs="Arial"/>
+          <w:sz w:val="20"/>
+          <w:szCs w:val="20"/>
         </w:rPr>
         <w:t xml:space="preserve"> </w:t>
       </w:r>
       <w:proofErr w:type="spellStart"/>
       <w:r>
         <w:rPr>
-          <w:rFonts w:ascii="Times New Roman" w:eastAsia="Times New Roman" w:hAnsi="Times New Roman" w:cs="Times New Roman"/>
-          <w:sz w:val="24"/>
-          <w:szCs w:val="24"/>
+          <w:rFonts w:ascii="Arial" w:eastAsia="Times New Roman" w:hAnsi="Arial" w:cs="Arial"/>
+          <w:sz w:val="20"/>
+          <w:szCs w:val="20"/>
         </w:rPr>
         <w:t>podatke</w:t>
       </w:r>
       <w:proofErr w:type="spellEnd"/>
       <w:r>
         <w:rPr>
-          <w:rFonts w:ascii="Times New Roman" w:eastAsia="Times New Roman" w:hAnsi="Times New Roman" w:cs="Times New Roman"/>
-          <w:sz w:val="24"/>
-          <w:szCs w:val="24"/>
+          <w:rFonts w:ascii="Arial" w:eastAsia="Times New Roman" w:hAnsi="Arial" w:cs="Arial"/>
+          <w:sz w:val="20"/>
+          <w:szCs w:val="20"/>
         </w:rPr>
         <w:t xml:space="preserve"> o </w:t>
       </w:r>
       <w:proofErr w:type="spellStart"/>
       <w:r>
         <w:rPr>
-          <w:rFonts w:ascii="Times New Roman" w:eastAsia="Times New Roman" w:hAnsi="Times New Roman" w:cs="Times New Roman"/>
-          <w:sz w:val="24"/>
-          <w:szCs w:val="24"/>
+          <w:rFonts w:ascii="Arial" w:eastAsia="Times New Roman" w:hAnsi="Arial" w:cs="Arial"/>
+          <w:sz w:val="20"/>
+          <w:szCs w:val="20"/>
         </w:rPr>
         <w:t>korisnicima</w:t>
       </w:r>
       <w:proofErr w:type="spellEnd"/>
       <w:r>
         <w:rPr>
-          <w:rFonts w:ascii="Times New Roman" w:eastAsia="Times New Roman" w:hAnsi="Times New Roman" w:cs="Times New Roman"/>
-          <w:sz w:val="24"/>
-          <w:szCs w:val="24"/>
+          <w:rFonts w:ascii="Arial" w:eastAsia="Times New Roman" w:hAnsi="Arial" w:cs="Arial"/>
+          <w:sz w:val="20"/>
+          <w:szCs w:val="20"/>
         </w:rPr>
         <w:t xml:space="preserve">, </w:t>
       </w:r>
       <w:proofErr w:type="spellStart"/>
       <w:r>
         <w:rPr>
-          <w:rFonts w:ascii="Times New Roman" w:eastAsia="Times New Roman" w:hAnsi="Times New Roman" w:cs="Times New Roman"/>
-          <w:sz w:val="24"/>
-          <w:szCs w:val="24"/>
+          <w:rFonts w:ascii="Arial" w:eastAsia="Times New Roman" w:hAnsi="Arial" w:cs="Arial"/>
+          <w:sz w:val="20"/>
+          <w:szCs w:val="20"/>
         </w:rPr>
         <w:t>sigurnosne</w:t>
       </w:r>
       <w:proofErr w:type="spellEnd"/>
       <w:r>
         <w:rPr>
-          <w:rFonts w:ascii="Times New Roman" w:eastAsia="Times New Roman" w:hAnsi="Times New Roman" w:cs="Times New Roman"/>
-          <w:sz w:val="24"/>
-          <w:szCs w:val="24"/>
+          <w:rFonts w:ascii="Arial" w:eastAsia="Times New Roman" w:hAnsi="Arial" w:cs="Arial"/>
+          <w:sz w:val="20"/>
+          <w:szCs w:val="20"/>
         </w:rPr>
         <w:t xml:space="preserve"> </w:t>
       </w:r>
       <w:proofErr w:type="spellStart"/>
       <w:r>
         <w:rPr>
-          <w:rFonts w:ascii="Times New Roman" w:eastAsia="Times New Roman" w:hAnsi="Times New Roman" w:cs="Times New Roman"/>
-          <w:sz w:val="24"/>
-          <w:szCs w:val="24"/>
+          <w:rFonts w:ascii="Arial" w:eastAsia="Times New Roman" w:hAnsi="Arial" w:cs="Arial"/>
+          <w:sz w:val="20"/>
+          <w:szCs w:val="20"/>
         </w:rPr>
         <w:t>ključeve</w:t>
       </w:r>
       <w:proofErr w:type="spellEnd"/>
       <w:r>
         <w:rPr>
-          <w:rFonts w:ascii="Times New Roman" w:eastAsia="Times New Roman" w:hAnsi="Times New Roman" w:cs="Times New Roman"/>
-          <w:sz w:val="24"/>
-          <w:szCs w:val="24"/>
+          <w:rFonts w:ascii="Arial" w:eastAsia="Times New Roman" w:hAnsi="Arial" w:cs="Arial"/>
+          <w:sz w:val="20"/>
+          <w:szCs w:val="20"/>
         </w:rPr>
         <w:t xml:space="preserve"> (</w:t>
       </w:r>
       <w:proofErr w:type="spellStart"/>
       <w:r>
         <w:rPr>
-          <w:rFonts w:ascii="Times New Roman" w:eastAsia="Times New Roman" w:hAnsi="Times New Roman" w:cs="Times New Roman"/>
-          <w:sz w:val="24"/>
-          <w:szCs w:val="24"/>
+          <w:rFonts w:ascii="Arial" w:eastAsia="Times New Roman" w:hAnsi="Arial" w:cs="Arial"/>
+          <w:sz w:val="20"/>
+          <w:szCs w:val="20"/>
         </w:rPr>
         <w:t>SecurityStamp</w:t>
       </w:r>
       <w:proofErr w:type="spellEnd"/>
       <w:r>
         <w:rPr>
-          <w:rFonts w:ascii="Times New Roman" w:eastAsia="Times New Roman" w:hAnsi="Times New Roman" w:cs="Times New Roman"/>
-          <w:sz w:val="24"/>
-          <w:szCs w:val="24"/>
+          <w:rFonts w:ascii="Arial" w:eastAsia="Times New Roman" w:hAnsi="Arial" w:cs="Arial"/>
+          <w:sz w:val="20"/>
+          <w:szCs w:val="20"/>
         </w:rPr>
         <w:t xml:space="preserve">) </w:t>
       </w:r>
       <w:proofErr w:type="spellStart"/>
       <w:r>
         <w:rPr>
-          <w:rFonts w:ascii="Times New Roman" w:eastAsia="Times New Roman" w:hAnsi="Times New Roman" w:cs="Times New Roman"/>
-          <w:sz w:val="24"/>
-          <w:szCs w:val="24"/>
+          <w:rFonts w:ascii="Arial" w:eastAsia="Times New Roman" w:hAnsi="Arial" w:cs="Arial"/>
+          <w:sz w:val="20"/>
+          <w:szCs w:val="20"/>
         </w:rPr>
         <w:t>i</w:t>
       </w:r>
       <w:proofErr w:type="spellEnd"/>
       <w:r>
         <w:rPr>
-          <w:rFonts w:ascii="Times New Roman" w:eastAsia="Times New Roman" w:hAnsi="Times New Roman" w:cs="Times New Roman"/>
-          <w:sz w:val="24"/>
-          <w:szCs w:val="24"/>
+          <w:rFonts w:ascii="Arial" w:eastAsia="Times New Roman" w:hAnsi="Arial" w:cs="Arial"/>
+          <w:sz w:val="20"/>
+          <w:szCs w:val="20"/>
         </w:rPr>
         <w:t xml:space="preserve"> </w:t>
       </w:r>
       <w:proofErr w:type="spellStart"/>
       <w:r>
         <w:rPr>
-          <w:rFonts w:ascii="Times New Roman" w:eastAsia="Times New Roman" w:hAnsi="Times New Roman" w:cs="Times New Roman"/>
-          <w:sz w:val="24"/>
-          <w:szCs w:val="24"/>
+          <w:rFonts w:ascii="Arial" w:eastAsia="Times New Roman" w:hAnsi="Arial" w:cs="Arial"/>
+          <w:sz w:val="20"/>
+          <w:szCs w:val="20"/>
         </w:rPr>
         <w:t>tokene</w:t>
       </w:r>
       <w:proofErr w:type="spellEnd"/>
       <w:r>
         <w:rPr>
-          <w:rFonts w:ascii="Times New Roman" w:eastAsia="Times New Roman" w:hAnsi="Times New Roman" w:cs="Times New Roman"/>
-          <w:sz w:val="24"/>
-          <w:szCs w:val="24"/>
+          <w:rFonts w:ascii="Arial" w:eastAsia="Times New Roman" w:hAnsi="Arial" w:cs="Arial"/>
+          <w:sz w:val="20"/>
+          <w:szCs w:val="20"/>
         </w:rPr>
         <w:t xml:space="preserve"> za </w:t>
       </w:r>
       <w:proofErr w:type="spellStart"/>
       <w:r>
         <w:rPr>
-          <w:rFonts w:ascii="Times New Roman" w:eastAsia="Times New Roman" w:hAnsi="Times New Roman" w:cs="Times New Roman"/>
-          <w:sz w:val="24"/>
-          <w:szCs w:val="24"/>
+          <w:rFonts w:ascii="Arial" w:eastAsia="Times New Roman" w:hAnsi="Arial" w:cs="Arial"/>
+          <w:sz w:val="20"/>
+          <w:szCs w:val="20"/>
         </w:rPr>
         <w:t>osvežavanje</w:t>
       </w:r>
       <w:proofErr w:type="spellEnd"/>
       <w:r>
         <w:rPr>
-          <w:rFonts w:ascii="Times New Roman" w:eastAsia="Times New Roman" w:hAnsi="Times New Roman" w:cs="Times New Roman"/>
-          <w:sz w:val="24"/>
-          <w:szCs w:val="24"/>
+          <w:rFonts w:ascii="Arial" w:eastAsia="Times New Roman" w:hAnsi="Arial" w:cs="Arial"/>
+          <w:sz w:val="20"/>
+          <w:szCs w:val="20"/>
         </w:rPr>
         <w:t xml:space="preserve"> </w:t>
       </w:r>
       <w:proofErr w:type="spellStart"/>
       <w:r>
         <w:rPr>
-          <w:rFonts w:ascii="Times New Roman" w:eastAsia="Times New Roman" w:hAnsi="Times New Roman" w:cs="Times New Roman"/>
-          <w:sz w:val="24"/>
-          <w:szCs w:val="24"/>
+          <w:rFonts w:ascii="Arial" w:eastAsia="Times New Roman" w:hAnsi="Arial" w:cs="Arial"/>
+          <w:sz w:val="20"/>
+          <w:szCs w:val="20"/>
         </w:rPr>
         <w:t>sesije</w:t>
       </w:r>
       <w:proofErr w:type="spellEnd"/>
       <w:r>
         <w:rPr>
-          <w:rFonts w:ascii="Times New Roman" w:eastAsia="Times New Roman" w:hAnsi="Times New Roman" w:cs="Times New Roman"/>
-          <w:sz w:val="24"/>
-          <w:szCs w:val="24"/>
+          <w:rFonts w:ascii="Arial" w:eastAsia="Times New Roman" w:hAnsi="Arial" w:cs="Arial"/>
+          <w:sz w:val="20"/>
+          <w:szCs w:val="20"/>
         </w:rPr>
         <w:t>.</w:t>
       </w:r>
@@ -4487,170 +4469,170 @@
         </w:numPr>
         <w:spacing w:before="100" w:beforeAutospacing="1" w:after="100" w:afterAutospacing="1" w:line="240" w:lineRule="auto"/>
         <w:rPr>
-          <w:rFonts w:ascii="Times New Roman" w:eastAsia="Times New Roman" w:hAnsi="Times New Roman" w:cs="Times New Roman"/>
-          <w:sz w:val="24"/>
-          <w:szCs w:val="24"/>
-        </w:rPr>
-      </w:pPr>
-      <w:r>
-        <w:rPr>
-          <w:rFonts w:ascii="Times New Roman" w:eastAsia="Times New Roman" w:hAnsi="Times New Roman" w:cs="Times New Roman"/>
+          <w:rFonts w:ascii="Arial" w:eastAsia="Times New Roman" w:hAnsi="Arial" w:cs="Arial"/>
+          <w:sz w:val="20"/>
+          <w:szCs w:val="20"/>
+        </w:rPr>
+      </w:pPr>
+      <w:r>
+        <w:rPr>
+          <w:rFonts w:ascii="Arial" w:eastAsia="Times New Roman" w:hAnsi="Arial" w:cs="Arial"/>
           <w:b/>
           <w:bCs/>
-          <w:sz w:val="24"/>
-          <w:szCs w:val="24"/>
+          <w:sz w:val="20"/>
+          <w:szCs w:val="20"/>
         </w:rPr>
         <w:t>Subjects &amp; Departments:</w:t>
       </w:r>
       <w:r>
         <w:rPr>
-          <w:rFonts w:ascii="Times New Roman" w:eastAsia="Times New Roman" w:hAnsi="Times New Roman" w:cs="Times New Roman"/>
-          <w:sz w:val="24"/>
-          <w:szCs w:val="24"/>
+          <w:rFonts w:ascii="Arial" w:eastAsia="Times New Roman" w:hAnsi="Arial" w:cs="Arial"/>
+          <w:sz w:val="20"/>
+          <w:szCs w:val="20"/>
         </w:rPr>
         <w:t xml:space="preserve"> </w:t>
       </w:r>
       <w:proofErr w:type="spellStart"/>
       <w:r>
         <w:rPr>
-          <w:rFonts w:ascii="Times New Roman" w:eastAsia="Times New Roman" w:hAnsi="Times New Roman" w:cs="Times New Roman"/>
-          <w:sz w:val="24"/>
-          <w:szCs w:val="24"/>
+          <w:rFonts w:ascii="Arial" w:eastAsia="Times New Roman" w:hAnsi="Arial" w:cs="Arial"/>
+          <w:sz w:val="20"/>
+          <w:szCs w:val="20"/>
         </w:rPr>
         <w:t>Definišu</w:t>
       </w:r>
       <w:proofErr w:type="spellEnd"/>
       <w:r>
         <w:rPr>
-          <w:rFonts w:ascii="Times New Roman" w:eastAsia="Times New Roman" w:hAnsi="Times New Roman" w:cs="Times New Roman"/>
-          <w:sz w:val="24"/>
-          <w:szCs w:val="24"/>
+          <w:rFonts w:ascii="Arial" w:eastAsia="Times New Roman" w:hAnsi="Arial" w:cs="Arial"/>
+          <w:sz w:val="20"/>
+          <w:szCs w:val="20"/>
         </w:rPr>
         <w:t xml:space="preserve"> </w:t>
       </w:r>
       <w:proofErr w:type="spellStart"/>
       <w:r>
         <w:rPr>
-          <w:rFonts w:ascii="Times New Roman" w:eastAsia="Times New Roman" w:hAnsi="Times New Roman" w:cs="Times New Roman"/>
-          <w:sz w:val="24"/>
-          <w:szCs w:val="24"/>
+          <w:rFonts w:ascii="Arial" w:eastAsia="Times New Roman" w:hAnsi="Arial" w:cs="Arial"/>
+          <w:sz w:val="20"/>
+          <w:szCs w:val="20"/>
         </w:rPr>
         <w:t>akademsku</w:t>
       </w:r>
       <w:proofErr w:type="spellEnd"/>
       <w:r>
         <w:rPr>
-          <w:rFonts w:ascii="Times New Roman" w:eastAsia="Times New Roman" w:hAnsi="Times New Roman" w:cs="Times New Roman"/>
-          <w:sz w:val="24"/>
-          <w:szCs w:val="24"/>
+          <w:rFonts w:ascii="Arial" w:eastAsia="Times New Roman" w:hAnsi="Arial" w:cs="Arial"/>
+          <w:sz w:val="20"/>
+          <w:szCs w:val="20"/>
         </w:rPr>
         <w:t xml:space="preserve"> </w:t>
       </w:r>
       <w:proofErr w:type="spellStart"/>
       <w:r>
         <w:rPr>
-          <w:rFonts w:ascii="Times New Roman" w:eastAsia="Times New Roman" w:hAnsi="Times New Roman" w:cs="Times New Roman"/>
-          <w:sz w:val="24"/>
-          <w:szCs w:val="24"/>
+          <w:rFonts w:ascii="Arial" w:eastAsia="Times New Roman" w:hAnsi="Arial" w:cs="Arial"/>
+          <w:sz w:val="20"/>
+          <w:szCs w:val="20"/>
         </w:rPr>
         <w:t>strukturu</w:t>
       </w:r>
       <w:proofErr w:type="spellEnd"/>
       <w:r>
         <w:rPr>
-          <w:rFonts w:ascii="Times New Roman" w:eastAsia="Times New Roman" w:hAnsi="Times New Roman" w:cs="Times New Roman"/>
-          <w:sz w:val="24"/>
-          <w:szCs w:val="24"/>
+          <w:rFonts w:ascii="Arial" w:eastAsia="Times New Roman" w:hAnsi="Arial" w:cs="Arial"/>
+          <w:sz w:val="20"/>
+          <w:szCs w:val="20"/>
         </w:rPr>
         <w:t xml:space="preserve">. Student </w:t>
       </w:r>
       <w:proofErr w:type="spellStart"/>
       <w:r>
         <w:rPr>
-          <w:rFonts w:ascii="Times New Roman" w:eastAsia="Times New Roman" w:hAnsi="Times New Roman" w:cs="Times New Roman"/>
-          <w:sz w:val="24"/>
-          <w:szCs w:val="24"/>
+          <w:rFonts w:ascii="Arial" w:eastAsia="Times New Roman" w:hAnsi="Arial" w:cs="Arial"/>
+          <w:sz w:val="20"/>
+          <w:szCs w:val="20"/>
         </w:rPr>
         <w:t>pripada</w:t>
       </w:r>
       <w:proofErr w:type="spellEnd"/>
       <w:r>
         <w:rPr>
-          <w:rFonts w:ascii="Times New Roman" w:eastAsia="Times New Roman" w:hAnsi="Times New Roman" w:cs="Times New Roman"/>
-          <w:sz w:val="24"/>
-          <w:szCs w:val="24"/>
+          <w:rFonts w:ascii="Arial" w:eastAsia="Times New Roman" w:hAnsi="Arial" w:cs="Arial"/>
+          <w:sz w:val="20"/>
+          <w:szCs w:val="20"/>
         </w:rPr>
         <w:t xml:space="preserve"> </w:t>
       </w:r>
       <w:proofErr w:type="spellStart"/>
       <w:r>
         <w:rPr>
-          <w:rFonts w:ascii="Times New Roman" w:eastAsia="Times New Roman" w:hAnsi="Times New Roman" w:cs="Times New Roman"/>
-          <w:sz w:val="24"/>
-          <w:szCs w:val="24"/>
+          <w:rFonts w:ascii="Arial" w:eastAsia="Times New Roman" w:hAnsi="Arial" w:cs="Arial"/>
+          <w:sz w:val="20"/>
+          <w:szCs w:val="20"/>
         </w:rPr>
         <w:t>departmanu</w:t>
       </w:r>
       <w:proofErr w:type="spellEnd"/>
       <w:r>
         <w:rPr>
-          <w:rFonts w:ascii="Times New Roman" w:eastAsia="Times New Roman" w:hAnsi="Times New Roman" w:cs="Times New Roman"/>
-          <w:sz w:val="24"/>
-          <w:szCs w:val="24"/>
+          <w:rFonts w:ascii="Arial" w:eastAsia="Times New Roman" w:hAnsi="Arial" w:cs="Arial"/>
+          <w:sz w:val="20"/>
+          <w:szCs w:val="20"/>
         </w:rPr>
         <w:t xml:space="preserve">, a </w:t>
       </w:r>
       <w:proofErr w:type="spellStart"/>
       <w:r>
         <w:rPr>
-          <w:rFonts w:ascii="Times New Roman" w:eastAsia="Times New Roman" w:hAnsi="Times New Roman" w:cs="Times New Roman"/>
-          <w:sz w:val="24"/>
-          <w:szCs w:val="24"/>
+          <w:rFonts w:ascii="Arial" w:eastAsia="Times New Roman" w:hAnsi="Arial" w:cs="Arial"/>
+          <w:sz w:val="20"/>
+          <w:szCs w:val="20"/>
         </w:rPr>
         <w:t>departman</w:t>
       </w:r>
       <w:proofErr w:type="spellEnd"/>
       <w:r>
         <w:rPr>
-          <w:rFonts w:ascii="Times New Roman" w:eastAsia="Times New Roman" w:hAnsi="Times New Roman" w:cs="Times New Roman"/>
-          <w:sz w:val="24"/>
-          <w:szCs w:val="24"/>
+          <w:rFonts w:ascii="Arial" w:eastAsia="Times New Roman" w:hAnsi="Arial" w:cs="Arial"/>
+          <w:sz w:val="20"/>
+          <w:szCs w:val="20"/>
         </w:rPr>
         <w:t xml:space="preserve"> </w:t>
       </w:r>
       <w:proofErr w:type="spellStart"/>
       <w:r>
         <w:rPr>
-          <w:rFonts w:ascii="Times New Roman" w:eastAsia="Times New Roman" w:hAnsi="Times New Roman" w:cs="Times New Roman"/>
-          <w:sz w:val="24"/>
-          <w:szCs w:val="24"/>
+          <w:rFonts w:ascii="Arial" w:eastAsia="Times New Roman" w:hAnsi="Arial" w:cs="Arial"/>
+          <w:sz w:val="20"/>
+          <w:szCs w:val="20"/>
         </w:rPr>
         <w:t>nudi</w:t>
       </w:r>
       <w:proofErr w:type="spellEnd"/>
       <w:r>
         <w:rPr>
-          <w:rFonts w:ascii="Times New Roman" w:eastAsia="Times New Roman" w:hAnsi="Times New Roman" w:cs="Times New Roman"/>
-          <w:sz w:val="24"/>
-          <w:szCs w:val="24"/>
+          <w:rFonts w:ascii="Arial" w:eastAsia="Times New Roman" w:hAnsi="Arial" w:cs="Arial"/>
+          <w:sz w:val="20"/>
+          <w:szCs w:val="20"/>
         </w:rPr>
         <w:t xml:space="preserve"> </w:t>
       </w:r>
       <w:proofErr w:type="spellStart"/>
       <w:r>
         <w:rPr>
-          <w:rFonts w:ascii="Times New Roman" w:eastAsia="Times New Roman" w:hAnsi="Times New Roman" w:cs="Times New Roman"/>
-          <w:sz w:val="24"/>
-          <w:szCs w:val="24"/>
+          <w:rFonts w:ascii="Arial" w:eastAsia="Times New Roman" w:hAnsi="Arial" w:cs="Arial"/>
+          <w:sz w:val="20"/>
+          <w:szCs w:val="20"/>
         </w:rPr>
         <w:t>predmete</w:t>
       </w:r>
       <w:proofErr w:type="spellEnd"/>
       <w:r>
         <w:rPr>
-          <w:rFonts w:ascii="Times New Roman" w:eastAsia="Times New Roman" w:hAnsi="Times New Roman" w:cs="Times New Roman"/>
-          <w:sz w:val="24"/>
-          <w:szCs w:val="24"/>
+          <w:rFonts w:ascii="Arial" w:eastAsia="Times New Roman" w:hAnsi="Arial" w:cs="Arial"/>
+          <w:sz w:val="20"/>
+          <w:szCs w:val="20"/>
         </w:rPr>
         <w:t>.</w:t>
       </w:r>
@@ -4663,246 +4645,246 @@
         </w:numPr>
         <w:spacing w:before="100" w:beforeAutospacing="1" w:after="100" w:afterAutospacing="1" w:line="240" w:lineRule="auto"/>
         <w:rPr>
-          <w:rFonts w:ascii="Times New Roman" w:eastAsia="Times New Roman" w:hAnsi="Times New Roman" w:cs="Times New Roman"/>
-          <w:sz w:val="24"/>
-          <w:szCs w:val="24"/>
-        </w:rPr>
-      </w:pPr>
-      <w:r>
-        <w:rPr>
-          <w:rFonts w:ascii="Times New Roman" w:eastAsia="Times New Roman" w:hAnsi="Times New Roman" w:cs="Times New Roman"/>
+          <w:rFonts w:ascii="Arial" w:eastAsia="Times New Roman" w:hAnsi="Arial" w:cs="Arial"/>
+          <w:sz w:val="20"/>
+          <w:szCs w:val="20"/>
+        </w:rPr>
+      </w:pPr>
+      <w:r>
+        <w:rPr>
+          <w:rFonts w:ascii="Arial" w:eastAsia="Times New Roman" w:hAnsi="Arial" w:cs="Arial"/>
           <w:b/>
           <w:bCs/>
-          <w:sz w:val="24"/>
-          <w:szCs w:val="24"/>
+          <w:sz w:val="20"/>
+          <w:szCs w:val="20"/>
         </w:rPr>
         <w:t xml:space="preserve">Materials &amp; </w:t>
       </w:r>
       <w:proofErr w:type="spellStart"/>
       <w:r>
         <w:rPr>
-          <w:rFonts w:ascii="Times New Roman" w:eastAsia="Times New Roman" w:hAnsi="Times New Roman" w:cs="Times New Roman"/>
+          <w:rFonts w:ascii="Arial" w:eastAsia="Times New Roman" w:hAnsi="Arial" w:cs="Arial"/>
           <w:b/>
           <w:bCs/>
-          <w:sz w:val="24"/>
-          <w:szCs w:val="24"/>
+          <w:sz w:val="20"/>
+          <w:szCs w:val="20"/>
         </w:rPr>
         <w:t>MaterialData</w:t>
       </w:r>
       <w:proofErr w:type="spellEnd"/>
       <w:r>
         <w:rPr>
-          <w:rFonts w:ascii="Times New Roman" w:eastAsia="Times New Roman" w:hAnsi="Times New Roman" w:cs="Times New Roman"/>
+          <w:rFonts w:ascii="Arial" w:eastAsia="Times New Roman" w:hAnsi="Arial" w:cs="Arial"/>
           <w:b/>
           <w:bCs/>
-          <w:sz w:val="24"/>
-          <w:szCs w:val="24"/>
+          <w:sz w:val="20"/>
+          <w:szCs w:val="20"/>
         </w:rPr>
         <w:t>:</w:t>
       </w:r>
       <w:r>
         <w:rPr>
-          <w:rFonts w:ascii="Times New Roman" w:eastAsia="Times New Roman" w:hAnsi="Times New Roman" w:cs="Times New Roman"/>
-          <w:sz w:val="24"/>
-          <w:szCs w:val="24"/>
+          <w:rFonts w:ascii="Arial" w:eastAsia="Times New Roman" w:hAnsi="Arial" w:cs="Arial"/>
+          <w:sz w:val="20"/>
+          <w:szCs w:val="20"/>
         </w:rPr>
         <w:t xml:space="preserve"> </w:t>
       </w:r>
       <w:proofErr w:type="spellStart"/>
       <w:r>
         <w:rPr>
-          <w:rFonts w:ascii="Times New Roman" w:eastAsia="Times New Roman" w:hAnsi="Times New Roman" w:cs="Times New Roman"/>
-          <w:sz w:val="24"/>
-          <w:szCs w:val="24"/>
+          <w:rFonts w:ascii="Arial" w:eastAsia="Times New Roman" w:hAnsi="Arial" w:cs="Arial"/>
+          <w:sz w:val="20"/>
+          <w:szCs w:val="20"/>
         </w:rPr>
         <w:t>Razdvajanje</w:t>
       </w:r>
       <w:proofErr w:type="spellEnd"/>
       <w:r>
         <w:rPr>
-          <w:rFonts w:ascii="Times New Roman" w:eastAsia="Times New Roman" w:hAnsi="Times New Roman" w:cs="Times New Roman"/>
-          <w:sz w:val="24"/>
-          <w:szCs w:val="24"/>
+          <w:rFonts w:ascii="Arial" w:eastAsia="Times New Roman" w:hAnsi="Arial" w:cs="Arial"/>
+          <w:sz w:val="20"/>
+          <w:szCs w:val="20"/>
         </w:rPr>
         <w:t xml:space="preserve"> </w:t>
       </w:r>
       <w:proofErr w:type="spellStart"/>
       <w:r>
         <w:rPr>
-          <w:rFonts w:ascii="Times New Roman" w:eastAsia="Times New Roman" w:hAnsi="Times New Roman" w:cs="Times New Roman"/>
-          <w:sz w:val="24"/>
-          <w:szCs w:val="24"/>
+          <w:rFonts w:ascii="Arial" w:eastAsia="Times New Roman" w:hAnsi="Arial" w:cs="Arial"/>
+          <w:sz w:val="20"/>
+          <w:szCs w:val="20"/>
         </w:rPr>
         <w:t>metapodataka</w:t>
       </w:r>
       <w:proofErr w:type="spellEnd"/>
       <w:r>
         <w:rPr>
-          <w:rFonts w:ascii="Times New Roman" w:eastAsia="Times New Roman" w:hAnsi="Times New Roman" w:cs="Times New Roman"/>
-          <w:sz w:val="24"/>
-          <w:szCs w:val="24"/>
+          <w:rFonts w:ascii="Arial" w:eastAsia="Times New Roman" w:hAnsi="Arial" w:cs="Arial"/>
+          <w:sz w:val="20"/>
+          <w:szCs w:val="20"/>
         </w:rPr>
         <w:t xml:space="preserve"> (</w:t>
       </w:r>
       <w:proofErr w:type="spellStart"/>
       <w:r>
         <w:rPr>
-          <w:rFonts w:ascii="Times New Roman" w:eastAsia="Times New Roman" w:hAnsi="Times New Roman" w:cs="Times New Roman"/>
-          <w:sz w:val="24"/>
-          <w:szCs w:val="24"/>
+          <w:rFonts w:ascii="Arial" w:eastAsia="Times New Roman" w:hAnsi="Arial" w:cs="Arial"/>
+          <w:sz w:val="20"/>
+          <w:szCs w:val="20"/>
         </w:rPr>
         <w:t>naziv</w:t>
       </w:r>
       <w:proofErr w:type="spellEnd"/>
       <w:r>
         <w:rPr>
-          <w:rFonts w:ascii="Times New Roman" w:eastAsia="Times New Roman" w:hAnsi="Times New Roman" w:cs="Times New Roman"/>
-          <w:sz w:val="24"/>
-          <w:szCs w:val="24"/>
+          <w:rFonts w:ascii="Arial" w:eastAsia="Times New Roman" w:hAnsi="Arial" w:cs="Arial"/>
+          <w:sz w:val="20"/>
+          <w:szCs w:val="20"/>
         </w:rPr>
         <w:t xml:space="preserve">, </w:t>
       </w:r>
       <w:proofErr w:type="spellStart"/>
       <w:r>
         <w:rPr>
-          <w:rFonts w:ascii="Times New Roman" w:eastAsia="Times New Roman" w:hAnsi="Times New Roman" w:cs="Times New Roman"/>
-          <w:sz w:val="24"/>
-          <w:szCs w:val="24"/>
+          <w:rFonts w:ascii="Arial" w:eastAsia="Times New Roman" w:hAnsi="Arial" w:cs="Arial"/>
+          <w:sz w:val="20"/>
+          <w:szCs w:val="20"/>
         </w:rPr>
         <w:t>opis</w:t>
       </w:r>
       <w:proofErr w:type="spellEnd"/>
       <w:r>
         <w:rPr>
-          <w:rFonts w:ascii="Times New Roman" w:eastAsia="Times New Roman" w:hAnsi="Times New Roman" w:cs="Times New Roman"/>
-          <w:sz w:val="24"/>
-          <w:szCs w:val="24"/>
+          <w:rFonts w:ascii="Arial" w:eastAsia="Times New Roman" w:hAnsi="Arial" w:cs="Arial"/>
+          <w:sz w:val="20"/>
+          <w:szCs w:val="20"/>
         </w:rPr>
         <w:t xml:space="preserve">) od </w:t>
       </w:r>
       <w:proofErr w:type="spellStart"/>
       <w:r>
         <w:rPr>
-          <w:rFonts w:ascii="Times New Roman" w:eastAsia="Times New Roman" w:hAnsi="Times New Roman" w:cs="Times New Roman"/>
-          <w:sz w:val="24"/>
-          <w:szCs w:val="24"/>
+          <w:rFonts w:ascii="Arial" w:eastAsia="Times New Roman" w:hAnsi="Arial" w:cs="Arial"/>
+          <w:sz w:val="20"/>
+          <w:szCs w:val="20"/>
         </w:rPr>
         <w:t>samog</w:t>
       </w:r>
       <w:proofErr w:type="spellEnd"/>
       <w:r>
         <w:rPr>
-          <w:rFonts w:ascii="Times New Roman" w:eastAsia="Times New Roman" w:hAnsi="Times New Roman" w:cs="Times New Roman"/>
-          <w:sz w:val="24"/>
-          <w:szCs w:val="24"/>
+          <w:rFonts w:ascii="Arial" w:eastAsia="Times New Roman" w:hAnsi="Arial" w:cs="Arial"/>
+          <w:sz w:val="20"/>
+          <w:szCs w:val="20"/>
         </w:rPr>
         <w:t xml:space="preserve"> </w:t>
       </w:r>
       <w:proofErr w:type="spellStart"/>
       <w:r>
         <w:rPr>
-          <w:rFonts w:ascii="Times New Roman" w:eastAsia="Times New Roman" w:hAnsi="Times New Roman" w:cs="Times New Roman"/>
-          <w:sz w:val="24"/>
-          <w:szCs w:val="24"/>
+          <w:rFonts w:ascii="Arial" w:eastAsia="Times New Roman" w:hAnsi="Arial" w:cs="Arial"/>
+          <w:sz w:val="20"/>
+          <w:szCs w:val="20"/>
         </w:rPr>
         <w:t>fizičkog</w:t>
       </w:r>
       <w:proofErr w:type="spellEnd"/>
       <w:r>
         <w:rPr>
-          <w:rFonts w:ascii="Times New Roman" w:eastAsia="Times New Roman" w:hAnsi="Times New Roman" w:cs="Times New Roman"/>
-          <w:sz w:val="24"/>
-          <w:szCs w:val="24"/>
+          <w:rFonts w:ascii="Arial" w:eastAsia="Times New Roman" w:hAnsi="Arial" w:cs="Arial"/>
+          <w:sz w:val="20"/>
+          <w:szCs w:val="20"/>
         </w:rPr>
         <w:t xml:space="preserve"> </w:t>
       </w:r>
       <w:proofErr w:type="spellStart"/>
       <w:r>
         <w:rPr>
-          <w:rFonts w:ascii="Times New Roman" w:eastAsia="Times New Roman" w:hAnsi="Times New Roman" w:cs="Times New Roman"/>
-          <w:sz w:val="24"/>
-          <w:szCs w:val="24"/>
+          <w:rFonts w:ascii="Arial" w:eastAsia="Times New Roman" w:hAnsi="Arial" w:cs="Arial"/>
+          <w:sz w:val="20"/>
+          <w:szCs w:val="20"/>
         </w:rPr>
         <w:t>zapisa</w:t>
       </w:r>
       <w:proofErr w:type="spellEnd"/>
       <w:r>
         <w:rPr>
-          <w:rFonts w:ascii="Times New Roman" w:eastAsia="Times New Roman" w:hAnsi="Times New Roman" w:cs="Times New Roman"/>
-          <w:sz w:val="24"/>
-          <w:szCs w:val="24"/>
+          <w:rFonts w:ascii="Arial" w:eastAsia="Times New Roman" w:hAnsi="Arial" w:cs="Arial"/>
+          <w:sz w:val="20"/>
+          <w:szCs w:val="20"/>
         </w:rPr>
         <w:t xml:space="preserve"> </w:t>
       </w:r>
       <w:proofErr w:type="spellStart"/>
       <w:r>
         <w:rPr>
-          <w:rFonts w:ascii="Times New Roman" w:eastAsia="Times New Roman" w:hAnsi="Times New Roman" w:cs="Times New Roman"/>
-          <w:sz w:val="24"/>
-          <w:szCs w:val="24"/>
+          <w:rFonts w:ascii="Arial" w:eastAsia="Times New Roman" w:hAnsi="Arial" w:cs="Arial"/>
+          <w:sz w:val="20"/>
+          <w:szCs w:val="20"/>
         </w:rPr>
         <w:t>fajla</w:t>
       </w:r>
       <w:proofErr w:type="spellEnd"/>
       <w:r>
         <w:rPr>
-          <w:rFonts w:ascii="Times New Roman" w:eastAsia="Times New Roman" w:hAnsi="Times New Roman" w:cs="Times New Roman"/>
-          <w:sz w:val="24"/>
-          <w:szCs w:val="24"/>
+          <w:rFonts w:ascii="Arial" w:eastAsia="Times New Roman" w:hAnsi="Arial" w:cs="Arial"/>
+          <w:sz w:val="20"/>
+          <w:szCs w:val="20"/>
         </w:rPr>
         <w:t xml:space="preserve"> (</w:t>
       </w:r>
       <w:proofErr w:type="spellStart"/>
       <w:r>
         <w:rPr>
-          <w:rFonts w:ascii="Times New Roman" w:eastAsia="Times New Roman" w:hAnsi="Times New Roman" w:cs="Times New Roman"/>
-          <w:sz w:val="24"/>
-          <w:szCs w:val="24"/>
+          <w:rFonts w:ascii="Arial" w:eastAsia="Times New Roman" w:hAnsi="Arial" w:cs="Arial"/>
+          <w:sz w:val="20"/>
+          <w:szCs w:val="20"/>
         </w:rPr>
         <w:t>putanja</w:t>
       </w:r>
       <w:proofErr w:type="spellEnd"/>
       <w:r>
         <w:rPr>
-          <w:rFonts w:ascii="Times New Roman" w:eastAsia="Times New Roman" w:hAnsi="Times New Roman" w:cs="Times New Roman"/>
-          <w:sz w:val="24"/>
-          <w:szCs w:val="24"/>
+          <w:rFonts w:ascii="Arial" w:eastAsia="Times New Roman" w:hAnsi="Arial" w:cs="Arial"/>
+          <w:sz w:val="20"/>
+          <w:szCs w:val="20"/>
         </w:rPr>
         <w:t>/</w:t>
       </w:r>
       <w:proofErr w:type="spellStart"/>
       <w:r>
         <w:rPr>
-          <w:rFonts w:ascii="Times New Roman" w:eastAsia="Times New Roman" w:hAnsi="Times New Roman" w:cs="Times New Roman"/>
-          <w:sz w:val="24"/>
-          <w:szCs w:val="24"/>
+          <w:rFonts w:ascii="Arial" w:eastAsia="Times New Roman" w:hAnsi="Arial" w:cs="Arial"/>
+          <w:sz w:val="20"/>
+          <w:szCs w:val="20"/>
         </w:rPr>
         <w:t>binarni</w:t>
       </w:r>
       <w:proofErr w:type="spellEnd"/>
       <w:r>
         <w:rPr>
-          <w:rFonts w:ascii="Times New Roman" w:eastAsia="Times New Roman" w:hAnsi="Times New Roman" w:cs="Times New Roman"/>
-          <w:sz w:val="24"/>
-          <w:szCs w:val="24"/>
+          <w:rFonts w:ascii="Arial" w:eastAsia="Times New Roman" w:hAnsi="Arial" w:cs="Arial"/>
+          <w:sz w:val="20"/>
+          <w:szCs w:val="20"/>
         </w:rPr>
         <w:t xml:space="preserve"> </w:t>
       </w:r>
       <w:proofErr w:type="spellStart"/>
       <w:r>
         <w:rPr>
-          <w:rFonts w:ascii="Times New Roman" w:eastAsia="Times New Roman" w:hAnsi="Times New Roman" w:cs="Times New Roman"/>
-          <w:sz w:val="24"/>
-          <w:szCs w:val="24"/>
+          <w:rFonts w:ascii="Arial" w:eastAsia="Times New Roman" w:hAnsi="Arial" w:cs="Arial"/>
+          <w:sz w:val="20"/>
+          <w:szCs w:val="20"/>
         </w:rPr>
         <w:t>podaci</w:t>
       </w:r>
       <w:proofErr w:type="spellEnd"/>
       <w:r>
         <w:rPr>
-          <w:rFonts w:ascii="Times New Roman" w:eastAsia="Times New Roman" w:hAnsi="Times New Roman" w:cs="Times New Roman"/>
-          <w:sz w:val="24"/>
-          <w:szCs w:val="24"/>
+          <w:rFonts w:ascii="Arial" w:eastAsia="Times New Roman" w:hAnsi="Arial" w:cs="Arial"/>
+          <w:sz w:val="20"/>
+          <w:szCs w:val="20"/>
         </w:rPr>
         <w:t>).</w:t>
       </w:r>
@@ -4915,170 +4897,170 @@
         </w:numPr>
         <w:spacing w:before="100" w:beforeAutospacing="1" w:after="100" w:afterAutospacing="1" w:line="240" w:lineRule="auto"/>
         <w:rPr>
-          <w:rFonts w:ascii="Times New Roman" w:eastAsia="Times New Roman" w:hAnsi="Times New Roman" w:cs="Times New Roman"/>
-          <w:sz w:val="24"/>
-          <w:szCs w:val="24"/>
-        </w:rPr>
-      </w:pPr>
-      <w:r>
-        <w:rPr>
-          <w:rFonts w:ascii="Times New Roman" w:eastAsia="Times New Roman" w:hAnsi="Times New Roman" w:cs="Times New Roman"/>
+          <w:rFonts w:ascii="Arial" w:eastAsia="Times New Roman" w:hAnsi="Arial" w:cs="Arial"/>
+          <w:sz w:val="20"/>
+          <w:szCs w:val="20"/>
+        </w:rPr>
+      </w:pPr>
+      <w:r>
+        <w:rPr>
+          <w:rFonts w:ascii="Arial" w:eastAsia="Times New Roman" w:hAnsi="Arial" w:cs="Arial"/>
           <w:b/>
           <w:bCs/>
-          <w:sz w:val="24"/>
-          <w:szCs w:val="24"/>
+          <w:sz w:val="20"/>
+          <w:szCs w:val="20"/>
         </w:rPr>
         <w:t>Notifications:</w:t>
       </w:r>
       <w:r>
         <w:rPr>
-          <w:rFonts w:ascii="Times New Roman" w:eastAsia="Times New Roman" w:hAnsi="Times New Roman" w:cs="Times New Roman"/>
-          <w:sz w:val="24"/>
-          <w:szCs w:val="24"/>
+          <w:rFonts w:ascii="Arial" w:eastAsia="Times New Roman" w:hAnsi="Arial" w:cs="Arial"/>
+          <w:sz w:val="20"/>
+          <w:szCs w:val="20"/>
         </w:rPr>
         <w:t xml:space="preserve"> Prati </w:t>
       </w:r>
       <w:proofErr w:type="spellStart"/>
       <w:r>
         <w:rPr>
-          <w:rFonts w:ascii="Times New Roman" w:eastAsia="Times New Roman" w:hAnsi="Times New Roman" w:cs="Times New Roman"/>
-          <w:sz w:val="24"/>
-          <w:szCs w:val="24"/>
+          <w:rFonts w:ascii="Arial" w:eastAsia="Times New Roman" w:hAnsi="Arial" w:cs="Arial"/>
+          <w:sz w:val="20"/>
+          <w:szCs w:val="20"/>
         </w:rPr>
         <w:t>promene</w:t>
       </w:r>
       <w:proofErr w:type="spellEnd"/>
       <w:r>
         <w:rPr>
-          <w:rFonts w:ascii="Times New Roman" w:eastAsia="Times New Roman" w:hAnsi="Times New Roman" w:cs="Times New Roman"/>
-          <w:sz w:val="24"/>
-          <w:szCs w:val="24"/>
+          <w:rFonts w:ascii="Arial" w:eastAsia="Times New Roman" w:hAnsi="Arial" w:cs="Arial"/>
+          <w:sz w:val="20"/>
+          <w:szCs w:val="20"/>
         </w:rPr>
         <w:t xml:space="preserve"> </w:t>
       </w:r>
       <w:proofErr w:type="spellStart"/>
       <w:r>
         <w:rPr>
-          <w:rFonts w:ascii="Times New Roman" w:eastAsia="Times New Roman" w:hAnsi="Times New Roman" w:cs="Times New Roman"/>
-          <w:sz w:val="24"/>
-          <w:szCs w:val="24"/>
+          <w:rFonts w:ascii="Arial" w:eastAsia="Times New Roman" w:hAnsi="Arial" w:cs="Arial"/>
+          <w:sz w:val="20"/>
+          <w:szCs w:val="20"/>
         </w:rPr>
         <w:t>na</w:t>
       </w:r>
       <w:proofErr w:type="spellEnd"/>
       <w:r>
         <w:rPr>
-          <w:rFonts w:ascii="Times New Roman" w:eastAsia="Times New Roman" w:hAnsi="Times New Roman" w:cs="Times New Roman"/>
-          <w:sz w:val="24"/>
-          <w:szCs w:val="24"/>
+          <w:rFonts w:ascii="Arial" w:eastAsia="Times New Roman" w:hAnsi="Arial" w:cs="Arial"/>
+          <w:sz w:val="20"/>
+          <w:szCs w:val="20"/>
         </w:rPr>
         <w:t xml:space="preserve"> </w:t>
       </w:r>
       <w:proofErr w:type="spellStart"/>
       <w:r>
         <w:rPr>
-          <w:rFonts w:ascii="Times New Roman" w:eastAsia="Times New Roman" w:hAnsi="Times New Roman" w:cs="Times New Roman"/>
-          <w:sz w:val="24"/>
-          <w:szCs w:val="24"/>
+          <w:rFonts w:ascii="Arial" w:eastAsia="Times New Roman" w:hAnsi="Arial" w:cs="Arial"/>
+          <w:sz w:val="20"/>
+          <w:szCs w:val="20"/>
         </w:rPr>
         <w:t>nivou</w:t>
       </w:r>
       <w:proofErr w:type="spellEnd"/>
       <w:r>
         <w:rPr>
-          <w:rFonts w:ascii="Times New Roman" w:eastAsia="Times New Roman" w:hAnsi="Times New Roman" w:cs="Times New Roman"/>
-          <w:sz w:val="24"/>
-          <w:szCs w:val="24"/>
+          <w:rFonts w:ascii="Arial" w:eastAsia="Times New Roman" w:hAnsi="Arial" w:cs="Arial"/>
+          <w:sz w:val="20"/>
+          <w:szCs w:val="20"/>
         </w:rPr>
         <w:t xml:space="preserve"> </w:t>
       </w:r>
       <w:proofErr w:type="spellStart"/>
       <w:r>
         <w:rPr>
-          <w:rFonts w:ascii="Times New Roman" w:eastAsia="Times New Roman" w:hAnsi="Times New Roman" w:cs="Times New Roman"/>
-          <w:sz w:val="24"/>
-          <w:szCs w:val="24"/>
+          <w:rFonts w:ascii="Arial" w:eastAsia="Times New Roman" w:hAnsi="Arial" w:cs="Arial"/>
+          <w:sz w:val="20"/>
+          <w:szCs w:val="20"/>
         </w:rPr>
         <w:t>predmeta</w:t>
       </w:r>
       <w:proofErr w:type="spellEnd"/>
       <w:r>
         <w:rPr>
-          <w:rFonts w:ascii="Times New Roman" w:eastAsia="Times New Roman" w:hAnsi="Times New Roman" w:cs="Times New Roman"/>
-          <w:sz w:val="24"/>
-          <w:szCs w:val="24"/>
+          <w:rFonts w:ascii="Arial" w:eastAsia="Times New Roman" w:hAnsi="Arial" w:cs="Arial"/>
+          <w:sz w:val="20"/>
+          <w:szCs w:val="20"/>
         </w:rPr>
         <w:t xml:space="preserve"> </w:t>
       </w:r>
       <w:proofErr w:type="spellStart"/>
       <w:r>
         <w:rPr>
-          <w:rFonts w:ascii="Times New Roman" w:eastAsia="Times New Roman" w:hAnsi="Times New Roman" w:cs="Times New Roman"/>
-          <w:sz w:val="24"/>
-          <w:szCs w:val="24"/>
+          <w:rFonts w:ascii="Arial" w:eastAsia="Times New Roman" w:hAnsi="Arial" w:cs="Arial"/>
+          <w:sz w:val="20"/>
+          <w:szCs w:val="20"/>
         </w:rPr>
         <w:t>i</w:t>
       </w:r>
       <w:proofErr w:type="spellEnd"/>
       <w:r>
         <w:rPr>
-          <w:rFonts w:ascii="Times New Roman" w:eastAsia="Times New Roman" w:hAnsi="Times New Roman" w:cs="Times New Roman"/>
-          <w:sz w:val="24"/>
-          <w:szCs w:val="24"/>
+          <w:rFonts w:ascii="Arial" w:eastAsia="Times New Roman" w:hAnsi="Arial" w:cs="Arial"/>
+          <w:sz w:val="20"/>
+          <w:szCs w:val="20"/>
         </w:rPr>
         <w:t xml:space="preserve"> </w:t>
       </w:r>
       <w:proofErr w:type="spellStart"/>
       <w:r>
         <w:rPr>
-          <w:rFonts w:ascii="Times New Roman" w:eastAsia="Times New Roman" w:hAnsi="Times New Roman" w:cs="Times New Roman"/>
-          <w:sz w:val="24"/>
-          <w:szCs w:val="24"/>
+          <w:rFonts w:ascii="Arial" w:eastAsia="Times New Roman" w:hAnsi="Arial" w:cs="Arial"/>
+          <w:sz w:val="20"/>
+          <w:szCs w:val="20"/>
         </w:rPr>
         <w:t>informiše</w:t>
       </w:r>
       <w:proofErr w:type="spellEnd"/>
       <w:r>
         <w:rPr>
-          <w:rFonts w:ascii="Times New Roman" w:eastAsia="Times New Roman" w:hAnsi="Times New Roman" w:cs="Times New Roman"/>
-          <w:sz w:val="24"/>
-          <w:szCs w:val="24"/>
+          <w:rFonts w:ascii="Arial" w:eastAsia="Times New Roman" w:hAnsi="Arial" w:cs="Arial"/>
+          <w:sz w:val="20"/>
+          <w:szCs w:val="20"/>
         </w:rPr>
         <w:t xml:space="preserve"> </w:t>
       </w:r>
       <w:proofErr w:type="spellStart"/>
       <w:r>
         <w:rPr>
-          <w:rFonts w:ascii="Times New Roman" w:eastAsia="Times New Roman" w:hAnsi="Times New Roman" w:cs="Times New Roman"/>
-          <w:sz w:val="24"/>
-          <w:szCs w:val="24"/>
+          <w:rFonts w:ascii="Arial" w:eastAsia="Times New Roman" w:hAnsi="Arial" w:cs="Arial"/>
+          <w:sz w:val="20"/>
+          <w:szCs w:val="20"/>
         </w:rPr>
         <w:t>povezane</w:t>
       </w:r>
       <w:proofErr w:type="spellEnd"/>
       <w:r>
         <w:rPr>
-          <w:rFonts w:ascii="Times New Roman" w:eastAsia="Times New Roman" w:hAnsi="Times New Roman" w:cs="Times New Roman"/>
-          <w:sz w:val="24"/>
-          <w:szCs w:val="24"/>
+          <w:rFonts w:ascii="Arial" w:eastAsia="Times New Roman" w:hAnsi="Arial" w:cs="Arial"/>
+          <w:sz w:val="20"/>
+          <w:szCs w:val="20"/>
         </w:rPr>
         <w:t xml:space="preserve"> </w:t>
       </w:r>
       <w:proofErr w:type="spellStart"/>
       <w:r>
         <w:rPr>
-          <w:rFonts w:ascii="Times New Roman" w:eastAsia="Times New Roman" w:hAnsi="Times New Roman" w:cs="Times New Roman"/>
-          <w:sz w:val="24"/>
-          <w:szCs w:val="24"/>
+          <w:rFonts w:ascii="Arial" w:eastAsia="Times New Roman" w:hAnsi="Arial" w:cs="Arial"/>
+          <w:sz w:val="20"/>
+          <w:szCs w:val="20"/>
         </w:rPr>
         <w:t>korisnike</w:t>
       </w:r>
       <w:proofErr w:type="spellEnd"/>
       <w:r>
         <w:rPr>
-          <w:rFonts w:ascii="Times New Roman" w:eastAsia="Times New Roman" w:hAnsi="Times New Roman" w:cs="Times New Roman"/>
-          <w:sz w:val="24"/>
-          <w:szCs w:val="24"/>
+          <w:rFonts w:ascii="Arial" w:eastAsia="Times New Roman" w:hAnsi="Arial" w:cs="Arial"/>
+          <w:sz w:val="20"/>
+          <w:szCs w:val="20"/>
         </w:rPr>
         <w:t>.</w:t>
       </w:r>
@@ -5091,152 +5073,152 @@
         </w:numPr>
         <w:spacing w:before="100" w:beforeAutospacing="1" w:after="100" w:afterAutospacing="1" w:line="240" w:lineRule="auto"/>
         <w:rPr>
-          <w:rFonts w:ascii="Times New Roman" w:eastAsia="Times New Roman" w:hAnsi="Times New Roman" w:cs="Times New Roman"/>
-          <w:sz w:val="24"/>
-          <w:szCs w:val="24"/>
-        </w:rPr>
-      </w:pPr>
-      <w:r>
-        <w:rPr>
-          <w:rFonts w:ascii="Times New Roman" w:eastAsia="Times New Roman" w:hAnsi="Times New Roman" w:cs="Times New Roman"/>
+          <w:rFonts w:ascii="Arial" w:eastAsia="Times New Roman" w:hAnsi="Arial" w:cs="Arial"/>
+          <w:sz w:val="20"/>
+          <w:szCs w:val="20"/>
+        </w:rPr>
+      </w:pPr>
+      <w:r>
+        <w:rPr>
+          <w:rFonts w:ascii="Arial" w:eastAsia="Times New Roman" w:hAnsi="Arial" w:cs="Arial"/>
           <w:b/>
           <w:bCs/>
-          <w:sz w:val="24"/>
-          <w:szCs w:val="24"/>
+          <w:sz w:val="20"/>
+          <w:szCs w:val="20"/>
         </w:rPr>
         <w:t>Comments &amp; Ratings:</w:t>
       </w:r>
       <w:r>
         <w:rPr>
-          <w:rFonts w:ascii="Times New Roman" w:eastAsia="Times New Roman" w:hAnsi="Times New Roman" w:cs="Times New Roman"/>
-          <w:sz w:val="24"/>
-          <w:szCs w:val="24"/>
+          <w:rFonts w:ascii="Arial" w:eastAsia="Times New Roman" w:hAnsi="Arial" w:cs="Arial"/>
+          <w:sz w:val="20"/>
+          <w:szCs w:val="20"/>
         </w:rPr>
         <w:t xml:space="preserve"> </w:t>
       </w:r>
       <w:proofErr w:type="spellStart"/>
       <w:r>
         <w:rPr>
-          <w:rFonts w:ascii="Times New Roman" w:eastAsia="Times New Roman" w:hAnsi="Times New Roman" w:cs="Times New Roman"/>
-          <w:sz w:val="24"/>
-          <w:szCs w:val="24"/>
+          <w:rFonts w:ascii="Arial" w:eastAsia="Times New Roman" w:hAnsi="Arial" w:cs="Arial"/>
+          <w:sz w:val="20"/>
+          <w:szCs w:val="20"/>
         </w:rPr>
         <w:t>Omogućavaju</w:t>
       </w:r>
       <w:proofErr w:type="spellEnd"/>
       <w:r>
         <w:rPr>
-          <w:rFonts w:ascii="Times New Roman" w:eastAsia="Times New Roman" w:hAnsi="Times New Roman" w:cs="Times New Roman"/>
-          <w:sz w:val="24"/>
-          <w:szCs w:val="24"/>
+          <w:rFonts w:ascii="Arial" w:eastAsia="Times New Roman" w:hAnsi="Arial" w:cs="Arial"/>
+          <w:sz w:val="20"/>
+          <w:szCs w:val="20"/>
         </w:rPr>
         <w:t xml:space="preserve"> </w:t>
       </w:r>
       <w:proofErr w:type="spellStart"/>
       <w:r>
         <w:rPr>
-          <w:rFonts w:ascii="Times New Roman" w:eastAsia="Times New Roman" w:hAnsi="Times New Roman" w:cs="Times New Roman"/>
-          <w:sz w:val="24"/>
-          <w:szCs w:val="24"/>
+          <w:rFonts w:ascii="Arial" w:eastAsia="Times New Roman" w:hAnsi="Arial" w:cs="Arial"/>
+          <w:sz w:val="20"/>
+          <w:szCs w:val="20"/>
         </w:rPr>
         <w:t>povratnu</w:t>
       </w:r>
       <w:proofErr w:type="spellEnd"/>
       <w:r>
         <w:rPr>
-          <w:rFonts w:ascii="Times New Roman" w:eastAsia="Times New Roman" w:hAnsi="Times New Roman" w:cs="Times New Roman"/>
-          <w:sz w:val="24"/>
-          <w:szCs w:val="24"/>
+          <w:rFonts w:ascii="Arial" w:eastAsia="Times New Roman" w:hAnsi="Arial" w:cs="Arial"/>
+          <w:sz w:val="20"/>
+          <w:szCs w:val="20"/>
         </w:rPr>
         <w:t xml:space="preserve"> </w:t>
       </w:r>
       <w:proofErr w:type="spellStart"/>
       <w:r>
         <w:rPr>
-          <w:rFonts w:ascii="Times New Roman" w:eastAsia="Times New Roman" w:hAnsi="Times New Roman" w:cs="Times New Roman"/>
-          <w:sz w:val="24"/>
-          <w:szCs w:val="24"/>
+          <w:rFonts w:ascii="Arial" w:eastAsia="Times New Roman" w:hAnsi="Arial" w:cs="Arial"/>
+          <w:sz w:val="20"/>
+          <w:szCs w:val="20"/>
         </w:rPr>
         <w:t>informaciju</w:t>
       </w:r>
       <w:proofErr w:type="spellEnd"/>
       <w:r>
         <w:rPr>
-          <w:rFonts w:ascii="Times New Roman" w:eastAsia="Times New Roman" w:hAnsi="Times New Roman" w:cs="Times New Roman"/>
-          <w:sz w:val="24"/>
-          <w:szCs w:val="24"/>
+          <w:rFonts w:ascii="Arial" w:eastAsia="Times New Roman" w:hAnsi="Arial" w:cs="Arial"/>
+          <w:sz w:val="20"/>
+          <w:szCs w:val="20"/>
         </w:rPr>
         <w:t xml:space="preserve"> </w:t>
       </w:r>
       <w:proofErr w:type="spellStart"/>
       <w:r>
         <w:rPr>
-          <w:rFonts w:ascii="Times New Roman" w:eastAsia="Times New Roman" w:hAnsi="Times New Roman" w:cs="Times New Roman"/>
-          <w:sz w:val="24"/>
-          <w:szCs w:val="24"/>
+          <w:rFonts w:ascii="Arial" w:eastAsia="Times New Roman" w:hAnsi="Arial" w:cs="Arial"/>
+          <w:sz w:val="20"/>
+          <w:szCs w:val="20"/>
         </w:rPr>
         <w:t>i</w:t>
       </w:r>
       <w:proofErr w:type="spellEnd"/>
       <w:r>
         <w:rPr>
-          <w:rFonts w:ascii="Times New Roman" w:eastAsia="Times New Roman" w:hAnsi="Times New Roman" w:cs="Times New Roman"/>
-          <w:sz w:val="24"/>
-          <w:szCs w:val="24"/>
+          <w:rFonts w:ascii="Arial" w:eastAsia="Times New Roman" w:hAnsi="Arial" w:cs="Arial"/>
+          <w:sz w:val="20"/>
+          <w:szCs w:val="20"/>
         </w:rPr>
         <w:t xml:space="preserve"> </w:t>
       </w:r>
       <w:proofErr w:type="spellStart"/>
       <w:r>
         <w:rPr>
-          <w:rFonts w:ascii="Times New Roman" w:eastAsia="Times New Roman" w:hAnsi="Times New Roman" w:cs="Times New Roman"/>
-          <w:sz w:val="24"/>
-          <w:szCs w:val="24"/>
+          <w:rFonts w:ascii="Arial" w:eastAsia="Times New Roman" w:hAnsi="Arial" w:cs="Arial"/>
+          <w:sz w:val="20"/>
+          <w:szCs w:val="20"/>
         </w:rPr>
         <w:t>društveni</w:t>
       </w:r>
       <w:proofErr w:type="spellEnd"/>
       <w:r>
         <w:rPr>
-          <w:rFonts w:ascii="Times New Roman" w:eastAsia="Times New Roman" w:hAnsi="Times New Roman" w:cs="Times New Roman"/>
-          <w:sz w:val="24"/>
-          <w:szCs w:val="24"/>
+          <w:rFonts w:ascii="Arial" w:eastAsia="Times New Roman" w:hAnsi="Arial" w:cs="Arial"/>
+          <w:sz w:val="20"/>
+          <w:szCs w:val="20"/>
         </w:rPr>
         <w:t xml:space="preserve"> </w:t>
       </w:r>
       <w:proofErr w:type="spellStart"/>
       <w:r>
         <w:rPr>
-          <w:rFonts w:ascii="Times New Roman" w:eastAsia="Times New Roman" w:hAnsi="Times New Roman" w:cs="Times New Roman"/>
-          <w:sz w:val="24"/>
-          <w:szCs w:val="24"/>
+          <w:rFonts w:ascii="Arial" w:eastAsia="Times New Roman" w:hAnsi="Arial" w:cs="Arial"/>
+          <w:sz w:val="20"/>
+          <w:szCs w:val="20"/>
         </w:rPr>
         <w:t>aspekt</w:t>
       </w:r>
       <w:proofErr w:type="spellEnd"/>
       <w:r>
         <w:rPr>
-          <w:rFonts w:ascii="Times New Roman" w:eastAsia="Times New Roman" w:hAnsi="Times New Roman" w:cs="Times New Roman"/>
-          <w:sz w:val="24"/>
-          <w:szCs w:val="24"/>
+          <w:rFonts w:ascii="Arial" w:eastAsia="Times New Roman" w:hAnsi="Arial" w:cs="Arial"/>
+          <w:sz w:val="20"/>
+          <w:szCs w:val="20"/>
         </w:rPr>
         <w:t xml:space="preserve"> </w:t>
       </w:r>
       <w:proofErr w:type="spellStart"/>
       <w:r>
         <w:rPr>
-          <w:rFonts w:ascii="Times New Roman" w:eastAsia="Times New Roman" w:hAnsi="Times New Roman" w:cs="Times New Roman"/>
-          <w:sz w:val="24"/>
-          <w:szCs w:val="24"/>
+          <w:rFonts w:ascii="Arial" w:eastAsia="Times New Roman" w:hAnsi="Arial" w:cs="Arial"/>
+          <w:sz w:val="20"/>
+          <w:szCs w:val="20"/>
         </w:rPr>
         <w:t>platforme</w:t>
       </w:r>
       <w:proofErr w:type="spellEnd"/>
       <w:r>
         <w:rPr>
-          <w:rFonts w:ascii="Times New Roman" w:eastAsia="Times New Roman" w:hAnsi="Times New Roman" w:cs="Times New Roman"/>
-          <w:sz w:val="24"/>
-          <w:szCs w:val="24"/>
+          <w:rFonts w:ascii="Arial" w:eastAsia="Times New Roman" w:hAnsi="Arial" w:cs="Arial"/>
+          <w:sz w:val="20"/>
+          <w:szCs w:val="20"/>
         </w:rPr>
         <w:t>.</w:t>
       </w:r>
@@ -5246,19 +5228,18 @@
         <w:spacing w:before="100" w:beforeAutospacing="1" w:after="100" w:afterAutospacing="1" w:line="240" w:lineRule="auto"/>
         <w:ind w:left="720"/>
         <w:rPr>
-          <w:rFonts w:ascii="Times New Roman" w:eastAsia="Times New Roman" w:hAnsi="Times New Roman" w:cs="Times New Roman"/>
-          <w:sz w:val="24"/>
-          <w:szCs w:val="24"/>
-        </w:rPr>
-      </w:pPr>
-      <w:r>
-        <w:rPr>
-          <w:rFonts w:ascii="Times New Roman" w:eastAsia="Times New Roman" w:hAnsi="Times New Roman" w:cs="Times New Roman"/>
+          <w:rFonts w:ascii="Arial" w:eastAsia="Times New Roman" w:hAnsi="Arial" w:cs="Arial"/>
+          <w:sz w:val="20"/>
+          <w:szCs w:val="20"/>
+        </w:rPr>
+      </w:pPr>
+      <w:r>
+        <w:rPr>
+          <w:rFonts w:ascii="Arial" w:eastAsia="Times New Roman" w:hAnsi="Arial" w:cs="Arial"/>
           <w:noProof/>
-          <w:sz w:val="24"/>
-          <w:szCs w:val="24"/>
-        </w:rPr>
-        <w:lastRenderedPageBreak/>
+          <w:sz w:val="20"/>
+          <w:szCs w:val="20"/>
+        </w:rPr>
         <w:drawing>
           <wp:inline distT="0" distB="0" distL="0" distR="0" wp14:anchorId="6D5F2C77" wp14:editId="6BD2556A">
             <wp:extent cx="5486400" cy="2803525"/>
@@ -5301,53 +5282,53 @@
         <w:spacing w:before="100" w:beforeAutospacing="1" w:after="100" w:afterAutospacing="1" w:line="240" w:lineRule="auto"/>
         <w:outlineLvl w:val="1"/>
         <w:rPr>
-          <w:rFonts w:ascii="Times New Roman" w:eastAsia="Times New Roman" w:hAnsi="Times New Roman" w:cs="Times New Roman"/>
+          <w:rFonts w:ascii="Arial" w:eastAsia="Times New Roman" w:hAnsi="Arial" w:cs="Arial"/>
           <w:b/>
           <w:bCs/>
-          <w:sz w:val="36"/>
-          <w:szCs w:val="36"/>
-        </w:rPr>
-      </w:pPr>
-      <w:r>
-        <w:rPr>
-          <w:rFonts w:ascii="Times New Roman" w:eastAsia="Times New Roman" w:hAnsi="Times New Roman" w:cs="Times New Roman"/>
+          <w:sz w:val="28"/>
+          <w:szCs w:val="28"/>
+        </w:rPr>
+      </w:pPr>
+      <w:r>
+        <w:rPr>
+          <w:rFonts w:ascii="Arial" w:eastAsia="Times New Roman" w:hAnsi="Arial" w:cs="Arial"/>
           <w:b/>
           <w:bCs/>
-          <w:sz w:val="36"/>
-          <w:szCs w:val="36"/>
+          <w:sz w:val="28"/>
+          <w:szCs w:val="28"/>
         </w:rPr>
         <w:t xml:space="preserve">6. </w:t>
       </w:r>
       <w:proofErr w:type="spellStart"/>
       <w:r>
         <w:rPr>
-          <w:rFonts w:ascii="Times New Roman" w:eastAsia="Times New Roman" w:hAnsi="Times New Roman" w:cs="Times New Roman"/>
+          <w:rFonts w:ascii="Arial" w:eastAsia="Times New Roman" w:hAnsi="Arial" w:cs="Arial"/>
           <w:b/>
           <w:bCs/>
-          <w:sz w:val="36"/>
-          <w:szCs w:val="36"/>
+          <w:sz w:val="28"/>
+          <w:szCs w:val="28"/>
         </w:rPr>
         <w:t>Bezbednosni</w:t>
       </w:r>
       <w:proofErr w:type="spellEnd"/>
       <w:r>
         <w:rPr>
-          <w:rFonts w:ascii="Times New Roman" w:eastAsia="Times New Roman" w:hAnsi="Times New Roman" w:cs="Times New Roman"/>
+          <w:rFonts w:ascii="Arial" w:eastAsia="Times New Roman" w:hAnsi="Arial" w:cs="Arial"/>
           <w:b/>
           <w:bCs/>
-          <w:sz w:val="36"/>
-          <w:szCs w:val="36"/>
+          <w:sz w:val="28"/>
+          <w:szCs w:val="28"/>
         </w:rPr>
         <w:t xml:space="preserve"> </w:t>
       </w:r>
       <w:proofErr w:type="spellStart"/>
       <w:r>
         <w:rPr>
-          <w:rFonts w:ascii="Times New Roman" w:eastAsia="Times New Roman" w:hAnsi="Times New Roman" w:cs="Times New Roman"/>
+          <w:rFonts w:ascii="Arial" w:eastAsia="Times New Roman" w:hAnsi="Arial" w:cs="Arial"/>
           <w:b/>
           <w:bCs/>
-          <w:sz w:val="36"/>
-          <w:szCs w:val="36"/>
+          <w:sz w:val="28"/>
+          <w:szCs w:val="28"/>
         </w:rPr>
         <w:t>protokoli</w:t>
       </w:r>
@@ -5361,116 +5342,116 @@
         </w:numPr>
         <w:spacing w:before="100" w:beforeAutospacing="1" w:after="100" w:afterAutospacing="1" w:line="240" w:lineRule="auto"/>
         <w:rPr>
-          <w:rFonts w:ascii="Times New Roman" w:eastAsia="Times New Roman" w:hAnsi="Times New Roman" w:cs="Times New Roman"/>
-          <w:sz w:val="24"/>
-          <w:szCs w:val="24"/>
-        </w:rPr>
-      </w:pPr>
-      <w:r>
-        <w:rPr>
-          <w:rFonts w:ascii="Times New Roman" w:eastAsia="Times New Roman" w:hAnsi="Times New Roman" w:cs="Times New Roman"/>
+          <w:rFonts w:ascii="Arial" w:eastAsia="Times New Roman" w:hAnsi="Arial" w:cs="Arial"/>
+          <w:sz w:val="20"/>
+          <w:szCs w:val="20"/>
+        </w:rPr>
+      </w:pPr>
+      <w:r>
+        <w:rPr>
+          <w:rFonts w:ascii="Arial" w:eastAsia="Times New Roman" w:hAnsi="Arial" w:cs="Arial"/>
           <w:b/>
           <w:bCs/>
-          <w:sz w:val="24"/>
-          <w:szCs w:val="24"/>
+          <w:sz w:val="20"/>
+          <w:szCs w:val="20"/>
         </w:rPr>
         <w:t>Data Privacy:</w:t>
       </w:r>
       <w:r>
         <w:rPr>
-          <w:rFonts w:ascii="Times New Roman" w:eastAsia="Times New Roman" w:hAnsi="Times New Roman" w:cs="Times New Roman"/>
-          <w:sz w:val="24"/>
-          <w:szCs w:val="24"/>
+          <w:rFonts w:ascii="Arial" w:eastAsia="Times New Roman" w:hAnsi="Arial" w:cs="Arial"/>
+          <w:sz w:val="20"/>
+          <w:szCs w:val="20"/>
         </w:rPr>
         <w:t xml:space="preserve"> </w:t>
       </w:r>
       <w:proofErr w:type="spellStart"/>
       <w:r>
         <w:rPr>
-          <w:rFonts w:ascii="Times New Roman" w:eastAsia="Times New Roman" w:hAnsi="Times New Roman" w:cs="Times New Roman"/>
-          <w:sz w:val="24"/>
-          <w:szCs w:val="24"/>
+          <w:rFonts w:ascii="Arial" w:eastAsia="Times New Roman" w:hAnsi="Arial" w:cs="Arial"/>
+          <w:sz w:val="20"/>
+          <w:szCs w:val="20"/>
         </w:rPr>
         <w:t>Lozinke</w:t>
       </w:r>
       <w:proofErr w:type="spellEnd"/>
       <w:r>
         <w:rPr>
-          <w:rFonts w:ascii="Times New Roman" w:eastAsia="Times New Roman" w:hAnsi="Times New Roman" w:cs="Times New Roman"/>
-          <w:sz w:val="24"/>
-          <w:szCs w:val="24"/>
+          <w:rFonts w:ascii="Arial" w:eastAsia="Times New Roman" w:hAnsi="Arial" w:cs="Arial"/>
+          <w:sz w:val="20"/>
+          <w:szCs w:val="20"/>
         </w:rPr>
         <w:t xml:space="preserve"> se </w:t>
       </w:r>
       <w:proofErr w:type="spellStart"/>
       <w:r>
         <w:rPr>
-          <w:rFonts w:ascii="Times New Roman" w:eastAsia="Times New Roman" w:hAnsi="Times New Roman" w:cs="Times New Roman"/>
-          <w:sz w:val="24"/>
-          <w:szCs w:val="24"/>
+          <w:rFonts w:ascii="Arial" w:eastAsia="Times New Roman" w:hAnsi="Arial" w:cs="Arial"/>
+          <w:sz w:val="20"/>
+          <w:szCs w:val="20"/>
         </w:rPr>
         <w:t>skladište</w:t>
       </w:r>
       <w:proofErr w:type="spellEnd"/>
       <w:r>
         <w:rPr>
-          <w:rFonts w:ascii="Times New Roman" w:eastAsia="Times New Roman" w:hAnsi="Times New Roman" w:cs="Times New Roman"/>
-          <w:sz w:val="24"/>
-          <w:szCs w:val="24"/>
+          <w:rFonts w:ascii="Arial" w:eastAsia="Times New Roman" w:hAnsi="Arial" w:cs="Arial"/>
+          <w:sz w:val="20"/>
+          <w:szCs w:val="20"/>
         </w:rPr>
         <w:t xml:space="preserve"> </w:t>
       </w:r>
       <w:proofErr w:type="spellStart"/>
       <w:r>
         <w:rPr>
-          <w:rFonts w:ascii="Times New Roman" w:eastAsia="Times New Roman" w:hAnsi="Times New Roman" w:cs="Times New Roman"/>
-          <w:sz w:val="24"/>
-          <w:szCs w:val="24"/>
+          <w:rFonts w:ascii="Arial" w:eastAsia="Times New Roman" w:hAnsi="Arial" w:cs="Arial"/>
+          <w:sz w:val="20"/>
+          <w:szCs w:val="20"/>
         </w:rPr>
         <w:t>isključivo</w:t>
       </w:r>
       <w:proofErr w:type="spellEnd"/>
       <w:r>
         <w:rPr>
-          <w:rFonts w:ascii="Times New Roman" w:eastAsia="Times New Roman" w:hAnsi="Times New Roman" w:cs="Times New Roman"/>
-          <w:sz w:val="24"/>
-          <w:szCs w:val="24"/>
+          <w:rFonts w:ascii="Arial" w:eastAsia="Times New Roman" w:hAnsi="Arial" w:cs="Arial"/>
+          <w:sz w:val="20"/>
+          <w:szCs w:val="20"/>
         </w:rPr>
         <w:t xml:space="preserve"> </w:t>
       </w:r>
       <w:proofErr w:type="spellStart"/>
       <w:r>
         <w:rPr>
-          <w:rFonts w:ascii="Times New Roman" w:eastAsia="Times New Roman" w:hAnsi="Times New Roman" w:cs="Times New Roman"/>
-          <w:sz w:val="24"/>
-          <w:szCs w:val="24"/>
+          <w:rFonts w:ascii="Arial" w:eastAsia="Times New Roman" w:hAnsi="Arial" w:cs="Arial"/>
+          <w:sz w:val="20"/>
+          <w:szCs w:val="20"/>
         </w:rPr>
         <w:t>kao</w:t>
       </w:r>
       <w:proofErr w:type="spellEnd"/>
       <w:r>
         <w:rPr>
-          <w:rFonts w:ascii="Times New Roman" w:eastAsia="Times New Roman" w:hAnsi="Times New Roman" w:cs="Times New Roman"/>
-          <w:sz w:val="24"/>
-          <w:szCs w:val="24"/>
+          <w:rFonts w:ascii="Arial" w:eastAsia="Times New Roman" w:hAnsi="Arial" w:cs="Arial"/>
+          <w:sz w:val="20"/>
+          <w:szCs w:val="20"/>
         </w:rPr>
         <w:t xml:space="preserve"> hash </w:t>
       </w:r>
       <w:proofErr w:type="spellStart"/>
       <w:r>
         <w:rPr>
-          <w:rFonts w:ascii="Times New Roman" w:eastAsia="Times New Roman" w:hAnsi="Times New Roman" w:cs="Times New Roman"/>
-          <w:sz w:val="24"/>
-          <w:szCs w:val="24"/>
+          <w:rFonts w:ascii="Arial" w:eastAsia="Times New Roman" w:hAnsi="Arial" w:cs="Arial"/>
+          <w:sz w:val="20"/>
+          <w:szCs w:val="20"/>
         </w:rPr>
         <w:t>vrednosti</w:t>
       </w:r>
       <w:proofErr w:type="spellEnd"/>
       <w:r>
         <w:rPr>
-          <w:rFonts w:ascii="Times New Roman" w:eastAsia="Times New Roman" w:hAnsi="Times New Roman" w:cs="Times New Roman"/>
-          <w:sz w:val="24"/>
-          <w:szCs w:val="24"/>
+          <w:rFonts w:ascii="Arial" w:eastAsia="Times New Roman" w:hAnsi="Arial" w:cs="Arial"/>
+          <w:sz w:val="20"/>
+          <w:szCs w:val="20"/>
         </w:rPr>
         <w:t>.</w:t>
       </w:r>
@@ -5483,152 +5464,152 @@
         </w:numPr>
         <w:spacing w:before="100" w:beforeAutospacing="1" w:after="100" w:afterAutospacing="1" w:line="240" w:lineRule="auto"/>
         <w:rPr>
-          <w:rFonts w:ascii="Times New Roman" w:eastAsia="Times New Roman" w:hAnsi="Times New Roman" w:cs="Times New Roman"/>
-          <w:sz w:val="24"/>
-          <w:szCs w:val="24"/>
-        </w:rPr>
-      </w:pPr>
-      <w:r>
-        <w:rPr>
-          <w:rFonts w:ascii="Times New Roman" w:eastAsia="Times New Roman" w:hAnsi="Times New Roman" w:cs="Times New Roman"/>
+          <w:rFonts w:ascii="Arial" w:eastAsia="Times New Roman" w:hAnsi="Arial" w:cs="Arial"/>
+          <w:sz w:val="20"/>
+          <w:szCs w:val="20"/>
+        </w:rPr>
+      </w:pPr>
+      <w:r>
+        <w:rPr>
+          <w:rFonts w:ascii="Arial" w:eastAsia="Times New Roman" w:hAnsi="Arial" w:cs="Arial"/>
           <w:b/>
           <w:bCs/>
-          <w:sz w:val="24"/>
-          <w:szCs w:val="24"/>
+          <w:sz w:val="20"/>
+          <w:szCs w:val="20"/>
         </w:rPr>
         <w:t>API Security:</w:t>
       </w:r>
       <w:r>
         <w:rPr>
-          <w:rFonts w:ascii="Times New Roman" w:eastAsia="Times New Roman" w:hAnsi="Times New Roman" w:cs="Times New Roman"/>
-          <w:sz w:val="24"/>
-          <w:szCs w:val="24"/>
+          <w:rFonts w:ascii="Arial" w:eastAsia="Times New Roman" w:hAnsi="Arial" w:cs="Arial"/>
+          <w:sz w:val="20"/>
+          <w:szCs w:val="20"/>
         </w:rPr>
         <w:t xml:space="preserve"> </w:t>
       </w:r>
       <w:proofErr w:type="spellStart"/>
       <w:r>
         <w:rPr>
-          <w:rFonts w:ascii="Times New Roman" w:eastAsia="Times New Roman" w:hAnsi="Times New Roman" w:cs="Times New Roman"/>
-          <w:sz w:val="24"/>
-          <w:szCs w:val="24"/>
+          <w:rFonts w:ascii="Arial" w:eastAsia="Times New Roman" w:hAnsi="Arial" w:cs="Arial"/>
+          <w:sz w:val="20"/>
+          <w:szCs w:val="20"/>
         </w:rPr>
         <w:t>Implementirana</w:t>
       </w:r>
       <w:proofErr w:type="spellEnd"/>
       <w:r>
         <w:rPr>
-          <w:rFonts w:ascii="Times New Roman" w:eastAsia="Times New Roman" w:hAnsi="Times New Roman" w:cs="Times New Roman"/>
-          <w:sz w:val="24"/>
-          <w:szCs w:val="24"/>
+          <w:rFonts w:ascii="Arial" w:eastAsia="Times New Roman" w:hAnsi="Arial" w:cs="Arial"/>
+          <w:sz w:val="20"/>
+          <w:szCs w:val="20"/>
         </w:rPr>
         <w:t xml:space="preserve"> </w:t>
       </w:r>
       <w:proofErr w:type="spellStart"/>
       <w:r>
         <w:rPr>
-          <w:rFonts w:ascii="Times New Roman" w:eastAsia="Times New Roman" w:hAnsi="Times New Roman" w:cs="Times New Roman"/>
-          <w:sz w:val="24"/>
-          <w:szCs w:val="24"/>
+          <w:rFonts w:ascii="Arial" w:eastAsia="Times New Roman" w:hAnsi="Arial" w:cs="Arial"/>
+          <w:sz w:val="20"/>
+          <w:szCs w:val="20"/>
         </w:rPr>
         <w:t>validacija</w:t>
       </w:r>
       <w:proofErr w:type="spellEnd"/>
       <w:r>
         <w:rPr>
-          <w:rFonts w:ascii="Times New Roman" w:eastAsia="Times New Roman" w:hAnsi="Times New Roman" w:cs="Times New Roman"/>
-          <w:sz w:val="24"/>
-          <w:szCs w:val="24"/>
+          <w:rFonts w:ascii="Arial" w:eastAsia="Times New Roman" w:hAnsi="Arial" w:cs="Arial"/>
+          <w:sz w:val="20"/>
+          <w:szCs w:val="20"/>
         </w:rPr>
         <w:t xml:space="preserve"> </w:t>
       </w:r>
       <w:proofErr w:type="spellStart"/>
       <w:r>
         <w:rPr>
-          <w:rFonts w:ascii="Times New Roman" w:eastAsia="Times New Roman" w:hAnsi="Times New Roman" w:cs="Times New Roman"/>
-          <w:sz w:val="24"/>
-          <w:szCs w:val="24"/>
+          <w:rFonts w:ascii="Arial" w:eastAsia="Times New Roman" w:hAnsi="Arial" w:cs="Arial"/>
+          <w:sz w:val="20"/>
+          <w:szCs w:val="20"/>
         </w:rPr>
         <w:t>ulaza</w:t>
       </w:r>
       <w:proofErr w:type="spellEnd"/>
       <w:r>
         <w:rPr>
-          <w:rFonts w:ascii="Times New Roman" w:eastAsia="Times New Roman" w:hAnsi="Times New Roman" w:cs="Times New Roman"/>
-          <w:sz w:val="24"/>
-          <w:szCs w:val="24"/>
+          <w:rFonts w:ascii="Arial" w:eastAsia="Times New Roman" w:hAnsi="Arial" w:cs="Arial"/>
+          <w:sz w:val="20"/>
+          <w:szCs w:val="20"/>
         </w:rPr>
         <w:t xml:space="preserve"> </w:t>
       </w:r>
       <w:proofErr w:type="spellStart"/>
       <w:r>
         <w:rPr>
-          <w:rFonts w:ascii="Times New Roman" w:eastAsia="Times New Roman" w:hAnsi="Times New Roman" w:cs="Times New Roman"/>
-          <w:sz w:val="24"/>
-          <w:szCs w:val="24"/>
+          <w:rFonts w:ascii="Arial" w:eastAsia="Times New Roman" w:hAnsi="Arial" w:cs="Arial"/>
+          <w:sz w:val="20"/>
+          <w:szCs w:val="20"/>
         </w:rPr>
         <w:t>radi</w:t>
       </w:r>
       <w:proofErr w:type="spellEnd"/>
       <w:r>
         <w:rPr>
-          <w:rFonts w:ascii="Times New Roman" w:eastAsia="Times New Roman" w:hAnsi="Times New Roman" w:cs="Times New Roman"/>
-          <w:sz w:val="24"/>
-          <w:szCs w:val="24"/>
+          <w:rFonts w:ascii="Arial" w:eastAsia="Times New Roman" w:hAnsi="Arial" w:cs="Arial"/>
+          <w:sz w:val="20"/>
+          <w:szCs w:val="20"/>
         </w:rPr>
         <w:t xml:space="preserve"> </w:t>
       </w:r>
       <w:proofErr w:type="spellStart"/>
       <w:r>
         <w:rPr>
-          <w:rFonts w:ascii="Times New Roman" w:eastAsia="Times New Roman" w:hAnsi="Times New Roman" w:cs="Times New Roman"/>
-          <w:sz w:val="24"/>
-          <w:szCs w:val="24"/>
+          <w:rFonts w:ascii="Arial" w:eastAsia="Times New Roman" w:hAnsi="Arial" w:cs="Arial"/>
+          <w:sz w:val="20"/>
+          <w:szCs w:val="20"/>
         </w:rPr>
         <w:t>sprečavanja</w:t>
       </w:r>
       <w:proofErr w:type="spellEnd"/>
       <w:r>
         <w:rPr>
-          <w:rFonts w:ascii="Times New Roman" w:eastAsia="Times New Roman" w:hAnsi="Times New Roman" w:cs="Times New Roman"/>
-          <w:sz w:val="24"/>
-          <w:szCs w:val="24"/>
+          <w:rFonts w:ascii="Arial" w:eastAsia="Times New Roman" w:hAnsi="Arial" w:cs="Arial"/>
+          <w:sz w:val="20"/>
+          <w:szCs w:val="20"/>
         </w:rPr>
         <w:t xml:space="preserve"> SQL injection </w:t>
       </w:r>
       <w:proofErr w:type="spellStart"/>
       <w:r>
         <w:rPr>
-          <w:rFonts w:ascii="Times New Roman" w:eastAsia="Times New Roman" w:hAnsi="Times New Roman" w:cs="Times New Roman"/>
-          <w:sz w:val="24"/>
-          <w:szCs w:val="24"/>
+          <w:rFonts w:ascii="Arial" w:eastAsia="Times New Roman" w:hAnsi="Arial" w:cs="Arial"/>
+          <w:sz w:val="20"/>
+          <w:szCs w:val="20"/>
         </w:rPr>
         <w:t>i</w:t>
       </w:r>
       <w:proofErr w:type="spellEnd"/>
       <w:r>
         <w:rPr>
-          <w:rFonts w:ascii="Times New Roman" w:eastAsia="Times New Roman" w:hAnsi="Times New Roman" w:cs="Times New Roman"/>
-          <w:sz w:val="24"/>
-          <w:szCs w:val="24"/>
+          <w:rFonts w:ascii="Arial" w:eastAsia="Times New Roman" w:hAnsi="Arial" w:cs="Arial"/>
+          <w:sz w:val="20"/>
+          <w:szCs w:val="20"/>
         </w:rPr>
         <w:t xml:space="preserve"> XSS </w:t>
       </w:r>
       <w:proofErr w:type="spellStart"/>
       <w:r>
         <w:rPr>
-          <w:rFonts w:ascii="Times New Roman" w:eastAsia="Times New Roman" w:hAnsi="Times New Roman" w:cs="Times New Roman"/>
-          <w:sz w:val="24"/>
-          <w:szCs w:val="24"/>
+          <w:rFonts w:ascii="Arial" w:eastAsia="Times New Roman" w:hAnsi="Arial" w:cs="Arial"/>
+          <w:sz w:val="20"/>
+          <w:szCs w:val="20"/>
         </w:rPr>
         <w:t>napada</w:t>
       </w:r>
       <w:proofErr w:type="spellEnd"/>
       <w:r>
         <w:rPr>
-          <w:rFonts w:ascii="Times New Roman" w:eastAsia="Times New Roman" w:hAnsi="Times New Roman" w:cs="Times New Roman"/>
-          <w:sz w:val="24"/>
-          <w:szCs w:val="24"/>
+          <w:rFonts w:ascii="Arial" w:eastAsia="Times New Roman" w:hAnsi="Arial" w:cs="Arial"/>
+          <w:sz w:val="20"/>
+          <w:szCs w:val="20"/>
         </w:rPr>
         <w:t>.</w:t>
       </w:r>
@@ -5641,188 +5622,188 @@
         </w:numPr>
         <w:spacing w:before="100" w:beforeAutospacing="1" w:after="100" w:afterAutospacing="1" w:line="240" w:lineRule="auto"/>
         <w:rPr>
-          <w:rFonts w:ascii="Times New Roman" w:eastAsia="Times New Roman" w:hAnsi="Times New Roman" w:cs="Times New Roman"/>
-          <w:sz w:val="24"/>
-          <w:szCs w:val="24"/>
-        </w:rPr>
-      </w:pPr>
-      <w:r>
-        <w:rPr>
-          <w:rFonts w:ascii="Times New Roman" w:eastAsia="Times New Roman" w:hAnsi="Times New Roman" w:cs="Times New Roman"/>
+          <w:rFonts w:ascii="Arial" w:eastAsia="Times New Roman" w:hAnsi="Arial" w:cs="Arial"/>
+          <w:sz w:val="20"/>
+          <w:szCs w:val="20"/>
+        </w:rPr>
+      </w:pPr>
+      <w:r>
+        <w:rPr>
+          <w:rFonts w:ascii="Arial" w:eastAsia="Times New Roman" w:hAnsi="Arial" w:cs="Arial"/>
           <w:b/>
           <w:bCs/>
-          <w:sz w:val="24"/>
-          <w:szCs w:val="24"/>
+          <w:sz w:val="20"/>
+          <w:szCs w:val="20"/>
         </w:rPr>
         <w:t>Token Management:</w:t>
       </w:r>
       <w:r>
         <w:rPr>
-          <w:rFonts w:ascii="Times New Roman" w:eastAsia="Times New Roman" w:hAnsi="Times New Roman" w:cs="Times New Roman"/>
-          <w:sz w:val="24"/>
-          <w:szCs w:val="24"/>
+          <w:rFonts w:ascii="Arial" w:eastAsia="Times New Roman" w:hAnsi="Arial" w:cs="Arial"/>
+          <w:sz w:val="20"/>
+          <w:szCs w:val="20"/>
         </w:rPr>
         <w:t xml:space="preserve"> </w:t>
       </w:r>
       <w:proofErr w:type="spellStart"/>
       <w:r>
         <w:rPr>
-          <w:rFonts w:ascii="Times New Roman" w:eastAsia="Times New Roman" w:hAnsi="Times New Roman" w:cs="Times New Roman"/>
-          <w:sz w:val="24"/>
-          <w:szCs w:val="24"/>
+          <w:rFonts w:ascii="Arial" w:eastAsia="Times New Roman" w:hAnsi="Arial" w:cs="Arial"/>
+          <w:sz w:val="20"/>
+          <w:szCs w:val="20"/>
         </w:rPr>
         <w:t>Korišćenje</w:t>
       </w:r>
       <w:proofErr w:type="spellEnd"/>
       <w:r>
         <w:rPr>
-          <w:rFonts w:ascii="Times New Roman" w:eastAsia="Times New Roman" w:hAnsi="Times New Roman" w:cs="Times New Roman"/>
-          <w:sz w:val="24"/>
-          <w:szCs w:val="24"/>
+          <w:rFonts w:ascii="Arial" w:eastAsia="Times New Roman" w:hAnsi="Arial" w:cs="Arial"/>
+          <w:sz w:val="20"/>
+          <w:szCs w:val="20"/>
         </w:rPr>
         <w:t xml:space="preserve"> Refresh </w:t>
       </w:r>
       <w:proofErr w:type="spellStart"/>
       <w:r>
         <w:rPr>
-          <w:rFonts w:ascii="Times New Roman" w:eastAsia="Times New Roman" w:hAnsi="Times New Roman" w:cs="Times New Roman"/>
-          <w:sz w:val="24"/>
-          <w:szCs w:val="24"/>
+          <w:rFonts w:ascii="Arial" w:eastAsia="Times New Roman" w:hAnsi="Arial" w:cs="Arial"/>
+          <w:sz w:val="20"/>
+          <w:szCs w:val="20"/>
         </w:rPr>
         <w:t>Tokena</w:t>
       </w:r>
       <w:proofErr w:type="spellEnd"/>
       <w:r>
         <w:rPr>
-          <w:rFonts w:ascii="Times New Roman" w:eastAsia="Times New Roman" w:hAnsi="Times New Roman" w:cs="Times New Roman"/>
-          <w:sz w:val="24"/>
-          <w:szCs w:val="24"/>
+          <w:rFonts w:ascii="Arial" w:eastAsia="Times New Roman" w:hAnsi="Arial" w:cs="Arial"/>
+          <w:sz w:val="20"/>
+          <w:szCs w:val="20"/>
         </w:rPr>
         <w:t xml:space="preserve"> </w:t>
       </w:r>
       <w:proofErr w:type="spellStart"/>
       <w:r>
         <w:rPr>
-          <w:rFonts w:ascii="Times New Roman" w:eastAsia="Times New Roman" w:hAnsi="Times New Roman" w:cs="Times New Roman"/>
-          <w:sz w:val="24"/>
-          <w:szCs w:val="24"/>
+          <w:rFonts w:ascii="Arial" w:eastAsia="Times New Roman" w:hAnsi="Arial" w:cs="Arial"/>
+          <w:sz w:val="20"/>
+          <w:szCs w:val="20"/>
         </w:rPr>
         <w:t>omogućava</w:t>
       </w:r>
       <w:proofErr w:type="spellEnd"/>
       <w:r>
         <w:rPr>
-          <w:rFonts w:ascii="Times New Roman" w:eastAsia="Times New Roman" w:hAnsi="Times New Roman" w:cs="Times New Roman"/>
-          <w:sz w:val="24"/>
-          <w:szCs w:val="24"/>
+          <w:rFonts w:ascii="Arial" w:eastAsia="Times New Roman" w:hAnsi="Arial" w:cs="Arial"/>
+          <w:sz w:val="20"/>
+          <w:szCs w:val="20"/>
         </w:rPr>
         <w:t xml:space="preserve"> </w:t>
       </w:r>
       <w:proofErr w:type="spellStart"/>
       <w:r>
         <w:rPr>
-          <w:rFonts w:ascii="Times New Roman" w:eastAsia="Times New Roman" w:hAnsi="Times New Roman" w:cs="Times New Roman"/>
-          <w:sz w:val="24"/>
-          <w:szCs w:val="24"/>
+          <w:rFonts w:ascii="Arial" w:eastAsia="Times New Roman" w:hAnsi="Arial" w:cs="Arial"/>
+          <w:sz w:val="20"/>
+          <w:szCs w:val="20"/>
         </w:rPr>
         <w:t>korisnicima</w:t>
       </w:r>
       <w:proofErr w:type="spellEnd"/>
       <w:r>
         <w:rPr>
-          <w:rFonts w:ascii="Times New Roman" w:eastAsia="Times New Roman" w:hAnsi="Times New Roman" w:cs="Times New Roman"/>
-          <w:sz w:val="24"/>
-          <w:szCs w:val="24"/>
+          <w:rFonts w:ascii="Arial" w:eastAsia="Times New Roman" w:hAnsi="Arial" w:cs="Arial"/>
+          <w:sz w:val="20"/>
+          <w:szCs w:val="20"/>
         </w:rPr>
         <w:t xml:space="preserve"> </w:t>
       </w:r>
       <w:proofErr w:type="spellStart"/>
       <w:r>
         <w:rPr>
-          <w:rFonts w:ascii="Times New Roman" w:eastAsia="Times New Roman" w:hAnsi="Times New Roman" w:cs="Times New Roman"/>
-          <w:sz w:val="24"/>
-          <w:szCs w:val="24"/>
+          <w:rFonts w:ascii="Arial" w:eastAsia="Times New Roman" w:hAnsi="Arial" w:cs="Arial"/>
+          <w:sz w:val="20"/>
+          <w:szCs w:val="20"/>
         </w:rPr>
         <w:t>dugu</w:t>
       </w:r>
       <w:proofErr w:type="spellEnd"/>
       <w:r>
         <w:rPr>
-          <w:rFonts w:ascii="Times New Roman" w:eastAsia="Times New Roman" w:hAnsi="Times New Roman" w:cs="Times New Roman"/>
-          <w:sz w:val="24"/>
-          <w:szCs w:val="24"/>
+          <w:rFonts w:ascii="Arial" w:eastAsia="Times New Roman" w:hAnsi="Arial" w:cs="Arial"/>
+          <w:sz w:val="20"/>
+          <w:szCs w:val="20"/>
         </w:rPr>
         <w:t xml:space="preserve"> </w:t>
       </w:r>
       <w:proofErr w:type="spellStart"/>
       <w:r>
         <w:rPr>
-          <w:rFonts w:ascii="Times New Roman" w:eastAsia="Times New Roman" w:hAnsi="Times New Roman" w:cs="Times New Roman"/>
-          <w:sz w:val="24"/>
-          <w:szCs w:val="24"/>
+          <w:rFonts w:ascii="Arial" w:eastAsia="Times New Roman" w:hAnsi="Arial" w:cs="Arial"/>
+          <w:sz w:val="20"/>
+          <w:szCs w:val="20"/>
         </w:rPr>
         <w:t>prijavljenost</w:t>
       </w:r>
       <w:proofErr w:type="spellEnd"/>
       <w:r>
         <w:rPr>
-          <w:rFonts w:ascii="Times New Roman" w:eastAsia="Times New Roman" w:hAnsi="Times New Roman" w:cs="Times New Roman"/>
-          <w:sz w:val="24"/>
-          <w:szCs w:val="24"/>
+          <w:rFonts w:ascii="Arial" w:eastAsia="Times New Roman" w:hAnsi="Arial" w:cs="Arial"/>
+          <w:sz w:val="20"/>
+          <w:szCs w:val="20"/>
         </w:rPr>
         <w:t xml:space="preserve"> bez </w:t>
       </w:r>
       <w:proofErr w:type="spellStart"/>
       <w:r>
         <w:rPr>
-          <w:rFonts w:ascii="Times New Roman" w:eastAsia="Times New Roman" w:hAnsi="Times New Roman" w:cs="Times New Roman"/>
-          <w:sz w:val="24"/>
-          <w:szCs w:val="24"/>
+          <w:rFonts w:ascii="Arial" w:eastAsia="Times New Roman" w:hAnsi="Arial" w:cs="Arial"/>
+          <w:sz w:val="20"/>
+          <w:szCs w:val="20"/>
         </w:rPr>
         <w:t>ugrožavanja</w:t>
       </w:r>
       <w:proofErr w:type="spellEnd"/>
       <w:r>
         <w:rPr>
-          <w:rFonts w:ascii="Times New Roman" w:eastAsia="Times New Roman" w:hAnsi="Times New Roman" w:cs="Times New Roman"/>
-          <w:sz w:val="24"/>
-          <w:szCs w:val="24"/>
+          <w:rFonts w:ascii="Arial" w:eastAsia="Times New Roman" w:hAnsi="Arial" w:cs="Arial"/>
+          <w:sz w:val="20"/>
+          <w:szCs w:val="20"/>
         </w:rPr>
         <w:t xml:space="preserve"> </w:t>
       </w:r>
       <w:proofErr w:type="spellStart"/>
       <w:r>
         <w:rPr>
-          <w:rFonts w:ascii="Times New Roman" w:eastAsia="Times New Roman" w:hAnsi="Times New Roman" w:cs="Times New Roman"/>
-          <w:sz w:val="24"/>
-          <w:szCs w:val="24"/>
+          <w:rFonts w:ascii="Arial" w:eastAsia="Times New Roman" w:hAnsi="Arial" w:cs="Arial"/>
+          <w:sz w:val="20"/>
+          <w:szCs w:val="20"/>
         </w:rPr>
         <w:t>primarnih</w:t>
       </w:r>
       <w:proofErr w:type="spellEnd"/>
       <w:r>
         <w:rPr>
-          <w:rFonts w:ascii="Times New Roman" w:eastAsia="Times New Roman" w:hAnsi="Times New Roman" w:cs="Times New Roman"/>
-          <w:sz w:val="24"/>
-          <w:szCs w:val="24"/>
+          <w:rFonts w:ascii="Arial" w:eastAsia="Times New Roman" w:hAnsi="Arial" w:cs="Arial"/>
+          <w:sz w:val="20"/>
+          <w:szCs w:val="20"/>
         </w:rPr>
         <w:t xml:space="preserve"> </w:t>
       </w:r>
       <w:proofErr w:type="spellStart"/>
       <w:r>
         <w:rPr>
-          <w:rFonts w:ascii="Times New Roman" w:eastAsia="Times New Roman" w:hAnsi="Times New Roman" w:cs="Times New Roman"/>
-          <w:sz w:val="24"/>
-          <w:szCs w:val="24"/>
+          <w:rFonts w:ascii="Arial" w:eastAsia="Times New Roman" w:hAnsi="Arial" w:cs="Arial"/>
+          <w:sz w:val="20"/>
+          <w:szCs w:val="20"/>
         </w:rPr>
         <w:t>akreditiva</w:t>
       </w:r>
       <w:proofErr w:type="spellEnd"/>
       <w:r>
         <w:rPr>
-          <w:rFonts w:ascii="Times New Roman" w:eastAsia="Times New Roman" w:hAnsi="Times New Roman" w:cs="Times New Roman"/>
-          <w:sz w:val="24"/>
-          <w:szCs w:val="24"/>
+          <w:rFonts w:ascii="Arial" w:eastAsia="Times New Roman" w:hAnsi="Arial" w:cs="Arial"/>
+          <w:sz w:val="20"/>
+          <w:szCs w:val="20"/>
         </w:rPr>
         <w:t>.</w:t>
       </w:r>
@@ -5832,53 +5813,54 @@
         <w:spacing w:before="100" w:beforeAutospacing="1" w:after="100" w:afterAutospacing="1" w:line="240" w:lineRule="auto"/>
         <w:outlineLvl w:val="1"/>
         <w:rPr>
-          <w:rFonts w:ascii="Times New Roman" w:eastAsia="Times New Roman" w:hAnsi="Times New Roman" w:cs="Times New Roman"/>
+          <w:rFonts w:ascii="Arial" w:eastAsia="Times New Roman" w:hAnsi="Arial" w:cs="Arial"/>
           <w:b/>
           <w:bCs/>
-          <w:sz w:val="36"/>
-          <w:szCs w:val="36"/>
-        </w:rPr>
-      </w:pPr>
-      <w:r>
-        <w:rPr>
-          <w:rFonts w:ascii="Times New Roman" w:eastAsia="Times New Roman" w:hAnsi="Times New Roman" w:cs="Times New Roman"/>
+          <w:sz w:val="28"/>
+          <w:szCs w:val="28"/>
+        </w:rPr>
+      </w:pPr>
+      <w:r>
+        <w:rPr>
+          <w:rFonts w:ascii="Arial" w:eastAsia="Times New Roman" w:hAnsi="Arial" w:cs="Arial"/>
           <w:b/>
           <w:bCs/>
-          <w:sz w:val="36"/>
-          <w:szCs w:val="36"/>
-        </w:rPr>
+          <w:sz w:val="28"/>
+          <w:szCs w:val="28"/>
+        </w:rPr>
+        <w:lastRenderedPageBreak/>
         <w:t xml:space="preserve">7. Plan </w:t>
       </w:r>
       <w:proofErr w:type="spellStart"/>
       <w:r>
         <w:rPr>
-          <w:rFonts w:ascii="Times New Roman" w:eastAsia="Times New Roman" w:hAnsi="Times New Roman" w:cs="Times New Roman"/>
+          <w:rFonts w:ascii="Arial" w:eastAsia="Times New Roman" w:hAnsi="Arial" w:cs="Arial"/>
           <w:b/>
           <w:bCs/>
-          <w:sz w:val="36"/>
-          <w:szCs w:val="36"/>
+          <w:sz w:val="28"/>
+          <w:szCs w:val="28"/>
         </w:rPr>
         <w:t>budućeg</w:t>
       </w:r>
       <w:proofErr w:type="spellEnd"/>
       <w:r>
         <w:rPr>
-          <w:rFonts w:ascii="Times New Roman" w:eastAsia="Times New Roman" w:hAnsi="Times New Roman" w:cs="Times New Roman"/>
+          <w:rFonts w:ascii="Arial" w:eastAsia="Times New Roman" w:hAnsi="Arial" w:cs="Arial"/>
           <w:b/>
           <w:bCs/>
-          <w:sz w:val="36"/>
-          <w:szCs w:val="36"/>
+          <w:sz w:val="28"/>
+          <w:szCs w:val="28"/>
         </w:rPr>
         <w:t xml:space="preserve"> </w:t>
       </w:r>
       <w:proofErr w:type="spellStart"/>
       <w:r>
         <w:rPr>
-          <w:rFonts w:ascii="Times New Roman" w:eastAsia="Times New Roman" w:hAnsi="Times New Roman" w:cs="Times New Roman"/>
+          <w:rFonts w:ascii="Arial" w:eastAsia="Times New Roman" w:hAnsi="Arial" w:cs="Arial"/>
           <w:b/>
           <w:bCs/>
-          <w:sz w:val="36"/>
-          <w:szCs w:val="36"/>
+          <w:sz w:val="28"/>
+          <w:szCs w:val="28"/>
         </w:rPr>
         <w:t>razvoja</w:t>
       </w:r>
@@ -5892,188 +5874,188 @@
         </w:numPr>
         <w:spacing w:before="100" w:beforeAutospacing="1" w:after="100" w:afterAutospacing="1" w:line="240" w:lineRule="auto"/>
         <w:rPr>
-          <w:rFonts w:ascii="Times New Roman" w:eastAsia="Times New Roman" w:hAnsi="Times New Roman" w:cs="Times New Roman"/>
-          <w:sz w:val="24"/>
-          <w:szCs w:val="24"/>
-        </w:rPr>
-      </w:pPr>
-      <w:r>
-        <w:rPr>
-          <w:rFonts w:ascii="Times New Roman" w:eastAsia="Times New Roman" w:hAnsi="Times New Roman" w:cs="Times New Roman"/>
+          <w:rFonts w:ascii="Arial" w:eastAsia="Times New Roman" w:hAnsi="Arial" w:cs="Arial"/>
+          <w:sz w:val="20"/>
+          <w:szCs w:val="20"/>
+        </w:rPr>
+      </w:pPr>
+      <w:r>
+        <w:rPr>
+          <w:rFonts w:ascii="Arial" w:eastAsia="Times New Roman" w:hAnsi="Arial" w:cs="Arial"/>
           <w:b/>
           <w:bCs/>
-          <w:sz w:val="24"/>
-          <w:szCs w:val="24"/>
+          <w:sz w:val="20"/>
+          <w:szCs w:val="20"/>
         </w:rPr>
         <w:t>Dark Mode:</w:t>
       </w:r>
       <w:r>
         <w:rPr>
-          <w:rFonts w:ascii="Times New Roman" w:eastAsia="Times New Roman" w:hAnsi="Times New Roman" w:cs="Times New Roman"/>
-          <w:sz w:val="24"/>
-          <w:szCs w:val="24"/>
+          <w:rFonts w:ascii="Arial" w:eastAsia="Times New Roman" w:hAnsi="Arial" w:cs="Arial"/>
+          <w:sz w:val="20"/>
+          <w:szCs w:val="20"/>
         </w:rPr>
         <w:t xml:space="preserve"> </w:t>
       </w:r>
       <w:proofErr w:type="spellStart"/>
       <w:r>
         <w:rPr>
-          <w:rFonts w:ascii="Times New Roman" w:eastAsia="Times New Roman" w:hAnsi="Times New Roman" w:cs="Times New Roman"/>
-          <w:sz w:val="24"/>
-          <w:szCs w:val="24"/>
+          <w:rFonts w:ascii="Arial" w:eastAsia="Times New Roman" w:hAnsi="Arial" w:cs="Arial"/>
+          <w:sz w:val="20"/>
+          <w:szCs w:val="20"/>
         </w:rPr>
         <w:t>Implementacija</w:t>
       </w:r>
       <w:proofErr w:type="spellEnd"/>
       <w:r>
         <w:rPr>
-          <w:rFonts w:ascii="Times New Roman" w:eastAsia="Times New Roman" w:hAnsi="Times New Roman" w:cs="Times New Roman"/>
-          <w:sz w:val="24"/>
-          <w:szCs w:val="24"/>
+          <w:rFonts w:ascii="Arial" w:eastAsia="Times New Roman" w:hAnsi="Arial" w:cs="Arial"/>
+          <w:sz w:val="20"/>
+          <w:szCs w:val="20"/>
         </w:rPr>
         <w:t xml:space="preserve"> </w:t>
       </w:r>
       <w:proofErr w:type="spellStart"/>
       <w:r>
         <w:rPr>
-          <w:rFonts w:ascii="Times New Roman" w:eastAsia="Times New Roman" w:hAnsi="Times New Roman" w:cs="Times New Roman"/>
-          <w:sz w:val="24"/>
-          <w:szCs w:val="24"/>
+          <w:rFonts w:ascii="Arial" w:eastAsia="Times New Roman" w:hAnsi="Arial" w:cs="Arial"/>
+          <w:sz w:val="20"/>
+          <w:szCs w:val="20"/>
         </w:rPr>
         <w:t>tamne</w:t>
       </w:r>
       <w:proofErr w:type="spellEnd"/>
       <w:r>
         <w:rPr>
-          <w:rFonts w:ascii="Times New Roman" w:eastAsia="Times New Roman" w:hAnsi="Times New Roman" w:cs="Times New Roman"/>
-          <w:sz w:val="24"/>
-          <w:szCs w:val="24"/>
+          <w:rFonts w:ascii="Arial" w:eastAsia="Times New Roman" w:hAnsi="Arial" w:cs="Arial"/>
+          <w:sz w:val="20"/>
+          <w:szCs w:val="20"/>
         </w:rPr>
         <w:t xml:space="preserve"> </w:t>
       </w:r>
       <w:proofErr w:type="spellStart"/>
       <w:r>
         <w:rPr>
-          <w:rFonts w:ascii="Times New Roman" w:eastAsia="Times New Roman" w:hAnsi="Times New Roman" w:cs="Times New Roman"/>
-          <w:sz w:val="24"/>
-          <w:szCs w:val="24"/>
+          <w:rFonts w:ascii="Arial" w:eastAsia="Times New Roman" w:hAnsi="Arial" w:cs="Arial"/>
+          <w:sz w:val="20"/>
+          <w:szCs w:val="20"/>
         </w:rPr>
         <w:t>teme</w:t>
       </w:r>
       <w:proofErr w:type="spellEnd"/>
       <w:r>
         <w:rPr>
-          <w:rFonts w:ascii="Times New Roman" w:eastAsia="Times New Roman" w:hAnsi="Times New Roman" w:cs="Times New Roman"/>
-          <w:sz w:val="24"/>
-          <w:szCs w:val="24"/>
+          <w:rFonts w:ascii="Arial" w:eastAsia="Times New Roman" w:hAnsi="Arial" w:cs="Arial"/>
+          <w:sz w:val="20"/>
+          <w:szCs w:val="20"/>
         </w:rPr>
         <w:t xml:space="preserve"> za </w:t>
       </w:r>
       <w:proofErr w:type="spellStart"/>
       <w:r>
         <w:rPr>
-          <w:rFonts w:ascii="Times New Roman" w:eastAsia="Times New Roman" w:hAnsi="Times New Roman" w:cs="Times New Roman"/>
-          <w:sz w:val="24"/>
-          <w:szCs w:val="24"/>
+          <w:rFonts w:ascii="Arial" w:eastAsia="Times New Roman" w:hAnsi="Arial" w:cs="Arial"/>
+          <w:sz w:val="20"/>
+          <w:szCs w:val="20"/>
         </w:rPr>
         <w:t>poboljšano</w:t>
       </w:r>
       <w:proofErr w:type="spellEnd"/>
       <w:r>
         <w:rPr>
-          <w:rFonts w:ascii="Times New Roman" w:eastAsia="Times New Roman" w:hAnsi="Times New Roman" w:cs="Times New Roman"/>
-          <w:sz w:val="24"/>
-          <w:szCs w:val="24"/>
+          <w:rFonts w:ascii="Arial" w:eastAsia="Times New Roman" w:hAnsi="Arial" w:cs="Arial"/>
+          <w:sz w:val="20"/>
+          <w:szCs w:val="20"/>
         </w:rPr>
         <w:t xml:space="preserve"> </w:t>
       </w:r>
       <w:proofErr w:type="spellStart"/>
       <w:r>
         <w:rPr>
-          <w:rFonts w:ascii="Times New Roman" w:eastAsia="Times New Roman" w:hAnsi="Times New Roman" w:cs="Times New Roman"/>
-          <w:sz w:val="24"/>
-          <w:szCs w:val="24"/>
+          <w:rFonts w:ascii="Arial" w:eastAsia="Times New Roman" w:hAnsi="Arial" w:cs="Arial"/>
+          <w:sz w:val="20"/>
+          <w:szCs w:val="20"/>
         </w:rPr>
         <w:t>korisničko</w:t>
       </w:r>
       <w:proofErr w:type="spellEnd"/>
       <w:r>
         <w:rPr>
-          <w:rFonts w:ascii="Times New Roman" w:eastAsia="Times New Roman" w:hAnsi="Times New Roman" w:cs="Times New Roman"/>
-          <w:sz w:val="24"/>
-          <w:szCs w:val="24"/>
+          <w:rFonts w:ascii="Arial" w:eastAsia="Times New Roman" w:hAnsi="Arial" w:cs="Arial"/>
+          <w:sz w:val="20"/>
+          <w:szCs w:val="20"/>
         </w:rPr>
         <w:t xml:space="preserve"> </w:t>
       </w:r>
       <w:proofErr w:type="spellStart"/>
       <w:r>
         <w:rPr>
-          <w:rFonts w:ascii="Times New Roman" w:eastAsia="Times New Roman" w:hAnsi="Times New Roman" w:cs="Times New Roman"/>
-          <w:sz w:val="24"/>
-          <w:szCs w:val="24"/>
+          <w:rFonts w:ascii="Arial" w:eastAsia="Times New Roman" w:hAnsi="Arial" w:cs="Arial"/>
+          <w:sz w:val="20"/>
+          <w:szCs w:val="20"/>
         </w:rPr>
         <w:t>iskustvo</w:t>
       </w:r>
       <w:proofErr w:type="spellEnd"/>
       <w:r>
         <w:rPr>
-          <w:rFonts w:ascii="Times New Roman" w:eastAsia="Times New Roman" w:hAnsi="Times New Roman" w:cs="Times New Roman"/>
-          <w:sz w:val="24"/>
-          <w:szCs w:val="24"/>
+          <w:rFonts w:ascii="Arial" w:eastAsia="Times New Roman" w:hAnsi="Arial" w:cs="Arial"/>
+          <w:sz w:val="20"/>
+          <w:szCs w:val="20"/>
         </w:rPr>
         <w:t xml:space="preserve"> u </w:t>
       </w:r>
       <w:proofErr w:type="spellStart"/>
       <w:r>
         <w:rPr>
-          <w:rFonts w:ascii="Times New Roman" w:eastAsia="Times New Roman" w:hAnsi="Times New Roman" w:cs="Times New Roman"/>
-          <w:sz w:val="24"/>
-          <w:szCs w:val="24"/>
+          <w:rFonts w:ascii="Arial" w:eastAsia="Times New Roman" w:hAnsi="Arial" w:cs="Arial"/>
+          <w:sz w:val="20"/>
+          <w:szCs w:val="20"/>
         </w:rPr>
         <w:t>uslovima</w:t>
       </w:r>
       <w:proofErr w:type="spellEnd"/>
       <w:r>
         <w:rPr>
-          <w:rFonts w:ascii="Times New Roman" w:eastAsia="Times New Roman" w:hAnsi="Times New Roman" w:cs="Times New Roman"/>
-          <w:sz w:val="24"/>
-          <w:szCs w:val="24"/>
+          <w:rFonts w:ascii="Arial" w:eastAsia="Times New Roman" w:hAnsi="Arial" w:cs="Arial"/>
+          <w:sz w:val="20"/>
+          <w:szCs w:val="20"/>
         </w:rPr>
         <w:t xml:space="preserve"> </w:t>
       </w:r>
       <w:proofErr w:type="spellStart"/>
       <w:r>
         <w:rPr>
-          <w:rFonts w:ascii="Times New Roman" w:eastAsia="Times New Roman" w:hAnsi="Times New Roman" w:cs="Times New Roman"/>
-          <w:sz w:val="24"/>
-          <w:szCs w:val="24"/>
+          <w:rFonts w:ascii="Arial" w:eastAsia="Times New Roman" w:hAnsi="Arial" w:cs="Arial"/>
+          <w:sz w:val="20"/>
+          <w:szCs w:val="20"/>
         </w:rPr>
         <w:t>slabog</w:t>
       </w:r>
       <w:proofErr w:type="spellEnd"/>
       <w:r>
         <w:rPr>
-          <w:rFonts w:ascii="Times New Roman" w:eastAsia="Times New Roman" w:hAnsi="Times New Roman" w:cs="Times New Roman"/>
-          <w:sz w:val="24"/>
-          <w:szCs w:val="24"/>
+          <w:rFonts w:ascii="Arial" w:eastAsia="Times New Roman" w:hAnsi="Arial" w:cs="Arial"/>
+          <w:sz w:val="20"/>
+          <w:szCs w:val="20"/>
         </w:rPr>
         <w:t xml:space="preserve"> </w:t>
       </w:r>
       <w:proofErr w:type="spellStart"/>
       <w:r>
         <w:rPr>
-          <w:rFonts w:ascii="Times New Roman" w:eastAsia="Times New Roman" w:hAnsi="Times New Roman" w:cs="Times New Roman"/>
-          <w:sz w:val="24"/>
-          <w:szCs w:val="24"/>
+          <w:rFonts w:ascii="Arial" w:eastAsia="Times New Roman" w:hAnsi="Arial" w:cs="Arial"/>
+          <w:sz w:val="20"/>
+          <w:szCs w:val="20"/>
         </w:rPr>
         <w:t>osvetljenja</w:t>
       </w:r>
       <w:proofErr w:type="spellEnd"/>
       <w:r>
         <w:rPr>
-          <w:rFonts w:ascii="Times New Roman" w:eastAsia="Times New Roman" w:hAnsi="Times New Roman" w:cs="Times New Roman"/>
-          <w:sz w:val="24"/>
-          <w:szCs w:val="24"/>
+          <w:rFonts w:ascii="Arial" w:eastAsia="Times New Roman" w:hAnsi="Arial" w:cs="Arial"/>
+          <w:sz w:val="20"/>
+          <w:szCs w:val="20"/>
         </w:rPr>
         <w:t>.</w:t>
       </w:r>
@@ -6086,228 +6068,228 @@
         </w:numPr>
         <w:spacing w:before="100" w:beforeAutospacing="1" w:after="100" w:afterAutospacing="1" w:line="240" w:lineRule="auto"/>
         <w:rPr>
-          <w:rFonts w:ascii="Times New Roman" w:eastAsia="Times New Roman" w:hAnsi="Times New Roman" w:cs="Times New Roman"/>
-          <w:sz w:val="24"/>
-          <w:szCs w:val="24"/>
-        </w:rPr>
-      </w:pPr>
-      <w:r>
-        <w:rPr>
-          <w:rFonts w:ascii="Times New Roman" w:eastAsia="Times New Roman" w:hAnsi="Times New Roman" w:cs="Times New Roman"/>
+          <w:rFonts w:ascii="Arial" w:eastAsia="Times New Roman" w:hAnsi="Arial" w:cs="Arial"/>
+          <w:sz w:val="20"/>
+          <w:szCs w:val="20"/>
+        </w:rPr>
+      </w:pPr>
+      <w:r>
+        <w:rPr>
+          <w:rFonts w:ascii="Arial" w:eastAsia="Times New Roman" w:hAnsi="Arial" w:cs="Arial"/>
           <w:b/>
           <w:bCs/>
-          <w:sz w:val="24"/>
-          <w:szCs w:val="24"/>
+          <w:sz w:val="20"/>
+          <w:szCs w:val="20"/>
         </w:rPr>
         <w:t xml:space="preserve">AI </w:t>
       </w:r>
       <w:proofErr w:type="spellStart"/>
       <w:r>
         <w:rPr>
-          <w:rFonts w:ascii="Times New Roman" w:eastAsia="Times New Roman" w:hAnsi="Times New Roman" w:cs="Times New Roman"/>
+          <w:rFonts w:ascii="Arial" w:eastAsia="Times New Roman" w:hAnsi="Arial" w:cs="Arial"/>
           <w:b/>
           <w:bCs/>
-          <w:sz w:val="24"/>
-          <w:szCs w:val="24"/>
+          <w:sz w:val="20"/>
+          <w:szCs w:val="20"/>
         </w:rPr>
         <w:t>Asistent</w:t>
       </w:r>
       <w:proofErr w:type="spellEnd"/>
       <w:r>
         <w:rPr>
-          <w:rFonts w:ascii="Times New Roman" w:eastAsia="Times New Roman" w:hAnsi="Times New Roman" w:cs="Times New Roman"/>
+          <w:rFonts w:ascii="Arial" w:eastAsia="Times New Roman" w:hAnsi="Arial" w:cs="Arial"/>
           <w:b/>
           <w:bCs/>
-          <w:sz w:val="24"/>
-          <w:szCs w:val="24"/>
+          <w:sz w:val="20"/>
+          <w:szCs w:val="20"/>
         </w:rPr>
         <w:t>:</w:t>
       </w:r>
       <w:r>
         <w:rPr>
-          <w:rFonts w:ascii="Times New Roman" w:eastAsia="Times New Roman" w:hAnsi="Times New Roman" w:cs="Times New Roman"/>
-          <w:sz w:val="24"/>
-          <w:szCs w:val="24"/>
+          <w:rFonts w:ascii="Arial" w:eastAsia="Times New Roman" w:hAnsi="Arial" w:cs="Arial"/>
+          <w:sz w:val="20"/>
+          <w:szCs w:val="20"/>
         </w:rPr>
         <w:t xml:space="preserve"> </w:t>
       </w:r>
       <w:proofErr w:type="spellStart"/>
       <w:r>
         <w:rPr>
-          <w:rFonts w:ascii="Times New Roman" w:eastAsia="Times New Roman" w:hAnsi="Times New Roman" w:cs="Times New Roman"/>
-          <w:sz w:val="24"/>
-          <w:szCs w:val="24"/>
+          <w:rFonts w:ascii="Arial" w:eastAsia="Times New Roman" w:hAnsi="Arial" w:cs="Arial"/>
+          <w:sz w:val="20"/>
+          <w:szCs w:val="20"/>
         </w:rPr>
         <w:t>Integracija</w:t>
       </w:r>
       <w:proofErr w:type="spellEnd"/>
       <w:r>
         <w:rPr>
-          <w:rFonts w:ascii="Times New Roman" w:eastAsia="Times New Roman" w:hAnsi="Times New Roman" w:cs="Times New Roman"/>
-          <w:sz w:val="24"/>
-          <w:szCs w:val="24"/>
+          <w:rFonts w:ascii="Arial" w:eastAsia="Times New Roman" w:hAnsi="Arial" w:cs="Arial"/>
+          <w:sz w:val="20"/>
+          <w:szCs w:val="20"/>
         </w:rPr>
         <w:t xml:space="preserve"> </w:t>
       </w:r>
       <w:proofErr w:type="spellStart"/>
       <w:r>
         <w:rPr>
-          <w:rFonts w:ascii="Times New Roman" w:eastAsia="Times New Roman" w:hAnsi="Times New Roman" w:cs="Times New Roman"/>
-          <w:sz w:val="24"/>
-          <w:szCs w:val="24"/>
+          <w:rFonts w:ascii="Arial" w:eastAsia="Times New Roman" w:hAnsi="Arial" w:cs="Arial"/>
+          <w:sz w:val="20"/>
+          <w:szCs w:val="20"/>
         </w:rPr>
         <w:t>inteligentnog</w:t>
       </w:r>
       <w:proofErr w:type="spellEnd"/>
       <w:r>
         <w:rPr>
-          <w:rFonts w:ascii="Times New Roman" w:eastAsia="Times New Roman" w:hAnsi="Times New Roman" w:cs="Times New Roman"/>
-          <w:sz w:val="24"/>
-          <w:szCs w:val="24"/>
+          <w:rFonts w:ascii="Arial" w:eastAsia="Times New Roman" w:hAnsi="Arial" w:cs="Arial"/>
+          <w:sz w:val="20"/>
+          <w:szCs w:val="20"/>
         </w:rPr>
         <w:t xml:space="preserve"> </w:t>
       </w:r>
       <w:proofErr w:type="spellStart"/>
       <w:r>
         <w:rPr>
-          <w:rFonts w:ascii="Times New Roman" w:eastAsia="Times New Roman" w:hAnsi="Times New Roman" w:cs="Times New Roman"/>
-          <w:sz w:val="24"/>
-          <w:szCs w:val="24"/>
+          <w:rFonts w:ascii="Arial" w:eastAsia="Times New Roman" w:hAnsi="Arial" w:cs="Arial"/>
+          <w:sz w:val="20"/>
+          <w:szCs w:val="20"/>
         </w:rPr>
         <w:t>asistenta</w:t>
       </w:r>
       <w:proofErr w:type="spellEnd"/>
       <w:r>
         <w:rPr>
-          <w:rFonts w:ascii="Times New Roman" w:eastAsia="Times New Roman" w:hAnsi="Times New Roman" w:cs="Times New Roman"/>
-          <w:sz w:val="24"/>
-          <w:szCs w:val="24"/>
+          <w:rFonts w:ascii="Arial" w:eastAsia="Times New Roman" w:hAnsi="Arial" w:cs="Arial"/>
+          <w:sz w:val="20"/>
+          <w:szCs w:val="20"/>
         </w:rPr>
         <w:t xml:space="preserve"> za </w:t>
       </w:r>
       <w:proofErr w:type="spellStart"/>
       <w:r>
         <w:rPr>
-          <w:rFonts w:ascii="Times New Roman" w:eastAsia="Times New Roman" w:hAnsi="Times New Roman" w:cs="Times New Roman"/>
-          <w:sz w:val="24"/>
-          <w:szCs w:val="24"/>
+          <w:rFonts w:ascii="Arial" w:eastAsia="Times New Roman" w:hAnsi="Arial" w:cs="Arial"/>
+          <w:sz w:val="20"/>
+          <w:szCs w:val="20"/>
         </w:rPr>
         <w:t>brzu</w:t>
       </w:r>
       <w:proofErr w:type="spellEnd"/>
       <w:r>
         <w:rPr>
-          <w:rFonts w:ascii="Times New Roman" w:eastAsia="Times New Roman" w:hAnsi="Times New Roman" w:cs="Times New Roman"/>
-          <w:sz w:val="24"/>
-          <w:szCs w:val="24"/>
+          <w:rFonts w:ascii="Arial" w:eastAsia="Times New Roman" w:hAnsi="Arial" w:cs="Arial"/>
+          <w:sz w:val="20"/>
+          <w:szCs w:val="20"/>
         </w:rPr>
         <w:t xml:space="preserve"> </w:t>
       </w:r>
       <w:proofErr w:type="spellStart"/>
       <w:r>
         <w:rPr>
-          <w:rFonts w:ascii="Times New Roman" w:eastAsia="Times New Roman" w:hAnsi="Times New Roman" w:cs="Times New Roman"/>
-          <w:sz w:val="24"/>
-          <w:szCs w:val="24"/>
+          <w:rFonts w:ascii="Arial" w:eastAsia="Times New Roman" w:hAnsi="Arial" w:cs="Arial"/>
+          <w:sz w:val="20"/>
+          <w:szCs w:val="20"/>
         </w:rPr>
         <w:t>pretragu</w:t>
       </w:r>
       <w:proofErr w:type="spellEnd"/>
       <w:r>
         <w:rPr>
-          <w:rFonts w:ascii="Times New Roman" w:eastAsia="Times New Roman" w:hAnsi="Times New Roman" w:cs="Times New Roman"/>
-          <w:sz w:val="24"/>
-          <w:szCs w:val="24"/>
+          <w:rFonts w:ascii="Arial" w:eastAsia="Times New Roman" w:hAnsi="Arial" w:cs="Arial"/>
+          <w:sz w:val="20"/>
+          <w:szCs w:val="20"/>
         </w:rPr>
         <w:t xml:space="preserve"> </w:t>
       </w:r>
       <w:proofErr w:type="spellStart"/>
       <w:r>
         <w:rPr>
-          <w:rFonts w:ascii="Times New Roman" w:eastAsia="Times New Roman" w:hAnsi="Times New Roman" w:cs="Times New Roman"/>
-          <w:sz w:val="24"/>
-          <w:szCs w:val="24"/>
+          <w:rFonts w:ascii="Arial" w:eastAsia="Times New Roman" w:hAnsi="Arial" w:cs="Arial"/>
+          <w:sz w:val="20"/>
+          <w:szCs w:val="20"/>
         </w:rPr>
         <w:t>materijala</w:t>
       </w:r>
       <w:proofErr w:type="spellEnd"/>
       <w:r>
         <w:rPr>
-          <w:rFonts w:ascii="Times New Roman" w:eastAsia="Times New Roman" w:hAnsi="Times New Roman" w:cs="Times New Roman"/>
-          <w:sz w:val="24"/>
-          <w:szCs w:val="24"/>
+          <w:rFonts w:ascii="Arial" w:eastAsia="Times New Roman" w:hAnsi="Arial" w:cs="Arial"/>
+          <w:sz w:val="20"/>
+          <w:szCs w:val="20"/>
         </w:rPr>
         <w:t xml:space="preserve"> </w:t>
       </w:r>
       <w:proofErr w:type="spellStart"/>
       <w:r>
         <w:rPr>
-          <w:rFonts w:ascii="Times New Roman" w:eastAsia="Times New Roman" w:hAnsi="Times New Roman" w:cs="Times New Roman"/>
-          <w:sz w:val="24"/>
-          <w:szCs w:val="24"/>
+          <w:rFonts w:ascii="Arial" w:eastAsia="Times New Roman" w:hAnsi="Arial" w:cs="Arial"/>
+          <w:sz w:val="20"/>
+          <w:szCs w:val="20"/>
         </w:rPr>
         <w:t>i</w:t>
       </w:r>
       <w:proofErr w:type="spellEnd"/>
       <w:r>
         <w:rPr>
-          <w:rFonts w:ascii="Times New Roman" w:eastAsia="Times New Roman" w:hAnsi="Times New Roman" w:cs="Times New Roman"/>
-          <w:sz w:val="24"/>
-          <w:szCs w:val="24"/>
+          <w:rFonts w:ascii="Arial" w:eastAsia="Times New Roman" w:hAnsi="Arial" w:cs="Arial"/>
+          <w:sz w:val="20"/>
+          <w:szCs w:val="20"/>
         </w:rPr>
         <w:t xml:space="preserve"> </w:t>
       </w:r>
       <w:proofErr w:type="spellStart"/>
       <w:r>
         <w:rPr>
-          <w:rFonts w:ascii="Times New Roman" w:eastAsia="Times New Roman" w:hAnsi="Times New Roman" w:cs="Times New Roman"/>
-          <w:sz w:val="24"/>
-          <w:szCs w:val="24"/>
+          <w:rFonts w:ascii="Arial" w:eastAsia="Times New Roman" w:hAnsi="Arial" w:cs="Arial"/>
+          <w:sz w:val="20"/>
+          <w:szCs w:val="20"/>
         </w:rPr>
         <w:t>automatizovanu</w:t>
       </w:r>
       <w:proofErr w:type="spellEnd"/>
       <w:r>
         <w:rPr>
-          <w:rFonts w:ascii="Times New Roman" w:eastAsia="Times New Roman" w:hAnsi="Times New Roman" w:cs="Times New Roman"/>
-          <w:sz w:val="24"/>
-          <w:szCs w:val="24"/>
+          <w:rFonts w:ascii="Arial" w:eastAsia="Times New Roman" w:hAnsi="Arial" w:cs="Arial"/>
+          <w:sz w:val="20"/>
+          <w:szCs w:val="20"/>
         </w:rPr>
         <w:t xml:space="preserve"> </w:t>
       </w:r>
       <w:proofErr w:type="spellStart"/>
       <w:r>
         <w:rPr>
-          <w:rFonts w:ascii="Times New Roman" w:eastAsia="Times New Roman" w:hAnsi="Times New Roman" w:cs="Times New Roman"/>
-          <w:sz w:val="24"/>
-          <w:szCs w:val="24"/>
+          <w:rFonts w:ascii="Arial" w:eastAsia="Times New Roman" w:hAnsi="Arial" w:cs="Arial"/>
+          <w:sz w:val="20"/>
+          <w:szCs w:val="20"/>
         </w:rPr>
         <w:t>podršku</w:t>
       </w:r>
       <w:proofErr w:type="spellEnd"/>
       <w:r>
         <w:rPr>
-          <w:rFonts w:ascii="Times New Roman" w:eastAsia="Times New Roman" w:hAnsi="Times New Roman" w:cs="Times New Roman"/>
-          <w:sz w:val="24"/>
-          <w:szCs w:val="24"/>
+          <w:rFonts w:ascii="Arial" w:eastAsia="Times New Roman" w:hAnsi="Arial" w:cs="Arial"/>
+          <w:sz w:val="20"/>
+          <w:szCs w:val="20"/>
         </w:rPr>
         <w:t xml:space="preserve"> </w:t>
       </w:r>
       <w:proofErr w:type="spellStart"/>
       <w:r>
         <w:rPr>
-          <w:rFonts w:ascii="Times New Roman" w:eastAsia="Times New Roman" w:hAnsi="Times New Roman" w:cs="Times New Roman"/>
-          <w:sz w:val="24"/>
-          <w:szCs w:val="24"/>
+          <w:rFonts w:ascii="Arial" w:eastAsia="Times New Roman" w:hAnsi="Arial" w:cs="Arial"/>
+          <w:sz w:val="20"/>
+          <w:szCs w:val="20"/>
         </w:rPr>
         <w:t>korisnicima</w:t>
       </w:r>
       <w:proofErr w:type="spellEnd"/>
       <w:r>
         <w:rPr>
-          <w:rFonts w:ascii="Times New Roman" w:eastAsia="Times New Roman" w:hAnsi="Times New Roman" w:cs="Times New Roman"/>
-          <w:sz w:val="24"/>
-          <w:szCs w:val="24"/>
+          <w:rFonts w:ascii="Arial" w:eastAsia="Times New Roman" w:hAnsi="Arial" w:cs="Arial"/>
+          <w:sz w:val="20"/>
+          <w:szCs w:val="20"/>
         </w:rPr>
         <w:t>.</w:t>
       </w:r>
@@ -6320,260 +6302,260 @@
         </w:numPr>
         <w:spacing w:before="100" w:beforeAutospacing="1" w:after="100" w:afterAutospacing="1" w:line="240" w:lineRule="auto"/>
         <w:rPr>
-          <w:rFonts w:ascii="Times New Roman" w:eastAsia="Times New Roman" w:hAnsi="Times New Roman" w:cs="Times New Roman"/>
-          <w:sz w:val="24"/>
-          <w:szCs w:val="24"/>
-        </w:rPr>
-      </w:pPr>
-      <w:r>
-        <w:rPr>
-          <w:rFonts w:ascii="Times New Roman" w:eastAsia="Times New Roman" w:hAnsi="Times New Roman" w:cs="Times New Roman"/>
+          <w:rFonts w:ascii="Arial" w:eastAsia="Times New Roman" w:hAnsi="Arial" w:cs="Arial"/>
+          <w:sz w:val="20"/>
+          <w:szCs w:val="20"/>
+        </w:rPr>
+      </w:pPr>
+      <w:r>
+        <w:rPr>
+          <w:rFonts w:ascii="Arial" w:eastAsia="Times New Roman" w:hAnsi="Arial" w:cs="Arial"/>
           <w:b/>
           <w:bCs/>
-          <w:sz w:val="24"/>
-          <w:szCs w:val="24"/>
+          <w:sz w:val="20"/>
+          <w:szCs w:val="20"/>
         </w:rPr>
         <w:t>Mobile App:</w:t>
       </w:r>
       <w:r>
         <w:rPr>
-          <w:rFonts w:ascii="Times New Roman" w:eastAsia="Times New Roman" w:hAnsi="Times New Roman" w:cs="Times New Roman"/>
-          <w:sz w:val="24"/>
-          <w:szCs w:val="24"/>
+          <w:rFonts w:ascii="Arial" w:eastAsia="Times New Roman" w:hAnsi="Arial" w:cs="Arial"/>
+          <w:sz w:val="20"/>
+          <w:szCs w:val="20"/>
         </w:rPr>
         <w:t xml:space="preserve"> </w:t>
       </w:r>
       <w:proofErr w:type="spellStart"/>
       <w:r>
         <w:rPr>
-          <w:rFonts w:ascii="Times New Roman" w:eastAsia="Times New Roman" w:hAnsi="Times New Roman" w:cs="Times New Roman"/>
-          <w:sz w:val="24"/>
-          <w:szCs w:val="24"/>
+          <w:rFonts w:ascii="Arial" w:eastAsia="Times New Roman" w:hAnsi="Arial" w:cs="Arial"/>
+          <w:sz w:val="20"/>
+          <w:szCs w:val="20"/>
         </w:rPr>
         <w:t>Razvoj</w:t>
       </w:r>
       <w:proofErr w:type="spellEnd"/>
       <w:r>
         <w:rPr>
-          <w:rFonts w:ascii="Times New Roman" w:eastAsia="Times New Roman" w:hAnsi="Times New Roman" w:cs="Times New Roman"/>
-          <w:sz w:val="24"/>
-          <w:szCs w:val="24"/>
+          <w:rFonts w:ascii="Arial" w:eastAsia="Times New Roman" w:hAnsi="Arial" w:cs="Arial"/>
+          <w:sz w:val="20"/>
+          <w:szCs w:val="20"/>
         </w:rPr>
         <w:t xml:space="preserve"> </w:t>
       </w:r>
       <w:proofErr w:type="spellStart"/>
       <w:r>
         <w:rPr>
-          <w:rFonts w:ascii="Times New Roman" w:eastAsia="Times New Roman" w:hAnsi="Times New Roman" w:cs="Times New Roman"/>
-          <w:sz w:val="24"/>
-          <w:szCs w:val="24"/>
+          <w:rFonts w:ascii="Arial" w:eastAsia="Times New Roman" w:hAnsi="Arial" w:cs="Arial"/>
+          <w:sz w:val="20"/>
+          <w:szCs w:val="20"/>
         </w:rPr>
         <w:t>nativne</w:t>
       </w:r>
       <w:proofErr w:type="spellEnd"/>
       <w:r>
         <w:rPr>
-          <w:rFonts w:ascii="Times New Roman" w:eastAsia="Times New Roman" w:hAnsi="Times New Roman" w:cs="Times New Roman"/>
-          <w:sz w:val="24"/>
-          <w:szCs w:val="24"/>
+          <w:rFonts w:ascii="Arial" w:eastAsia="Times New Roman" w:hAnsi="Arial" w:cs="Arial"/>
+          <w:sz w:val="20"/>
+          <w:szCs w:val="20"/>
         </w:rPr>
         <w:t xml:space="preserve"> </w:t>
       </w:r>
       <w:proofErr w:type="spellStart"/>
       <w:r>
         <w:rPr>
-          <w:rFonts w:ascii="Times New Roman" w:eastAsia="Times New Roman" w:hAnsi="Times New Roman" w:cs="Times New Roman"/>
-          <w:sz w:val="24"/>
-          <w:szCs w:val="24"/>
+          <w:rFonts w:ascii="Arial" w:eastAsia="Times New Roman" w:hAnsi="Arial" w:cs="Arial"/>
+          <w:sz w:val="20"/>
+          <w:szCs w:val="20"/>
         </w:rPr>
         <w:t>mobilne</w:t>
       </w:r>
       <w:proofErr w:type="spellEnd"/>
       <w:r>
         <w:rPr>
-          <w:rFonts w:ascii="Times New Roman" w:eastAsia="Times New Roman" w:hAnsi="Times New Roman" w:cs="Times New Roman"/>
-          <w:sz w:val="24"/>
-          <w:szCs w:val="24"/>
+          <w:rFonts w:ascii="Arial" w:eastAsia="Times New Roman" w:hAnsi="Arial" w:cs="Arial"/>
+          <w:sz w:val="20"/>
+          <w:szCs w:val="20"/>
         </w:rPr>
         <w:t xml:space="preserve"> </w:t>
       </w:r>
       <w:proofErr w:type="spellStart"/>
       <w:r>
         <w:rPr>
-          <w:rFonts w:ascii="Times New Roman" w:eastAsia="Times New Roman" w:hAnsi="Times New Roman" w:cs="Times New Roman"/>
-          <w:sz w:val="24"/>
-          <w:szCs w:val="24"/>
+          <w:rFonts w:ascii="Arial" w:eastAsia="Times New Roman" w:hAnsi="Arial" w:cs="Arial"/>
+          <w:sz w:val="20"/>
+          <w:szCs w:val="20"/>
         </w:rPr>
         <w:t>aplikacije</w:t>
       </w:r>
       <w:proofErr w:type="spellEnd"/>
       <w:r>
         <w:rPr>
-          <w:rFonts w:ascii="Times New Roman" w:eastAsia="Times New Roman" w:hAnsi="Times New Roman" w:cs="Times New Roman"/>
-          <w:sz w:val="24"/>
-          <w:szCs w:val="24"/>
+          <w:rFonts w:ascii="Arial" w:eastAsia="Times New Roman" w:hAnsi="Arial" w:cs="Arial"/>
+          <w:sz w:val="20"/>
+          <w:szCs w:val="20"/>
         </w:rPr>
         <w:t xml:space="preserve"> za </w:t>
       </w:r>
       <w:proofErr w:type="spellStart"/>
       <w:r>
         <w:rPr>
-          <w:rFonts w:ascii="Times New Roman" w:eastAsia="Times New Roman" w:hAnsi="Times New Roman" w:cs="Times New Roman"/>
-          <w:sz w:val="24"/>
-          <w:szCs w:val="24"/>
+          <w:rFonts w:ascii="Arial" w:eastAsia="Times New Roman" w:hAnsi="Arial" w:cs="Arial"/>
+          <w:sz w:val="20"/>
+          <w:szCs w:val="20"/>
         </w:rPr>
         <w:t>lakši</w:t>
       </w:r>
       <w:proofErr w:type="spellEnd"/>
       <w:r>
         <w:rPr>
-          <w:rFonts w:ascii="Times New Roman" w:eastAsia="Times New Roman" w:hAnsi="Times New Roman" w:cs="Times New Roman"/>
-          <w:sz w:val="24"/>
-          <w:szCs w:val="24"/>
+          <w:rFonts w:ascii="Arial" w:eastAsia="Times New Roman" w:hAnsi="Arial" w:cs="Arial"/>
+          <w:sz w:val="20"/>
+          <w:szCs w:val="20"/>
         </w:rPr>
         <w:t xml:space="preserve"> </w:t>
       </w:r>
       <w:proofErr w:type="spellStart"/>
       <w:r>
         <w:rPr>
-          <w:rFonts w:ascii="Times New Roman" w:eastAsia="Times New Roman" w:hAnsi="Times New Roman" w:cs="Times New Roman"/>
-          <w:sz w:val="24"/>
-          <w:szCs w:val="24"/>
+          <w:rFonts w:ascii="Arial" w:eastAsia="Times New Roman" w:hAnsi="Arial" w:cs="Arial"/>
+          <w:sz w:val="20"/>
+          <w:szCs w:val="20"/>
         </w:rPr>
         <w:t>pristup</w:t>
       </w:r>
       <w:proofErr w:type="spellEnd"/>
       <w:r>
         <w:rPr>
-          <w:rFonts w:ascii="Times New Roman" w:eastAsia="Times New Roman" w:hAnsi="Times New Roman" w:cs="Times New Roman"/>
-          <w:sz w:val="24"/>
-          <w:szCs w:val="24"/>
+          <w:rFonts w:ascii="Arial" w:eastAsia="Times New Roman" w:hAnsi="Arial" w:cs="Arial"/>
+          <w:sz w:val="20"/>
+          <w:szCs w:val="20"/>
         </w:rPr>
         <w:t xml:space="preserve"> </w:t>
       </w:r>
       <w:proofErr w:type="spellStart"/>
       <w:r>
         <w:rPr>
-          <w:rFonts w:ascii="Times New Roman" w:eastAsia="Times New Roman" w:hAnsi="Times New Roman" w:cs="Times New Roman"/>
-          <w:sz w:val="24"/>
-          <w:szCs w:val="24"/>
+          <w:rFonts w:ascii="Arial" w:eastAsia="Times New Roman" w:hAnsi="Arial" w:cs="Arial"/>
+          <w:sz w:val="20"/>
+          <w:szCs w:val="20"/>
         </w:rPr>
         <w:t>platformi</w:t>
       </w:r>
       <w:proofErr w:type="spellEnd"/>
       <w:r>
         <w:rPr>
-          <w:rFonts w:ascii="Times New Roman" w:eastAsia="Times New Roman" w:hAnsi="Times New Roman" w:cs="Times New Roman"/>
-          <w:sz w:val="24"/>
-          <w:szCs w:val="24"/>
+          <w:rFonts w:ascii="Arial" w:eastAsia="Times New Roman" w:hAnsi="Arial" w:cs="Arial"/>
+          <w:sz w:val="20"/>
+          <w:szCs w:val="20"/>
         </w:rPr>
         <w:t xml:space="preserve"> </w:t>
       </w:r>
       <w:proofErr w:type="spellStart"/>
       <w:r>
         <w:rPr>
-          <w:rFonts w:ascii="Times New Roman" w:eastAsia="Times New Roman" w:hAnsi="Times New Roman" w:cs="Times New Roman"/>
-          <w:sz w:val="24"/>
-          <w:szCs w:val="24"/>
+          <w:rFonts w:ascii="Arial" w:eastAsia="Times New Roman" w:hAnsi="Arial" w:cs="Arial"/>
+          <w:sz w:val="20"/>
+          <w:szCs w:val="20"/>
         </w:rPr>
         <w:t>i</w:t>
       </w:r>
       <w:proofErr w:type="spellEnd"/>
       <w:r>
         <w:rPr>
-          <w:rFonts w:ascii="Times New Roman" w:eastAsia="Times New Roman" w:hAnsi="Times New Roman" w:cs="Times New Roman"/>
-          <w:sz w:val="24"/>
-          <w:szCs w:val="24"/>
+          <w:rFonts w:ascii="Arial" w:eastAsia="Times New Roman" w:hAnsi="Arial" w:cs="Arial"/>
+          <w:sz w:val="20"/>
+          <w:szCs w:val="20"/>
         </w:rPr>
         <w:t xml:space="preserve"> </w:t>
       </w:r>
       <w:proofErr w:type="spellStart"/>
       <w:r>
         <w:rPr>
-          <w:rFonts w:ascii="Times New Roman" w:eastAsia="Times New Roman" w:hAnsi="Times New Roman" w:cs="Times New Roman"/>
-          <w:sz w:val="24"/>
-          <w:szCs w:val="24"/>
+          <w:rFonts w:ascii="Arial" w:eastAsia="Times New Roman" w:hAnsi="Arial" w:cs="Arial"/>
+          <w:sz w:val="20"/>
+          <w:szCs w:val="20"/>
         </w:rPr>
         <w:t>trenutne</w:t>
       </w:r>
       <w:proofErr w:type="spellEnd"/>
       <w:r>
         <w:rPr>
-          <w:rFonts w:ascii="Times New Roman" w:eastAsia="Times New Roman" w:hAnsi="Times New Roman" w:cs="Times New Roman"/>
-          <w:sz w:val="24"/>
-          <w:szCs w:val="24"/>
+          <w:rFonts w:ascii="Arial" w:eastAsia="Times New Roman" w:hAnsi="Arial" w:cs="Arial"/>
+          <w:sz w:val="20"/>
+          <w:szCs w:val="20"/>
         </w:rPr>
         <w:t xml:space="preserve"> </w:t>
       </w:r>
       <w:proofErr w:type="spellStart"/>
       <w:r>
         <w:rPr>
-          <w:rFonts w:ascii="Times New Roman" w:eastAsia="Times New Roman" w:hAnsi="Times New Roman" w:cs="Times New Roman"/>
-          <w:sz w:val="24"/>
-          <w:szCs w:val="24"/>
+          <w:rFonts w:ascii="Arial" w:eastAsia="Times New Roman" w:hAnsi="Arial" w:cs="Arial"/>
+          <w:sz w:val="20"/>
+          <w:szCs w:val="20"/>
         </w:rPr>
         <w:t>notifikacije</w:t>
       </w:r>
       <w:proofErr w:type="spellEnd"/>
       <w:r>
         <w:rPr>
-          <w:rFonts w:ascii="Times New Roman" w:eastAsia="Times New Roman" w:hAnsi="Times New Roman" w:cs="Times New Roman"/>
-          <w:sz w:val="24"/>
-          <w:szCs w:val="24"/>
+          <w:rFonts w:ascii="Arial" w:eastAsia="Times New Roman" w:hAnsi="Arial" w:cs="Arial"/>
+          <w:sz w:val="20"/>
+          <w:szCs w:val="20"/>
         </w:rPr>
         <w:t xml:space="preserve"> </w:t>
       </w:r>
       <w:proofErr w:type="spellStart"/>
       <w:r>
         <w:rPr>
-          <w:rFonts w:ascii="Times New Roman" w:eastAsia="Times New Roman" w:hAnsi="Times New Roman" w:cs="Times New Roman"/>
-          <w:sz w:val="24"/>
-          <w:szCs w:val="24"/>
+          <w:rFonts w:ascii="Arial" w:eastAsia="Times New Roman" w:hAnsi="Arial" w:cs="Arial"/>
+          <w:sz w:val="20"/>
+          <w:szCs w:val="20"/>
         </w:rPr>
         <w:t>na</w:t>
       </w:r>
       <w:proofErr w:type="spellEnd"/>
       <w:r>
         <w:rPr>
-          <w:rFonts w:ascii="Times New Roman" w:eastAsia="Times New Roman" w:hAnsi="Times New Roman" w:cs="Times New Roman"/>
-          <w:sz w:val="24"/>
-          <w:szCs w:val="24"/>
+          <w:rFonts w:ascii="Arial" w:eastAsia="Times New Roman" w:hAnsi="Arial" w:cs="Arial"/>
+          <w:sz w:val="20"/>
+          <w:szCs w:val="20"/>
         </w:rPr>
         <w:t xml:space="preserve"> </w:t>
       </w:r>
       <w:proofErr w:type="spellStart"/>
       <w:r>
         <w:rPr>
-          <w:rFonts w:ascii="Times New Roman" w:eastAsia="Times New Roman" w:hAnsi="Times New Roman" w:cs="Times New Roman"/>
-          <w:sz w:val="24"/>
-          <w:szCs w:val="24"/>
+          <w:rFonts w:ascii="Arial" w:eastAsia="Times New Roman" w:hAnsi="Arial" w:cs="Arial"/>
+          <w:sz w:val="20"/>
+          <w:szCs w:val="20"/>
         </w:rPr>
         <w:t>pametnim</w:t>
       </w:r>
       <w:proofErr w:type="spellEnd"/>
       <w:r>
         <w:rPr>
-          <w:rFonts w:ascii="Times New Roman" w:eastAsia="Times New Roman" w:hAnsi="Times New Roman" w:cs="Times New Roman"/>
-          <w:sz w:val="24"/>
-          <w:szCs w:val="24"/>
+          <w:rFonts w:ascii="Arial" w:eastAsia="Times New Roman" w:hAnsi="Arial" w:cs="Arial"/>
+          <w:sz w:val="20"/>
+          <w:szCs w:val="20"/>
         </w:rPr>
         <w:t xml:space="preserve"> </w:t>
       </w:r>
       <w:proofErr w:type="spellStart"/>
       <w:r>
         <w:rPr>
-          <w:rFonts w:ascii="Times New Roman" w:eastAsia="Times New Roman" w:hAnsi="Times New Roman" w:cs="Times New Roman"/>
-          <w:sz w:val="24"/>
-          <w:szCs w:val="24"/>
+          <w:rFonts w:ascii="Arial" w:eastAsia="Times New Roman" w:hAnsi="Arial" w:cs="Arial"/>
+          <w:sz w:val="20"/>
+          <w:szCs w:val="20"/>
         </w:rPr>
         <w:t>uređajima</w:t>
       </w:r>
       <w:proofErr w:type="spellEnd"/>
       <w:r>
         <w:rPr>
-          <w:rFonts w:ascii="Times New Roman" w:eastAsia="Times New Roman" w:hAnsi="Times New Roman" w:cs="Times New Roman"/>
-          <w:sz w:val="24"/>
-          <w:szCs w:val="24"/>
+          <w:rFonts w:ascii="Arial" w:eastAsia="Times New Roman" w:hAnsi="Arial" w:cs="Arial"/>
+          <w:sz w:val="20"/>
+          <w:szCs w:val="20"/>
         </w:rPr>
         <w:t>.</w:t>
       </w:r>
@@ -6583,31 +6565,31 @@
         <w:spacing w:before="100" w:beforeAutospacing="1" w:after="100" w:afterAutospacing="1" w:line="240" w:lineRule="auto"/>
         <w:ind w:left="360"/>
         <w:rPr>
-          <w:rFonts w:ascii="Times New Roman" w:eastAsia="Times New Roman" w:hAnsi="Times New Roman" w:cs="Times New Roman"/>
+          <w:rFonts w:ascii="Arial" w:eastAsia="Times New Roman" w:hAnsi="Arial" w:cs="Arial"/>
           <w:b/>
           <w:bCs/>
-          <w:sz w:val="36"/>
-          <w:szCs w:val="36"/>
-        </w:rPr>
-      </w:pPr>
-      <w:r>
-        <w:rPr>
-          <w:rFonts w:ascii="Times New Roman" w:eastAsia="Times New Roman" w:hAnsi="Times New Roman" w:cs="Times New Roman"/>
+          <w:sz w:val="28"/>
+          <w:szCs w:val="28"/>
+        </w:rPr>
+      </w:pPr>
+      <w:r>
+        <w:rPr>
+          <w:rFonts w:ascii="Arial" w:eastAsia="Times New Roman" w:hAnsi="Arial" w:cs="Arial"/>
           <w:b/>
           <w:bCs/>
-          <w:sz w:val="36"/>
-          <w:szCs w:val="36"/>
+          <w:sz w:val="28"/>
+          <w:szCs w:val="28"/>
         </w:rPr>
         <w:t xml:space="preserve">8. </w:t>
       </w:r>
       <w:proofErr w:type="spellStart"/>
       <w:r>
         <w:rPr>
-          <w:rFonts w:ascii="Times New Roman" w:eastAsia="Times New Roman" w:hAnsi="Times New Roman" w:cs="Times New Roman"/>
+          <w:rFonts w:ascii="Arial" w:eastAsia="Times New Roman" w:hAnsi="Arial" w:cs="Arial"/>
           <w:b/>
           <w:bCs/>
-          <w:sz w:val="36"/>
-          <w:szCs w:val="36"/>
+          <w:sz w:val="28"/>
+          <w:szCs w:val="28"/>
         </w:rPr>
         <w:t>Zaključak</w:t>
       </w:r>
@@ -6618,422 +6600,422 @@
         <w:spacing w:before="100" w:beforeAutospacing="1" w:after="100" w:afterAutospacing="1" w:line="240" w:lineRule="auto"/>
         <w:ind w:left="360"/>
         <w:rPr>
-          <w:rFonts w:ascii="Times New Roman" w:eastAsia="Times New Roman" w:hAnsi="Times New Roman" w:cs="Times New Roman"/>
-          <w:sz w:val="24"/>
-          <w:szCs w:val="24"/>
-        </w:rPr>
-      </w:pPr>
-      <w:proofErr w:type="spellStart"/>
-      <w:r>
-        <w:rPr>
-          <w:rFonts w:ascii="Times New Roman" w:eastAsia="Times New Roman" w:hAnsi="Times New Roman" w:cs="Times New Roman"/>
-          <w:sz w:val="24"/>
-          <w:szCs w:val="24"/>
+          <w:rFonts w:ascii="Arial" w:eastAsia="Times New Roman" w:hAnsi="Arial" w:cs="Arial"/>
+          <w:sz w:val="20"/>
+          <w:szCs w:val="20"/>
+        </w:rPr>
+      </w:pPr>
+      <w:proofErr w:type="spellStart"/>
+      <w:r>
+        <w:rPr>
+          <w:rFonts w:ascii="Arial" w:eastAsia="Times New Roman" w:hAnsi="Arial" w:cs="Arial"/>
+          <w:sz w:val="20"/>
+          <w:szCs w:val="20"/>
         </w:rPr>
         <w:t>EduShare</w:t>
       </w:r>
       <w:proofErr w:type="spellEnd"/>
       <w:r>
         <w:rPr>
-          <w:rFonts w:ascii="Times New Roman" w:eastAsia="Times New Roman" w:hAnsi="Times New Roman" w:cs="Times New Roman"/>
-          <w:sz w:val="24"/>
-          <w:szCs w:val="24"/>
+          <w:rFonts w:ascii="Arial" w:eastAsia="Times New Roman" w:hAnsi="Arial" w:cs="Arial"/>
+          <w:sz w:val="20"/>
+          <w:szCs w:val="20"/>
         </w:rPr>
         <w:t xml:space="preserve"> </w:t>
       </w:r>
       <w:proofErr w:type="spellStart"/>
       <w:r>
         <w:rPr>
-          <w:rFonts w:ascii="Times New Roman" w:eastAsia="Times New Roman" w:hAnsi="Times New Roman" w:cs="Times New Roman"/>
-          <w:sz w:val="24"/>
-          <w:szCs w:val="24"/>
+          <w:rFonts w:ascii="Arial" w:eastAsia="Times New Roman" w:hAnsi="Arial" w:cs="Arial"/>
+          <w:sz w:val="20"/>
+          <w:szCs w:val="20"/>
         </w:rPr>
         <w:t>predstavlja</w:t>
       </w:r>
       <w:proofErr w:type="spellEnd"/>
       <w:r>
         <w:rPr>
-          <w:rFonts w:ascii="Times New Roman" w:eastAsia="Times New Roman" w:hAnsi="Times New Roman" w:cs="Times New Roman"/>
-          <w:sz w:val="24"/>
-          <w:szCs w:val="24"/>
+          <w:rFonts w:ascii="Arial" w:eastAsia="Times New Roman" w:hAnsi="Arial" w:cs="Arial"/>
+          <w:sz w:val="20"/>
+          <w:szCs w:val="20"/>
         </w:rPr>
         <w:t xml:space="preserve"> </w:t>
       </w:r>
       <w:proofErr w:type="spellStart"/>
       <w:r>
         <w:rPr>
-          <w:rFonts w:ascii="Times New Roman" w:eastAsia="Times New Roman" w:hAnsi="Times New Roman" w:cs="Times New Roman"/>
-          <w:sz w:val="24"/>
-          <w:szCs w:val="24"/>
+          <w:rFonts w:ascii="Arial" w:eastAsia="Times New Roman" w:hAnsi="Arial" w:cs="Arial"/>
+          <w:sz w:val="20"/>
+          <w:szCs w:val="20"/>
         </w:rPr>
         <w:t>ekosistem</w:t>
       </w:r>
       <w:proofErr w:type="spellEnd"/>
       <w:r>
         <w:rPr>
-          <w:rFonts w:ascii="Times New Roman" w:eastAsia="Times New Roman" w:hAnsi="Times New Roman" w:cs="Times New Roman"/>
-          <w:sz w:val="24"/>
-          <w:szCs w:val="24"/>
+          <w:rFonts w:ascii="Arial" w:eastAsia="Times New Roman" w:hAnsi="Arial" w:cs="Arial"/>
+          <w:sz w:val="20"/>
+          <w:szCs w:val="20"/>
         </w:rPr>
         <w:t xml:space="preserve"> koji </w:t>
       </w:r>
       <w:proofErr w:type="spellStart"/>
       <w:r>
         <w:rPr>
-          <w:rFonts w:ascii="Times New Roman" w:eastAsia="Times New Roman" w:hAnsi="Times New Roman" w:cs="Times New Roman"/>
-          <w:sz w:val="24"/>
-          <w:szCs w:val="24"/>
+          <w:rFonts w:ascii="Arial" w:eastAsia="Times New Roman" w:hAnsi="Arial" w:cs="Arial"/>
+          <w:sz w:val="20"/>
+          <w:szCs w:val="20"/>
         </w:rPr>
         <w:t>podstiče</w:t>
       </w:r>
       <w:proofErr w:type="spellEnd"/>
       <w:r>
         <w:rPr>
-          <w:rFonts w:ascii="Times New Roman" w:eastAsia="Times New Roman" w:hAnsi="Times New Roman" w:cs="Times New Roman"/>
-          <w:sz w:val="24"/>
-          <w:szCs w:val="24"/>
+          <w:rFonts w:ascii="Arial" w:eastAsia="Times New Roman" w:hAnsi="Arial" w:cs="Arial"/>
+          <w:sz w:val="20"/>
+          <w:szCs w:val="20"/>
         </w:rPr>
         <w:t xml:space="preserve"> </w:t>
       </w:r>
       <w:proofErr w:type="spellStart"/>
       <w:r>
         <w:rPr>
-          <w:rFonts w:ascii="Times New Roman" w:eastAsia="Times New Roman" w:hAnsi="Times New Roman" w:cs="Times New Roman"/>
-          <w:sz w:val="24"/>
-          <w:szCs w:val="24"/>
+          <w:rFonts w:ascii="Arial" w:eastAsia="Times New Roman" w:hAnsi="Arial" w:cs="Arial"/>
+          <w:sz w:val="20"/>
+          <w:szCs w:val="20"/>
         </w:rPr>
         <w:t>akademsku</w:t>
       </w:r>
       <w:proofErr w:type="spellEnd"/>
       <w:r>
         <w:rPr>
-          <w:rFonts w:ascii="Times New Roman" w:eastAsia="Times New Roman" w:hAnsi="Times New Roman" w:cs="Times New Roman"/>
-          <w:sz w:val="24"/>
-          <w:szCs w:val="24"/>
+          <w:rFonts w:ascii="Arial" w:eastAsia="Times New Roman" w:hAnsi="Arial" w:cs="Arial"/>
+          <w:sz w:val="20"/>
+          <w:szCs w:val="20"/>
         </w:rPr>
         <w:t xml:space="preserve"> </w:t>
       </w:r>
       <w:proofErr w:type="spellStart"/>
       <w:r>
         <w:rPr>
-          <w:rFonts w:ascii="Times New Roman" w:eastAsia="Times New Roman" w:hAnsi="Times New Roman" w:cs="Times New Roman"/>
-          <w:sz w:val="24"/>
-          <w:szCs w:val="24"/>
+          <w:rFonts w:ascii="Arial" w:eastAsia="Times New Roman" w:hAnsi="Arial" w:cs="Arial"/>
+          <w:sz w:val="20"/>
+          <w:szCs w:val="20"/>
         </w:rPr>
         <w:t>kolaboraciju</w:t>
       </w:r>
       <w:proofErr w:type="spellEnd"/>
       <w:r>
         <w:rPr>
-          <w:rFonts w:ascii="Times New Roman" w:eastAsia="Times New Roman" w:hAnsi="Times New Roman" w:cs="Times New Roman"/>
-          <w:sz w:val="24"/>
-          <w:szCs w:val="24"/>
+          <w:rFonts w:ascii="Arial" w:eastAsia="Times New Roman" w:hAnsi="Arial" w:cs="Arial"/>
+          <w:sz w:val="20"/>
+          <w:szCs w:val="20"/>
         </w:rPr>
         <w:t xml:space="preserve"> </w:t>
       </w:r>
       <w:proofErr w:type="spellStart"/>
       <w:r>
         <w:rPr>
-          <w:rFonts w:ascii="Times New Roman" w:eastAsia="Times New Roman" w:hAnsi="Times New Roman" w:cs="Times New Roman"/>
-          <w:sz w:val="24"/>
-          <w:szCs w:val="24"/>
+          <w:rFonts w:ascii="Arial" w:eastAsia="Times New Roman" w:hAnsi="Arial" w:cs="Arial"/>
+          <w:sz w:val="20"/>
+          <w:szCs w:val="20"/>
         </w:rPr>
         <w:t>i</w:t>
       </w:r>
       <w:proofErr w:type="spellEnd"/>
       <w:r>
         <w:rPr>
-          <w:rFonts w:ascii="Times New Roman" w:eastAsia="Times New Roman" w:hAnsi="Times New Roman" w:cs="Times New Roman"/>
-          <w:sz w:val="24"/>
-          <w:szCs w:val="24"/>
+          <w:rFonts w:ascii="Arial" w:eastAsia="Times New Roman" w:hAnsi="Arial" w:cs="Arial"/>
+          <w:sz w:val="20"/>
+          <w:szCs w:val="20"/>
         </w:rPr>
         <w:t xml:space="preserve"> </w:t>
       </w:r>
       <w:proofErr w:type="spellStart"/>
       <w:r>
         <w:rPr>
-          <w:rFonts w:ascii="Times New Roman" w:eastAsia="Times New Roman" w:hAnsi="Times New Roman" w:cs="Times New Roman"/>
-          <w:sz w:val="24"/>
-          <w:szCs w:val="24"/>
+          <w:rFonts w:ascii="Arial" w:eastAsia="Times New Roman" w:hAnsi="Arial" w:cs="Arial"/>
+          <w:sz w:val="20"/>
+          <w:szCs w:val="20"/>
         </w:rPr>
         <w:t>efikasnost</w:t>
       </w:r>
       <w:proofErr w:type="spellEnd"/>
       <w:r>
         <w:rPr>
-          <w:rFonts w:ascii="Times New Roman" w:eastAsia="Times New Roman" w:hAnsi="Times New Roman" w:cs="Times New Roman"/>
-          <w:sz w:val="24"/>
-          <w:szCs w:val="24"/>
+          <w:rFonts w:ascii="Arial" w:eastAsia="Times New Roman" w:hAnsi="Arial" w:cs="Arial"/>
+          <w:sz w:val="20"/>
+          <w:szCs w:val="20"/>
         </w:rPr>
         <w:t xml:space="preserve">. </w:t>
       </w:r>
       <w:proofErr w:type="spellStart"/>
       <w:r>
         <w:rPr>
-          <w:rFonts w:ascii="Times New Roman" w:eastAsia="Times New Roman" w:hAnsi="Times New Roman" w:cs="Times New Roman"/>
-          <w:sz w:val="24"/>
-          <w:szCs w:val="24"/>
+          <w:rFonts w:ascii="Arial" w:eastAsia="Times New Roman" w:hAnsi="Arial" w:cs="Arial"/>
+          <w:sz w:val="20"/>
+          <w:szCs w:val="20"/>
         </w:rPr>
         <w:t>Zahvaljujući</w:t>
       </w:r>
       <w:proofErr w:type="spellEnd"/>
       <w:r>
         <w:rPr>
-          <w:rFonts w:ascii="Times New Roman" w:eastAsia="Times New Roman" w:hAnsi="Times New Roman" w:cs="Times New Roman"/>
-          <w:sz w:val="24"/>
-          <w:szCs w:val="24"/>
+          <w:rFonts w:ascii="Arial" w:eastAsia="Times New Roman" w:hAnsi="Arial" w:cs="Arial"/>
+          <w:sz w:val="20"/>
+          <w:szCs w:val="20"/>
         </w:rPr>
         <w:t xml:space="preserve"> </w:t>
       </w:r>
       <w:proofErr w:type="spellStart"/>
       <w:r>
         <w:rPr>
-          <w:rFonts w:ascii="Times New Roman" w:eastAsia="Times New Roman" w:hAnsi="Times New Roman" w:cs="Times New Roman"/>
-          <w:sz w:val="24"/>
-          <w:szCs w:val="24"/>
+          <w:rFonts w:ascii="Arial" w:eastAsia="Times New Roman" w:hAnsi="Arial" w:cs="Arial"/>
+          <w:sz w:val="20"/>
+          <w:szCs w:val="20"/>
         </w:rPr>
         <w:t>modularnoj</w:t>
       </w:r>
       <w:proofErr w:type="spellEnd"/>
       <w:r>
         <w:rPr>
-          <w:rFonts w:ascii="Times New Roman" w:eastAsia="Times New Roman" w:hAnsi="Times New Roman" w:cs="Times New Roman"/>
-          <w:sz w:val="24"/>
-          <w:szCs w:val="24"/>
+          <w:rFonts w:ascii="Arial" w:eastAsia="Times New Roman" w:hAnsi="Arial" w:cs="Arial"/>
+          <w:sz w:val="20"/>
+          <w:szCs w:val="20"/>
         </w:rPr>
         <w:t xml:space="preserve"> </w:t>
       </w:r>
       <w:proofErr w:type="spellStart"/>
       <w:r>
         <w:rPr>
-          <w:rFonts w:ascii="Times New Roman" w:eastAsia="Times New Roman" w:hAnsi="Times New Roman" w:cs="Times New Roman"/>
-          <w:sz w:val="24"/>
-          <w:szCs w:val="24"/>
+          <w:rFonts w:ascii="Arial" w:eastAsia="Times New Roman" w:hAnsi="Arial" w:cs="Arial"/>
+          <w:sz w:val="20"/>
+          <w:szCs w:val="20"/>
         </w:rPr>
         <w:t>arhitekturi</w:t>
       </w:r>
       <w:proofErr w:type="spellEnd"/>
       <w:r>
         <w:rPr>
-          <w:rFonts w:ascii="Times New Roman" w:eastAsia="Times New Roman" w:hAnsi="Times New Roman" w:cs="Times New Roman"/>
-          <w:sz w:val="24"/>
-          <w:szCs w:val="24"/>
+          <w:rFonts w:ascii="Arial" w:eastAsia="Times New Roman" w:hAnsi="Arial" w:cs="Arial"/>
+          <w:sz w:val="20"/>
+          <w:szCs w:val="20"/>
         </w:rPr>
         <w:t xml:space="preserve">, </w:t>
       </w:r>
       <w:proofErr w:type="spellStart"/>
       <w:r>
         <w:rPr>
-          <w:rFonts w:ascii="Times New Roman" w:eastAsia="Times New Roman" w:hAnsi="Times New Roman" w:cs="Times New Roman"/>
-          <w:sz w:val="24"/>
-          <w:szCs w:val="24"/>
+          <w:rFonts w:ascii="Arial" w:eastAsia="Times New Roman" w:hAnsi="Arial" w:cs="Arial"/>
+          <w:sz w:val="20"/>
+          <w:szCs w:val="20"/>
         </w:rPr>
         <w:t>platforma</w:t>
       </w:r>
       <w:proofErr w:type="spellEnd"/>
       <w:r>
         <w:rPr>
-          <w:rFonts w:ascii="Times New Roman" w:eastAsia="Times New Roman" w:hAnsi="Times New Roman" w:cs="Times New Roman"/>
-          <w:sz w:val="24"/>
-          <w:szCs w:val="24"/>
+          <w:rFonts w:ascii="Arial" w:eastAsia="Times New Roman" w:hAnsi="Arial" w:cs="Arial"/>
+          <w:sz w:val="20"/>
+          <w:szCs w:val="20"/>
         </w:rPr>
         <w:t xml:space="preserve"> je </w:t>
       </w:r>
       <w:proofErr w:type="spellStart"/>
       <w:r>
         <w:rPr>
-          <w:rFonts w:ascii="Times New Roman" w:eastAsia="Times New Roman" w:hAnsi="Times New Roman" w:cs="Times New Roman"/>
-          <w:sz w:val="24"/>
-          <w:szCs w:val="24"/>
+          <w:rFonts w:ascii="Arial" w:eastAsia="Times New Roman" w:hAnsi="Arial" w:cs="Arial"/>
+          <w:sz w:val="20"/>
+          <w:szCs w:val="20"/>
         </w:rPr>
         <w:t>spremna</w:t>
       </w:r>
       <w:proofErr w:type="spellEnd"/>
       <w:r>
         <w:rPr>
-          <w:rFonts w:ascii="Times New Roman" w:eastAsia="Times New Roman" w:hAnsi="Times New Roman" w:cs="Times New Roman"/>
-          <w:sz w:val="24"/>
-          <w:szCs w:val="24"/>
+          <w:rFonts w:ascii="Arial" w:eastAsia="Times New Roman" w:hAnsi="Arial" w:cs="Arial"/>
+          <w:sz w:val="20"/>
+          <w:szCs w:val="20"/>
         </w:rPr>
         <w:t xml:space="preserve"> za </w:t>
       </w:r>
       <w:proofErr w:type="spellStart"/>
       <w:r>
         <w:rPr>
-          <w:rFonts w:ascii="Times New Roman" w:eastAsia="Times New Roman" w:hAnsi="Times New Roman" w:cs="Times New Roman"/>
-          <w:sz w:val="24"/>
-          <w:szCs w:val="24"/>
+          <w:rFonts w:ascii="Arial" w:eastAsia="Times New Roman" w:hAnsi="Arial" w:cs="Arial"/>
+          <w:sz w:val="20"/>
+          <w:szCs w:val="20"/>
         </w:rPr>
         <w:t>lako</w:t>
       </w:r>
       <w:proofErr w:type="spellEnd"/>
       <w:r>
         <w:rPr>
-          <w:rFonts w:ascii="Times New Roman" w:eastAsia="Times New Roman" w:hAnsi="Times New Roman" w:cs="Times New Roman"/>
-          <w:sz w:val="24"/>
-          <w:szCs w:val="24"/>
+          <w:rFonts w:ascii="Arial" w:eastAsia="Times New Roman" w:hAnsi="Arial" w:cs="Arial"/>
+          <w:sz w:val="20"/>
+          <w:szCs w:val="20"/>
         </w:rPr>
         <w:t xml:space="preserve"> </w:t>
       </w:r>
       <w:proofErr w:type="spellStart"/>
       <w:r>
         <w:rPr>
-          <w:rFonts w:ascii="Times New Roman" w:eastAsia="Times New Roman" w:hAnsi="Times New Roman" w:cs="Times New Roman"/>
-          <w:sz w:val="24"/>
-          <w:szCs w:val="24"/>
+          <w:rFonts w:ascii="Arial" w:eastAsia="Times New Roman" w:hAnsi="Arial" w:cs="Arial"/>
+          <w:sz w:val="20"/>
+          <w:szCs w:val="20"/>
         </w:rPr>
         <w:t>proširenje</w:t>
       </w:r>
       <w:proofErr w:type="spellEnd"/>
       <w:r>
         <w:rPr>
-          <w:rFonts w:ascii="Times New Roman" w:eastAsia="Times New Roman" w:hAnsi="Times New Roman" w:cs="Times New Roman"/>
-          <w:sz w:val="24"/>
-          <w:szCs w:val="24"/>
+          <w:rFonts w:ascii="Arial" w:eastAsia="Times New Roman" w:hAnsi="Arial" w:cs="Arial"/>
+          <w:sz w:val="20"/>
+          <w:szCs w:val="20"/>
         </w:rPr>
         <w:t xml:space="preserve"> </w:t>
       </w:r>
       <w:proofErr w:type="spellStart"/>
       <w:r>
         <w:rPr>
-          <w:rFonts w:ascii="Times New Roman" w:eastAsia="Times New Roman" w:hAnsi="Times New Roman" w:cs="Times New Roman"/>
-          <w:sz w:val="24"/>
-          <w:szCs w:val="24"/>
+          <w:rFonts w:ascii="Arial" w:eastAsia="Times New Roman" w:hAnsi="Arial" w:cs="Arial"/>
+          <w:sz w:val="20"/>
+          <w:szCs w:val="20"/>
         </w:rPr>
         <w:t>novim</w:t>
       </w:r>
       <w:proofErr w:type="spellEnd"/>
       <w:r>
         <w:rPr>
-          <w:rFonts w:ascii="Times New Roman" w:eastAsia="Times New Roman" w:hAnsi="Times New Roman" w:cs="Times New Roman"/>
-          <w:sz w:val="24"/>
-          <w:szCs w:val="24"/>
+          <w:rFonts w:ascii="Arial" w:eastAsia="Times New Roman" w:hAnsi="Arial" w:cs="Arial"/>
+          <w:sz w:val="20"/>
+          <w:szCs w:val="20"/>
         </w:rPr>
         <w:t xml:space="preserve"> </w:t>
       </w:r>
       <w:proofErr w:type="spellStart"/>
       <w:r>
         <w:rPr>
-          <w:rFonts w:ascii="Times New Roman" w:eastAsia="Times New Roman" w:hAnsi="Times New Roman" w:cs="Times New Roman"/>
-          <w:sz w:val="24"/>
-          <w:szCs w:val="24"/>
+          <w:rFonts w:ascii="Arial" w:eastAsia="Times New Roman" w:hAnsi="Arial" w:cs="Arial"/>
+          <w:sz w:val="20"/>
+          <w:szCs w:val="20"/>
         </w:rPr>
         <w:t>tehnologijama</w:t>
       </w:r>
       <w:proofErr w:type="spellEnd"/>
       <w:r>
         <w:rPr>
-          <w:rFonts w:ascii="Times New Roman" w:eastAsia="Times New Roman" w:hAnsi="Times New Roman" w:cs="Times New Roman"/>
-          <w:sz w:val="24"/>
-          <w:szCs w:val="24"/>
+          <w:rFonts w:ascii="Arial" w:eastAsia="Times New Roman" w:hAnsi="Arial" w:cs="Arial"/>
+          <w:sz w:val="20"/>
+          <w:szCs w:val="20"/>
         </w:rPr>
         <w:t xml:space="preserve"> </w:t>
       </w:r>
       <w:proofErr w:type="spellStart"/>
       <w:r>
         <w:rPr>
-          <w:rFonts w:ascii="Times New Roman" w:eastAsia="Times New Roman" w:hAnsi="Times New Roman" w:cs="Times New Roman"/>
-          <w:sz w:val="24"/>
-          <w:szCs w:val="24"/>
+          <w:rFonts w:ascii="Arial" w:eastAsia="Times New Roman" w:hAnsi="Arial" w:cs="Arial"/>
+          <w:sz w:val="20"/>
+          <w:szCs w:val="20"/>
         </w:rPr>
         <w:t>i</w:t>
       </w:r>
       <w:proofErr w:type="spellEnd"/>
       <w:r>
         <w:rPr>
-          <w:rFonts w:ascii="Times New Roman" w:eastAsia="Times New Roman" w:hAnsi="Times New Roman" w:cs="Times New Roman"/>
-          <w:sz w:val="24"/>
-          <w:szCs w:val="24"/>
+          <w:rFonts w:ascii="Arial" w:eastAsia="Times New Roman" w:hAnsi="Arial" w:cs="Arial"/>
+          <w:sz w:val="20"/>
+          <w:szCs w:val="20"/>
         </w:rPr>
         <w:t xml:space="preserve"> </w:t>
       </w:r>
       <w:proofErr w:type="spellStart"/>
       <w:r>
         <w:rPr>
-          <w:rFonts w:ascii="Times New Roman" w:eastAsia="Times New Roman" w:hAnsi="Times New Roman" w:cs="Times New Roman"/>
-          <w:sz w:val="24"/>
-          <w:szCs w:val="24"/>
+          <w:rFonts w:ascii="Arial" w:eastAsia="Times New Roman" w:hAnsi="Arial" w:cs="Arial"/>
+          <w:sz w:val="20"/>
+          <w:szCs w:val="20"/>
         </w:rPr>
         <w:t>prilagođavanje</w:t>
       </w:r>
       <w:proofErr w:type="spellEnd"/>
       <w:r>
         <w:rPr>
-          <w:rFonts w:ascii="Times New Roman" w:eastAsia="Times New Roman" w:hAnsi="Times New Roman" w:cs="Times New Roman"/>
-          <w:sz w:val="24"/>
-          <w:szCs w:val="24"/>
+          <w:rFonts w:ascii="Arial" w:eastAsia="Times New Roman" w:hAnsi="Arial" w:cs="Arial"/>
+          <w:sz w:val="20"/>
+          <w:szCs w:val="20"/>
         </w:rPr>
         <w:t xml:space="preserve"> </w:t>
       </w:r>
       <w:proofErr w:type="spellStart"/>
       <w:r>
         <w:rPr>
-          <w:rFonts w:ascii="Times New Roman" w:eastAsia="Times New Roman" w:hAnsi="Times New Roman" w:cs="Times New Roman"/>
-          <w:sz w:val="24"/>
-          <w:szCs w:val="24"/>
+          <w:rFonts w:ascii="Arial" w:eastAsia="Times New Roman" w:hAnsi="Arial" w:cs="Arial"/>
+          <w:sz w:val="20"/>
+          <w:szCs w:val="20"/>
         </w:rPr>
         <w:t>specifičnim</w:t>
       </w:r>
       <w:proofErr w:type="spellEnd"/>
       <w:r>
         <w:rPr>
-          <w:rFonts w:ascii="Times New Roman" w:eastAsia="Times New Roman" w:hAnsi="Times New Roman" w:cs="Times New Roman"/>
-          <w:sz w:val="24"/>
-          <w:szCs w:val="24"/>
+          <w:rFonts w:ascii="Arial" w:eastAsia="Times New Roman" w:hAnsi="Arial" w:cs="Arial"/>
+          <w:sz w:val="20"/>
+          <w:szCs w:val="20"/>
         </w:rPr>
         <w:t xml:space="preserve"> </w:t>
       </w:r>
       <w:proofErr w:type="spellStart"/>
       <w:r>
         <w:rPr>
-          <w:rFonts w:ascii="Times New Roman" w:eastAsia="Times New Roman" w:hAnsi="Times New Roman" w:cs="Times New Roman"/>
-          <w:sz w:val="24"/>
-          <w:szCs w:val="24"/>
+          <w:rFonts w:ascii="Arial" w:eastAsia="Times New Roman" w:hAnsi="Arial" w:cs="Arial"/>
+          <w:sz w:val="20"/>
+          <w:szCs w:val="20"/>
         </w:rPr>
         <w:t>potrebama</w:t>
       </w:r>
       <w:proofErr w:type="spellEnd"/>
       <w:r>
         <w:rPr>
-          <w:rFonts w:ascii="Times New Roman" w:eastAsia="Times New Roman" w:hAnsi="Times New Roman" w:cs="Times New Roman"/>
-          <w:sz w:val="24"/>
-          <w:szCs w:val="24"/>
+          <w:rFonts w:ascii="Arial" w:eastAsia="Times New Roman" w:hAnsi="Arial" w:cs="Arial"/>
+          <w:sz w:val="20"/>
+          <w:szCs w:val="20"/>
         </w:rPr>
         <w:t xml:space="preserve"> </w:t>
       </w:r>
       <w:proofErr w:type="spellStart"/>
       <w:r>
         <w:rPr>
-          <w:rFonts w:ascii="Times New Roman" w:eastAsia="Times New Roman" w:hAnsi="Times New Roman" w:cs="Times New Roman"/>
-          <w:sz w:val="24"/>
-          <w:szCs w:val="24"/>
+          <w:rFonts w:ascii="Arial" w:eastAsia="Times New Roman" w:hAnsi="Arial" w:cs="Arial"/>
+          <w:sz w:val="20"/>
+          <w:szCs w:val="20"/>
         </w:rPr>
         <w:t>obrazovnih</w:t>
       </w:r>
       <w:proofErr w:type="spellEnd"/>
       <w:r>
         <w:rPr>
-          <w:rFonts w:ascii="Times New Roman" w:eastAsia="Times New Roman" w:hAnsi="Times New Roman" w:cs="Times New Roman"/>
-          <w:sz w:val="24"/>
-          <w:szCs w:val="24"/>
+          <w:rFonts w:ascii="Arial" w:eastAsia="Times New Roman" w:hAnsi="Arial" w:cs="Arial"/>
+          <w:sz w:val="20"/>
+          <w:szCs w:val="20"/>
         </w:rPr>
         <w:t xml:space="preserve"> </w:t>
       </w:r>
       <w:proofErr w:type="spellStart"/>
       <w:r>
         <w:rPr>
-          <w:rFonts w:ascii="Times New Roman" w:eastAsia="Times New Roman" w:hAnsi="Times New Roman" w:cs="Times New Roman"/>
-          <w:sz w:val="24"/>
-          <w:szCs w:val="24"/>
+          <w:rFonts w:ascii="Arial" w:eastAsia="Times New Roman" w:hAnsi="Arial" w:cs="Arial"/>
+          <w:sz w:val="20"/>
+          <w:szCs w:val="20"/>
         </w:rPr>
         <w:t>institucija</w:t>
       </w:r>
       <w:proofErr w:type="spellEnd"/>
       <w:r>
         <w:rPr>
-          <w:rFonts w:ascii="Times New Roman" w:eastAsia="Times New Roman" w:hAnsi="Times New Roman" w:cs="Times New Roman"/>
-          <w:sz w:val="24"/>
-          <w:szCs w:val="24"/>
+          <w:rFonts w:ascii="Arial" w:eastAsia="Times New Roman" w:hAnsi="Arial" w:cs="Arial"/>
+          <w:sz w:val="20"/>
+          <w:szCs w:val="20"/>
         </w:rPr>
         <w:t>.</w:t>
       </w:r>
